--- a/CMA_Summaries_B2_Ch15.docx
+++ b/CMA_Summaries_B2_Ch15.docx
@@ -697,7 +697,7 @@
           <w:sz w:val="15"/>
           <w:szCs w:val="15"/>
         </w:rPr>
-        <w:t xml:space="preserve">The bars are drawn to scale.</w:t>
+        <w:t xml:space="preserve">The parts add up to the total; the bars are to scale.</w:t>
       </w:r>
     </w:p>
     <w:p>
@@ -708,7 +708,7 @@
       <w:r>
         <w:drawing>
           <wp:inline distT="0" distB="0" distL="0" distR="0">
-            <wp:extent cx="5734050" cy="2550150"/>
+            <wp:extent cx="5734050" cy="3319725"/>
             <wp:effectExtent t="0" r="0" b="0" l="0"/>
             <wp:docPr id="1" name="" descr="" title=""/>
             <wp:cNvGraphicFramePr>
@@ -733,7 +733,7 @@
                   <pic:spPr bwMode="auto">
                     <a:xfrm>
                       <a:off x="0" y="0"/>
-                      <a:ext cx="5734050" cy="2550150"/>
+                      <a:ext cx="5734050" cy="3319725"/>
                     </a:xfrm>
                     <a:prstGeom prst="rect">
                       <a:avLst/>
@@ -801,7 +801,143 @@
                 <w:sz w:val="16"/>
                 <w:szCs w:val="16"/>
               </w:rPr>
-              <w:t xml:space="preserve">Check the customer's credit   ·   Match the customer's payment   ·   Prepare the invoice by hand   ·   Check stock and confirm the order</w:t>
+              <w:t xml:space="preserve">Prepare the invoice by hand   ·   Copy the order to the warehouse pick list   ·   Take the order by phone and type it in   ·   Pick and pack   ·   Check the customer's credit</w:t>
+            </w:r>
+          </w:p>
+        </w:tc>
+      </w:tr>
+    </w:tbl>
+    <w:p/>
+    <w:p>
+      <w:pPr>
+        <w:spacing w:before="44" w:after="10"/>
+      </w:pPr>
+      <w:r>
+        <w:rPr>
+          <w:b/>
+          <w:bCs/>
+          <w:color w:val="353A7C"/>
+          <w:sz w:val="18"/>
+          <w:szCs w:val="18"/>
+        </w:rPr>
+        <w:t xml:space="preserve">The English this section uses, and its Arabic</w:t>
+      </w:r>
+    </w:p>
+    <w:p>
+      <w:pPr>
+        <w:spacing w:before="0" w:after="12"/>
+      </w:pPr>
+      <w:r>
+        <w:rPr>
+          <w:color w:val="6B7280"/>
+          <w:sz w:val="15"/>
+          <w:szCs w:val="15"/>
+        </w:rPr>
+        <w:t xml:space="preserve">Each term sits against what it means.</w:t>
+      </w:r>
+    </w:p>
+    <w:p>
+      <w:pPr>
+        <w:spacing w:after="40" w:before="90"/>
+        <w:jc w:val="center"/>
+      </w:pPr>
+      <w:r>
+        <w:drawing>
+          <wp:inline distT="0" distB="0" distL="0" distR="0">
+            <wp:extent cx="5734050" cy="1931475"/>
+            <wp:effectExtent t="0" r="0" b="0" l="0"/>
+            <wp:docPr id="1" name="" descr="" title=""/>
+            <wp:cNvGraphicFramePr>
+              <a:graphicFrameLocks xmlns:a="http://schemas.openxmlformats.org/drawingml/2006/main" noChangeAspect="1"/>
+            </wp:cNvGraphicFramePr>
+            <a:graphic xmlns:a="http://schemas.openxmlformats.org/drawingml/2006/main">
+              <a:graphicData uri="http://schemas.openxmlformats.org/drawingml/2006/picture">
+                <pic:pic xmlns:pic="http://schemas.openxmlformats.org/drawingml/2006/picture">
+                  <pic:nvPicPr>
+                    <pic:cNvPr id="0" name="" descr=""/>
+                    <pic:cNvPicPr>
+                      <a:picLocks noChangeAspect="1" noChangeArrowheads="1"/>
+                    </pic:cNvPicPr>
+                  </pic:nvPicPr>
+                  <pic:blipFill>
+                    <a:blip r:embed="rId103" cstate="none"/>
+                    <a:srcRect/>
+                    <a:stretch>
+                      <a:fillRect/>
+                    </a:stretch>
+                  </pic:blipFill>
+                  <pic:spPr bwMode="auto">
+                    <a:xfrm>
+                      <a:off x="0" y="0"/>
+                      <a:ext cx="5734050" cy="1931475"/>
+                    </a:xfrm>
+                    <a:prstGeom prst="rect">
+                      <a:avLst/>
+                    </a:prstGeom>
+                  </pic:spPr>
+                </pic:pic>
+              </a:graphicData>
+            </a:graphic>
+          </wp:inline>
+        </w:drawing>
+      </w:r>
+    </w:p>
+    <w:tbl>
+      <w:tblPr>
+        <w:tblW w:type="pct" w:w="100%"/>
+        <w:tblLayout w:type="fixed"/>
+        <w:tblBorders>
+          <w:top w:val="single" w:color="FBFAF6" w:sz="4"/>
+          <w:left w:val="single" w:color="FBFAF6" w:sz="4"/>
+          <w:bottom w:val="single" w:color="FBFAF6" w:sz="4"/>
+          <w:right w:val="single" w:color="FBFAF6" w:sz="4"/>
+          <w:insideH w:val="single" w:color="FBFAF6" w:sz="4"/>
+          <w:insideV w:val="single" w:color="FBFAF6" w:sz="4"/>
+        </w:tblBorders>
+      </w:tblPr>
+      <w:tblGrid>
+        <w:gridCol w:w="9600"/>
+      </w:tblGrid>
+      <w:tr>
+        <w:tc>
+          <w:tcPr>
+            <w:tcW w:type="pct" w:w="5000"/>
+            <w:shd w:fill="FBFAF6" w:val="clear"/>
+            <w:tcMar>
+              <w:top w:type="dxa" w:w="40"/>
+              <w:left w:type="dxa" w:w="100"/>
+              <w:bottom w:type="dxa" w:w="40"/>
+              <w:right w:type="dxa" w:w="100"/>
+            </w:tcMar>
+          </w:tcPr>
+          <w:p>
+            <w:pPr>
+              <w:spacing w:before="18" w:after="6"/>
+            </w:pPr>
+            <w:r>
+              <w:rPr>
+                <w:b/>
+                <w:bCs/>
+                <w:color w:val="6B7280"/>
+                <w:sz w:val="14"/>
+                <w:szCs w:val="14"/>
+              </w:rPr>
+              <w:t xml:space="preserve">word list</w:t>
+            </w:r>
+          </w:p>
+          <w:p>
+            <w:pPr>
+              <w:spacing w:before="0" w:after="18"/>
+            </w:pPr>
+            <w:r>
+              <w:rPr>
+                <w:b/>
+                <w:bCs/>
+                <w:color w:val="353A7C"/>
+                <w:sz w:val="16"/>
+                <w:szCs w:val="16"/>
+              </w:rPr>
+              <w:t xml:space="preserve">process map   ·   process analysis   ·   competitive benchmarking</w:t>
             </w:r>
           </w:p>
         </w:tc>
@@ -1186,14 +1322,14 @@
                 <w:sz w:val="16"/>
                 <w:szCs w:val="16"/>
               </w:rPr>
-              <w:t xml:space="preserve">8  </w:t>
-            </w:r>
-            <w:r>
-              <w:rPr>
-                <w:sz w:val="16"/>
-                <w:szCs w:val="16"/>
-              </w:rPr>
-              <w:t xml:space="preserve">diagram</w:t>
+              <w:t xml:space="preserve">10  </w:t>
+            </w:r>
+            <w:r>
+              <w:rPr>
+                <w:sz w:val="16"/>
+                <w:szCs w:val="16"/>
+              </w:rPr>
+              <w:t xml:space="preserve">values</w:t>
             </w:r>
           </w:p>
         </w:tc>
@@ -1254,14 +1390,14 @@
                 <w:sz w:val="16"/>
                 <w:szCs w:val="16"/>
               </w:rPr>
-              <w:t xml:space="preserve">9  </w:t>
-            </w:r>
-            <w:r>
-              <w:rPr>
-                <w:sz w:val="16"/>
-                <w:szCs w:val="16"/>
-              </w:rPr>
-              <w:t xml:space="preserve">shipping</w:t>
+              <w:t xml:space="preserve">11  </w:t>
+            </w:r>
+            <w:r>
+              <w:rPr>
+                <w:sz w:val="16"/>
+                <w:szCs w:val="16"/>
+              </w:rPr>
+              <w:t xml:space="preserve">measures</w:t>
             </w:r>
           </w:p>
         </w:tc>
@@ -1322,14 +1458,14 @@
                 <w:sz w:val="16"/>
                 <w:szCs w:val="16"/>
               </w:rPr>
-              <w:t xml:space="preserve">10  </w:t>
-            </w:r>
-            <w:r>
-              <w:rPr>
-                <w:sz w:val="16"/>
-                <w:szCs w:val="16"/>
-              </w:rPr>
-              <w:t xml:space="preserve">values</w:t>
+              <w:t xml:space="preserve">12  </w:t>
+            </w:r>
+            <w:r>
+              <w:rPr>
+                <w:sz w:val="16"/>
+                <w:szCs w:val="16"/>
+              </w:rPr>
+              <w:t xml:space="preserve">Take the order by phone and type it in</w:t>
             </w:r>
           </w:p>
         </w:tc>
@@ -1390,14 +1526,14 @@
                 <w:sz w:val="16"/>
                 <w:szCs w:val="16"/>
               </w:rPr>
-              <w:t xml:space="preserve">11  </w:t>
-            </w:r>
-            <w:r>
-              <w:rPr>
-                <w:sz w:val="16"/>
-                <w:szCs w:val="16"/>
-              </w:rPr>
-              <w:t xml:space="preserve">measures</w:t>
+              <w:t xml:space="preserve">13  </w:t>
+            </w:r>
+            <w:r>
+              <w:rPr>
+                <w:sz w:val="16"/>
+                <w:szCs w:val="16"/>
+              </w:rPr>
+              <w:t xml:space="preserve">Check the customer's credit</w:t>
             </w:r>
           </w:p>
         </w:tc>
@@ -1458,14 +1594,14 @@
                 <w:sz w:val="16"/>
                 <w:szCs w:val="16"/>
               </w:rPr>
-              <w:t xml:space="preserve">12  </w:t>
-            </w:r>
-            <w:r>
-              <w:rPr>
-                <w:sz w:val="16"/>
-                <w:szCs w:val="16"/>
-              </w:rPr>
-              <w:t xml:space="preserve">Check the customer's credit</w:t>
+              <w:t xml:space="preserve">14  </w:t>
+            </w:r>
+            <w:r>
+              <w:rPr>
+                <w:sz w:val="16"/>
+                <w:szCs w:val="16"/>
+              </w:rPr>
+              <w:t xml:space="preserve">Pick and pack</w:t>
             </w:r>
           </w:p>
         </w:tc>
@@ -1526,14 +1662,14 @@
                 <w:sz w:val="16"/>
                 <w:szCs w:val="16"/>
               </w:rPr>
-              <w:t xml:space="preserve">13  </w:t>
-            </w:r>
-            <w:r>
-              <w:rPr>
-                <w:sz w:val="16"/>
-                <w:szCs w:val="16"/>
-              </w:rPr>
-              <w:t xml:space="preserve">Check stock and confirm the order</w:t>
+              <w:t xml:space="preserve">15  </w:t>
+            </w:r>
+            <w:r>
+              <w:rPr>
+                <w:sz w:val="16"/>
+                <w:szCs w:val="16"/>
+              </w:rPr>
+              <w:t xml:space="preserve">Prepare the invoice by hand</w:t>
             </w:r>
           </w:p>
         </w:tc>
@@ -1594,14 +1730,140 @@
                 <w:sz w:val="16"/>
                 <w:szCs w:val="16"/>
               </w:rPr>
-              <w:t xml:space="preserve">14  </w:t>
-            </w:r>
-            <w:r>
-              <w:rPr>
-                <w:sz w:val="16"/>
-                <w:szCs w:val="16"/>
-              </w:rPr>
-              <w:t xml:space="preserve">Prepare the invoice by hand</w:t>
+              <w:t xml:space="preserve">16  </w:t>
+            </w:r>
+            <w:r>
+              <w:rPr>
+                <w:sz w:val="16"/>
+                <w:szCs w:val="16"/>
+              </w:rPr>
+              <w:t xml:space="preserve">process analysis</w:t>
+            </w:r>
+          </w:p>
+        </w:tc>
+      </w:tr>
+      <w:tr>
+        <w:tc>
+          <w:tcPr>
+            <w:tcW w:type="pct" w:w="2500"/>
+            <w:tcMar>
+              <w:top w:type="dxa" w:w="20"/>
+              <w:left w:type="dxa" w:w="80"/>
+              <w:bottom w:type="dxa" w:w="20"/>
+              <w:right w:type="dxa" w:w="80"/>
+            </w:tcMar>
+          </w:tcPr>
+          <w:p>
+            <w:pPr>
+              <w:spacing w:before="12" w:after="12"/>
+            </w:pPr>
+            <w:r>
+              <w:rPr>
+                <w:b/>
+                <w:bCs/>
+                <w:color w:val="8186EF"/>
+                <w:sz w:val="16"/>
+                <w:szCs w:val="16"/>
+              </w:rPr>
+              <w:t xml:space="preserve">8  </w:t>
+            </w:r>
+            <w:r>
+              <w:rPr>
+                <w:sz w:val="16"/>
+                <w:szCs w:val="16"/>
+              </w:rPr>
+              <w:t xml:space="preserve">diagram</w:t>
+            </w:r>
+          </w:p>
+        </w:tc>
+        <w:tc>
+          <w:tcPr>
+            <w:tcW w:type="pct" w:w="2500"/>
+            <w:tcMar>
+              <w:top w:type="dxa" w:w="20"/>
+              <w:left w:type="dxa" w:w="80"/>
+              <w:bottom w:type="dxa" w:w="20"/>
+              <w:right w:type="dxa" w:w="80"/>
+            </w:tcMar>
+          </w:tcPr>
+          <w:p>
+            <w:pPr>
+              <w:spacing w:before="12" w:after="12"/>
+            </w:pPr>
+            <w:r>
+              <w:rPr>
+                <w:b/>
+                <w:bCs/>
+                <w:color w:val="8186EF"/>
+                <w:sz w:val="16"/>
+                <w:szCs w:val="16"/>
+              </w:rPr>
+              <w:t xml:space="preserve">17  </w:t>
+            </w:r>
+            <w:r>
+              <w:rPr>
+                <w:sz w:val="16"/>
+                <w:szCs w:val="16"/>
+              </w:rPr>
+              <w:t xml:space="preserve">process map</w:t>
+            </w:r>
+          </w:p>
+        </w:tc>
+      </w:tr>
+      <w:tr>
+        <w:tc>
+          <w:tcPr>
+            <w:tcW w:type="pct" w:w="2500"/>
+            <w:tcMar>
+              <w:top w:type="dxa" w:w="20"/>
+              <w:left w:type="dxa" w:w="80"/>
+              <w:bottom w:type="dxa" w:w="20"/>
+              <w:right w:type="dxa" w:w="80"/>
+            </w:tcMar>
+          </w:tcPr>
+          <w:p>
+            <w:pPr>
+              <w:spacing w:before="12" w:after="12"/>
+            </w:pPr>
+            <w:r>
+              <w:rPr>
+                <w:b/>
+                <w:bCs/>
+                <w:color w:val="8186EF"/>
+                <w:sz w:val="16"/>
+                <w:szCs w:val="16"/>
+              </w:rPr>
+              <w:t xml:space="preserve">9  </w:t>
+            </w:r>
+            <w:r>
+              <w:rPr>
+                <w:sz w:val="16"/>
+                <w:szCs w:val="16"/>
+              </w:rPr>
+              <w:t xml:space="preserve">shipping</w:t>
+            </w:r>
+          </w:p>
+        </w:tc>
+        <w:tc>
+          <w:tcPr>
+            <w:tcW w:type="pct" w:w="2500"/>
+            <w:tcMar>
+              <w:top w:type="dxa" w:w="20"/>
+              <w:left w:type="dxa" w:w="80"/>
+              <w:bottom w:type="dxa" w:w="20"/>
+              <w:right w:type="dxa" w:w="80"/>
+            </w:tcMar>
+          </w:tcPr>
+          <w:p>
+            <w:pPr>
+              <w:spacing w:before="24" w:after="24"/>
+            </w:pPr>
+            <w:r>
+              <w:rPr>
+                <w:sz w:val="16"/>
+                <w:szCs w:val="16"/>
+              </w:rPr>
+              <w:t xml:space="preserve"/>
             </w:r>
           </w:p>
         </w:tc>
@@ -2030,7 +2292,7 @@
                     </pic:cNvPicPr>
                   </pic:nvPicPr>
                   <pic:blipFill>
-                    <a:blip r:embed="rId103" cstate="none"/>
+                    <a:blip r:embed="rId104" cstate="none"/>
                     <a:srcRect/>
                     <a:stretch>
                       <a:fillRect/>
@@ -2700,6 +2962,154 @@
                 <w:szCs w:val="16"/>
               </w:rPr>
               <w:t xml:space="preserve">options   ·   savings   ·   correct</w:t>
+            </w:r>
+          </w:p>
+        </w:tc>
+      </w:tr>
+    </w:tbl>
+    <w:p/>
+    <w:p>
+      <w:pPr>
+        <w:pageBreakBefore w:val="true"/>
+        <w:spacing w:after="0"/>
+      </w:pPr>
+      <w:r>
+        <w:rPr>
+          <w:sz w:val="2"/>
+        </w:rPr>
+        <w:t xml:space="preserve"> </w:t>
+      </w:r>
+    </w:p>
+    <w:p>
+      <w:pPr>
+        <w:spacing w:before="44" w:after="10"/>
+      </w:pPr>
+      <w:r>
+        <w:rPr>
+          <w:b/>
+          <w:bCs/>
+          <w:color w:val="353A7C"/>
+          <w:sz w:val="18"/>
+          <w:szCs w:val="18"/>
+        </w:rPr>
+        <w:t xml:space="preserve">The English this section uses, and its Arabic</w:t>
+      </w:r>
+    </w:p>
+    <w:p>
+      <w:pPr>
+        <w:spacing w:before="0" w:after="12"/>
+      </w:pPr>
+      <w:r>
+        <w:rPr>
+          <w:color w:val="6B7280"/>
+          <w:sz w:val="15"/>
+          <w:szCs w:val="15"/>
+        </w:rPr>
+        <w:t xml:space="preserve">Each term sits against what it means.</w:t>
+      </w:r>
+    </w:p>
+    <w:p>
+      <w:pPr>
+        <w:spacing w:after="40" w:before="90"/>
+        <w:jc w:val="center"/>
+      </w:pPr>
+      <w:r>
+        <w:drawing>
+          <wp:inline distT="0" distB="0" distL="0" distR="0">
+            <wp:extent cx="5734050" cy="2074825"/>
+            <wp:effectExtent t="0" r="0" b="0" l="0"/>
+            <wp:docPr id="1" name="" descr="" title=""/>
+            <wp:cNvGraphicFramePr>
+              <a:graphicFrameLocks xmlns:a="http://schemas.openxmlformats.org/drawingml/2006/main" noChangeAspect="1"/>
+            </wp:cNvGraphicFramePr>
+            <a:graphic xmlns:a="http://schemas.openxmlformats.org/drawingml/2006/main">
+              <a:graphicData uri="http://schemas.openxmlformats.org/drawingml/2006/picture">
+                <pic:pic xmlns:pic="http://schemas.openxmlformats.org/drawingml/2006/picture">
+                  <pic:nvPicPr>
+                    <pic:cNvPr id="0" name="" descr=""/>
+                    <pic:cNvPicPr>
+                      <a:picLocks noChangeAspect="1" noChangeArrowheads="1"/>
+                    </pic:cNvPicPr>
+                  </pic:nvPicPr>
+                  <pic:blipFill>
+                    <a:blip r:embed="rId105" cstate="none"/>
+                    <a:srcRect/>
+                    <a:stretch>
+                      <a:fillRect/>
+                    </a:stretch>
+                  </pic:blipFill>
+                  <pic:spPr bwMode="auto">
+                    <a:xfrm>
+                      <a:off x="0" y="0"/>
+                      <a:ext cx="5734050" cy="2074825"/>
+                    </a:xfrm>
+                    <a:prstGeom prst="rect">
+                      <a:avLst/>
+                    </a:prstGeom>
+                  </pic:spPr>
+                </pic:pic>
+              </a:graphicData>
+            </a:graphic>
+          </wp:inline>
+        </w:drawing>
+      </w:r>
+    </w:p>
+    <w:tbl>
+      <w:tblPr>
+        <w:tblW w:type="pct" w:w="100%"/>
+        <w:tblLayout w:type="fixed"/>
+        <w:tblBorders>
+          <w:top w:val="single" w:color="FBFAF6" w:sz="4"/>
+          <w:left w:val="single" w:color="FBFAF6" w:sz="4"/>
+          <w:bottom w:val="single" w:color="FBFAF6" w:sz="4"/>
+          <w:right w:val="single" w:color="FBFAF6" w:sz="4"/>
+          <w:insideH w:val="single" w:color="FBFAF6" w:sz="4"/>
+          <w:insideV w:val="single" w:color="FBFAF6" w:sz="4"/>
+        </w:tblBorders>
+      </w:tblPr>
+      <w:tblGrid>
+        <w:gridCol w:w="9600"/>
+      </w:tblGrid>
+      <w:tr>
+        <w:tc>
+          <w:tcPr>
+            <w:tcW w:type="pct" w:w="5000"/>
+            <w:shd w:fill="FBFAF6" w:val="clear"/>
+            <w:tcMar>
+              <w:top w:type="dxa" w:w="40"/>
+              <w:left w:type="dxa" w:w="100"/>
+              <w:bottom w:type="dxa" w:w="40"/>
+              <w:right w:type="dxa" w:w="100"/>
+            </w:tcMar>
+          </w:tcPr>
+          <w:p>
+            <w:pPr>
+              <w:spacing w:before="18" w:after="6"/>
+            </w:pPr>
+            <w:r>
+              <w:rPr>
+                <w:b/>
+                <w:bCs/>
+                <w:color w:val="6B7280"/>
+                <w:sz w:val="14"/>
+                <w:szCs w:val="14"/>
+              </w:rPr>
+              <w:t xml:space="preserve">word list</w:t>
+            </w:r>
+          </w:p>
+          <w:p>
+            <w:pPr>
+              <w:spacing w:before="0" w:after="18"/>
+            </w:pPr>
+            <w:r>
+              <w:rPr>
+                <w:b/>
+                <w:bCs/>
+                <w:color w:val="353A7C"/>
+                <w:sz w:val="16"/>
+                <w:szCs w:val="16"/>
+              </w:rPr>
+              <w:t xml:space="preserve">business process reengineering   ·   process map   ·   cycle time</w:t>
             </w:r>
           </w:p>
         </w:tc>
@@ -2982,14 +3392,14 @@
                 <w:sz w:val="16"/>
                 <w:szCs w:val="16"/>
               </w:rPr>
-              <w:t xml:space="preserve">5  </w:t>
-            </w:r>
-            <w:r>
-              <w:rPr>
-                <w:sz w:val="16"/>
-                <w:szCs w:val="16"/>
-              </w:rPr>
-              <w:t xml:space="preserve">Gross yearly saving</w:t>
+              <w:t xml:space="preserve">6  </w:t>
+            </w:r>
+            <w:r>
+              <w:rPr>
+                <w:sz w:val="16"/>
+                <w:szCs w:val="16"/>
+              </w:rPr>
+              <w:t xml:space="preserve">One-off cost of the change</w:t>
             </w:r>
           </w:p>
         </w:tc>
@@ -3050,14 +3460,14 @@
                 <w:sz w:val="16"/>
                 <w:szCs w:val="16"/>
               </w:rPr>
-              <w:t xml:space="preserve">6  </w:t>
-            </w:r>
-            <w:r>
-              <w:rPr>
-                <w:sz w:val="16"/>
-                <w:szCs w:val="16"/>
-              </w:rPr>
-              <w:t xml:space="preserve">One-off cost of the change</w:t>
+              <w:t xml:space="preserve">7  </w:t>
+            </w:r>
+            <w:r>
+              <w:rPr>
+                <w:sz w:val="16"/>
+                <w:szCs w:val="16"/>
+              </w:rPr>
+              <w:t xml:space="preserve">options</w:t>
             </w:r>
           </w:p>
         </w:tc>
@@ -3118,14 +3528,14 @@
                 <w:sz w:val="16"/>
                 <w:szCs w:val="16"/>
               </w:rPr>
-              <w:t xml:space="preserve">7  </w:t>
-            </w:r>
-            <w:r>
-              <w:rPr>
-                <w:sz w:val="16"/>
-                <w:szCs w:val="16"/>
-              </w:rPr>
-              <w:t xml:space="preserve">options</w:t>
+              <w:t xml:space="preserve">8  </w:t>
+            </w:r>
+            <w:r>
+              <w:rPr>
+                <w:sz w:val="16"/>
+                <w:szCs w:val="16"/>
+              </w:rPr>
+              <w:t xml:space="preserve">correct</w:t>
             </w:r>
           </w:p>
         </w:tc>
@@ -3186,14 +3596,82 @@
                 <w:sz w:val="16"/>
                 <w:szCs w:val="16"/>
               </w:rPr>
-              <w:t xml:space="preserve">8  </w:t>
-            </w:r>
-            <w:r>
-              <w:rPr>
-                <w:sz w:val="16"/>
-                <w:szCs w:val="16"/>
-              </w:rPr>
-              <w:t xml:space="preserve">correct</w:t>
+              <w:t xml:space="preserve">9  </w:t>
+            </w:r>
+            <w:r>
+              <w:rPr>
+                <w:sz w:val="16"/>
+                <w:szCs w:val="16"/>
+              </w:rPr>
+              <w:t xml:space="preserve">process map</w:t>
+            </w:r>
+          </w:p>
+        </w:tc>
+      </w:tr>
+      <w:tr>
+        <w:tc>
+          <w:tcPr>
+            <w:tcW w:type="pct" w:w="2500"/>
+            <w:tcMar>
+              <w:top w:type="dxa" w:w="20"/>
+              <w:left w:type="dxa" w:w="80"/>
+              <w:bottom w:type="dxa" w:w="20"/>
+              <w:right w:type="dxa" w:w="80"/>
+            </w:tcMar>
+          </w:tcPr>
+          <w:p>
+            <w:pPr>
+              <w:spacing w:before="12" w:after="12"/>
+            </w:pPr>
+            <w:r>
+              <w:rPr>
+                <w:b/>
+                <w:bCs/>
+                <w:color w:val="8186EF"/>
+                <w:sz w:val="16"/>
+                <w:szCs w:val="16"/>
+              </w:rPr>
+              <w:t xml:space="preserve">5  </w:t>
+            </w:r>
+            <w:r>
+              <w:rPr>
+                <w:sz w:val="16"/>
+                <w:szCs w:val="16"/>
+              </w:rPr>
+              <w:t xml:space="preserve">Gross yearly saving</w:t>
+            </w:r>
+          </w:p>
+        </w:tc>
+        <w:tc>
+          <w:tcPr>
+            <w:tcW w:type="pct" w:w="2500"/>
+            <w:tcMar>
+              <w:top w:type="dxa" w:w="20"/>
+              <w:left w:type="dxa" w:w="80"/>
+              <w:bottom w:type="dxa" w:w="20"/>
+              <w:right w:type="dxa" w:w="80"/>
+            </w:tcMar>
+          </w:tcPr>
+          <w:p>
+            <w:pPr>
+              <w:spacing w:before="12" w:after="12"/>
+            </w:pPr>
+            <w:r>
+              <w:rPr>
+                <w:b/>
+                <w:bCs/>
+                <w:color w:val="8186EF"/>
+                <w:sz w:val="16"/>
+                <w:szCs w:val="16"/>
+              </w:rPr>
+              <w:t xml:space="preserve">10  </w:t>
+            </w:r>
+            <w:r>
+              <w:rPr>
+                <w:sz w:val="16"/>
+                <w:szCs w:val="16"/>
+              </w:rPr>
+              <w:t xml:space="preserve">business process reengineering</w:t>
             </w:r>
           </w:p>
         </w:tc>
@@ -6526,7 +7004,7 @@
                     </pic:cNvPicPr>
                   </pic:nvPicPr>
                   <pic:blipFill>
-                    <a:blip r:embed="rId104" cstate="none"/>
+                    <a:blip r:embed="rId106" cstate="none"/>
                     <a:srcRect/>
                     <a:stretch>
                       <a:fillRect/>
@@ -8529,6 +9007,142 @@
     <w:p/>
     <w:p>
       <w:pPr>
+        <w:spacing w:before="44" w:after="10"/>
+      </w:pPr>
+      <w:r>
+        <w:rPr>
+          <w:b/>
+          <w:bCs/>
+          <w:color w:val="353A7C"/>
+          <w:sz w:val="18"/>
+          <w:szCs w:val="18"/>
+        </w:rPr>
+        <w:t xml:space="preserve">The English this section uses, and its Arabic</w:t>
+      </w:r>
+    </w:p>
+    <w:p>
+      <w:pPr>
+        <w:spacing w:before="0" w:after="12"/>
+      </w:pPr>
+      <w:r>
+        <w:rPr>
+          <w:color w:val="6B7280"/>
+          <w:sz w:val="15"/>
+          <w:szCs w:val="15"/>
+        </w:rPr>
+        <w:t xml:space="preserve">Each term sits against what it means.</w:t>
+      </w:r>
+    </w:p>
+    <w:p>
+      <w:pPr>
+        <w:spacing w:after="40" w:before="90"/>
+        <w:jc w:val="center"/>
+      </w:pPr>
+      <w:r>
+        <w:drawing>
+          <wp:inline distT="0" distB="0" distL="0" distR="0">
+            <wp:extent cx="5734050" cy="1931475"/>
+            <wp:effectExtent t="0" r="0" b="0" l="0"/>
+            <wp:docPr id="1" name="" descr="" title=""/>
+            <wp:cNvGraphicFramePr>
+              <a:graphicFrameLocks xmlns:a="http://schemas.openxmlformats.org/drawingml/2006/main" noChangeAspect="1"/>
+            </wp:cNvGraphicFramePr>
+            <a:graphic xmlns:a="http://schemas.openxmlformats.org/drawingml/2006/main">
+              <a:graphicData uri="http://schemas.openxmlformats.org/drawingml/2006/picture">
+                <pic:pic xmlns:pic="http://schemas.openxmlformats.org/drawingml/2006/picture">
+                  <pic:nvPicPr>
+                    <pic:cNvPr id="0" name="" descr=""/>
+                    <pic:cNvPicPr>
+                      <a:picLocks noChangeAspect="1" noChangeArrowheads="1"/>
+                    </pic:cNvPicPr>
+                  </pic:nvPicPr>
+                  <pic:blipFill>
+                    <a:blip r:embed="rId107" cstate="none"/>
+                    <a:srcRect/>
+                    <a:stretch>
+                      <a:fillRect/>
+                    </a:stretch>
+                  </pic:blipFill>
+                  <pic:spPr bwMode="auto">
+                    <a:xfrm>
+                      <a:off x="0" y="0"/>
+                      <a:ext cx="5734050" cy="1931475"/>
+                    </a:xfrm>
+                    <a:prstGeom prst="rect">
+                      <a:avLst/>
+                    </a:prstGeom>
+                  </pic:spPr>
+                </pic:pic>
+              </a:graphicData>
+            </a:graphic>
+          </wp:inline>
+        </w:drawing>
+      </w:r>
+    </w:p>
+    <w:tbl>
+      <w:tblPr>
+        <w:tblW w:type="pct" w:w="100%"/>
+        <w:tblLayout w:type="fixed"/>
+        <w:tblBorders>
+          <w:top w:val="single" w:color="FBFAF6" w:sz="4"/>
+          <w:left w:val="single" w:color="FBFAF6" w:sz="4"/>
+          <w:bottom w:val="single" w:color="FBFAF6" w:sz="4"/>
+          <w:right w:val="single" w:color="FBFAF6" w:sz="4"/>
+          <w:insideH w:val="single" w:color="FBFAF6" w:sz="4"/>
+          <w:insideV w:val="single" w:color="FBFAF6" w:sz="4"/>
+        </w:tblBorders>
+      </w:tblPr>
+      <w:tblGrid>
+        <w:gridCol w:w="9600"/>
+      </w:tblGrid>
+      <w:tr>
+        <w:tc>
+          <w:tcPr>
+            <w:tcW w:type="pct" w:w="5000"/>
+            <w:shd w:fill="FBFAF6" w:val="clear"/>
+            <w:tcMar>
+              <w:top w:type="dxa" w:w="40"/>
+              <w:left w:type="dxa" w:w="100"/>
+              <w:bottom w:type="dxa" w:w="40"/>
+              <w:right w:type="dxa" w:w="100"/>
+            </w:tcMar>
+          </w:tcPr>
+          <w:p>
+            <w:pPr>
+              <w:spacing w:before="18" w:after="6"/>
+            </w:pPr>
+            <w:r>
+              <w:rPr>
+                <w:b/>
+                <w:bCs/>
+                <w:color w:val="6B7280"/>
+                <w:sz w:val="14"/>
+                <w:szCs w:val="14"/>
+              </w:rPr>
+              <w:t xml:space="preserve">word list</w:t>
+            </w:r>
+          </w:p>
+          <w:p>
+            <w:pPr>
+              <w:spacing w:before="0" w:after="18"/>
+            </w:pPr>
+            <w:r>
+              <w:rPr>
+                <w:b/>
+                <w:bCs/>
+                <w:color w:val="353A7C"/>
+                <w:sz w:val="16"/>
+                <w:szCs w:val="16"/>
+              </w:rPr>
+              <w:t xml:space="preserve">process map   ·   benchmarking   ·   process analysis</w:t>
+            </w:r>
+          </w:p>
+        </w:tc>
+      </w:tr>
+    </w:tbl>
+    <w:p/>
+    <w:p>
+      <w:pPr>
         <w:sectPr>
           <w:headerReference w:type="default" r:id="rIdHdr9"/>
           <w:pgSz w:w="11906" w:h="16838" w:orient="portrait"/>
@@ -8650,14 +9264,14 @@
                 <w:sz w:val="16"/>
                 <w:szCs w:val="16"/>
               </w:rPr>
-              <w:t xml:space="preserve">5  </w:t>
-            </w:r>
-            <w:r>
-              <w:rPr>
-                <w:sz w:val="16"/>
-                <w:szCs w:val="16"/>
-              </w:rPr>
-              <w:t xml:space="preserve">correcting</w:t>
+              <w:t xml:space="preserve">6  </w:t>
+            </w:r>
+            <w:r>
+              <w:rPr>
+                <w:sz w:val="16"/>
+                <w:szCs w:val="16"/>
+              </w:rPr>
+              <w:t xml:space="preserve">advantage</w:t>
             </w:r>
           </w:p>
         </w:tc>
@@ -8718,14 +9332,14 @@
                 <w:sz w:val="16"/>
                 <w:szCs w:val="16"/>
               </w:rPr>
-              <w:t xml:space="preserve">6  </w:t>
-            </w:r>
-            <w:r>
-              <w:rPr>
-                <w:sz w:val="16"/>
-                <w:szCs w:val="16"/>
-              </w:rPr>
-              <w:t xml:space="preserve">advantage</w:t>
+              <w:t xml:space="preserve">7  </w:t>
+            </w:r>
+            <w:r>
+              <w:rPr>
+                <w:sz w:val="16"/>
+                <w:szCs w:val="16"/>
+              </w:rPr>
+              <w:t xml:space="preserve">Competitors</w:t>
             </w:r>
           </w:p>
         </w:tc>
@@ -8786,14 +9400,14 @@
                 <w:sz w:val="16"/>
                 <w:szCs w:val="16"/>
               </w:rPr>
-              <w:t xml:space="preserve">7  </w:t>
-            </w:r>
-            <w:r>
-              <w:rPr>
-                <w:sz w:val="16"/>
-                <w:szCs w:val="16"/>
-              </w:rPr>
-              <w:t xml:space="preserve">Competitors</w:t>
+              <w:t xml:space="preserve">8  </w:t>
+            </w:r>
+            <w:r>
+              <w:rPr>
+                <w:sz w:val="16"/>
+                <w:szCs w:val="16"/>
+              </w:rPr>
+              <w:t xml:space="preserve">management</w:t>
             </w:r>
           </w:p>
         </w:tc>
@@ -8854,14 +9468,82 @@
                 <w:sz w:val="16"/>
                 <w:szCs w:val="16"/>
               </w:rPr>
-              <w:t xml:space="preserve">8  </w:t>
-            </w:r>
-            <w:r>
-              <w:rPr>
-                <w:sz w:val="16"/>
-                <w:szCs w:val="16"/>
-              </w:rPr>
-              <w:t xml:space="preserve">management</w:t>
+              <w:t xml:space="preserve">9  </w:t>
+            </w:r>
+            <w:r>
+              <w:rPr>
+                <w:sz w:val="16"/>
+                <w:szCs w:val="16"/>
+              </w:rPr>
+              <w:t xml:space="preserve">process analysis</w:t>
+            </w:r>
+          </w:p>
+        </w:tc>
+      </w:tr>
+      <w:tr>
+        <w:tc>
+          <w:tcPr>
+            <w:tcW w:type="pct" w:w="2500"/>
+            <w:tcMar>
+              <w:top w:type="dxa" w:w="20"/>
+              <w:left w:type="dxa" w:w="80"/>
+              <w:bottom w:type="dxa" w:w="20"/>
+              <w:right w:type="dxa" w:w="80"/>
+            </w:tcMar>
+          </w:tcPr>
+          <w:p>
+            <w:pPr>
+              <w:spacing w:before="12" w:after="12"/>
+            </w:pPr>
+            <w:r>
+              <w:rPr>
+                <w:b/>
+                <w:bCs/>
+                <w:color w:val="8186EF"/>
+                <w:sz w:val="16"/>
+                <w:szCs w:val="16"/>
+              </w:rPr>
+              <w:t xml:space="preserve">5  </w:t>
+            </w:r>
+            <w:r>
+              <w:rPr>
+                <w:sz w:val="16"/>
+                <w:szCs w:val="16"/>
+              </w:rPr>
+              <w:t xml:space="preserve">correcting</w:t>
+            </w:r>
+          </w:p>
+        </w:tc>
+        <w:tc>
+          <w:tcPr>
+            <w:tcW w:type="pct" w:w="2500"/>
+            <w:tcMar>
+              <w:top w:type="dxa" w:w="20"/>
+              <w:left w:type="dxa" w:w="80"/>
+              <w:bottom w:type="dxa" w:w="20"/>
+              <w:right w:type="dxa" w:w="80"/>
+            </w:tcMar>
+          </w:tcPr>
+          <w:p>
+            <w:pPr>
+              <w:spacing w:before="12" w:after="12"/>
+            </w:pPr>
+            <w:r>
+              <w:rPr>
+                <w:b/>
+                <w:bCs/>
+                <w:color w:val="8186EF"/>
+                <w:sz w:val="16"/>
+                <w:szCs w:val="16"/>
+              </w:rPr>
+              <w:t xml:space="preserve">10  </w:t>
+            </w:r>
+            <w:r>
+              <w:rPr>
+                <w:sz w:val="16"/>
+                <w:szCs w:val="16"/>
+              </w:rPr>
+              <w:t xml:space="preserve">benchmarking</w:t>
             </w:r>
           </w:p>
         </w:tc>
@@ -9392,7 +10074,7 @@
                     </pic:cNvPicPr>
                   </pic:nvPicPr>
                   <pic:blipFill>
-                    <a:blip r:embed="rId105" cstate="none"/>
+                    <a:blip r:embed="rId108" cstate="none"/>
                     <a:srcRect/>
                     <a:stretch>
                       <a:fillRect/>
@@ -11645,6 +12327,154 @@
                 <w:szCs w:val="16"/>
               </w:rPr>
               <w:t xml:space="preserve">Internal   ·   Functional   ·   Competitive   ·   Generic</w:t>
+            </w:r>
+          </w:p>
+        </w:tc>
+      </w:tr>
+    </w:tbl>
+    <w:p/>
+    <w:p>
+      <w:pPr>
+        <w:pageBreakBefore w:val="true"/>
+        <w:spacing w:after="0"/>
+      </w:pPr>
+      <w:r>
+        <w:rPr>
+          <w:sz w:val="2"/>
+        </w:rPr>
+        <w:t xml:space="preserve"> </w:t>
+      </w:r>
+    </w:p>
+    <w:p>
+      <w:pPr>
+        <w:spacing w:before="44" w:after="10"/>
+      </w:pPr>
+      <w:r>
+        <w:rPr>
+          <w:b/>
+          <w:bCs/>
+          <w:color w:val="353A7C"/>
+          <w:sz w:val="18"/>
+          <w:szCs w:val="18"/>
+        </w:rPr>
+        <w:t xml:space="preserve">The English this section uses, and its Arabic</w:t>
+      </w:r>
+    </w:p>
+    <w:p>
+      <w:pPr>
+        <w:spacing w:before="0" w:after="12"/>
+      </w:pPr>
+      <w:r>
+        <w:rPr>
+          <w:color w:val="6B7280"/>
+          <w:sz w:val="15"/>
+          <w:szCs w:val="15"/>
+        </w:rPr>
+        <w:t xml:space="preserve">Each term sits against what it means.</w:t>
+      </w:r>
+    </w:p>
+    <w:p>
+      <w:pPr>
+        <w:spacing w:after="40" w:before="90"/>
+        <w:jc w:val="center"/>
+      </w:pPr>
+      <w:r>
+        <w:drawing>
+          <wp:inline distT="0" distB="0" distL="0" distR="0">
+            <wp:extent cx="5734050" cy="2074825"/>
+            <wp:effectExtent t="0" r="0" b="0" l="0"/>
+            <wp:docPr id="1" name="" descr="" title=""/>
+            <wp:cNvGraphicFramePr>
+              <a:graphicFrameLocks xmlns:a="http://schemas.openxmlformats.org/drawingml/2006/main" noChangeAspect="1"/>
+            </wp:cNvGraphicFramePr>
+            <a:graphic xmlns:a="http://schemas.openxmlformats.org/drawingml/2006/main">
+              <a:graphicData uri="http://schemas.openxmlformats.org/drawingml/2006/picture">
+                <pic:pic xmlns:pic="http://schemas.openxmlformats.org/drawingml/2006/picture">
+                  <pic:nvPicPr>
+                    <pic:cNvPr id="0" name="" descr=""/>
+                    <pic:cNvPicPr>
+                      <a:picLocks noChangeAspect="1" noChangeArrowheads="1"/>
+                    </pic:cNvPicPr>
+                  </pic:nvPicPr>
+                  <pic:blipFill>
+                    <a:blip r:embed="rId109" cstate="none"/>
+                    <a:srcRect/>
+                    <a:stretch>
+                      <a:fillRect/>
+                    </a:stretch>
+                  </pic:blipFill>
+                  <pic:spPr bwMode="auto">
+                    <a:xfrm>
+                      <a:off x="0" y="0"/>
+                      <a:ext cx="5734050" cy="2074825"/>
+                    </a:xfrm>
+                    <a:prstGeom prst="rect">
+                      <a:avLst/>
+                    </a:prstGeom>
+                  </pic:spPr>
+                </pic:pic>
+              </a:graphicData>
+            </a:graphic>
+          </wp:inline>
+        </w:drawing>
+      </w:r>
+    </w:p>
+    <w:tbl>
+      <w:tblPr>
+        <w:tblW w:type="pct" w:w="100%"/>
+        <w:tblLayout w:type="fixed"/>
+        <w:tblBorders>
+          <w:top w:val="single" w:color="FBFAF6" w:sz="4"/>
+          <w:left w:val="single" w:color="FBFAF6" w:sz="4"/>
+          <w:bottom w:val="single" w:color="FBFAF6" w:sz="4"/>
+          <w:right w:val="single" w:color="FBFAF6" w:sz="4"/>
+          <w:insideH w:val="single" w:color="FBFAF6" w:sz="4"/>
+          <w:insideV w:val="single" w:color="FBFAF6" w:sz="4"/>
+        </w:tblBorders>
+      </w:tblPr>
+      <w:tblGrid>
+        <w:gridCol w:w="9600"/>
+      </w:tblGrid>
+      <w:tr>
+        <w:tc>
+          <w:tcPr>
+            <w:tcW w:type="pct" w:w="5000"/>
+            <w:shd w:fill="FBFAF6" w:val="clear"/>
+            <w:tcMar>
+              <w:top w:type="dxa" w:w="40"/>
+              <w:left w:type="dxa" w:w="100"/>
+              <w:bottom w:type="dxa" w:w="40"/>
+              <w:right w:type="dxa" w:w="100"/>
+            </w:tcMar>
+          </w:tcPr>
+          <w:p>
+            <w:pPr>
+              <w:spacing w:before="18" w:after="6"/>
+            </w:pPr>
+            <w:r>
+              <w:rPr>
+                <w:b/>
+                <w:bCs/>
+                <w:color w:val="6B7280"/>
+                <w:sz w:val="14"/>
+                <w:szCs w:val="14"/>
+              </w:rPr>
+              <w:t xml:space="preserve">word list</w:t>
+            </w:r>
+          </w:p>
+          <w:p>
+            <w:pPr>
+              <w:spacing w:before="0" w:after="18"/>
+            </w:pPr>
+            <w:r>
+              <w:rPr>
+                <w:b/>
+                <w:bCs/>
+                <w:color w:val="353A7C"/>
+                <w:sz w:val="16"/>
+                <w:szCs w:val="16"/>
+              </w:rPr>
+              <w:t xml:space="preserve">business process reengineering   ·   internal benchmarking   ·   cycle time</w:t>
             </w:r>
           </w:p>
         </w:tc>
@@ -12029,14 +12859,14 @@
                 <w:sz w:val="16"/>
                 <w:szCs w:val="16"/>
               </w:rPr>
-              <w:t xml:space="preserve">12  </w:t>
-            </w:r>
-            <w:r>
-              <w:rPr>
-                <w:sz w:val="16"/>
-                <w:szCs w:val="16"/>
-              </w:rPr>
-              <w:t xml:space="preserve">redesign</w:t>
+              <w:t xml:space="preserve">13  </w:t>
+            </w:r>
+            <w:r>
+              <w:rPr>
+                <w:sz w:val="16"/>
+                <w:szCs w:val="16"/>
+              </w:rPr>
+              <w:t xml:space="preserve">Compute</w:t>
             </w:r>
           </w:p>
         </w:tc>
@@ -12097,14 +12927,14 @@
                 <w:sz w:val="16"/>
                 <w:szCs w:val="16"/>
               </w:rPr>
-              <w:t xml:space="preserve">13  </w:t>
-            </w:r>
-            <w:r>
-              <w:rPr>
-                <w:sz w:val="16"/>
-                <w:szCs w:val="16"/>
-              </w:rPr>
-              <w:t xml:space="preserve">Compute</w:t>
+              <w:t xml:space="preserve">14  </w:t>
+            </w:r>
+            <w:r>
+              <w:rPr>
+                <w:sz w:val="16"/>
+                <w:szCs w:val="16"/>
+              </w:rPr>
+              <w:t xml:space="preserve">Unload</w:t>
             </w:r>
           </w:p>
         </w:tc>
@@ -12165,14 +12995,14 @@
                 <w:sz w:val="16"/>
                 <w:szCs w:val="16"/>
               </w:rPr>
-              <w:t xml:space="preserve">14  </w:t>
-            </w:r>
-            <w:r>
-              <w:rPr>
-                <w:sz w:val="16"/>
-                <w:szCs w:val="16"/>
-              </w:rPr>
-              <w:t xml:space="preserve">Unload</w:t>
+              <w:t xml:space="preserve">15  </w:t>
+            </w:r>
+            <w:r>
+              <w:rPr>
+                <w:sz w:val="16"/>
+                <w:szCs w:val="16"/>
+              </w:rPr>
+              <w:t xml:space="preserve">Count every carton</w:t>
             </w:r>
           </w:p>
         </w:tc>
@@ -12233,14 +13063,14 @@
                 <w:sz w:val="16"/>
                 <w:szCs w:val="16"/>
               </w:rPr>
-              <w:t xml:space="preserve">15  </w:t>
-            </w:r>
-            <w:r>
-              <w:rPr>
-                <w:sz w:val="16"/>
-                <w:szCs w:val="16"/>
-              </w:rPr>
-              <w:t xml:space="preserve">Count every carton</w:t>
+              <w:t xml:space="preserve">16  </w:t>
+            </w:r>
+            <w:r>
+              <w:rPr>
+                <w:sz w:val="16"/>
+                <w:szCs w:val="16"/>
+              </w:rPr>
+              <w:t xml:space="preserve">Inspect</w:t>
             </w:r>
           </w:p>
         </w:tc>
@@ -12301,14 +13131,14 @@
                 <w:sz w:val="16"/>
                 <w:szCs w:val="16"/>
               </w:rPr>
-              <w:t xml:space="preserve">16  </w:t>
-            </w:r>
-            <w:r>
-              <w:rPr>
-                <w:sz w:val="16"/>
-                <w:szCs w:val="16"/>
-              </w:rPr>
-              <w:t xml:space="preserve">Inspect</w:t>
+              <w:t xml:space="preserve">17  </w:t>
+            </w:r>
+            <w:r>
+              <w:rPr>
+                <w:sz w:val="16"/>
+                <w:szCs w:val="16"/>
+              </w:rPr>
+              <w:t xml:space="preserve">Staff cost per hour</w:t>
             </w:r>
           </w:p>
         </w:tc>
@@ -12369,14 +13199,14 @@
                 <w:sz w:val="16"/>
                 <w:szCs w:val="16"/>
               </w:rPr>
-              <w:t xml:space="preserve">17  </w:t>
-            </w:r>
-            <w:r>
-              <w:rPr>
-                <w:sz w:val="16"/>
-                <w:szCs w:val="16"/>
-              </w:rPr>
-              <w:t xml:space="preserve">Staff cost per hour</w:t>
+              <w:t xml:space="preserve">18  </w:t>
+            </w:r>
+            <w:r>
+              <w:rPr>
+                <w:sz w:val="16"/>
+                <w:szCs w:val="16"/>
+              </w:rPr>
+              <w:t xml:space="preserve">Best-practice distributor, hours per truck</w:t>
             </w:r>
           </w:p>
         </w:tc>
@@ -12437,14 +13267,14 @@
                 <w:sz w:val="16"/>
                 <w:szCs w:val="16"/>
               </w:rPr>
-              <w:t xml:space="preserve">18  </w:t>
-            </w:r>
-            <w:r>
-              <w:rPr>
-                <w:sz w:val="16"/>
-                <w:szCs w:val="16"/>
-              </w:rPr>
-              <w:t xml:space="preserve">Best-practice distributor, hours per truck</w:t>
+              <w:t xml:space="preserve">19  </w:t>
+            </w:r>
+            <w:r>
+              <w:rPr>
+                <w:sz w:val="16"/>
+                <w:szCs w:val="16"/>
+              </w:rPr>
+              <w:t xml:space="preserve">$600,000 − $150,000 = $450,000</w:t>
             </w:r>
           </w:p>
         </w:tc>
@@ -12505,14 +13335,14 @@
                 <w:sz w:val="16"/>
                 <w:szCs w:val="16"/>
               </w:rPr>
-              <w:t xml:space="preserve">19  </w:t>
-            </w:r>
-            <w:r>
-              <w:rPr>
-                <w:sz w:val="16"/>
-                <w:szCs w:val="16"/>
-              </w:rPr>
-              <w:t xml:space="preserve">$600,000 − $150,000 = $450,000</w:t>
+              <w:t xml:space="preserve">20  </w:t>
+            </w:r>
+            <w:r>
+              <w:rPr>
+                <w:sz w:val="16"/>
+                <w:szCs w:val="16"/>
+              </w:rPr>
+              <w:t xml:space="preserve">Internal</w:t>
             </w:r>
           </w:p>
         </w:tc>
@@ -12573,14 +13403,14 @@
                 <w:sz w:val="16"/>
                 <w:szCs w:val="16"/>
               </w:rPr>
-              <w:t xml:space="preserve">20  </w:t>
-            </w:r>
-            <w:r>
-              <w:rPr>
-                <w:sz w:val="16"/>
-                <w:szCs w:val="16"/>
-              </w:rPr>
-              <w:t xml:space="preserve">Internal</w:t>
+              <w:t xml:space="preserve">21  </w:t>
+            </w:r>
+            <w:r>
+              <w:rPr>
+                <w:sz w:val="16"/>
+                <w:szCs w:val="16"/>
+              </w:rPr>
+              <w:t xml:space="preserve">Competitive</w:t>
             </w:r>
           </w:p>
         </w:tc>
@@ -12641,14 +13471,14 @@
                 <w:sz w:val="16"/>
                 <w:szCs w:val="16"/>
               </w:rPr>
-              <w:t xml:space="preserve">21  </w:t>
-            </w:r>
-            <w:r>
-              <w:rPr>
-                <w:sz w:val="16"/>
-                <w:szCs w:val="16"/>
-              </w:rPr>
-              <w:t xml:space="preserve">Competitive</w:t>
+              <w:t xml:space="preserve">22  </w:t>
+            </w:r>
+            <w:r>
+              <w:rPr>
+                <w:sz w:val="16"/>
+                <w:szCs w:val="16"/>
+              </w:rPr>
+              <w:t xml:space="preserve">Functional</w:t>
             </w:r>
           </w:p>
         </w:tc>
@@ -12709,14 +13539,82 @@
                 <w:sz w:val="16"/>
                 <w:szCs w:val="16"/>
               </w:rPr>
-              <w:t xml:space="preserve">22  </w:t>
-            </w:r>
-            <w:r>
-              <w:rPr>
-                <w:sz w:val="16"/>
-                <w:szCs w:val="16"/>
-              </w:rPr>
-              <w:t xml:space="preserve">Functional</w:t>
+              <w:t xml:space="preserve">23  </w:t>
+            </w:r>
+            <w:r>
+              <w:rPr>
+                <w:sz w:val="16"/>
+                <w:szCs w:val="16"/>
+              </w:rPr>
+              <w:t xml:space="preserve">business process reengineering</w:t>
+            </w:r>
+          </w:p>
+        </w:tc>
+      </w:tr>
+      <w:tr>
+        <w:tc>
+          <w:tcPr>
+            <w:tcW w:type="pct" w:w="2500"/>
+            <w:tcMar>
+              <w:top w:type="dxa" w:w="20"/>
+              <w:left w:type="dxa" w:w="80"/>
+              <w:bottom w:type="dxa" w:w="20"/>
+              <w:right w:type="dxa" w:w="80"/>
+            </w:tcMar>
+          </w:tcPr>
+          <w:p>
+            <w:pPr>
+              <w:spacing w:before="12" w:after="12"/>
+            </w:pPr>
+            <w:r>
+              <w:rPr>
+                <w:b/>
+                <w:bCs/>
+                <w:color w:val="8186EF"/>
+                <w:sz w:val="16"/>
+                <w:szCs w:val="16"/>
+              </w:rPr>
+              <w:t xml:space="preserve">12  </w:t>
+            </w:r>
+            <w:r>
+              <w:rPr>
+                <w:sz w:val="16"/>
+                <w:szCs w:val="16"/>
+              </w:rPr>
+              <w:t xml:space="preserve">redesign</w:t>
+            </w:r>
+          </w:p>
+        </w:tc>
+        <w:tc>
+          <w:tcPr>
+            <w:tcW w:type="pct" w:w="2500"/>
+            <w:tcMar>
+              <w:top w:type="dxa" w:w="20"/>
+              <w:left w:type="dxa" w:w="80"/>
+              <w:bottom w:type="dxa" w:w="20"/>
+              <w:right w:type="dxa" w:w="80"/>
+            </w:tcMar>
+          </w:tcPr>
+          <w:p>
+            <w:pPr>
+              <w:spacing w:before="12" w:after="12"/>
+            </w:pPr>
+            <w:r>
+              <w:rPr>
+                <w:b/>
+                <w:bCs/>
+                <w:color w:val="8186EF"/>
+                <w:sz w:val="16"/>
+                <w:szCs w:val="16"/>
+              </w:rPr>
+              <w:t xml:space="preserve">24  </w:t>
+            </w:r>
+            <w:r>
+              <w:rPr>
+                <w:sz w:val="16"/>
+                <w:szCs w:val="16"/>
+              </w:rPr>
+              <w:t xml:space="preserve">cycle time</w:t>
             </w:r>
           </w:p>
         </w:tc>
@@ -13091,7 +13989,7 @@
               <w:sz w:val="16"/>
               <w:szCs w:val="16"/>
             </w:rPr>
-            <w:t xml:space="preserve"> of 2</w:t>
+            <w:t xml:space="preserve"> of 3</w:t>
           </w:r>
         </w:p>
       </w:tc>
@@ -13364,7 +14262,7 @@
               <w:sz w:val="16"/>
               <w:szCs w:val="16"/>
             </w:rPr>
-            <w:t xml:space="preserve"> of 1</w:t>
+            <w:t xml:space="preserve"> of 2</w:t>
           </w:r>
         </w:p>
       </w:tc>

--- a/CMA_Summaries_B2_Ch15.docx
+++ b/CMA_Summaries_B2_Ch15.docx
@@ -2013,7 +2013,7 @@
           <w:sz w:val="16"/>
           <w:szCs w:val="16"/>
         </w:rPr>
-        <w:t xml:space="preserve">      gaps 1–4</w:t>
+        <w:t xml:space="preserve">      gaps 1–6</w:t>
       </w:r>
     </w:p>
     <w:p>
@@ -2104,7 +2104,7 @@
           <w:sz w:val="19"/>
           <w:szCs w:val="19"/>
         </w:rPr>
-        <w:t xml:space="preserve">The </w:t>
+        <w:t xml:space="preserve">Two steps </w:t>
       </w:r>
       <w:r>
         <w:rPr>
@@ -2136,14 +2136,14 @@
           <w:sz w:val="19"/>
           <w:szCs w:val="19"/>
         </w:rPr>
-        <w:t xml:space="preserve"> must be net. </w:t>
-      </w:r>
-      <w:r>
-        <w:rPr>
-          <w:sz w:val="19"/>
-          <w:szCs w:val="19"/>
-        </w:rPr>
-        <w:t xml:space="preserve">The net </w:t>
+        <w:t xml:space="preserve">, four are shortened, and staff time falls to 0.87 hours per order. </w:t>
+      </w:r>
+      <w:r>
+        <w:rPr>
+          <w:sz w:val="19"/>
+          <w:szCs w:val="19"/>
+        </w:rPr>
+        <w:t xml:space="preserve">Cycle time falls to 4 days, so cash </w:t>
       </w:r>
       <w:r>
         <w:rPr>
@@ -2154,6 +2154,84 @@
           <w:szCs w:val="15"/>
         </w:rPr>
         <w:t xml:space="preserve"> (4) </w:t>
+      </w:r>
+      <w:r>
+        <w:rPr>
+          <w:u w:val="single"/>
+          <w:sz w:val="19"/>
+          <w:szCs w:val="19"/>
+        </w:rPr>
+        <w:t xml:space="preserve">           </w:t>
+      </w:r>
+      <w:r>
+        <w:rPr>
+          <w:sz w:val="19"/>
+          <w:szCs w:val="19"/>
+        </w:rPr>
+        <w:t xml:space="preserve"> </w:t>
+      </w:r>
+      <w:r>
+        <w:rPr>
+          <w:sz w:val="19"/>
+          <w:szCs w:val="19"/>
+        </w:rPr>
+        <w:t xml:space="preserve"> sooner. </w:t>
+      </w:r>
+      <w:r>
+        <w:rPr>
+          <w:sz w:val="19"/>
+          <w:szCs w:val="19"/>
+        </w:rPr>
+        <w:t xml:space="preserve">The </w:t>
+      </w:r>
+      <w:r>
+        <w:rPr>
+          <w:b/>
+          <w:bCs/>
+          <w:color w:val="8186EF"/>
+          <w:sz w:val="15"/>
+          <w:szCs w:val="15"/>
+        </w:rPr>
+        <w:t xml:space="preserve"> (5) </w:t>
+      </w:r>
+      <w:r>
+        <w:rPr>
+          <w:u w:val="single"/>
+          <w:sz w:val="19"/>
+          <w:szCs w:val="19"/>
+        </w:rPr>
+        <w:t xml:space="preserve">           </w:t>
+      </w:r>
+      <w:r>
+        <w:rPr>
+          <w:sz w:val="19"/>
+          <w:szCs w:val="19"/>
+        </w:rPr>
+        <w:t xml:space="preserve"> </w:t>
+      </w:r>
+      <w:r>
+        <w:rPr>
+          <w:sz w:val="19"/>
+          <w:szCs w:val="19"/>
+        </w:rPr>
+        <w:t xml:space="preserve"> must be net. </w:t>
+      </w:r>
+      <w:r>
+        <w:rPr>
+          <w:sz w:val="19"/>
+          <w:szCs w:val="19"/>
+        </w:rPr>
+        <w:t xml:space="preserve">The net </w:t>
+      </w:r>
+      <w:r>
+        <w:rPr>
+          <w:b/>
+          <w:bCs/>
+          <w:color w:val="8186EF"/>
+          <w:sz w:val="15"/>
+          <w:szCs w:val="15"/>
+        </w:rPr>
+        <w:t xml:space="preserve"> (6) </w:t>
       </w:r>
       <w:r>
         <w:rPr>
@@ -2233,7 +2311,7 @@
                 <w:sz w:val="16"/>
                 <w:szCs w:val="16"/>
               </w:rPr>
-              <w:t xml:space="preserve">created   ·   reengineering   ·   customers   ·   savings   ·   yearly</w:t>
+              <w:t xml:space="preserve">customers   ·   process   ·   reengineering   ·   savings   ·   disappear   ·   yearly   ·   arrives</w:t>
             </w:r>
           </w:p>
         </w:tc>
@@ -2611,7 +2689,7 @@
                 <w:sz w:val="14"/>
                 <w:szCs w:val="14"/>
               </w:rPr>
-              <w:t xml:space="preserve">(6)</w:t>
+              <w:t xml:space="preserve">(8)</w:t>
             </w:r>
           </w:p>
         </w:tc>
@@ -2819,7 +2897,7 @@
           <w:sz w:val="16"/>
           <w:szCs w:val="16"/>
         </w:rPr>
-        <w:t xml:space="preserve">      gaps 7–8</w:t>
+        <w:t xml:space="preserve">      gaps 9–10</w:t>
       </w:r>
     </w:p>
     <w:p>
@@ -2842,7 +2920,7 @@
           <w:sz w:val="15"/>
           <w:szCs w:val="15"/>
         </w:rPr>
-        <w:t xml:space="preserve"> (7) </w:t>
+        <w:t xml:space="preserve"> (9) </w:t>
       </w:r>
       <w:r>
         <w:rPr>
@@ -2881,7 +2959,7 @@
           <w:sz w:val="15"/>
           <w:szCs w:val="15"/>
         </w:rPr>
-        <w:t xml:space="preserve"> (8) </w:t>
+        <w:t xml:space="preserve"> (10) </w:t>
       </w:r>
       <w:r>
         <w:rPr>
@@ -2961,7 +3039,7 @@
                 <w:sz w:val="16"/>
                 <w:szCs w:val="16"/>
               </w:rPr>
-              <w:t xml:space="preserve">options   ·   savings   ·   correct</w:t>
+              <w:t xml:space="preserve">options   ·   Business   ·   correct</w:t>
             </w:r>
           </w:p>
         </w:tc>
@@ -3392,14 +3470,14 @@
                 <w:sz w:val="16"/>
                 <w:szCs w:val="16"/>
               </w:rPr>
-              <w:t xml:space="preserve">6  </w:t>
-            </w:r>
-            <w:r>
-              <w:rPr>
-                <w:sz w:val="16"/>
-                <w:szCs w:val="16"/>
-              </w:rPr>
-              <w:t xml:space="preserve">One-off cost of the change</w:t>
+              <w:t xml:space="preserve">7  </w:t>
+            </w:r>
+            <w:r>
+              <w:rPr>
+                <w:sz w:val="16"/>
+                <w:szCs w:val="16"/>
+              </w:rPr>
+              <w:t xml:space="preserve">Gross yearly saving</w:t>
             </w:r>
           </w:p>
         </w:tc>
@@ -3460,14 +3538,14 @@
                 <w:sz w:val="16"/>
                 <w:szCs w:val="16"/>
               </w:rPr>
-              <w:t xml:space="preserve">7  </w:t>
-            </w:r>
-            <w:r>
-              <w:rPr>
-                <w:sz w:val="16"/>
-                <w:szCs w:val="16"/>
-              </w:rPr>
-              <w:t xml:space="preserve">options</w:t>
+              <w:t xml:space="preserve">8  </w:t>
+            </w:r>
+            <w:r>
+              <w:rPr>
+                <w:sz w:val="16"/>
+                <w:szCs w:val="16"/>
+              </w:rPr>
+              <w:t xml:space="preserve">One-off cost of the change</w:t>
             </w:r>
           </w:p>
         </w:tc>
@@ -3502,7 +3580,7 @@
                 <w:sz w:val="16"/>
                 <w:szCs w:val="16"/>
               </w:rPr>
-              <w:t xml:space="preserve">savings</w:t>
+              <w:t xml:space="preserve">disappear</w:t>
             </w:r>
           </w:p>
         </w:tc>
@@ -3528,14 +3606,14 @@
                 <w:sz w:val="16"/>
                 <w:szCs w:val="16"/>
               </w:rPr>
-              <w:t xml:space="preserve">8  </w:t>
-            </w:r>
-            <w:r>
-              <w:rPr>
-                <w:sz w:val="16"/>
-                <w:szCs w:val="16"/>
-              </w:rPr>
-              <w:t xml:space="preserve">correct</w:t>
+              <w:t xml:space="preserve">9  </w:t>
+            </w:r>
+            <w:r>
+              <w:rPr>
+                <w:sz w:val="16"/>
+                <w:szCs w:val="16"/>
+              </w:rPr>
+              <w:t xml:space="preserve">options</w:t>
             </w:r>
           </w:p>
         </w:tc>
@@ -3570,7 +3648,7 @@
                 <w:sz w:val="16"/>
                 <w:szCs w:val="16"/>
               </w:rPr>
-              <w:t xml:space="preserve">yearly</w:t>
+              <w:t xml:space="preserve">arrives</w:t>
             </w:r>
           </w:p>
         </w:tc>
@@ -3596,14 +3674,14 @@
                 <w:sz w:val="16"/>
                 <w:szCs w:val="16"/>
               </w:rPr>
-              <w:t xml:space="preserve">9  </w:t>
-            </w:r>
-            <w:r>
-              <w:rPr>
-                <w:sz w:val="16"/>
-                <w:szCs w:val="16"/>
-              </w:rPr>
-              <w:t xml:space="preserve">process map</w:t>
+              <w:t xml:space="preserve">10  </w:t>
+            </w:r>
+            <w:r>
+              <w:rPr>
+                <w:sz w:val="16"/>
+                <w:szCs w:val="16"/>
+              </w:rPr>
+              <w:t xml:space="preserve">correct</w:t>
             </w:r>
           </w:p>
         </w:tc>
@@ -3638,7 +3716,7 @@
                 <w:sz w:val="16"/>
                 <w:szCs w:val="16"/>
               </w:rPr>
-              <w:t xml:space="preserve">Gross yearly saving</w:t>
+              <w:t xml:space="preserve">savings</w:t>
             </w:r>
           </w:p>
         </w:tc>
@@ -3664,7 +3742,75 @@
                 <w:sz w:val="16"/>
                 <w:szCs w:val="16"/>
               </w:rPr>
-              <w:t xml:space="preserve">10  </w:t>
+              <w:t xml:space="preserve">11  </w:t>
+            </w:r>
+            <w:r>
+              <w:rPr>
+                <w:sz w:val="16"/>
+                <w:szCs w:val="16"/>
+              </w:rPr>
+              <w:t xml:space="preserve">process map</w:t>
+            </w:r>
+          </w:p>
+        </w:tc>
+      </w:tr>
+      <w:tr>
+        <w:tc>
+          <w:tcPr>
+            <w:tcW w:type="pct" w:w="2500"/>
+            <w:tcMar>
+              <w:top w:type="dxa" w:w="20"/>
+              <w:left w:type="dxa" w:w="80"/>
+              <w:bottom w:type="dxa" w:w="20"/>
+              <w:right w:type="dxa" w:w="80"/>
+            </w:tcMar>
+          </w:tcPr>
+          <w:p>
+            <w:pPr>
+              <w:spacing w:before="12" w:after="12"/>
+            </w:pPr>
+            <w:r>
+              <w:rPr>
+                <w:b/>
+                <w:bCs/>
+                <w:color w:val="8186EF"/>
+                <w:sz w:val="16"/>
+                <w:szCs w:val="16"/>
+              </w:rPr>
+              <w:t xml:space="preserve">6  </w:t>
+            </w:r>
+            <w:r>
+              <w:rPr>
+                <w:sz w:val="16"/>
+                <w:szCs w:val="16"/>
+              </w:rPr>
+              <w:t xml:space="preserve">yearly</w:t>
+            </w:r>
+          </w:p>
+        </w:tc>
+        <w:tc>
+          <w:tcPr>
+            <w:tcW w:type="pct" w:w="2500"/>
+            <w:tcMar>
+              <w:top w:type="dxa" w:w="20"/>
+              <w:left w:type="dxa" w:w="80"/>
+              <w:bottom w:type="dxa" w:w="20"/>
+              <w:right w:type="dxa" w:w="80"/>
+            </w:tcMar>
+          </w:tcPr>
+          <w:p>
+            <w:pPr>
+              <w:spacing w:before="12" w:after="12"/>
+            </w:pPr>
+            <w:r>
+              <w:rPr>
+                <w:b/>
+                <w:bCs/>
+                <w:color w:val="8186EF"/>
+                <w:sz w:val="16"/>
+                <w:szCs w:val="16"/>
+              </w:rPr>
+              <w:t xml:space="preserve">12  </w:t>
             </w:r>
             <w:r>
               <w:rPr>
@@ -3714,7 +3860,7 @@
           <w:sz w:val="15"/>
           <w:szCs w:val="15"/>
         </w:rPr>
-        <w:t xml:space="preserve">Business process reengineering is a radical redesign of a process, not a small improvement. Instead of typing orders faster, Tahini lets customers order online; instead of preparing invoices by hand, the invoice is created from the shipment record. The savings must be net. The net yearly saving is $200,000.</w:t>
+        <w:t xml:space="preserve">Business process reengineering is a radical redesign of a process, not a small improvement. Instead of typing orders faster, Tahini lets customers order online; instead of preparing invoices by hand, the invoice is created from the shipment record. Two steps disappear, four are shortened, and staff time falls to 0.87 hours per order. Cycle time falls to 4 days, so cash arrives sooner. The savings must be net. The net yearly saving is $200,000.</w:t>
       </w:r>
     </w:p>
     <w:p>
@@ -3858,7 +4004,7 @@
           <w:sz w:val="19"/>
           <w:szCs w:val="19"/>
         </w:rPr>
-        <w:t xml:space="preserve">Best practice analysis finds the practices that make the best </w:t>
+        <w:t xml:space="preserve">Best practice analysis finds the practices that make the best performers better and adapts them to one's own </w:t>
       </w:r>
       <w:r>
         <w:rPr>
@@ -3876,7 +4022,7 @@
           <w:sz w:val="19"/>
           <w:szCs w:val="19"/>
         </w:rPr>
-        <w:t xml:space="preserve">            </w:t>
+        <w:t xml:space="preserve">              </w:t>
       </w:r>
       <w:r>
         <w:rPr>
@@ -3890,7 +4036,14 @@
           <w:sz w:val="19"/>
           <w:szCs w:val="19"/>
         </w:rPr>
-        <w:t xml:space="preserve"> better and adapts them to one's own </w:t>
+        <w:t xml:space="preserve">. </w:t>
+      </w:r>
+      <w:r>
+        <w:rPr>
+          <w:sz w:val="19"/>
+          <w:szCs w:val="19"/>
+        </w:rPr>
+        <w:t xml:space="preserve">The aim is not to copy the result, but to </w:t>
       </w:r>
       <w:r>
         <w:rPr>
@@ -3908,7 +4061,7 @@
           <w:sz w:val="19"/>
           <w:szCs w:val="19"/>
         </w:rPr>
-        <w:t xml:space="preserve">              </w:t>
+        <w:t xml:space="preserve">            </w:t>
       </w:r>
       <w:r>
         <w:rPr>
@@ -3922,14 +4075,14 @@
           <w:sz w:val="19"/>
           <w:szCs w:val="19"/>
         </w:rPr>
-        <w:t xml:space="preserve">. </w:t>
-      </w:r>
-      <w:r>
-        <w:rPr>
-          <w:sz w:val="19"/>
-          <w:szCs w:val="19"/>
-        </w:rPr>
-        <w:t xml:space="preserve">The aim is not to copy the result, but to </w:t>
+        <w:t xml:space="preserve"> how it is achieved. </w:t>
+      </w:r>
+      <w:r>
+        <w:rPr>
+          <w:sz w:val="19"/>
+          <w:szCs w:val="19"/>
+        </w:rPr>
+        <w:t xml:space="preserve">Every one of them removes a </w:t>
       </w:r>
       <w:r>
         <w:rPr>
@@ -3947,7 +4100,7 @@
           <w:sz w:val="19"/>
           <w:szCs w:val="19"/>
         </w:rPr>
-        <w:t xml:space="preserve">            </w:t>
+        <w:t xml:space="preserve">                 </w:t>
       </w:r>
       <w:r>
         <w:rPr>
@@ -3961,7 +4114,7 @@
           <w:sz w:val="19"/>
           <w:szCs w:val="19"/>
         </w:rPr>
-        <w:t xml:space="preserve"> how it is achieved. </w:t>
+        <w:t xml:space="preserve"> step. </w:t>
       </w:r>
     </w:p>
     <w:tbl>
@@ -4019,7 +4172,7 @@
                 <w:sz w:val="16"/>
                 <w:szCs w:val="16"/>
               </w:rPr>
-              <w:t xml:space="preserve">performers   ·   understand   ·   channel   ·   organization</w:t>
+              <w:t xml:space="preserve">organization   ·   non-value-added   ·   channel   ·   understand</w:t>
             </w:r>
           </w:p>
         </w:tc>
@@ -4687,7 +4840,7 @@
                 <w:sz w:val="16"/>
                 <w:szCs w:val="16"/>
               </w:rPr>
-              <w:t xml:space="preserve">supermarkets   ·   organization   ·   achieved</w:t>
+              <w:t xml:space="preserve">supermarkets   ·   organization   ·   benchmarking</w:t>
             </w:r>
           </w:p>
         </w:tc>
@@ -4944,7 +5097,7 @@
                 <w:sz w:val="16"/>
                 <w:szCs w:val="16"/>
               </w:rPr>
-              <w:t xml:space="preserve">performers</w:t>
+              <w:t xml:space="preserve">organization</w:t>
             </w:r>
           </w:p>
         </w:tc>
@@ -5012,7 +5165,7 @@
                 <w:sz w:val="16"/>
                 <w:szCs w:val="16"/>
               </w:rPr>
-              <w:t xml:space="preserve">organization</w:t>
+              <w:t xml:space="preserve">understand</w:t>
             </w:r>
           </w:p>
         </w:tc>
@@ -5080,7 +5233,7 @@
                 <w:sz w:val="16"/>
                 <w:szCs w:val="16"/>
               </w:rPr>
-              <w:t xml:space="preserve">understand</w:t>
+              <w:t xml:space="preserve">non-value-added</w:t>
             </w:r>
           </w:p>
         </w:tc>
@@ -5282,7 +5435,7 @@
           <w:sz w:val="15"/>
           <w:szCs w:val="15"/>
         </w:rPr>
-        <w:t xml:space="preserve">Best practice analysis finds the practices that make the best performers better and adapts them to one's own organization. The aim is not to copy the result, but to understand how it is achieved.</w:t>
+        <w:t xml:space="preserve">Best practice analysis finds the practices that make the best performers better and adapts them to one's own organization. The aim is not to copy the result, but to understand how it is achieved. Every one of them removes a non-value-added step.</w:t>
       </w:r>
     </w:p>
     <w:p>
@@ -5555,7 +5708,7 @@
                 <w:sz w:val="16"/>
                 <w:szCs w:val="16"/>
               </w:rPr>
-              <w:t xml:space="preserve">follows   ·   performers   ·   competitive</w:t>
+              <w:t xml:space="preserve">correction   ·   performers   ·   competitive</w:t>
             </w:r>
           </w:p>
         </w:tc>
@@ -6081,7 +6234,7 @@
           <w:sz w:val="16"/>
           <w:szCs w:val="16"/>
         </w:rPr>
-        <w:t xml:space="preserve">      gaps 7–8</w:t>
+        <w:t xml:space="preserve">      gaps 7–9</w:t>
       </w:r>
     </w:p>
     <w:p>
@@ -6159,6 +6312,45 @@
           <w:szCs w:val="19"/>
         </w:rPr>
         <w:t xml:space="preserve"> behind it, act, and monitor. </w:t>
+      </w:r>
+      <w:r>
+        <w:rPr>
+          <w:sz w:val="19"/>
+          <w:szCs w:val="19"/>
+        </w:rPr>
+        <w:t xml:space="preserve">The </w:t>
+      </w:r>
+      <w:r>
+        <w:rPr>
+          <w:b/>
+          <w:bCs/>
+          <w:color w:val="8186EF"/>
+          <w:sz w:val="15"/>
+          <w:szCs w:val="15"/>
+        </w:rPr>
+        <w:t xml:space="preserve"> (9) </w:t>
+      </w:r>
+      <w:r>
+        <w:rPr>
+          <w:u w:val="single"/>
+          <w:sz w:val="19"/>
+          <w:szCs w:val="19"/>
+        </w:rPr>
+        <w:t xml:space="preserve">           </w:t>
+      </w:r>
+      <w:r>
+        <w:rPr>
+          <w:sz w:val="19"/>
+          <w:szCs w:val="19"/>
+        </w:rPr>
+        <w:t xml:space="preserve"> </w:t>
+      </w:r>
+      <w:r>
+        <w:rPr>
+          <w:sz w:val="19"/>
+          <w:szCs w:val="19"/>
+        </w:rPr>
+        <w:t xml:space="preserve"> closes most of the gap, but best practice is still $16.00 an order and 3 days. </w:t>
       </w:r>
     </w:p>
     <w:tbl>
@@ -6216,7 +6408,7 @@
                 <w:sz w:val="16"/>
                 <w:szCs w:val="16"/>
               </w:rPr>
-              <w:t xml:space="preserve">practices   ·   results   ·   comparable</w:t>
+              <w:t xml:space="preserve">practices   ·   redesign   ·   results   ·   comparable</w:t>
             </w:r>
           </w:p>
         </w:tc>
@@ -6500,7 +6692,7 @@
                 <w:sz w:val="14"/>
                 <w:szCs w:val="14"/>
               </w:rPr>
-              <w:t xml:space="preserve">(9)</w:t>
+              <w:t xml:space="preserve">(10)</w:t>
             </w:r>
           </w:p>
         </w:tc>
@@ -6601,7 +6793,7 @@
                 <w:sz w:val="14"/>
                 <w:szCs w:val="14"/>
               </w:rPr>
-              <w:t xml:space="preserve">(10)</w:t>
+              <w:t xml:space="preserve">(11)</w:t>
             </w:r>
           </w:p>
         </w:tc>
@@ -6759,7 +6951,7 @@
           <w:sz w:val="16"/>
           <w:szCs w:val="16"/>
         </w:rPr>
-        <w:t xml:space="preserve">      gaps 11–13</w:t>
+        <w:t xml:space="preserve">      gaps 12–14</w:t>
       </w:r>
     </w:p>
     <w:p>
@@ -6782,7 +6974,7 @@
           <w:sz w:val="15"/>
           <w:szCs w:val="15"/>
         </w:rPr>
-        <w:t xml:space="preserve"> (11) </w:t>
+        <w:t xml:space="preserve"> (12) </w:t>
       </w:r>
       <w:r>
         <w:rPr>
@@ -6821,7 +7013,7 @@
           <w:sz w:val="15"/>
           <w:szCs w:val="15"/>
         </w:rPr>
-        <w:t xml:space="preserve"> (12) </w:t>
+        <w:t xml:space="preserve"> (13) </w:t>
       </w:r>
       <w:r>
         <w:rPr>
@@ -6853,7 +7045,7 @@
           <w:sz w:val="15"/>
           <w:szCs w:val="15"/>
         </w:rPr>
-        <w:t xml:space="preserve"> (13) </w:t>
+        <w:t xml:space="preserve"> (14) </w:t>
       </w:r>
       <w:r>
         <w:rPr>
@@ -6933,7 +7125,7 @@
                 <w:sz w:val="16"/>
                 <w:szCs w:val="16"/>
               </w:rPr>
-              <w:t xml:space="preserve">Measures   ·   correction   ·   comparison   ·   defined</w:t>
+              <w:t xml:space="preserve">compares   ·   correction   ·   comparison   ·   defined</w:t>
             </w:r>
           </w:p>
         </w:tc>
@@ -7575,7 +7767,7 @@
                 <w:sz w:val="16"/>
                 <w:szCs w:val="16"/>
               </w:rPr>
-              <w:t xml:space="preserve">Cycle time, order to cash (days)</w:t>
+              <w:t xml:space="preserve">redesign</w:t>
             </w:r>
           </w:p>
         </w:tc>
@@ -7643,7 +7835,7 @@
                 <w:sz w:val="16"/>
                 <w:szCs w:val="16"/>
               </w:rPr>
-              <w:t xml:space="preserve">Faulty orders (%)</w:t>
+              <w:t xml:space="preserve">Cycle time, order to cash (days)</w:t>
             </w:r>
           </w:p>
         </w:tc>
@@ -7711,7 +7903,7 @@
                 <w:sz w:val="16"/>
                 <w:szCs w:val="16"/>
               </w:rPr>
-              <w:t xml:space="preserve">defined</w:t>
+              <w:t xml:space="preserve">Faulty orders (%)</w:t>
             </w:r>
           </w:p>
         </w:tc>
@@ -7779,7 +7971,7 @@
                 <w:sz w:val="16"/>
                 <w:szCs w:val="16"/>
               </w:rPr>
-              <w:t xml:space="preserve">correction</w:t>
+              <w:t xml:space="preserve">defined</w:t>
             </w:r>
           </w:p>
         </w:tc>
@@ -7847,7 +8039,7 @@
                 <w:sz w:val="16"/>
                 <w:szCs w:val="16"/>
               </w:rPr>
-              <w:t xml:space="preserve">comparison</w:t>
+              <w:t xml:space="preserve">correction</w:t>
             </w:r>
           </w:p>
         </w:tc>
@@ -7915,7 +8107,7 @@
                 <w:sz w:val="16"/>
                 <w:szCs w:val="16"/>
               </w:rPr>
-              <w:t xml:space="preserve">internal benchmarking</w:t>
+              <w:t xml:space="preserve">comparison</w:t>
             </w:r>
           </w:p>
         </w:tc>
@@ -7983,7 +8175,7 @@
                 <w:sz w:val="16"/>
                 <w:szCs w:val="16"/>
               </w:rPr>
-              <w:t xml:space="preserve">functional benchmarking</w:t>
+              <w:t xml:space="preserve">internal benchmarking</w:t>
             </w:r>
           </w:p>
         </w:tc>
@@ -8034,14 +8226,24 @@
           </w:tcPr>
           <w:p>
             <w:pPr>
-              <w:spacing w:before="24" w:after="24"/>
-            </w:pPr>
-            <w:r>
-              <w:rPr>
-                <w:sz w:val="16"/>
-                <w:szCs w:val="16"/>
-              </w:rPr>
-              <w:t xml:space="preserve"/>
+              <w:spacing w:before="12" w:after="12"/>
+            </w:pPr>
+            <w:r>
+              <w:rPr>
+                <w:b/>
+                <w:bCs/>
+                <w:color w:val="8186EF"/>
+                <w:sz w:val="16"/>
+                <w:szCs w:val="16"/>
+              </w:rPr>
+              <w:t xml:space="preserve">16  </w:t>
+            </w:r>
+            <w:r>
+              <w:rPr>
+                <w:sz w:val="16"/>
+                <w:szCs w:val="16"/>
+              </w:rPr>
+              <w:t xml:space="preserve">functional benchmarking</w:t>
             </w:r>
           </w:p>
         </w:tc>
@@ -8108,7 +8310,7 @@
           <w:sz w:val="15"/>
           <w:szCs w:val="15"/>
         </w:rPr>
-        <w:t xml:space="preserve">Benchmarking follows a cycle: plan, find partners, collect comparable data, analyse the gap and the practices behind it, act, and monitor.</w:t>
+        <w:t xml:space="preserve">Benchmarking follows a cycle: plan, find partners, collect comparable data, analyse the gap and the practices behind it, act, and monitor. The redesign closes most of the gap, but best practice is still $16.00 an order and 3 days.</w:t>
       </w:r>
     </w:p>
     <w:p>
@@ -9717,7 +9919,7 @@
           <w:sz w:val="16"/>
           <w:szCs w:val="16"/>
         </w:rPr>
-        <w:t xml:space="preserve">      gaps 1–6</w:t>
+        <w:t xml:space="preserve">      gaps 1–7</w:t>
       </w:r>
     </w:p>
     <w:p>
@@ -9872,7 +10074,7 @@
           <w:sz w:val="19"/>
           <w:szCs w:val="19"/>
         </w:rPr>
-        <w:t xml:space="preserve">Change: </w:t>
+        <w:t xml:space="preserve">Change: one-off cost $150,000; </w:t>
       </w:r>
       <w:r>
         <w:rPr>
@@ -9904,7 +10106,7 @@
           <w:sz w:val="19"/>
           <w:szCs w:val="19"/>
         </w:rPr>
-        <w:t xml:space="preserve"> cost $150,000; running cost $12,800 a year. </w:t>
+        <w:t xml:space="preserve"> cost $12,800 a year. </w:t>
       </w:r>
       <w:r>
         <w:rPr>
@@ -9958,6 +10160,45 @@
           <w:szCs w:val="19"/>
         </w:rPr>
         <w:t xml:space="preserve"> saving: $212,800 − $12,800 = $200,000. </w:t>
+      </w:r>
+      <w:r>
+        <w:rPr>
+          <w:sz w:val="19"/>
+          <w:szCs w:val="19"/>
+        </w:rPr>
+        <w:t xml:space="preserve">The one-off cost is </w:t>
+      </w:r>
+      <w:r>
+        <w:rPr>
+          <w:b/>
+          <w:bCs/>
+          <w:color w:val="8186EF"/>
+          <w:sz w:val="15"/>
+          <w:szCs w:val="15"/>
+        </w:rPr>
+        <w:t xml:space="preserve"> (7) </w:t>
+      </w:r>
+      <w:r>
+        <w:rPr>
+          <w:u w:val="single"/>
+          <w:sz w:val="19"/>
+          <w:szCs w:val="19"/>
+        </w:rPr>
+        <w:t xml:space="preserve">           </w:t>
+      </w:r>
+      <w:r>
+        <w:rPr>
+          <w:sz w:val="19"/>
+          <w:szCs w:val="19"/>
+        </w:rPr>
+        <w:t xml:space="preserve"> </w:t>
+      </w:r>
+      <w:r>
+        <w:rPr>
+          <w:sz w:val="19"/>
+          <w:szCs w:val="19"/>
+        </w:rPr>
+        <w:t xml:space="preserve"> in 0.75 years, and the net saving over three years is $450,000. </w:t>
       </w:r>
     </w:p>
     <w:tbl>
@@ -10015,7 +10256,7 @@
                 <w:sz w:val="16"/>
                 <w:szCs w:val="16"/>
               </w:rPr>
-              <w:t xml:space="preserve">business   ·   three-year   ·   division   ·   correcting   ·   Volume   ·   one-off   ·   yearly</w:t>
+              <w:t xml:space="preserve">business   ·   recovered   ·   division   ·   yearly   ·   three-year   ·   Volume   ·   correcting   ·   running</w:t>
             </w:r>
           </w:p>
         </w:tc>
@@ -10225,7 +10466,7 @@
           <w:sz w:val="16"/>
           <w:szCs w:val="16"/>
         </w:rPr>
-        <w:t xml:space="preserve">      gaps 9–10</w:t>
+        <w:t xml:space="preserve">      gaps 10–11</w:t>
       </w:r>
     </w:p>
     <w:p>
@@ -10248,7 +10489,7 @@
           <w:sz w:val="15"/>
           <w:szCs w:val="15"/>
         </w:rPr>
-        <w:t xml:space="preserve"> (9) </w:t>
+        <w:t xml:space="preserve"> (10) </w:t>
       </w:r>
       <w:r>
         <w:rPr>
@@ -10287,7 +10528,7 @@
           <w:sz w:val="15"/>
           <w:szCs w:val="15"/>
         </w:rPr>
-        <w:t xml:space="preserve"> (10) </w:t>
+        <w:t xml:space="preserve"> (11) </w:t>
       </w:r>
       <w:r>
         <w:rPr>
@@ -10441,7 +10682,7 @@
           <w:sz w:val="16"/>
           <w:szCs w:val="16"/>
         </w:rPr>
-        <w:t xml:space="preserve">      gaps 11–13</w:t>
+        <w:t xml:space="preserve">      gaps 12–14</w:t>
       </w:r>
     </w:p>
     <w:p>
@@ -10464,7 +10705,7 @@
           <w:sz w:val="15"/>
           <w:szCs w:val="15"/>
         </w:rPr>
-        <w:t xml:space="preserve"> (11) </w:t>
+        <w:t xml:space="preserve"> (12) </w:t>
       </w:r>
       <w:r>
         <w:rPr>
@@ -10496,7 +10737,7 @@
           <w:sz w:val="15"/>
           <w:szCs w:val="15"/>
         </w:rPr>
-        <w:t xml:space="preserve"> (12) </w:t>
+        <w:t xml:space="preserve"> (13) </w:t>
       </w:r>
       <w:r>
         <w:rPr>
@@ -10535,7 +10776,7 @@
           <w:sz w:val="15"/>
           <w:szCs w:val="15"/>
         </w:rPr>
-        <w:t xml:space="preserve"> (13) </w:t>
+        <w:t xml:space="preserve"> (14) </w:t>
       </w:r>
       <w:r>
         <w:rPr>
@@ -10615,7 +10856,7 @@
                 <w:sz w:val="16"/>
                 <w:szCs w:val="16"/>
               </w:rPr>
-              <w:t xml:space="preserve">redesign   ·   Compute   ·   before   ·   savings</w:t>
+              <w:t xml:space="preserve">redesign   ·   Compute   ·   before   ·   three-year</w:t>
             </w:r>
           </w:p>
         </w:tc>
@@ -10789,7 +11030,7 @@
                 <w:sz w:val="14"/>
                 <w:szCs w:val="14"/>
               </w:rPr>
-              <w:t xml:space="preserve">(14)</w:t>
+              <w:t xml:space="preserve">(15)</w:t>
             </w:r>
           </w:p>
         </w:tc>
@@ -10864,7 +11105,7 @@
                 <w:sz w:val="14"/>
                 <w:szCs w:val="14"/>
               </w:rPr>
-              <w:t xml:space="preserve">(15)</w:t>
+              <w:t xml:space="preserve">(16)</w:t>
             </w:r>
           </w:p>
         </w:tc>
@@ -10941,7 +11182,7 @@
                 <w:sz w:val="14"/>
                 <w:szCs w:val="14"/>
               </w:rPr>
-              <w:t xml:space="preserve">(16)</w:t>
+              <w:t xml:space="preserve">(17)</w:t>
             </w:r>
           </w:p>
         </w:tc>
@@ -11306,7 +11547,7 @@
                 <w:sz w:val="14"/>
                 <w:szCs w:val="14"/>
               </w:rPr>
-              <w:t xml:space="preserve">(17)</w:t>
+              <w:t xml:space="preserve">(18)</w:t>
             </w:r>
           </w:p>
         </w:tc>
@@ -11528,7 +11769,7 @@
                 <w:sz w:val="14"/>
                 <w:szCs w:val="14"/>
               </w:rPr>
-              <w:t xml:space="preserve">(18)</w:t>
+              <w:t xml:space="preserve">(19)</w:t>
             </w:r>
           </w:p>
         </w:tc>
@@ -11842,7 +12083,7 @@
                 <w:sz w:val="14"/>
                 <w:szCs w:val="14"/>
               </w:rPr>
-              <w:t xml:space="preserve">(19)</w:t>
+              <w:t xml:space="preserve">(20)</w:t>
             </w:r>
           </w:p>
         </w:tc>
@@ -12061,7 +12302,7 @@
                 <w:sz w:val="14"/>
                 <w:szCs w:val="14"/>
               </w:rPr>
-              <w:t xml:space="preserve">(20)</w:t>
+              <w:t xml:space="preserve">(21)</w:t>
             </w:r>
           </w:p>
         </w:tc>
@@ -12163,7 +12404,7 @@
                 <w:sz w:val="14"/>
                 <w:szCs w:val="14"/>
               </w:rPr>
-              <w:t xml:space="preserve">(21)</w:t>
+              <w:t xml:space="preserve">(22)</w:t>
             </w:r>
           </w:p>
         </w:tc>
@@ -12216,7 +12457,7 @@
                 <w:sz w:val="14"/>
                 <w:szCs w:val="14"/>
               </w:rPr>
-              <w:t xml:space="preserve">(22)</w:t>
+              <w:t xml:space="preserve">(23)</w:t>
             </w:r>
           </w:p>
         </w:tc>
@@ -12859,7 +13100,7 @@
                 <w:sz w:val="16"/>
                 <w:szCs w:val="16"/>
               </w:rPr>
-              <w:t xml:space="preserve">13  </w:t>
+              <w:t xml:space="preserve">14  </w:t>
             </w:r>
             <w:r>
               <w:rPr>
@@ -12927,7 +13168,7 @@
                 <w:sz w:val="16"/>
                 <w:szCs w:val="16"/>
               </w:rPr>
-              <w:t xml:space="preserve">14  </w:t>
+              <w:t xml:space="preserve">15  </w:t>
             </w:r>
             <w:r>
               <w:rPr>
@@ -12995,7 +13236,7 @@
                 <w:sz w:val="16"/>
                 <w:szCs w:val="16"/>
               </w:rPr>
-              <w:t xml:space="preserve">15  </w:t>
+              <w:t xml:space="preserve">16  </w:t>
             </w:r>
             <w:r>
               <w:rPr>
@@ -13063,7 +13304,7 @@
                 <w:sz w:val="16"/>
                 <w:szCs w:val="16"/>
               </w:rPr>
-              <w:t xml:space="preserve">16  </w:t>
+              <w:t xml:space="preserve">17  </w:t>
             </w:r>
             <w:r>
               <w:rPr>
@@ -13105,7 +13346,7 @@
                 <w:sz w:val="16"/>
                 <w:szCs w:val="16"/>
               </w:rPr>
-              <w:t xml:space="preserve">one-off</w:t>
+              <w:t xml:space="preserve">running</w:t>
             </w:r>
           </w:p>
         </w:tc>
@@ -13131,7 +13372,7 @@
                 <w:sz w:val="16"/>
                 <w:szCs w:val="16"/>
               </w:rPr>
-              <w:t xml:space="preserve">17  </w:t>
+              <w:t xml:space="preserve">18  </w:t>
             </w:r>
             <w:r>
               <w:rPr>
@@ -13199,7 +13440,7 @@
                 <w:sz w:val="16"/>
                 <w:szCs w:val="16"/>
               </w:rPr>
-              <w:t xml:space="preserve">18  </w:t>
+              <w:t xml:space="preserve">19  </w:t>
             </w:r>
             <w:r>
               <w:rPr>
@@ -13241,7 +13482,7 @@
                 <w:sz w:val="16"/>
                 <w:szCs w:val="16"/>
               </w:rPr>
-              <w:t xml:space="preserve">Year 1</w:t>
+              <w:t xml:space="preserve">recovered</w:t>
             </w:r>
           </w:p>
         </w:tc>
@@ -13267,7 +13508,7 @@
                 <w:sz w:val="16"/>
                 <w:szCs w:val="16"/>
               </w:rPr>
-              <w:t xml:space="preserve">19  </w:t>
+              <w:t xml:space="preserve">20  </w:t>
             </w:r>
             <w:r>
               <w:rPr>
@@ -13309,7 +13550,7 @@
                 <w:sz w:val="16"/>
                 <w:szCs w:val="16"/>
               </w:rPr>
-              <w:t xml:space="preserve">Year 2</w:t>
+              <w:t xml:space="preserve">Year 1</w:t>
             </w:r>
           </w:p>
         </w:tc>
@@ -13335,7 +13576,7 @@
                 <w:sz w:val="16"/>
                 <w:szCs w:val="16"/>
               </w:rPr>
-              <w:t xml:space="preserve">20  </w:t>
+              <w:t xml:space="preserve">21  </w:t>
             </w:r>
             <w:r>
               <w:rPr>
@@ -13377,7 +13618,7 @@
                 <w:sz w:val="16"/>
                 <w:szCs w:val="16"/>
               </w:rPr>
-              <w:t xml:space="preserve">cumulative</w:t>
+              <w:t xml:space="preserve">Year 2</w:t>
             </w:r>
           </w:p>
         </w:tc>
@@ -13403,7 +13644,7 @@
                 <w:sz w:val="16"/>
                 <w:szCs w:val="16"/>
               </w:rPr>
-              <w:t xml:space="preserve">21  </w:t>
+              <w:t xml:space="preserve">22  </w:t>
             </w:r>
             <w:r>
               <w:rPr>
@@ -13445,7 +13686,7 @@
                 <w:sz w:val="16"/>
                 <w:szCs w:val="16"/>
               </w:rPr>
-              <w:t xml:space="preserve">All-in</w:t>
+              <w:t xml:space="preserve">cumulative</w:t>
             </w:r>
           </w:p>
         </w:tc>
@@ -13471,7 +13712,7 @@
                 <w:sz w:val="16"/>
                 <w:szCs w:val="16"/>
               </w:rPr>
-              <w:t xml:space="preserve">22  </w:t>
+              <w:t xml:space="preserve">23  </w:t>
             </w:r>
             <w:r>
               <w:rPr>
@@ -13513,7 +13754,7 @@
                 <w:sz w:val="16"/>
                 <w:szCs w:val="16"/>
               </w:rPr>
-              <w:t xml:space="preserve">before</w:t>
+              <w:t xml:space="preserve">All-in</w:t>
             </w:r>
           </w:p>
         </w:tc>
@@ -13539,7 +13780,7 @@
                 <w:sz w:val="16"/>
                 <w:szCs w:val="16"/>
               </w:rPr>
-              <w:t xml:space="preserve">23  </w:t>
+              <w:t xml:space="preserve">24  </w:t>
             </w:r>
             <w:r>
               <w:rPr>
@@ -13581,7 +13822,7 @@
                 <w:sz w:val="16"/>
                 <w:szCs w:val="16"/>
               </w:rPr>
-              <w:t xml:space="preserve">redesign</w:t>
+              <w:t xml:space="preserve">before</w:t>
             </w:r>
           </w:p>
         </w:tc>
@@ -13607,7 +13848,7 @@
                 <w:sz w:val="16"/>
                 <w:szCs w:val="16"/>
               </w:rPr>
-              <w:t xml:space="preserve">24  </w:t>
+              <w:t xml:space="preserve">25  </w:t>
             </w:r>
             <w:r>
               <w:rPr>
@@ -13615,6 +13856,64 @@
                 <w:szCs w:val="16"/>
               </w:rPr>
               <w:t xml:space="preserve">cycle time</w:t>
+            </w:r>
+          </w:p>
+        </w:tc>
+      </w:tr>
+      <w:tr>
+        <w:tc>
+          <w:tcPr>
+            <w:tcW w:type="pct" w:w="2500"/>
+            <w:tcMar>
+              <w:top w:type="dxa" w:w="20"/>
+              <w:left w:type="dxa" w:w="80"/>
+              <w:bottom w:type="dxa" w:w="20"/>
+              <w:right w:type="dxa" w:w="80"/>
+            </w:tcMar>
+          </w:tcPr>
+          <w:p>
+            <w:pPr>
+              <w:spacing w:before="12" w:after="12"/>
+            </w:pPr>
+            <w:r>
+              <w:rPr>
+                <w:b/>
+                <w:bCs/>
+                <w:color w:val="8186EF"/>
+                <w:sz w:val="16"/>
+                <w:szCs w:val="16"/>
+              </w:rPr>
+              <w:t xml:space="preserve">13  </w:t>
+            </w:r>
+            <w:r>
+              <w:rPr>
+                <w:sz w:val="16"/>
+                <w:szCs w:val="16"/>
+              </w:rPr>
+              <w:t xml:space="preserve">redesign</w:t>
+            </w:r>
+          </w:p>
+        </w:tc>
+        <w:tc>
+          <w:tcPr>
+            <w:tcW w:type="pct" w:w="2500"/>
+            <w:tcMar>
+              <w:top w:type="dxa" w:w="20"/>
+              <w:left w:type="dxa" w:w="80"/>
+              <w:bottom w:type="dxa" w:w="20"/>
+              <w:right w:type="dxa" w:w="80"/>
+            </w:tcMar>
+          </w:tcPr>
+          <w:p>
+            <w:pPr>
+              <w:spacing w:before="24" w:after="24"/>
+            </w:pPr>
+            <w:r>
+              <w:rPr>
+                <w:sz w:val="16"/>
+                <w:szCs w:val="16"/>
+              </w:rPr>
+              <w:t xml:space="preserve"/>
             </w:r>
           </w:p>
         </w:tc>
@@ -13657,7 +13956,7 @@
           <w:sz w:val="15"/>
           <w:szCs w:val="15"/>
         </w:rPr>
-        <w:t xml:space="preserve">This example builds the three-year business case the division manager signed. Volume: 8,000 orders a year; staff cost $20 an hour; correcting a faulty order costs $50. Change: one-off cost $150,000; running cost $12,800 a year. Old process: staff $336,000 + corrections $20,000 = $356,000 a year. New process: staff $139,200 + corrections $4,000 = $143,200 a year. Net yearly saving: $212,800 − $12,800 = $200,000.</w:t>
+        <w:t xml:space="preserve">This example builds the three-year business case the division manager signed. Volume: 8,000 orders a year; staff cost $20 an hour; correcting a faulty order costs $50. Change: one-off cost $150,000; running cost $12,800 a year. Old process: staff $336,000 + corrections $20,000 = $356,000 a year. New process: staff $139,200 + corrections $4,000 = $143,200 a year. Net yearly saving: $212,800 − $12,800 = $200,000. The one-off cost is recovered in 0.75 years, and the net saving over three years is $450,000.</w:t>
       </w:r>
     </w:p>
     <w:p>

--- a/CMA_Summaries_B2_Ch15.docx
+++ b/CMA_Summaries_B2_Ch15.docx
@@ -9219,7 +9219,7 @@
           <w:sz w:val="18"/>
           <w:szCs w:val="18"/>
         </w:rPr>
-        <w:t xml:space="preserve">The English this section uses, and its Arabic</w:t>
+        <w:t xml:space="preserve">The words this section uses</w:t>
       </w:r>
     </w:p>
     <w:p>
@@ -9243,7 +9243,7 @@
       <w:r>
         <w:drawing>
           <wp:inline distT="0" distB="0" distL="0" distR="0">
-            <wp:extent cx="5734050" cy="1931475"/>
+            <wp:extent cx="5734050" cy="2278525"/>
             <wp:effectExtent t="0" r="0" b="0" l="0"/>
             <wp:docPr id="1" name="" descr="" title=""/>
             <wp:cNvGraphicFramePr>
@@ -9268,7 +9268,7 @@
                   <pic:spPr bwMode="auto">
                     <a:xfrm>
                       <a:off x="0" y="0"/>
-                      <a:ext cx="5734050" cy="1931475"/>
+                      <a:ext cx="5734050" cy="2278525"/>
                     </a:xfrm>
                     <a:prstGeom prst="rect">
                       <a:avLst/>
@@ -9336,7 +9336,7 @@
                 <w:sz w:val="16"/>
                 <w:szCs w:val="16"/>
               </w:rPr>
-              <w:t xml:space="preserve">process map   ·   benchmarking   ·   process analysis</w:t>
+              <w:t xml:space="preserve">Lasting advantage   ·   Customer focus   ·   Realistic targets</w:t>
             </w:r>
           </w:p>
         </w:tc>
@@ -9677,7 +9677,7 @@
                 <w:sz w:val="16"/>
                 <w:szCs w:val="16"/>
               </w:rPr>
-              <w:t xml:space="preserve">process analysis</w:t>
+              <w:t xml:space="preserve">Realistic targets</w:t>
             </w:r>
           </w:p>
         </w:tc>
@@ -9745,7 +9745,7 @@
                 <w:sz w:val="16"/>
                 <w:szCs w:val="16"/>
               </w:rPr>
-              <w:t xml:space="preserve">benchmarking</w:t>
+              <w:t xml:space="preserve">Customer focus</w:t>
             </w:r>
           </w:p>
         </w:tc>

--- a/CMA_Summaries_B2_Ch15.docx
+++ b/CMA_Summaries_B2_Ch15.docx
@@ -697,7 +697,7 @@
           <w:sz w:val="15"/>
           <w:szCs w:val="15"/>
         </w:rPr>
-        <w:t xml:space="preserve">The parts add up to the total; the bars are to scale.</w:t>
+        <w:t xml:space="preserve">The bars are drawn to scale.</w:t>
       </w:r>
     </w:p>
     <w:p>
@@ -708,7 +708,7 @@
       <w:r>
         <w:drawing>
           <wp:inline distT="0" distB="0" distL="0" distR="0">
-            <wp:extent cx="5734050" cy="3319725"/>
+            <wp:extent cx="5734050" cy="3613950"/>
             <wp:effectExtent t="0" r="0" b="0" l="0"/>
             <wp:docPr id="1" name="" descr="" title=""/>
             <wp:cNvGraphicFramePr>
@@ -733,7 +733,7 @@
                   <pic:spPr bwMode="auto">
                     <a:xfrm>
                       <a:off x="0" y="0"/>
-                      <a:ext cx="5734050" cy="3319725"/>
+                      <a:ext cx="5734050" cy="3613950"/>
                     </a:xfrm>
                     <a:prstGeom prst="rect">
                       <a:avLst/>
@@ -801,7 +801,7 @@
                 <w:sz w:val="16"/>
                 <w:szCs w:val="16"/>
               </w:rPr>
-              <w:t xml:space="preserve">Prepare the invoice by hand   ·   Copy the order to the warehouse pick list   ·   Take the order by phone and type it in   ·   Pick and pack   ·   Check the customer's credit</w:t>
+              <w:t xml:space="preserve">Check the customer's credit   ·   Match the customer's payment   ·   Prepare the invoice by hand   ·   Check stock and confirm the order</w:t>
             </w:r>
           </w:p>
         </w:tc>
@@ -1322,14 +1322,14 @@
                 <w:sz w:val="16"/>
                 <w:szCs w:val="16"/>
               </w:rPr>
-              <w:t xml:space="preserve">10  </w:t>
-            </w:r>
-            <w:r>
-              <w:rPr>
-                <w:sz w:val="16"/>
-                <w:szCs w:val="16"/>
-              </w:rPr>
-              <w:t xml:space="preserve">values</w:t>
+              <w:t xml:space="preserve">9  </w:t>
+            </w:r>
+            <w:r>
+              <w:rPr>
+                <w:sz w:val="16"/>
+                <w:szCs w:val="16"/>
+              </w:rPr>
+              <w:t xml:space="preserve">shipping</w:t>
             </w:r>
           </w:p>
         </w:tc>
@@ -1390,14 +1390,14 @@
                 <w:sz w:val="16"/>
                 <w:szCs w:val="16"/>
               </w:rPr>
-              <w:t xml:space="preserve">11  </w:t>
-            </w:r>
-            <w:r>
-              <w:rPr>
-                <w:sz w:val="16"/>
-                <w:szCs w:val="16"/>
-              </w:rPr>
-              <w:t xml:space="preserve">measures</w:t>
+              <w:t xml:space="preserve">10  </w:t>
+            </w:r>
+            <w:r>
+              <w:rPr>
+                <w:sz w:val="16"/>
+                <w:szCs w:val="16"/>
+              </w:rPr>
+              <w:t xml:space="preserve">values</w:t>
             </w:r>
           </w:p>
         </w:tc>
@@ -1458,14 +1458,14 @@
                 <w:sz w:val="16"/>
                 <w:szCs w:val="16"/>
               </w:rPr>
-              <w:t xml:space="preserve">12  </w:t>
-            </w:r>
-            <w:r>
-              <w:rPr>
-                <w:sz w:val="16"/>
-                <w:szCs w:val="16"/>
-              </w:rPr>
-              <w:t xml:space="preserve">Take the order by phone and type it in</w:t>
+              <w:t xml:space="preserve">11  </w:t>
+            </w:r>
+            <w:r>
+              <w:rPr>
+                <w:sz w:val="16"/>
+                <w:szCs w:val="16"/>
+              </w:rPr>
+              <w:t xml:space="preserve">measures</w:t>
             </w:r>
           </w:p>
         </w:tc>
@@ -1526,7 +1526,7 @@
                 <w:sz w:val="16"/>
                 <w:szCs w:val="16"/>
               </w:rPr>
-              <w:t xml:space="preserve">13  </w:t>
+              <w:t xml:space="preserve">12  </w:t>
             </w:r>
             <w:r>
               <w:rPr>
@@ -1594,14 +1594,14 @@
                 <w:sz w:val="16"/>
                 <w:szCs w:val="16"/>
               </w:rPr>
-              <w:t xml:space="preserve">14  </w:t>
-            </w:r>
-            <w:r>
-              <w:rPr>
-                <w:sz w:val="16"/>
-                <w:szCs w:val="16"/>
-              </w:rPr>
-              <w:t xml:space="preserve">Pick and pack</w:t>
+              <w:t xml:space="preserve">13  </w:t>
+            </w:r>
+            <w:r>
+              <w:rPr>
+                <w:sz w:val="16"/>
+                <w:szCs w:val="16"/>
+              </w:rPr>
+              <w:t xml:space="preserve">Check stock and confirm the order</w:t>
             </w:r>
           </w:p>
         </w:tc>
@@ -1662,7 +1662,7 @@
                 <w:sz w:val="16"/>
                 <w:szCs w:val="16"/>
               </w:rPr>
-              <w:t xml:space="preserve">15  </w:t>
+              <w:t xml:space="preserve">14  </w:t>
             </w:r>
             <w:r>
               <w:rPr>
@@ -1730,7 +1730,7 @@
                 <w:sz w:val="16"/>
                 <w:szCs w:val="16"/>
               </w:rPr>
-              <w:t xml:space="preserve">16  </w:t>
+              <w:t xml:space="preserve">15  </w:t>
             </w:r>
             <w:r>
               <w:rPr>
@@ -1798,7 +1798,7 @@
                 <w:sz w:val="16"/>
                 <w:szCs w:val="16"/>
               </w:rPr>
-              <w:t xml:space="preserve">17  </w:t>
+              <w:t xml:space="preserve">16  </w:t>
             </w:r>
             <w:r>
               <w:rPr>
@@ -1806,64 +1806,6 @@
                 <w:szCs w:val="16"/>
               </w:rPr>
               <w:t xml:space="preserve">process map</w:t>
-            </w:r>
-          </w:p>
-        </w:tc>
-      </w:tr>
-      <w:tr>
-        <w:tc>
-          <w:tcPr>
-            <w:tcW w:type="pct" w:w="2500"/>
-            <w:tcMar>
-              <w:top w:type="dxa" w:w="20"/>
-              <w:left w:type="dxa" w:w="80"/>
-              <w:bottom w:type="dxa" w:w="20"/>
-              <w:right w:type="dxa" w:w="80"/>
-            </w:tcMar>
-          </w:tcPr>
-          <w:p>
-            <w:pPr>
-              <w:spacing w:before="12" w:after="12"/>
-            </w:pPr>
-            <w:r>
-              <w:rPr>
-                <w:b/>
-                <w:bCs/>
-                <w:color w:val="8186EF"/>
-                <w:sz w:val="16"/>
-                <w:szCs w:val="16"/>
-              </w:rPr>
-              <w:t xml:space="preserve">9  </w:t>
-            </w:r>
-            <w:r>
-              <w:rPr>
-                <w:sz w:val="16"/>
-                <w:szCs w:val="16"/>
-              </w:rPr>
-              <w:t xml:space="preserve">shipping</w:t>
-            </w:r>
-          </w:p>
-        </w:tc>
-        <w:tc>
-          <w:tcPr>
-            <w:tcW w:type="pct" w:w="2500"/>
-            <w:tcMar>
-              <w:top w:type="dxa" w:w="20"/>
-              <w:left w:type="dxa" w:w="80"/>
-              <w:bottom w:type="dxa" w:w="20"/>
-              <w:right w:type="dxa" w:w="80"/>
-            </w:tcMar>
-          </w:tcPr>
-          <w:p>
-            <w:pPr>
-              <w:spacing w:before="24" w:after="24"/>
-            </w:pPr>
-            <w:r>
-              <w:rPr>
-                <w:sz w:val="16"/>
-                <w:szCs w:val="16"/>
-              </w:rPr>
-              <w:t xml:space="preserve"/>
             </w:r>
           </w:p>
         </w:tc>
@@ -2058,14 +2000,7 @@
           <w:sz w:val="19"/>
           <w:szCs w:val="19"/>
         </w:rPr>
-        <w:t xml:space="preserve"> is a radical redesign of a process, not a small improvement. </w:t>
-      </w:r>
-      <w:r>
-        <w:rPr>
-          <w:sz w:val="19"/>
-          <w:szCs w:val="19"/>
-        </w:rPr>
-        <w:t xml:space="preserve">Instead of typing orders faster, Tahini lets </w:t>
+        <w:t xml:space="preserve"> is a radical redesign of a process, not a small </w:t>
       </w:r>
       <w:r>
         <w:rPr>
@@ -2083,7 +2018,7 @@
           <w:sz w:val="19"/>
           <w:szCs w:val="19"/>
         </w:rPr>
-        <w:t xml:space="preserve">           </w:t>
+        <w:t xml:space="preserve">             </w:t>
       </w:r>
       <w:r>
         <w:rPr>
@@ -2097,14 +2032,14 @@
           <w:sz w:val="19"/>
           <w:szCs w:val="19"/>
         </w:rPr>
-        <w:t xml:space="preserve"> order online; instead of preparing invoices by hand, the invoice is created from the shipment record. </w:t>
-      </w:r>
-      <w:r>
-        <w:rPr>
-          <w:sz w:val="19"/>
-          <w:szCs w:val="19"/>
-        </w:rPr>
-        <w:t xml:space="preserve">Two steps </w:t>
+        <w:t xml:space="preserve">. </w:t>
+      </w:r>
+      <w:r>
+        <w:rPr>
+          <w:sz w:val="19"/>
+          <w:szCs w:val="19"/>
+        </w:rPr>
+        <w:t xml:space="preserve">Instead of typing orders faster, Tahini lets </w:t>
       </w:r>
       <w:r>
         <w:rPr>
@@ -2136,14 +2071,14 @@
           <w:sz w:val="19"/>
           <w:szCs w:val="19"/>
         </w:rPr>
-        <w:t xml:space="preserve">, four are shortened, and staff time falls to 0.87 hours per order. </w:t>
-      </w:r>
-      <w:r>
-        <w:rPr>
-          <w:sz w:val="19"/>
-          <w:szCs w:val="19"/>
-        </w:rPr>
-        <w:t xml:space="preserve">Cycle time falls to 4 days, so cash </w:t>
+        <w:t xml:space="preserve"> order online; instead of preparing invoices by hand, the invoice is created from the shipment record. </w:t>
+      </w:r>
+      <w:r>
+        <w:rPr>
+          <w:sz w:val="19"/>
+          <w:szCs w:val="19"/>
+        </w:rPr>
+        <w:t xml:space="preserve">Two steps </w:t>
       </w:r>
       <w:r>
         <w:rPr>
@@ -2175,14 +2110,14 @@
           <w:sz w:val="19"/>
           <w:szCs w:val="19"/>
         </w:rPr>
-        <w:t xml:space="preserve"> sooner. </w:t>
-      </w:r>
-      <w:r>
-        <w:rPr>
-          <w:sz w:val="19"/>
-          <w:szCs w:val="19"/>
-        </w:rPr>
-        <w:t xml:space="preserve">The </w:t>
+        <w:t xml:space="preserve">, four are shortened, and staff time falls to 0.87 hours per order. </w:t>
+      </w:r>
+      <w:r>
+        <w:rPr>
+          <w:sz w:val="19"/>
+          <w:szCs w:val="19"/>
+        </w:rPr>
+        <w:t xml:space="preserve">Cycle time falls to 4 days, so cash </w:t>
       </w:r>
       <w:r>
         <w:rPr>
@@ -2214,14 +2149,14 @@
           <w:sz w:val="19"/>
           <w:szCs w:val="19"/>
         </w:rPr>
-        <w:t xml:space="preserve"> must be net. </w:t>
-      </w:r>
-      <w:r>
-        <w:rPr>
-          <w:sz w:val="19"/>
-          <w:szCs w:val="19"/>
-        </w:rPr>
-        <w:t xml:space="preserve">The net </w:t>
+        <w:t xml:space="preserve"> sooner. </w:t>
+      </w:r>
+      <w:r>
+        <w:rPr>
+          <w:sz w:val="19"/>
+          <w:szCs w:val="19"/>
+        </w:rPr>
+        <w:t xml:space="preserve">The </w:t>
       </w:r>
       <w:r>
         <w:rPr>
@@ -2253,7 +2188,14 @@
           <w:sz w:val="19"/>
           <w:szCs w:val="19"/>
         </w:rPr>
-        <w:t xml:space="preserve"> saving is $200,000. </w:t>
+        <w:t xml:space="preserve"> must be net. </w:t>
+      </w:r>
+      <w:r>
+        <w:rPr>
+          <w:sz w:val="19"/>
+          <w:szCs w:val="19"/>
+        </w:rPr>
+        <w:t xml:space="preserve">The net yearly saving is $200,000. </w:t>
       </w:r>
     </w:p>
     <w:tbl>
@@ -2311,7 +2253,695 @@
                 <w:sz w:val="16"/>
                 <w:szCs w:val="16"/>
               </w:rPr>
-              <w:t xml:space="preserve">customers   ·   process   ·   reengineering   ·   savings   ·   disappear   ·   yearly   ·   arrives</w:t>
+              <w:t xml:space="preserve">improvement   ·   deducts   ·   reengineering   ·   arrives   ·   customers   ·   savings   ·   disappear</w:t>
+            </w:r>
+          </w:p>
+        </w:tc>
+      </w:tr>
+    </w:tbl>
+    <w:p/>
+    <w:tbl>
+      <w:tblPr>
+        <w:tblW w:type="pct" w:w="100%"/>
+        <w:tblLayout w:type="fixed"/>
+        <w:tblBorders>
+          <w:top w:val="single" w:color="353A7C" w:sz="6"/>
+          <w:left w:val="single" w:color="353A7C" w:sz="6"/>
+          <w:bottom w:val="single" w:color="353A7C" w:sz="6"/>
+          <w:right w:val="single" w:color="353A7C" w:sz="6"/>
+          <w:insideH w:val="single" w:color="353A7C" w:sz="6"/>
+          <w:insideV w:val="single" w:color="353A7C" w:sz="6"/>
+        </w:tblBorders>
+      </w:tblPr>
+      <w:tblGrid>
+        <w:gridCol w:w="4224"/>
+        <w:gridCol w:w="1829"/>
+        <w:gridCol w:w="3547"/>
+      </w:tblGrid>
+      <w:tr>
+        <w:tc>
+          <w:tcPr>
+            <w:tcW w:type="pct" w:w="5000"/>
+            <w:gridSpan w:val="3"/>
+            <w:shd w:fill="353A7C" w:val="clear"/>
+            <w:tcMar>
+              <w:top w:type="dxa" w:w="60"/>
+              <w:left w:type="dxa" w:w="120"/>
+              <w:bottom w:type="dxa" w:w="60"/>
+              <w:right w:type="dxa" w:w="120"/>
+            </w:tcMar>
+          </w:tcPr>
+          <w:p>
+            <w:pPr>
+              <w:spacing w:before="40" w:after="40"/>
+            </w:pPr>
+            <w:r>
+              <w:rPr>
+                <w:b/>
+                <w:bCs/>
+                <w:color w:val="FFFFFF"/>
+                <w:sz w:val="17"/>
+                <w:szCs w:val="17"/>
+              </w:rPr>
+              <w:t xml:space="preserve">Yearly cost of the old and new processes</w:t>
+            </w:r>
+          </w:p>
+        </w:tc>
+      </w:tr>
+      <w:tr>
+        <w:tc>
+          <w:tcPr>
+            <w:tcW w:type="pct" w:w="2200"/>
+            <w:shd w:fill="353A7C" w:val="clear"/>
+            <w:tcMar>
+              <w:top w:type="dxa" w:w="50"/>
+              <w:left w:type="dxa" w:w="110"/>
+              <w:bottom w:type="dxa" w:w="50"/>
+              <w:right w:type="dxa" w:w="110"/>
+            </w:tcMar>
+          </w:tcPr>
+          <w:p>
+            <w:pPr>
+              <w:spacing w:before="30" w:after="30"/>
+            </w:pPr>
+            <w:r>
+              <w:rPr>
+                <w:b/>
+                <w:bCs/>
+                <w:color w:val="FFFFFF"/>
+                <w:sz w:val="15"/>
+                <w:szCs w:val="15"/>
+              </w:rPr>
+              <w:t xml:space="preserve">Order-to-cash, whole USD</w:t>
+            </w:r>
+          </w:p>
+        </w:tc>
+        <w:tc>
+          <w:tcPr>
+            <w:tcW w:type="pct" w:w="953"/>
+            <w:shd w:fill="353A7C" w:val="clear"/>
+            <w:tcMar>
+              <w:top w:type="dxa" w:w="50"/>
+              <w:left w:type="dxa" w:w="110"/>
+              <w:bottom w:type="dxa" w:w="50"/>
+              <w:right w:type="dxa" w:w="110"/>
+            </w:tcMar>
+          </w:tcPr>
+          <w:p>
+            <w:pPr>
+              <w:spacing w:before="30" w:after="30"/>
+            </w:pPr>
+            <w:r>
+              <w:rPr>
+                <w:b/>
+                <w:bCs/>
+                <w:color w:val="FFFFFF"/>
+                <w:sz w:val="15"/>
+                <w:szCs w:val="15"/>
+              </w:rPr>
+              <w:t xml:space="preserve">Now</w:t>
+            </w:r>
+          </w:p>
+        </w:tc>
+        <w:tc>
+          <w:tcPr>
+            <w:tcW w:type="pct" w:w="1847"/>
+            <w:shd w:fill="353A7C" w:val="clear"/>
+            <w:tcMar>
+              <w:top w:type="dxa" w:w="50"/>
+              <w:left w:type="dxa" w:w="110"/>
+              <w:bottom w:type="dxa" w:w="50"/>
+              <w:right w:type="dxa" w:w="110"/>
+            </w:tcMar>
+          </w:tcPr>
+          <w:p>
+            <w:pPr>
+              <w:spacing w:before="30" w:after="30"/>
+            </w:pPr>
+            <w:r>
+              <w:rPr>
+                <w:b/>
+                <w:bCs/>
+                <w:color w:val="FFFFFF"/>
+                <w:sz w:val="15"/>
+                <w:szCs w:val="15"/>
+              </w:rPr>
+              <w:t xml:space="preserve">Redesigned</w:t>
+            </w:r>
+          </w:p>
+        </w:tc>
+      </w:tr>
+      <w:tr>
+        <w:tc>
+          <w:tcPr>
+            <w:tcW w:type="pct" w:w="2200"/>
+            <w:shd w:fill="FFFFFF" w:val="clear"/>
+            <w:tcMar>
+              <w:top w:type="dxa" w:w="50"/>
+              <w:left w:type="dxa" w:w="110"/>
+              <w:bottom w:type="dxa" w:w="50"/>
+              <w:right w:type="dxa" w:w="110"/>
+            </w:tcMar>
+          </w:tcPr>
+          <w:p>
+            <w:pPr>
+              <w:spacing w:before="46" w:after="46"/>
+            </w:pPr>
+            <w:r>
+              <w:rPr>
+                <w:b/>
+                <w:bCs/>
+                <w:color w:val="8186EF"/>
+                <w:sz w:val="14"/>
+                <w:szCs w:val="14"/>
+              </w:rPr>
+              <w:t xml:space="preserve">(7)</w:t>
+            </w:r>
+          </w:p>
+        </w:tc>
+        <w:tc>
+          <w:tcPr>
+            <w:tcW w:type="pct" w:w="953"/>
+            <w:tcMar>
+              <w:top w:type="dxa" w:w="50"/>
+              <w:left w:type="dxa" w:w="110"/>
+              <w:bottom w:type="dxa" w:w="50"/>
+              <w:right w:type="dxa" w:w="110"/>
+            </w:tcMar>
+          </w:tcPr>
+          <w:p>
+            <w:pPr>
+              <w:spacing w:before="28" w:after="28"/>
+            </w:pPr>
+            <w:r>
+              <w:rPr>
+                <w:sz w:val="15"/>
+                <w:szCs w:val="15"/>
+              </w:rPr>
+              <w:t xml:space="preserve">336,000</w:t>
+            </w:r>
+          </w:p>
+        </w:tc>
+        <w:tc>
+          <w:tcPr>
+            <w:tcW w:type="pct" w:w="1847"/>
+            <w:tcMar>
+              <w:top w:type="dxa" w:w="50"/>
+              <w:left w:type="dxa" w:w="110"/>
+              <w:bottom w:type="dxa" w:w="50"/>
+              <w:right w:type="dxa" w:w="110"/>
+            </w:tcMar>
+          </w:tcPr>
+          <w:p>
+            <w:pPr>
+              <w:spacing w:before="28" w:after="28"/>
+            </w:pPr>
+            <w:r>
+              <w:rPr>
+                <w:sz w:val="15"/>
+                <w:szCs w:val="15"/>
+              </w:rPr>
+              <w:t xml:space="preserve">139,200</w:t>
+            </w:r>
+          </w:p>
+        </w:tc>
+      </w:tr>
+      <w:tr>
+        <w:tc>
+          <w:tcPr>
+            <w:tcW w:type="pct" w:w="2200"/>
+            <w:shd w:fill="FBFAF6" w:val="clear"/>
+            <w:tcMar>
+              <w:top w:type="dxa" w:w="50"/>
+              <w:left w:type="dxa" w:w="110"/>
+              <w:bottom w:type="dxa" w:w="50"/>
+              <w:right w:type="dxa" w:w="110"/>
+            </w:tcMar>
+          </w:tcPr>
+          <w:p>
+            <w:pPr>
+              <w:spacing w:before="28" w:after="28"/>
+            </w:pPr>
+            <w:r>
+              <w:rPr>
+                <w:sz w:val="15"/>
+                <w:szCs w:val="15"/>
+              </w:rPr>
+              <w:t xml:space="preserve">Correcting faulty orders (5% → 1% at $50)</w:t>
+            </w:r>
+          </w:p>
+        </w:tc>
+        <w:tc>
+          <w:tcPr>
+            <w:tcW w:type="pct" w:w="953"/>
+            <w:shd w:fill="FBFAF6" w:val="clear"/>
+            <w:tcMar>
+              <w:top w:type="dxa" w:w="50"/>
+              <w:left w:type="dxa" w:w="110"/>
+              <w:bottom w:type="dxa" w:w="50"/>
+              <w:right w:type="dxa" w:w="110"/>
+            </w:tcMar>
+          </w:tcPr>
+          <w:p>
+            <w:pPr>
+              <w:spacing w:before="28" w:after="28"/>
+            </w:pPr>
+            <w:r>
+              <w:rPr>
+                <w:sz w:val="15"/>
+                <w:szCs w:val="15"/>
+              </w:rPr>
+              <w:t xml:space="preserve">20,000</w:t>
+            </w:r>
+          </w:p>
+        </w:tc>
+        <w:tc>
+          <w:tcPr>
+            <w:tcW w:type="pct" w:w="1847"/>
+            <w:shd w:fill="FBFAF6" w:val="clear"/>
+            <w:tcMar>
+              <w:top w:type="dxa" w:w="50"/>
+              <w:left w:type="dxa" w:w="110"/>
+              <w:bottom w:type="dxa" w:w="50"/>
+              <w:right w:type="dxa" w:w="110"/>
+            </w:tcMar>
+          </w:tcPr>
+          <w:p>
+            <w:pPr>
+              <w:spacing w:before="28" w:after="28"/>
+            </w:pPr>
+            <w:r>
+              <w:rPr>
+                <w:sz w:val="15"/>
+                <w:szCs w:val="15"/>
+              </w:rPr>
+              <w:t xml:space="preserve">4,000</w:t>
+            </w:r>
+          </w:p>
+        </w:tc>
+      </w:tr>
+      <w:tr>
+        <w:tc>
+          <w:tcPr>
+            <w:tcW w:type="pct" w:w="2200"/>
+            <w:tcMar>
+              <w:top w:type="dxa" w:w="50"/>
+              <w:left w:type="dxa" w:w="110"/>
+              <w:bottom w:type="dxa" w:w="50"/>
+              <w:right w:type="dxa" w:w="110"/>
+            </w:tcMar>
+          </w:tcPr>
+          <w:p>
+            <w:pPr>
+              <w:spacing w:before="28" w:after="28"/>
+            </w:pPr>
+            <w:r>
+              <w:rPr>
+                <w:sz w:val="15"/>
+                <w:szCs w:val="15"/>
+              </w:rPr>
+              <w:t xml:space="preserve">Yearly process cost</w:t>
+            </w:r>
+          </w:p>
+        </w:tc>
+        <w:tc>
+          <w:tcPr>
+            <w:tcW w:type="pct" w:w="953"/>
+            <w:tcMar>
+              <w:top w:type="dxa" w:w="50"/>
+              <w:left w:type="dxa" w:w="110"/>
+              <w:bottom w:type="dxa" w:w="50"/>
+              <w:right w:type="dxa" w:w="110"/>
+            </w:tcMar>
+          </w:tcPr>
+          <w:p>
+            <w:pPr>
+              <w:spacing w:before="28" w:after="28"/>
+            </w:pPr>
+            <w:r>
+              <w:rPr>
+                <w:sz w:val="15"/>
+                <w:szCs w:val="15"/>
+              </w:rPr>
+              <w:t xml:space="preserve">356,000</w:t>
+            </w:r>
+          </w:p>
+        </w:tc>
+        <w:tc>
+          <w:tcPr>
+            <w:tcW w:type="pct" w:w="1847"/>
+            <w:tcMar>
+              <w:top w:type="dxa" w:w="50"/>
+              <w:left w:type="dxa" w:w="110"/>
+              <w:bottom w:type="dxa" w:w="50"/>
+              <w:right w:type="dxa" w:w="110"/>
+            </w:tcMar>
+          </w:tcPr>
+          <w:p>
+            <w:pPr>
+              <w:spacing w:before="28" w:after="28"/>
+            </w:pPr>
+            <w:r>
+              <w:rPr>
+                <w:sz w:val="15"/>
+                <w:szCs w:val="15"/>
+              </w:rPr>
+              <w:t xml:space="preserve">143,200</w:t>
+            </w:r>
+          </w:p>
+        </w:tc>
+      </w:tr>
+      <w:tr>
+        <w:tc>
+          <w:tcPr>
+            <w:tcW w:type="pct" w:w="2200"/>
+            <w:shd w:fill="FFFFFF" w:val="clear"/>
+            <w:tcMar>
+              <w:top w:type="dxa" w:w="50"/>
+              <w:left w:type="dxa" w:w="110"/>
+              <w:bottom w:type="dxa" w:w="50"/>
+              <w:right w:type="dxa" w:w="110"/>
+            </w:tcMar>
+          </w:tcPr>
+          <w:p>
+            <w:pPr>
+              <w:spacing w:before="46" w:after="46"/>
+            </w:pPr>
+            <w:r>
+              <w:rPr>
+                <w:b/>
+                <w:bCs/>
+                <w:color w:val="8186EF"/>
+                <w:sz w:val="14"/>
+                <w:szCs w:val="14"/>
+              </w:rPr>
+              <w:t xml:space="preserve">(8)</w:t>
+            </w:r>
+          </w:p>
+        </w:tc>
+        <w:tc>
+          <w:tcPr>
+            <w:tcW w:type="pct" w:w="953"/>
+            <w:shd w:fill="FBFAF6" w:val="clear"/>
+            <w:tcMar>
+              <w:top w:type="dxa" w:w="50"/>
+              <w:left w:type="dxa" w:w="110"/>
+              <w:bottom w:type="dxa" w:w="50"/>
+              <w:right w:type="dxa" w:w="110"/>
+            </w:tcMar>
+          </w:tcPr>
+          <w:p>
+            <w:pPr>
+              <w:spacing w:before="28" w:after="28"/>
+            </w:pPr>
+            <w:r>
+              <w:rPr>
+                <w:sz w:val="15"/>
+                <w:szCs w:val="15"/>
+              </w:rPr>
+              <w:t xml:space="preserve"> </w:t>
+            </w:r>
+          </w:p>
+        </w:tc>
+        <w:tc>
+          <w:tcPr>
+            <w:tcW w:type="pct" w:w="1847"/>
+            <w:shd w:fill="FBFAF6" w:val="clear"/>
+            <w:tcMar>
+              <w:top w:type="dxa" w:w="50"/>
+              <w:left w:type="dxa" w:w="110"/>
+              <w:bottom w:type="dxa" w:w="50"/>
+              <w:right w:type="dxa" w:w="110"/>
+            </w:tcMar>
+          </w:tcPr>
+          <w:p>
+            <w:pPr>
+              <w:spacing w:before="28" w:after="28"/>
+            </w:pPr>
+            <w:r>
+              <w:rPr>
+                <w:sz w:val="15"/>
+                <w:szCs w:val="15"/>
+              </w:rPr>
+              <w:t xml:space="preserve">212,800</w:t>
+            </w:r>
+          </w:p>
+        </w:tc>
+      </w:tr>
+      <w:tr>
+        <w:tc>
+          <w:tcPr>
+            <w:tcW w:type="pct" w:w="2200"/>
+            <w:shd w:fill="FFFFFF" w:val="clear"/>
+            <w:tcMar>
+              <w:top w:type="dxa" w:w="50"/>
+              <w:left w:type="dxa" w:w="110"/>
+              <w:bottom w:type="dxa" w:w="50"/>
+              <w:right w:type="dxa" w:w="110"/>
+            </w:tcMar>
+          </w:tcPr>
+          <w:p>
+            <w:pPr>
+              <w:spacing w:before="46" w:after="46"/>
+            </w:pPr>
+            <w:r>
+              <w:rPr>
+                <w:b/>
+                <w:bCs/>
+                <w:color w:val="8186EF"/>
+                <w:sz w:val="14"/>
+                <w:szCs w:val="14"/>
+              </w:rPr>
+              <w:t xml:space="preserve">(9)</w:t>
+            </w:r>
+          </w:p>
+        </w:tc>
+        <w:tc>
+          <w:tcPr>
+            <w:tcW w:type="pct" w:w="953"/>
+            <w:tcMar>
+              <w:top w:type="dxa" w:w="50"/>
+              <w:left w:type="dxa" w:w="110"/>
+              <w:bottom w:type="dxa" w:w="50"/>
+              <w:right w:type="dxa" w:w="110"/>
+            </w:tcMar>
+          </w:tcPr>
+          <w:p>
+            <w:pPr>
+              <w:spacing w:before="28" w:after="28"/>
+            </w:pPr>
+            <w:r>
+              <w:rPr>
+                <w:sz w:val="15"/>
+                <w:szCs w:val="15"/>
+              </w:rPr>
+              <w:t xml:space="preserve"> </w:t>
+            </w:r>
+          </w:p>
+        </w:tc>
+        <w:tc>
+          <w:tcPr>
+            <w:tcW w:type="pct" w:w="1847"/>
+            <w:tcMar>
+              <w:top w:type="dxa" w:w="50"/>
+              <w:left w:type="dxa" w:w="110"/>
+              <w:bottom w:type="dxa" w:w="50"/>
+              <w:right w:type="dxa" w:w="110"/>
+            </w:tcMar>
+          </w:tcPr>
+          <w:p>
+            <w:pPr>
+              <w:spacing w:before="28" w:after="28"/>
+            </w:pPr>
+            <w:r>
+              <w:rPr>
+                <w:sz w:val="15"/>
+                <w:szCs w:val="15"/>
+              </w:rPr>
+              <w:t xml:space="preserve">(12,800)</w:t>
+            </w:r>
+          </w:p>
+        </w:tc>
+      </w:tr>
+      <w:tr>
+        <w:tc>
+          <w:tcPr>
+            <w:tcW w:type="pct" w:w="2200"/>
+            <w:shd w:fill="FBFAF6" w:val="clear"/>
+            <w:tcMar>
+              <w:top w:type="dxa" w:w="50"/>
+              <w:left w:type="dxa" w:w="110"/>
+              <w:bottom w:type="dxa" w:w="50"/>
+              <w:right w:type="dxa" w:w="110"/>
+            </w:tcMar>
+          </w:tcPr>
+          <w:p>
+            <w:pPr>
+              <w:spacing w:before="28" w:after="28"/>
+            </w:pPr>
+            <w:r>
+              <w:rPr>
+                <w:sz w:val="15"/>
+                <w:szCs w:val="15"/>
+              </w:rPr>
+              <w:t xml:space="preserve">Net yearly saving</w:t>
+            </w:r>
+          </w:p>
+        </w:tc>
+        <w:tc>
+          <w:tcPr>
+            <w:tcW w:type="pct" w:w="953"/>
+            <w:shd w:fill="FBFAF6" w:val="clear"/>
+            <w:tcMar>
+              <w:top w:type="dxa" w:w="50"/>
+              <w:left w:type="dxa" w:w="110"/>
+              <w:bottom w:type="dxa" w:w="50"/>
+              <w:right w:type="dxa" w:w="110"/>
+            </w:tcMar>
+          </w:tcPr>
+          <w:p>
+            <w:pPr>
+              <w:spacing w:before="28" w:after="28"/>
+            </w:pPr>
+            <w:r>
+              <w:rPr>
+                <w:sz w:val="15"/>
+                <w:szCs w:val="15"/>
+              </w:rPr>
+              <w:t xml:space="preserve"> </w:t>
+            </w:r>
+          </w:p>
+        </w:tc>
+        <w:tc>
+          <w:tcPr>
+            <w:tcW w:type="pct" w:w="1847"/>
+            <w:shd w:fill="FBFAF6" w:val="clear"/>
+            <w:tcMar>
+              <w:top w:type="dxa" w:w="50"/>
+              <w:left w:type="dxa" w:w="110"/>
+              <w:bottom w:type="dxa" w:w="50"/>
+              <w:right w:type="dxa" w:w="110"/>
+            </w:tcMar>
+          </w:tcPr>
+          <w:p>
+            <w:pPr>
+              <w:spacing w:before="28" w:after="28"/>
+            </w:pPr>
+            <w:r>
+              <w:rPr>
+                <w:sz w:val="15"/>
+                <w:szCs w:val="15"/>
+              </w:rPr>
+              <w:t xml:space="preserve">200,000</w:t>
+            </w:r>
+          </w:p>
+        </w:tc>
+      </w:tr>
+    </w:tbl>
+    <w:p/>
+    <w:tbl>
+      <w:tblPr>
+        <w:tblW w:type="pct" w:w="100%"/>
+        <w:tblLayout w:type="fixed"/>
+        <w:tblBorders>
+          <w:top w:val="single" w:color="FBFAF6" w:sz="4"/>
+          <w:left w:val="single" w:color="FBFAF6" w:sz="4"/>
+          <w:bottom w:val="single" w:color="FBFAF6" w:sz="4"/>
+          <w:right w:val="single" w:color="FBFAF6" w:sz="4"/>
+          <w:insideH w:val="single" w:color="FBFAF6" w:sz="4"/>
+          <w:insideV w:val="single" w:color="FBFAF6" w:sz="4"/>
+        </w:tblBorders>
+      </w:tblPr>
+      <w:tblGrid>
+        <w:gridCol w:w="9600"/>
+      </w:tblGrid>
+      <w:tr>
+        <w:tc>
+          <w:tcPr>
+            <w:tcW w:type="pct" w:w="5000"/>
+            <w:shd w:fill="FBFAF6" w:val="clear"/>
+            <w:tcMar>
+              <w:top w:type="dxa" w:w="40"/>
+              <w:left w:type="dxa" w:w="100"/>
+              <w:bottom w:type="dxa" w:w="40"/>
+              <w:right w:type="dxa" w:w="100"/>
+            </w:tcMar>
+          </w:tcPr>
+          <w:p>
+            <w:pPr>
+              <w:spacing w:before="18" w:after="6"/>
+            </w:pPr>
+            <w:r>
+              <w:rPr>
+                <w:b/>
+                <w:bCs/>
+                <w:color w:val="6B7280"/>
+                <w:sz w:val="14"/>
+                <w:szCs w:val="14"/>
+              </w:rPr>
+              <w:t xml:space="preserve">word list</w:t>
+            </w:r>
+          </w:p>
+          <w:p>
+            <w:pPr>
+              <w:spacing w:before="0" w:after="18"/>
+            </w:pPr>
+            <w:r>
+              <w:rPr>
+                <w:b/>
+                <w:bCs/>
+                <w:color w:val="353A7C"/>
+                <w:sz w:val="16"/>
+                <w:szCs w:val="16"/>
+              </w:rPr>
+              <w:t xml:space="preserve">Staff time (8,000 orders)   ·   Net yearly saving   ·   Yearly running cost of the new process   ·   Gross yearly saving</w:t>
+            </w:r>
+          </w:p>
+        </w:tc>
+      </w:tr>
+    </w:tbl>
+    <w:p/>
+    <w:tbl>
+      <w:tblPr>
+        <w:tblW w:type="pct" w:w="100%"/>
+        <w:tblLayout w:type="fixed"/>
+        <w:tblBorders>
+          <w:top w:val="single" w:color="353A7C" w:sz="4"/>
+          <w:left w:val="single" w:color="353A7C" w:sz="4"/>
+          <w:bottom w:val="single" w:color="353A7C" w:sz="4"/>
+          <w:right w:val="single" w:color="353A7C" w:sz="4"/>
+          <w:insideH w:val="single" w:color="353A7C" w:sz="4"/>
+          <w:insideV w:val="single" w:color="353A7C" w:sz="4"/>
+        </w:tblBorders>
+      </w:tblPr>
+      <w:tblGrid>
+        <w:gridCol w:w="9600"/>
+      </w:tblGrid>
+      <w:tr>
+        <w:tc>
+          <w:tcPr>
+            <w:tcW w:type="pct" w:w="5000"/>
+            <w:shd w:fill="F2F4FB" w:val="clear"/>
+            <w:tcMar>
+              <w:top w:type="dxa" w:w="50"/>
+              <w:left w:type="dxa" w:w="110"/>
+              <w:bottom w:type="dxa" w:w="50"/>
+              <w:right w:type="dxa" w:w="110"/>
+            </w:tcMar>
+          </w:tcPr>
+          <w:p>
+            <w:pPr>
+              <w:spacing w:before="30" w:after="30"/>
+            </w:pPr>
+            <w:r>
+              <w:rPr>
+                <w:b/>
+                <w:bCs/>
+                <w:color w:val="353A7C"/>
+                <w:sz w:val="19"/>
+                <w:szCs w:val="19"/>
+              </w:rPr>
+              <w:t xml:space="preserve">The saving over three years</w:t>
             </w:r>
           </w:p>
         </w:tc>
@@ -2320,7 +2950,384 @@
     <w:p/>
     <w:p>
       <w:pPr>
-        <w:spacing w:before="44" w:after="10"/>
+        <w:spacing w:before="20" w:after="20" w:line="360" w:lineRule="auto"/>
+        <w:ind w:left="200"/>
+      </w:pPr>
+      <w:r>
+        <w:rPr>
+          <w:sz w:val="19"/>
+          <w:szCs w:val="19"/>
+        </w:rPr>
+        <w:t xml:space="preserve">The change also has a one-off cost of $150,000.</w:t>
+      </w:r>
+    </w:p>
+    <w:tbl>
+      <w:tblPr>
+        <w:tblW w:type="pct" w:w="100%"/>
+        <w:tblLayout w:type="fixed"/>
+        <w:tblBorders>
+          <w:top w:val="single" w:color="353A7C" w:sz="6"/>
+          <w:left w:val="single" w:color="353A7C" w:sz="6"/>
+          <w:bottom w:val="single" w:color="353A7C" w:sz="6"/>
+          <w:right w:val="single" w:color="353A7C" w:sz="6"/>
+          <w:insideH w:val="single" w:color="353A7C" w:sz="6"/>
+          <w:insideV w:val="single" w:color="353A7C" w:sz="6"/>
+        </w:tblBorders>
+      </w:tblPr>
+      <w:tblGrid>
+        <w:gridCol w:w="4992"/>
+        <w:gridCol w:w="4608"/>
+      </w:tblGrid>
+      <w:tr>
+        <w:tc>
+          <w:tcPr>
+            <w:tcW w:type="pct" w:w="5000"/>
+            <w:gridSpan w:val="2"/>
+            <w:shd w:fill="353A7C" w:val="clear"/>
+            <w:tcMar>
+              <w:top w:type="dxa" w:w="60"/>
+              <w:left w:type="dxa" w:w="120"/>
+              <w:bottom w:type="dxa" w:w="60"/>
+              <w:right w:type="dxa" w:w="120"/>
+            </w:tcMar>
+          </w:tcPr>
+          <w:p>
+            <w:pPr>
+              <w:spacing w:before="40" w:after="40"/>
+            </w:pPr>
+            <w:r>
+              <w:rPr>
+                <w:b/>
+                <w:bCs/>
+                <w:color w:val="FFFFFF"/>
+                <w:sz w:val="17"/>
+                <w:szCs w:val="17"/>
+              </w:rPr>
+              <w:t xml:space="preserve">Your turn: the net saving over three years (complete the blanks)</w:t>
+            </w:r>
+          </w:p>
+        </w:tc>
+      </w:tr>
+      <w:tr>
+        <w:tc>
+          <w:tcPr>
+            <w:tcW w:type="pct" w:w="2600"/>
+            <w:shd w:fill="353A7C" w:val="clear"/>
+            <w:tcMar>
+              <w:top w:type="dxa" w:w="50"/>
+              <w:left w:type="dxa" w:w="110"/>
+              <w:bottom w:type="dxa" w:w="50"/>
+              <w:right w:type="dxa" w:w="110"/>
+            </w:tcMar>
+          </w:tcPr>
+          <w:p>
+            <w:pPr>
+              <w:spacing w:before="30" w:after="30"/>
+            </w:pPr>
+            <w:r>
+              <w:rPr>
+                <w:b/>
+                <w:bCs/>
+                <w:color w:val="FFFFFF"/>
+                <w:sz w:val="15"/>
+                <w:szCs w:val="15"/>
+              </w:rPr>
+              <w:t xml:space="preserve">Three-year view (whole USD)</w:t>
+            </w:r>
+          </w:p>
+        </w:tc>
+        <w:tc>
+          <w:tcPr>
+            <w:tcW w:type="pct" w:w="2400"/>
+            <w:shd w:fill="353A7C" w:val="clear"/>
+            <w:tcMar>
+              <w:top w:type="dxa" w:w="50"/>
+              <w:left w:type="dxa" w:w="110"/>
+              <w:bottom w:type="dxa" w:w="50"/>
+              <w:right w:type="dxa" w:w="110"/>
+            </w:tcMar>
+          </w:tcPr>
+          <w:p>
+            <w:pPr>
+              <w:spacing w:before="30" w:after="30"/>
+            </w:pPr>
+            <w:r>
+              <w:rPr>
+                <w:b/>
+                <w:bCs/>
+                <w:color w:val="FFFFFF"/>
+                <w:sz w:val="15"/>
+                <w:szCs w:val="15"/>
+              </w:rPr>
+              <w:t xml:space="preserve">Amount</w:t>
+            </w:r>
+          </w:p>
+        </w:tc>
+      </w:tr>
+      <w:tr>
+        <w:tc>
+          <w:tcPr>
+            <w:tcW w:type="pct" w:w="2600"/>
+            <w:tcMar>
+              <w:top w:type="dxa" w:w="50"/>
+              <w:left w:type="dxa" w:w="110"/>
+              <w:bottom w:type="dxa" w:w="50"/>
+              <w:right w:type="dxa" w:w="110"/>
+            </w:tcMar>
+          </w:tcPr>
+          <w:p>
+            <w:pPr>
+              <w:spacing w:before="28" w:after="28"/>
+            </w:pPr>
+            <w:r>
+              <w:rPr>
+                <w:sz w:val="15"/>
+                <w:szCs w:val="15"/>
+              </w:rPr>
+              <w:t xml:space="preserve">Net yearly saving × 3 years</w:t>
+            </w:r>
+          </w:p>
+        </w:tc>
+        <w:tc>
+          <w:tcPr>
+            <w:tcW w:type="pct" w:w="2400"/>
+            <w:tcMar>
+              <w:top w:type="dxa" w:w="50"/>
+              <w:left w:type="dxa" w:w="110"/>
+              <w:bottom w:type="dxa" w:w="50"/>
+              <w:right w:type="dxa" w:w="110"/>
+            </w:tcMar>
+          </w:tcPr>
+          <w:p>
+            <w:pPr>
+              <w:spacing w:before="28" w:after="28"/>
+            </w:pPr>
+            <w:r>
+              <w:rPr>
+                <w:sz w:val="15"/>
+                <w:szCs w:val="15"/>
+              </w:rPr>
+              <w:t xml:space="preserve">$200,000 × 3 = $600,000</w:t>
+            </w:r>
+          </w:p>
+        </w:tc>
+      </w:tr>
+      <w:tr>
+        <w:tc>
+          <w:tcPr>
+            <w:tcW w:type="pct" w:w="2600"/>
+            <w:shd w:fill="FBFAF6" w:val="clear"/>
+            <w:tcMar>
+              <w:top w:type="dxa" w:w="50"/>
+              <w:left w:type="dxa" w:w="110"/>
+              <w:bottom w:type="dxa" w:w="50"/>
+              <w:right w:type="dxa" w:w="110"/>
+            </w:tcMar>
+          </w:tcPr>
+          <w:p>
+            <w:pPr>
+              <w:spacing w:before="28" w:after="28"/>
+            </w:pPr>
+            <w:r>
+              <w:rPr>
+                <w:sz w:val="15"/>
+                <w:szCs w:val="15"/>
+              </w:rPr>
+              <w:t xml:space="preserve">One-off cost of the change</w:t>
+            </w:r>
+          </w:p>
+        </w:tc>
+        <w:tc>
+          <w:tcPr>
+            <w:tcW w:type="pct" w:w="2400"/>
+            <w:shd w:fill="FBFAF6" w:val="clear"/>
+            <w:tcMar>
+              <w:top w:type="dxa" w:w="50"/>
+              <w:left w:type="dxa" w:w="110"/>
+              <w:bottom w:type="dxa" w:w="50"/>
+              <w:right w:type="dxa" w:w="110"/>
+            </w:tcMar>
+          </w:tcPr>
+          <w:p>
+            <w:pPr>
+              <w:spacing w:before="28" w:after="28"/>
+            </w:pPr>
+            <w:r>
+              <w:rPr>
+                <w:sz w:val="15"/>
+                <w:szCs w:val="15"/>
+              </w:rPr>
+              <w:t xml:space="preserve">(150,000)</w:t>
+            </w:r>
+          </w:p>
+        </w:tc>
+      </w:tr>
+      <w:tr>
+        <w:tc>
+          <w:tcPr>
+            <w:tcW w:type="pct" w:w="2600"/>
+            <w:tcMar>
+              <w:top w:type="dxa" w:w="50"/>
+              <w:left w:type="dxa" w:w="110"/>
+              <w:bottom w:type="dxa" w:w="50"/>
+              <w:right w:type="dxa" w:w="110"/>
+            </w:tcMar>
+          </w:tcPr>
+          <w:p>
+            <w:pPr>
+              <w:spacing w:before="28" w:after="28"/>
+            </w:pPr>
+            <w:r>
+              <w:rPr>
+                <w:sz w:val="15"/>
+                <w:szCs w:val="15"/>
+              </w:rPr>
+              <w:t xml:space="preserve">Net saving over three years</w:t>
+            </w:r>
+          </w:p>
+        </w:tc>
+        <w:tc>
+          <w:tcPr>
+            <w:tcW w:type="pct" w:w="2400"/>
+            <w:shd w:fill="FFFFFF" w:val="clear"/>
+            <w:tcMar>
+              <w:top w:type="dxa" w:w="50"/>
+              <w:left w:type="dxa" w:w="110"/>
+              <w:bottom w:type="dxa" w:w="50"/>
+              <w:right w:type="dxa" w:w="110"/>
+            </w:tcMar>
+          </w:tcPr>
+          <w:p>
+            <w:pPr>
+              <w:spacing w:before="46" w:after="46"/>
+            </w:pPr>
+            <w:r>
+              <w:rPr>
+                <w:b/>
+                <w:bCs/>
+                <w:color w:val="8186EF"/>
+                <w:sz w:val="14"/>
+                <w:szCs w:val="14"/>
+              </w:rPr>
+              <w:t xml:space="preserve">(10)</w:t>
+            </w:r>
+          </w:p>
+        </w:tc>
+      </w:tr>
+    </w:tbl>
+    <w:p/>
+    <w:tbl>
+      <w:tblPr>
+        <w:tblW w:type="pct" w:w="100%"/>
+        <w:tblLayout w:type="fixed"/>
+        <w:tblBorders>
+          <w:top w:val="single" w:color="FBFAF6" w:sz="4"/>
+          <w:left w:val="single" w:color="FBFAF6" w:sz="4"/>
+          <w:bottom w:val="single" w:color="FBFAF6" w:sz="4"/>
+          <w:right w:val="single" w:color="FBFAF6" w:sz="4"/>
+          <w:insideH w:val="single" w:color="FBFAF6" w:sz="4"/>
+          <w:insideV w:val="single" w:color="FBFAF6" w:sz="4"/>
+        </w:tblBorders>
+      </w:tblPr>
+      <w:tblGrid>
+        <w:gridCol w:w="9600"/>
+      </w:tblGrid>
+      <w:tr>
+        <w:tc>
+          <w:tcPr>
+            <w:tcW w:type="pct" w:w="5000"/>
+            <w:shd w:fill="FBFAF6" w:val="clear"/>
+            <w:tcMar>
+              <w:top w:type="dxa" w:w="40"/>
+              <w:left w:type="dxa" w:w="100"/>
+              <w:bottom w:type="dxa" w:w="40"/>
+              <w:right w:type="dxa" w:w="100"/>
+            </w:tcMar>
+          </w:tcPr>
+          <w:p>
+            <w:pPr>
+              <w:spacing w:before="18" w:after="6"/>
+            </w:pPr>
+            <w:r>
+              <w:rPr>
+                <w:b/>
+                <w:bCs/>
+                <w:color w:val="6B7280"/>
+                <w:sz w:val="14"/>
+                <w:szCs w:val="14"/>
+              </w:rPr>
+              <w:t xml:space="preserve">word list</w:t>
+            </w:r>
+          </w:p>
+          <w:p>
+            <w:pPr>
+              <w:spacing w:before="0" w:after="18"/>
+            </w:pPr>
+            <w:r>
+              <w:rPr>
+                <w:b/>
+                <w:bCs/>
+                <w:color w:val="353A7C"/>
+                <w:sz w:val="16"/>
+                <w:szCs w:val="16"/>
+              </w:rPr>
+              <w:t xml:space="preserve">$600,000 − $150,000 = $450,000   ·   $200,000 × 3 = $600,000</w:t>
+            </w:r>
+          </w:p>
+        </w:tc>
+      </w:tr>
+    </w:tbl>
+    <w:p/>
+    <w:tbl>
+      <w:tblPr>
+        <w:tblW w:type="pct" w:w="100%"/>
+        <w:tblLayout w:type="fixed"/>
+        <w:tblBorders>
+          <w:top w:val="single" w:color="353A7C" w:sz="4"/>
+          <w:left w:val="single" w:color="353A7C" w:sz="4"/>
+          <w:bottom w:val="single" w:color="353A7C" w:sz="4"/>
+          <w:right w:val="single" w:color="353A7C" w:sz="4"/>
+          <w:insideH w:val="single" w:color="353A7C" w:sz="4"/>
+          <w:insideV w:val="single" w:color="353A7C" w:sz="4"/>
+        </w:tblBorders>
+      </w:tblPr>
+      <w:tblGrid>
+        <w:gridCol w:w="9600"/>
+      </w:tblGrid>
+      <w:tr>
+        <w:tc>
+          <w:tcPr>
+            <w:tcW w:type="pct" w:w="5000"/>
+            <w:shd w:fill="F2F4FB" w:val="clear"/>
+            <w:tcMar>
+              <w:top w:type="dxa" w:w="50"/>
+              <w:left w:type="dxa" w:w="110"/>
+              <w:bottom w:type="dxa" w:w="50"/>
+              <w:right w:type="dxa" w:w="110"/>
+            </w:tcMar>
+          </w:tcPr>
+          <w:p>
+            <w:pPr>
+              <w:spacing w:before="30" w:after="30"/>
+            </w:pPr>
+            <w:r>
+              <w:rPr>
+                <w:b/>
+                <w:bCs/>
+                <w:color w:val="353A7C"/>
+                <w:sz w:val="19"/>
+                <w:szCs w:val="19"/>
+              </w:rPr>
+              <w:t xml:space="preserve">Gross is not net</w:t>
+            </w:r>
+          </w:p>
+        </w:tc>
+      </w:tr>
+    </w:tbl>
+    <w:p/>
+    <w:p>
+      <w:pPr>
+        <w:spacing w:before="44" w:after="14"/>
       </w:pPr>
       <w:r>
         <w:rPr>
@@ -2330,7 +3337,188 @@
           <w:sz w:val="18"/>
           <w:szCs w:val="18"/>
         </w:rPr>
-        <w:t xml:space="preserve">Yearly cost of the old and new processes</w:t>
+        <w:t xml:space="preserve">Summary 2</w:t>
+      </w:r>
+      <w:r>
+        <w:rPr>
+          <w:color w:val="6B7280"/>
+          <w:sz w:val="16"/>
+          <w:szCs w:val="16"/>
+        </w:rPr>
+        <w:t xml:space="preserve">      gaps 11–12</w:t>
+      </w:r>
+    </w:p>
+    <w:p>
+      <w:pPr>
+        <w:spacing w:before="20" w:after="20" w:line="360" w:lineRule="auto"/>
+        <w:ind w:left="200"/>
+      </w:pPr>
+      <w:r>
+        <w:rPr>
+          <w:sz w:val="19"/>
+          <w:szCs w:val="19"/>
+        </w:rPr>
+        <w:t xml:space="preserve">Exam </w:t>
+      </w:r>
+      <w:r>
+        <w:rPr>
+          <w:b/>
+          <w:bCs/>
+          <w:color w:val="8186EF"/>
+          <w:sz w:val="15"/>
+          <w:szCs w:val="15"/>
+        </w:rPr>
+        <w:t xml:space="preserve"> (11) </w:t>
+      </w:r>
+      <w:r>
+        <w:rPr>
+          <w:u w:val="single"/>
+          <w:sz w:val="19"/>
+          <w:szCs w:val="19"/>
+        </w:rPr>
+        <w:t xml:space="preserve">           </w:t>
+      </w:r>
+      <w:r>
+        <w:rPr>
+          <w:sz w:val="19"/>
+          <w:szCs w:val="19"/>
+        </w:rPr>
+        <w:t xml:space="preserve"> </w:t>
+      </w:r>
+      <w:r>
+        <w:rPr>
+          <w:sz w:val="19"/>
+          <w:szCs w:val="19"/>
+        </w:rPr>
+        <w:t xml:space="preserve"> often show the gross saving. </w:t>
+      </w:r>
+      <w:r>
+        <w:rPr>
+          <w:sz w:val="19"/>
+          <w:szCs w:val="19"/>
+        </w:rPr>
+        <w:t xml:space="preserve">The </w:t>
+      </w:r>
+      <w:r>
+        <w:rPr>
+          <w:b/>
+          <w:bCs/>
+          <w:color w:val="8186EF"/>
+          <w:sz w:val="15"/>
+          <w:szCs w:val="15"/>
+        </w:rPr>
+        <w:t xml:space="preserve"> (12) </w:t>
+      </w:r>
+      <w:r>
+        <w:rPr>
+          <w:u w:val="single"/>
+          <w:sz w:val="19"/>
+          <w:szCs w:val="19"/>
+        </w:rPr>
+        <w:t xml:space="preserve">           </w:t>
+      </w:r>
+      <w:r>
+        <w:rPr>
+          <w:sz w:val="19"/>
+          <w:szCs w:val="19"/>
+        </w:rPr>
+        <w:t xml:space="preserve"> </w:t>
+      </w:r>
+      <w:r>
+        <w:rPr>
+          <w:sz w:val="19"/>
+          <w:szCs w:val="19"/>
+        </w:rPr>
+        <w:t xml:space="preserve"> answer deducts the running cost of the new process every year and the one-off cost of the change once. </w:t>
+      </w:r>
+    </w:p>
+    <w:tbl>
+      <w:tblPr>
+        <w:tblW w:type="pct" w:w="100%"/>
+        <w:tblLayout w:type="fixed"/>
+        <w:tblBorders>
+          <w:top w:val="single" w:color="FBFAF6" w:sz="4"/>
+          <w:left w:val="single" w:color="FBFAF6" w:sz="4"/>
+          <w:bottom w:val="single" w:color="FBFAF6" w:sz="4"/>
+          <w:right w:val="single" w:color="FBFAF6" w:sz="4"/>
+          <w:insideH w:val="single" w:color="FBFAF6" w:sz="4"/>
+          <w:insideV w:val="single" w:color="FBFAF6" w:sz="4"/>
+        </w:tblBorders>
+      </w:tblPr>
+      <w:tblGrid>
+        <w:gridCol w:w="9600"/>
+      </w:tblGrid>
+      <w:tr>
+        <w:tc>
+          <w:tcPr>
+            <w:tcW w:type="pct" w:w="5000"/>
+            <w:shd w:fill="FBFAF6" w:val="clear"/>
+            <w:tcMar>
+              <w:top w:type="dxa" w:w="40"/>
+              <w:left w:type="dxa" w:w="100"/>
+              <w:bottom w:type="dxa" w:w="40"/>
+              <w:right w:type="dxa" w:w="100"/>
+            </w:tcMar>
+          </w:tcPr>
+          <w:p>
+            <w:pPr>
+              <w:spacing w:before="18" w:after="6"/>
+            </w:pPr>
+            <w:r>
+              <w:rPr>
+                <w:b/>
+                <w:bCs/>
+                <w:color w:val="6B7280"/>
+                <w:sz w:val="14"/>
+                <w:szCs w:val="14"/>
+              </w:rPr>
+              <w:t xml:space="preserve">word list</w:t>
+            </w:r>
+          </w:p>
+          <w:p>
+            <w:pPr>
+              <w:spacing w:before="0" w:after="18"/>
+            </w:pPr>
+            <w:r>
+              <w:rPr>
+                <w:b/>
+                <w:bCs/>
+                <w:color w:val="353A7C"/>
+                <w:sz w:val="16"/>
+                <w:szCs w:val="16"/>
+              </w:rPr>
+              <w:t xml:space="preserve">options   ·   Business   ·   correct</w:t>
+            </w:r>
+          </w:p>
+        </w:tc>
+      </w:tr>
+    </w:tbl>
+    <w:p/>
+    <w:p>
+      <w:pPr>
+        <w:pageBreakBefore w:val="true"/>
+        <w:spacing w:after="0"/>
+      </w:pPr>
+      <w:r>
+        <w:rPr>
+          <w:sz w:val="2"/>
+        </w:rPr>
+        <w:t xml:space="preserve"> </w:t>
+      </w:r>
+    </w:p>
+    <w:p>
+      <w:pPr>
+        <w:spacing w:before="44" w:after="10"/>
+      </w:pPr>
+      <w:r>
+        <w:rPr>
+          <w:b/>
+          <w:bCs/>
+          <w:color w:val="353A7C"/>
+          <w:sz w:val="18"/>
+          <w:szCs w:val="18"/>
+        </w:rPr>
+        <w:t xml:space="preserve">The English this section uses, and its Arabic</w:t>
       </w:r>
     </w:p>
     <w:p>
@@ -2343,7 +3531,7 @@
           <w:sz w:val="15"/>
           <w:szCs w:val="15"/>
         </w:rPr>
-        <w:t xml:space="preserve">The bars are drawn to scale.</w:t>
+        <w:t xml:space="preserve">Each term sits against what it means.</w:t>
       </w:r>
     </w:p>
     <w:p>
@@ -2354,7 +3542,7 @@
       <w:r>
         <w:drawing>
           <wp:inline distT="0" distB="0" distL="0" distR="0">
-            <wp:extent cx="5734050" cy="1644775"/>
+            <wp:extent cx="5734050" cy="2074825"/>
             <wp:effectExtent t="0" r="0" b="0" l="0"/>
             <wp:docPr id="1" name="" descr="" title=""/>
             <wp:cNvGraphicFramePr>
@@ -2379,7 +3567,7 @@
                   <pic:spPr bwMode="auto">
                     <a:xfrm>
                       <a:off x="0" y="0"/>
-                      <a:ext cx="5734050" cy="1644775"/>
+                      <a:ext cx="5734050" cy="2074825"/>
                     </a:xfrm>
                     <a:prstGeom prst="rect">
                       <a:avLst/>
@@ -2447,747 +3635,7 @@
                 <w:sz w:val="16"/>
                 <w:szCs w:val="16"/>
               </w:rPr>
-              <w:t xml:space="preserve">business process reengineering   ·   Gross yearly saving</w:t>
-            </w:r>
-          </w:p>
-        </w:tc>
-      </w:tr>
-    </w:tbl>
-    <w:p/>
-    <w:tbl>
-      <w:tblPr>
-        <w:tblW w:type="pct" w:w="100%"/>
-        <w:tblLayout w:type="fixed"/>
-        <w:tblBorders>
-          <w:top w:val="single" w:color="353A7C" w:sz="4"/>
-          <w:left w:val="single" w:color="353A7C" w:sz="4"/>
-          <w:bottom w:val="single" w:color="353A7C" w:sz="4"/>
-          <w:right w:val="single" w:color="353A7C" w:sz="4"/>
-          <w:insideH w:val="single" w:color="353A7C" w:sz="4"/>
-          <w:insideV w:val="single" w:color="353A7C" w:sz="4"/>
-        </w:tblBorders>
-      </w:tblPr>
-      <w:tblGrid>
-        <w:gridCol w:w="9600"/>
-      </w:tblGrid>
-      <w:tr>
-        <w:tc>
-          <w:tcPr>
-            <w:tcW w:type="pct" w:w="5000"/>
-            <w:shd w:fill="F2F4FB" w:val="clear"/>
-            <w:tcMar>
-              <w:top w:type="dxa" w:w="50"/>
-              <w:left w:type="dxa" w:w="110"/>
-              <w:bottom w:type="dxa" w:w="50"/>
-              <w:right w:type="dxa" w:w="110"/>
-            </w:tcMar>
-          </w:tcPr>
-          <w:p>
-            <w:pPr>
-              <w:spacing w:before="30" w:after="30"/>
-            </w:pPr>
-            <w:r>
-              <w:rPr>
-                <w:b/>
-                <w:bCs/>
-                <w:color w:val="353A7C"/>
-                <w:sz w:val="19"/>
-                <w:szCs w:val="19"/>
-              </w:rPr>
-              <w:t xml:space="preserve">The saving over three years</w:t>
-            </w:r>
-          </w:p>
-        </w:tc>
-      </w:tr>
-    </w:tbl>
-    <w:p/>
-    <w:p>
-      <w:pPr>
-        <w:spacing w:before="20" w:after="20" w:line="360" w:lineRule="auto"/>
-        <w:ind w:left="200"/>
-      </w:pPr>
-      <w:r>
-        <w:rPr>
-          <w:sz w:val="19"/>
-          <w:szCs w:val="19"/>
-        </w:rPr>
-        <w:t xml:space="preserve">The change also has a one-off cost of $150,000.</w:t>
-      </w:r>
-    </w:p>
-    <w:tbl>
-      <w:tblPr>
-        <w:tblW w:type="pct" w:w="100%"/>
-        <w:tblLayout w:type="fixed"/>
-        <w:tblBorders>
-          <w:top w:val="single" w:color="353A7C" w:sz="6"/>
-          <w:left w:val="single" w:color="353A7C" w:sz="6"/>
-          <w:bottom w:val="single" w:color="353A7C" w:sz="6"/>
-          <w:right w:val="single" w:color="353A7C" w:sz="6"/>
-          <w:insideH w:val="single" w:color="353A7C" w:sz="6"/>
-          <w:insideV w:val="single" w:color="353A7C" w:sz="6"/>
-        </w:tblBorders>
-      </w:tblPr>
-      <w:tblGrid>
-        <w:gridCol w:w="4992"/>
-        <w:gridCol w:w="4608"/>
-      </w:tblGrid>
-      <w:tr>
-        <w:tc>
-          <w:tcPr>
-            <w:tcW w:type="pct" w:w="5000"/>
-            <w:gridSpan w:val="2"/>
-            <w:shd w:fill="353A7C" w:val="clear"/>
-            <w:tcMar>
-              <w:top w:type="dxa" w:w="60"/>
-              <w:left w:type="dxa" w:w="120"/>
-              <w:bottom w:type="dxa" w:w="60"/>
-              <w:right w:type="dxa" w:w="120"/>
-            </w:tcMar>
-          </w:tcPr>
-          <w:p>
-            <w:pPr>
-              <w:spacing w:before="40" w:after="40"/>
-            </w:pPr>
-            <w:r>
-              <w:rPr>
-                <w:b/>
-                <w:bCs/>
-                <w:color w:val="FFFFFF"/>
-                <w:sz w:val="17"/>
-                <w:szCs w:val="17"/>
-              </w:rPr>
-              <w:t xml:space="preserve">Your turn: the net saving over three years (complete the blanks)</w:t>
-            </w:r>
-          </w:p>
-        </w:tc>
-      </w:tr>
-      <w:tr>
-        <w:tc>
-          <w:tcPr>
-            <w:tcW w:type="pct" w:w="2600"/>
-            <w:shd w:fill="353A7C" w:val="clear"/>
-            <w:tcMar>
-              <w:top w:type="dxa" w:w="50"/>
-              <w:left w:type="dxa" w:w="110"/>
-              <w:bottom w:type="dxa" w:w="50"/>
-              <w:right w:type="dxa" w:w="110"/>
-            </w:tcMar>
-          </w:tcPr>
-          <w:p>
-            <w:pPr>
-              <w:spacing w:before="30" w:after="30"/>
-            </w:pPr>
-            <w:r>
-              <w:rPr>
-                <w:b/>
-                <w:bCs/>
-                <w:color w:val="FFFFFF"/>
-                <w:sz w:val="15"/>
-                <w:szCs w:val="15"/>
-              </w:rPr>
-              <w:t xml:space="preserve">Three-year view (whole USD)</w:t>
-            </w:r>
-          </w:p>
-        </w:tc>
-        <w:tc>
-          <w:tcPr>
-            <w:tcW w:type="pct" w:w="2400"/>
-            <w:shd w:fill="353A7C" w:val="clear"/>
-            <w:tcMar>
-              <w:top w:type="dxa" w:w="50"/>
-              <w:left w:type="dxa" w:w="110"/>
-              <w:bottom w:type="dxa" w:w="50"/>
-              <w:right w:type="dxa" w:w="110"/>
-            </w:tcMar>
-          </w:tcPr>
-          <w:p>
-            <w:pPr>
-              <w:spacing w:before="30" w:after="30"/>
-            </w:pPr>
-            <w:r>
-              <w:rPr>
-                <w:b/>
-                <w:bCs/>
-                <w:color w:val="FFFFFF"/>
-                <w:sz w:val="15"/>
-                <w:szCs w:val="15"/>
-              </w:rPr>
-              <w:t xml:space="preserve">Amount</w:t>
-            </w:r>
-          </w:p>
-        </w:tc>
-      </w:tr>
-      <w:tr>
-        <w:tc>
-          <w:tcPr>
-            <w:tcW w:type="pct" w:w="2600"/>
-            <w:tcMar>
-              <w:top w:type="dxa" w:w="50"/>
-              <w:left w:type="dxa" w:w="110"/>
-              <w:bottom w:type="dxa" w:w="50"/>
-              <w:right w:type="dxa" w:w="110"/>
-            </w:tcMar>
-          </w:tcPr>
-          <w:p>
-            <w:pPr>
-              <w:spacing w:before="28" w:after="28"/>
-            </w:pPr>
-            <w:r>
-              <w:rPr>
-                <w:sz w:val="15"/>
-                <w:szCs w:val="15"/>
-              </w:rPr>
-              <w:t xml:space="preserve">Net yearly saving × 3 years</w:t>
-            </w:r>
-          </w:p>
-        </w:tc>
-        <w:tc>
-          <w:tcPr>
-            <w:tcW w:type="pct" w:w="2400"/>
-            <w:tcMar>
-              <w:top w:type="dxa" w:w="50"/>
-              <w:left w:type="dxa" w:w="110"/>
-              <w:bottom w:type="dxa" w:w="50"/>
-              <w:right w:type="dxa" w:w="110"/>
-            </w:tcMar>
-          </w:tcPr>
-          <w:p>
-            <w:pPr>
-              <w:spacing w:before="28" w:after="28"/>
-            </w:pPr>
-            <w:r>
-              <w:rPr>
-                <w:sz w:val="15"/>
-                <w:szCs w:val="15"/>
-              </w:rPr>
-              <w:t xml:space="preserve">________</w:t>
-            </w:r>
-          </w:p>
-        </w:tc>
-      </w:tr>
-      <w:tr>
-        <w:tc>
-          <w:tcPr>
-            <w:tcW w:type="pct" w:w="2600"/>
-            <w:shd w:fill="FFFFFF" w:val="clear"/>
-            <w:tcMar>
-              <w:top w:type="dxa" w:w="50"/>
-              <w:left w:type="dxa" w:w="110"/>
-              <w:bottom w:type="dxa" w:w="50"/>
-              <w:right w:type="dxa" w:w="110"/>
-            </w:tcMar>
-          </w:tcPr>
-          <w:p>
-            <w:pPr>
-              <w:spacing w:before="46" w:after="46"/>
-            </w:pPr>
-            <w:r>
-              <w:rPr>
-                <w:b/>
-                <w:bCs/>
-                <w:color w:val="8186EF"/>
-                <w:sz w:val="14"/>
-                <w:szCs w:val="14"/>
-              </w:rPr>
-              <w:t xml:space="preserve">(8)</w:t>
-            </w:r>
-          </w:p>
-        </w:tc>
-        <w:tc>
-          <w:tcPr>
-            <w:tcW w:type="pct" w:w="2400"/>
-            <w:shd w:fill="FBFAF6" w:val="clear"/>
-            <w:tcMar>
-              <w:top w:type="dxa" w:w="50"/>
-              <w:left w:type="dxa" w:w="110"/>
-              <w:bottom w:type="dxa" w:w="50"/>
-              <w:right w:type="dxa" w:w="110"/>
-            </w:tcMar>
-          </w:tcPr>
-          <w:p>
-            <w:pPr>
-              <w:spacing w:before="28" w:after="28"/>
-            </w:pPr>
-            <w:r>
-              <w:rPr>
-                <w:sz w:val="15"/>
-                <w:szCs w:val="15"/>
-              </w:rPr>
-              <w:t xml:space="preserve">(150,000)</w:t>
-            </w:r>
-          </w:p>
-        </w:tc>
-      </w:tr>
-      <w:tr>
-        <w:tc>
-          <w:tcPr>
-            <w:tcW w:type="pct" w:w="2600"/>
-            <w:tcMar>
-              <w:top w:type="dxa" w:w="50"/>
-              <w:left w:type="dxa" w:w="110"/>
-              <w:bottom w:type="dxa" w:w="50"/>
-              <w:right w:type="dxa" w:w="110"/>
-            </w:tcMar>
-          </w:tcPr>
-          <w:p>
-            <w:pPr>
-              <w:spacing w:before="28" w:after="28"/>
-            </w:pPr>
-            <w:r>
-              <w:rPr>
-                <w:sz w:val="15"/>
-                <w:szCs w:val="15"/>
-              </w:rPr>
-              <w:t xml:space="preserve">Net saving over three years</w:t>
-            </w:r>
-          </w:p>
-        </w:tc>
-        <w:tc>
-          <w:tcPr>
-            <w:tcW w:type="pct" w:w="2400"/>
-            <w:tcMar>
-              <w:top w:type="dxa" w:w="50"/>
-              <w:left w:type="dxa" w:w="110"/>
-              <w:bottom w:type="dxa" w:w="50"/>
-              <w:right w:type="dxa" w:w="110"/>
-            </w:tcMar>
-          </w:tcPr>
-          <w:p>
-            <w:pPr>
-              <w:spacing w:before="28" w:after="28"/>
-            </w:pPr>
-            <w:r>
-              <w:rPr>
-                <w:sz w:val="15"/>
-                <w:szCs w:val="15"/>
-              </w:rPr>
-              <w:t xml:space="preserve">________</w:t>
-            </w:r>
-          </w:p>
-        </w:tc>
-      </w:tr>
-    </w:tbl>
-    <w:p/>
-    <w:tbl>
-      <w:tblPr>
-        <w:tblW w:type="pct" w:w="100%"/>
-        <w:tblLayout w:type="fixed"/>
-        <w:tblBorders>
-          <w:top w:val="single" w:color="FBFAF6" w:sz="4"/>
-          <w:left w:val="single" w:color="FBFAF6" w:sz="4"/>
-          <w:bottom w:val="single" w:color="FBFAF6" w:sz="4"/>
-          <w:right w:val="single" w:color="FBFAF6" w:sz="4"/>
-          <w:insideH w:val="single" w:color="FBFAF6" w:sz="4"/>
-          <w:insideV w:val="single" w:color="FBFAF6" w:sz="4"/>
-        </w:tblBorders>
-      </w:tblPr>
-      <w:tblGrid>
-        <w:gridCol w:w="9600"/>
-      </w:tblGrid>
-      <w:tr>
-        <w:tc>
-          <w:tcPr>
-            <w:tcW w:type="pct" w:w="5000"/>
-            <w:shd w:fill="FBFAF6" w:val="clear"/>
-            <w:tcMar>
-              <w:top w:type="dxa" w:w="40"/>
-              <w:left w:type="dxa" w:w="100"/>
-              <w:bottom w:type="dxa" w:w="40"/>
-              <w:right w:type="dxa" w:w="100"/>
-            </w:tcMar>
-          </w:tcPr>
-          <w:p>
-            <w:pPr>
-              <w:spacing w:before="18" w:after="6"/>
-            </w:pPr>
-            <w:r>
-              <w:rPr>
-                <w:b/>
-                <w:bCs/>
-                <w:color w:val="6B7280"/>
-                <w:sz w:val="14"/>
-                <w:szCs w:val="14"/>
-              </w:rPr>
-              <w:t xml:space="preserve">word list</w:t>
-            </w:r>
-          </w:p>
-          <w:p>
-            <w:pPr>
-              <w:spacing w:before="0" w:after="18"/>
-            </w:pPr>
-            <w:r>
-              <w:rPr>
-                <w:b/>
-                <w:bCs/>
-                <w:color w:val="353A7C"/>
-                <w:sz w:val="16"/>
-                <w:szCs w:val="16"/>
-              </w:rPr>
-              <w:t xml:space="preserve">One-off cost of the change   ·   Net saving over three years</w:t>
-            </w:r>
-          </w:p>
-        </w:tc>
-      </w:tr>
-    </w:tbl>
-    <w:p/>
-    <w:tbl>
-      <w:tblPr>
-        <w:tblW w:type="pct" w:w="100%"/>
-        <w:tblLayout w:type="fixed"/>
-        <w:tblBorders>
-          <w:top w:val="single" w:color="353A7C" w:sz="4"/>
-          <w:left w:val="single" w:color="353A7C" w:sz="4"/>
-          <w:bottom w:val="single" w:color="353A7C" w:sz="4"/>
-          <w:right w:val="single" w:color="353A7C" w:sz="4"/>
-          <w:insideH w:val="single" w:color="353A7C" w:sz="4"/>
-          <w:insideV w:val="single" w:color="353A7C" w:sz="4"/>
-        </w:tblBorders>
-      </w:tblPr>
-      <w:tblGrid>
-        <w:gridCol w:w="9600"/>
-      </w:tblGrid>
-      <w:tr>
-        <w:tc>
-          <w:tcPr>
-            <w:tcW w:type="pct" w:w="5000"/>
-            <w:shd w:fill="F2F4FB" w:val="clear"/>
-            <w:tcMar>
-              <w:top w:type="dxa" w:w="50"/>
-              <w:left w:type="dxa" w:w="110"/>
-              <w:bottom w:type="dxa" w:w="50"/>
-              <w:right w:type="dxa" w:w="110"/>
-            </w:tcMar>
-          </w:tcPr>
-          <w:p>
-            <w:pPr>
-              <w:spacing w:before="30" w:after="30"/>
-            </w:pPr>
-            <w:r>
-              <w:rPr>
-                <w:b/>
-                <w:bCs/>
-                <w:color w:val="353A7C"/>
-                <w:sz w:val="19"/>
-                <w:szCs w:val="19"/>
-              </w:rPr>
-              <w:t xml:space="preserve">Gross is not net</w:t>
-            </w:r>
-          </w:p>
-        </w:tc>
-      </w:tr>
-    </w:tbl>
-    <w:p/>
-    <w:p>
-      <w:pPr>
-        <w:spacing w:before="44" w:after="14"/>
-      </w:pPr>
-      <w:r>
-        <w:rPr>
-          <w:b/>
-          <w:bCs/>
-          <w:color w:val="353A7C"/>
-          <w:sz w:val="18"/>
-          <w:szCs w:val="18"/>
-        </w:rPr>
-        <w:t xml:space="preserve">Summary 2</w:t>
-      </w:r>
-      <w:r>
-        <w:rPr>
-          <w:color w:val="6B7280"/>
-          <w:sz w:val="16"/>
-          <w:szCs w:val="16"/>
-        </w:rPr>
-        <w:t xml:space="preserve">      gaps 9–10</w:t>
-      </w:r>
-    </w:p>
-    <w:p>
-      <w:pPr>
-        <w:spacing w:before="20" w:after="20" w:line="360" w:lineRule="auto"/>
-        <w:ind w:left="200"/>
-      </w:pPr>
-      <w:r>
-        <w:rPr>
-          <w:sz w:val="19"/>
-          <w:szCs w:val="19"/>
-        </w:rPr>
-        <w:t xml:space="preserve">Exam </w:t>
-      </w:r>
-      <w:r>
-        <w:rPr>
-          <w:b/>
-          <w:bCs/>
-          <w:color w:val="8186EF"/>
-          <w:sz w:val="15"/>
-          <w:szCs w:val="15"/>
-        </w:rPr>
-        <w:t xml:space="preserve"> (9) </w:t>
-      </w:r>
-      <w:r>
-        <w:rPr>
-          <w:u w:val="single"/>
-          <w:sz w:val="19"/>
-          <w:szCs w:val="19"/>
-        </w:rPr>
-        <w:t xml:space="preserve">           </w:t>
-      </w:r>
-      <w:r>
-        <w:rPr>
-          <w:sz w:val="19"/>
-          <w:szCs w:val="19"/>
-        </w:rPr>
-        <w:t xml:space="preserve"> </w:t>
-      </w:r>
-      <w:r>
-        <w:rPr>
-          <w:sz w:val="19"/>
-          <w:szCs w:val="19"/>
-        </w:rPr>
-        <w:t xml:space="preserve"> often show the gross saving. </w:t>
-      </w:r>
-      <w:r>
-        <w:rPr>
-          <w:sz w:val="19"/>
-          <w:szCs w:val="19"/>
-        </w:rPr>
-        <w:t xml:space="preserve">The </w:t>
-      </w:r>
-      <w:r>
-        <w:rPr>
-          <w:b/>
-          <w:bCs/>
-          <w:color w:val="8186EF"/>
-          <w:sz w:val="15"/>
-          <w:szCs w:val="15"/>
-        </w:rPr>
-        <w:t xml:space="preserve"> (10) </w:t>
-      </w:r>
-      <w:r>
-        <w:rPr>
-          <w:u w:val="single"/>
-          <w:sz w:val="19"/>
-          <w:szCs w:val="19"/>
-        </w:rPr>
-        <w:t xml:space="preserve">           </w:t>
-      </w:r>
-      <w:r>
-        <w:rPr>
-          <w:sz w:val="19"/>
-          <w:szCs w:val="19"/>
-        </w:rPr>
-        <w:t xml:space="preserve"> </w:t>
-      </w:r>
-      <w:r>
-        <w:rPr>
-          <w:sz w:val="19"/>
-          <w:szCs w:val="19"/>
-        </w:rPr>
-        <w:t xml:space="preserve"> answer deducts the running cost of the new process every year and the one-off cost of the change once. </w:t>
-      </w:r>
-    </w:p>
-    <w:tbl>
-      <w:tblPr>
-        <w:tblW w:type="pct" w:w="100%"/>
-        <w:tblLayout w:type="fixed"/>
-        <w:tblBorders>
-          <w:top w:val="single" w:color="FBFAF6" w:sz="4"/>
-          <w:left w:val="single" w:color="FBFAF6" w:sz="4"/>
-          <w:bottom w:val="single" w:color="FBFAF6" w:sz="4"/>
-          <w:right w:val="single" w:color="FBFAF6" w:sz="4"/>
-          <w:insideH w:val="single" w:color="FBFAF6" w:sz="4"/>
-          <w:insideV w:val="single" w:color="FBFAF6" w:sz="4"/>
-        </w:tblBorders>
-      </w:tblPr>
-      <w:tblGrid>
-        <w:gridCol w:w="9600"/>
-      </w:tblGrid>
-      <w:tr>
-        <w:tc>
-          <w:tcPr>
-            <w:tcW w:type="pct" w:w="5000"/>
-            <w:shd w:fill="FBFAF6" w:val="clear"/>
-            <w:tcMar>
-              <w:top w:type="dxa" w:w="40"/>
-              <w:left w:type="dxa" w:w="100"/>
-              <w:bottom w:type="dxa" w:w="40"/>
-              <w:right w:type="dxa" w:w="100"/>
-            </w:tcMar>
-          </w:tcPr>
-          <w:p>
-            <w:pPr>
-              <w:spacing w:before="18" w:after="6"/>
-            </w:pPr>
-            <w:r>
-              <w:rPr>
-                <w:b/>
-                <w:bCs/>
-                <w:color w:val="6B7280"/>
-                <w:sz w:val="14"/>
-                <w:szCs w:val="14"/>
-              </w:rPr>
-              <w:t xml:space="preserve">word list</w:t>
-            </w:r>
-          </w:p>
-          <w:p>
-            <w:pPr>
-              <w:spacing w:before="0" w:after="18"/>
-            </w:pPr>
-            <w:r>
-              <w:rPr>
-                <w:b/>
-                <w:bCs/>
-                <w:color w:val="353A7C"/>
-                <w:sz w:val="16"/>
-                <w:szCs w:val="16"/>
-              </w:rPr>
-              <w:t xml:space="preserve">options   ·   Business   ·   correct</w:t>
-            </w:r>
-          </w:p>
-        </w:tc>
-      </w:tr>
-    </w:tbl>
-    <w:p/>
-    <w:p>
-      <w:pPr>
-        <w:pageBreakBefore w:val="true"/>
-        <w:spacing w:after="0"/>
-      </w:pPr>
-      <w:r>
-        <w:rPr>
-          <w:sz w:val="2"/>
-        </w:rPr>
-        <w:t xml:space="preserve"> </w:t>
-      </w:r>
-    </w:p>
-    <w:p>
-      <w:pPr>
-        <w:spacing w:before="44" w:after="10"/>
-      </w:pPr>
-      <w:r>
-        <w:rPr>
-          <w:b/>
-          <w:bCs/>
-          <w:color w:val="353A7C"/>
-          <w:sz w:val="18"/>
-          <w:szCs w:val="18"/>
-        </w:rPr>
-        <w:t xml:space="preserve">The English this section uses, and its Arabic</w:t>
-      </w:r>
-    </w:p>
-    <w:p>
-      <w:pPr>
-        <w:spacing w:before="0" w:after="12"/>
-      </w:pPr>
-      <w:r>
-        <w:rPr>
-          <w:color w:val="6B7280"/>
-          <w:sz w:val="15"/>
-          <w:szCs w:val="15"/>
-        </w:rPr>
-        <w:t xml:space="preserve">Each term sits against what it means.</w:t>
-      </w:r>
-    </w:p>
-    <w:p>
-      <w:pPr>
-        <w:spacing w:after="40" w:before="90"/>
-        <w:jc w:val="center"/>
-      </w:pPr>
-      <w:r>
-        <w:drawing>
-          <wp:inline distT="0" distB="0" distL="0" distR="0">
-            <wp:extent cx="5734050" cy="2074825"/>
-            <wp:effectExtent t="0" r="0" b="0" l="0"/>
-            <wp:docPr id="1" name="" descr="" title=""/>
-            <wp:cNvGraphicFramePr>
-              <a:graphicFrameLocks xmlns:a="http://schemas.openxmlformats.org/drawingml/2006/main" noChangeAspect="1"/>
-            </wp:cNvGraphicFramePr>
-            <a:graphic xmlns:a="http://schemas.openxmlformats.org/drawingml/2006/main">
-              <a:graphicData uri="http://schemas.openxmlformats.org/drawingml/2006/picture">
-                <pic:pic xmlns:pic="http://schemas.openxmlformats.org/drawingml/2006/picture">
-                  <pic:nvPicPr>
-                    <pic:cNvPr id="0" name="" descr=""/>
-                    <pic:cNvPicPr>
-                      <a:picLocks noChangeAspect="1" noChangeArrowheads="1"/>
-                    </pic:cNvPicPr>
-                  </pic:nvPicPr>
-                  <pic:blipFill>
-                    <a:blip r:embed="rId105" cstate="none"/>
-                    <a:srcRect/>
-                    <a:stretch>
-                      <a:fillRect/>
-                    </a:stretch>
-                  </pic:blipFill>
-                  <pic:spPr bwMode="auto">
-                    <a:xfrm>
-                      <a:off x="0" y="0"/>
-                      <a:ext cx="5734050" cy="2074825"/>
-                    </a:xfrm>
-                    <a:prstGeom prst="rect">
-                      <a:avLst/>
-                    </a:prstGeom>
-                  </pic:spPr>
-                </pic:pic>
-              </a:graphicData>
-            </a:graphic>
-          </wp:inline>
-        </w:drawing>
-      </w:r>
-    </w:p>
-    <w:tbl>
-      <w:tblPr>
-        <w:tblW w:type="pct" w:w="100%"/>
-        <w:tblLayout w:type="fixed"/>
-        <w:tblBorders>
-          <w:top w:val="single" w:color="FBFAF6" w:sz="4"/>
-          <w:left w:val="single" w:color="FBFAF6" w:sz="4"/>
-          <w:bottom w:val="single" w:color="FBFAF6" w:sz="4"/>
-          <w:right w:val="single" w:color="FBFAF6" w:sz="4"/>
-          <w:insideH w:val="single" w:color="FBFAF6" w:sz="4"/>
-          <w:insideV w:val="single" w:color="FBFAF6" w:sz="4"/>
-        </w:tblBorders>
-      </w:tblPr>
-      <w:tblGrid>
-        <w:gridCol w:w="9600"/>
-      </w:tblGrid>
-      <w:tr>
-        <w:tc>
-          <w:tcPr>
-            <w:tcW w:type="pct" w:w="5000"/>
-            <w:shd w:fill="FBFAF6" w:val="clear"/>
-            <w:tcMar>
-              <w:top w:type="dxa" w:w="40"/>
-              <w:left w:type="dxa" w:w="100"/>
-              <w:bottom w:type="dxa" w:w="40"/>
-              <w:right w:type="dxa" w:w="100"/>
-            </w:tcMar>
-          </w:tcPr>
-          <w:p>
-            <w:pPr>
-              <w:spacing w:before="18" w:after="6"/>
-            </w:pPr>
-            <w:r>
-              <w:rPr>
-                <w:b/>
-                <w:bCs/>
-                <w:color w:val="6B7280"/>
-                <w:sz w:val="14"/>
-                <w:szCs w:val="14"/>
-              </w:rPr>
-              <w:t xml:space="preserve">word list</w:t>
-            </w:r>
-          </w:p>
-          <w:p>
-            <w:pPr>
-              <w:spacing w:before="0" w:after="18"/>
-            </w:pPr>
-            <w:r>
-              <w:rPr>
-                <w:b/>
-                <w:bCs/>
-                <w:color w:val="353A7C"/>
-                <w:sz w:val="16"/>
-                <w:szCs w:val="16"/>
-              </w:rPr>
-              <w:t xml:space="preserve">business process reengineering   ·   process map   ·   cycle time</w:t>
+              <w:t xml:space="preserve">cycle time   ·   business process reengineering   ·   process map</w:t>
             </w:r>
           </w:p>
         </w:tc>
@@ -3470,7 +3918,7 @@
                 <w:sz w:val="16"/>
                 <w:szCs w:val="16"/>
               </w:rPr>
-              <w:t xml:space="preserve">7  </w:t>
+              <w:t xml:space="preserve">8  </w:t>
             </w:r>
             <w:r>
               <w:rPr>
@@ -3512,7 +3960,7 @@
                 <w:sz w:val="16"/>
                 <w:szCs w:val="16"/>
               </w:rPr>
-              <w:t xml:space="preserve">customers</w:t>
+              <w:t xml:space="preserve">improvement</w:t>
             </w:r>
           </w:p>
         </w:tc>
@@ -3538,14 +3986,14 @@
                 <w:sz w:val="16"/>
                 <w:szCs w:val="16"/>
               </w:rPr>
-              <w:t xml:space="preserve">8  </w:t>
-            </w:r>
-            <w:r>
-              <w:rPr>
-                <w:sz w:val="16"/>
-                <w:szCs w:val="16"/>
-              </w:rPr>
-              <w:t xml:space="preserve">One-off cost of the change</w:t>
+              <w:t xml:space="preserve">9  </w:t>
+            </w:r>
+            <w:r>
+              <w:rPr>
+                <w:sz w:val="16"/>
+                <w:szCs w:val="16"/>
+              </w:rPr>
+              <w:t xml:space="preserve">Yearly running cost of the new process</w:t>
             </w:r>
           </w:p>
         </w:tc>
@@ -3580,7 +4028,7 @@
                 <w:sz w:val="16"/>
                 <w:szCs w:val="16"/>
               </w:rPr>
-              <w:t xml:space="preserve">disappear</w:t>
+              <w:t xml:space="preserve">customers</w:t>
             </w:r>
           </w:p>
         </w:tc>
@@ -3606,14 +4054,14 @@
                 <w:sz w:val="16"/>
                 <w:szCs w:val="16"/>
               </w:rPr>
-              <w:t xml:space="preserve">9  </w:t>
-            </w:r>
-            <w:r>
-              <w:rPr>
-                <w:sz w:val="16"/>
-                <w:szCs w:val="16"/>
-              </w:rPr>
-              <w:t xml:space="preserve">options</w:t>
+              <w:t xml:space="preserve">10  </w:t>
+            </w:r>
+            <w:r>
+              <w:rPr>
+                <w:sz w:val="16"/>
+                <w:szCs w:val="16"/>
+              </w:rPr>
+              <w:t xml:space="preserve">$600,000 − $150,000 = $450,000</w:t>
             </w:r>
           </w:p>
         </w:tc>
@@ -3648,7 +4096,7 @@
                 <w:sz w:val="16"/>
                 <w:szCs w:val="16"/>
               </w:rPr>
-              <w:t xml:space="preserve">arrives</w:t>
+              <w:t xml:space="preserve">disappear</w:t>
             </w:r>
           </w:p>
         </w:tc>
@@ -3674,14 +4122,14 @@
                 <w:sz w:val="16"/>
                 <w:szCs w:val="16"/>
               </w:rPr>
-              <w:t xml:space="preserve">10  </w:t>
-            </w:r>
-            <w:r>
-              <w:rPr>
-                <w:sz w:val="16"/>
-                <w:szCs w:val="16"/>
-              </w:rPr>
-              <w:t xml:space="preserve">correct</w:t>
+              <w:t xml:space="preserve">11  </w:t>
+            </w:r>
+            <w:r>
+              <w:rPr>
+                <w:sz w:val="16"/>
+                <w:szCs w:val="16"/>
+              </w:rPr>
+              <w:t xml:space="preserve">options</w:t>
             </w:r>
           </w:p>
         </w:tc>
@@ -3716,7 +4164,7 @@
                 <w:sz w:val="16"/>
                 <w:szCs w:val="16"/>
               </w:rPr>
-              <w:t xml:space="preserve">savings</w:t>
+              <w:t xml:space="preserve">arrives</w:t>
             </w:r>
           </w:p>
         </w:tc>
@@ -3742,14 +4190,14 @@
                 <w:sz w:val="16"/>
                 <w:szCs w:val="16"/>
               </w:rPr>
-              <w:t xml:space="preserve">11  </w:t>
-            </w:r>
-            <w:r>
-              <w:rPr>
-                <w:sz w:val="16"/>
-                <w:szCs w:val="16"/>
-              </w:rPr>
-              <w:t xml:space="preserve">process map</w:t>
+              <w:t xml:space="preserve">12  </w:t>
+            </w:r>
+            <w:r>
+              <w:rPr>
+                <w:sz w:val="16"/>
+                <w:szCs w:val="16"/>
+              </w:rPr>
+              <w:t xml:space="preserve">correct</w:t>
             </w:r>
           </w:p>
         </w:tc>
@@ -3784,7 +4232,7 @@
                 <w:sz w:val="16"/>
                 <w:szCs w:val="16"/>
               </w:rPr>
-              <w:t xml:space="preserve">yearly</w:t>
+              <w:t xml:space="preserve">savings</w:t>
             </w:r>
           </w:p>
         </w:tc>
@@ -3810,7 +4258,7 @@
                 <w:sz w:val="16"/>
                 <w:szCs w:val="16"/>
               </w:rPr>
-              <w:t xml:space="preserve">12  </w:t>
+              <w:t xml:space="preserve">13  </w:t>
             </w:r>
             <w:r>
               <w:rPr>
@@ -3818,6 +4266,74 @@
                 <w:szCs w:val="16"/>
               </w:rPr>
               <w:t xml:space="preserve">business process reengineering</w:t>
+            </w:r>
+          </w:p>
+        </w:tc>
+      </w:tr>
+      <w:tr>
+        <w:tc>
+          <w:tcPr>
+            <w:tcW w:type="pct" w:w="2500"/>
+            <w:tcMar>
+              <w:top w:type="dxa" w:w="20"/>
+              <w:left w:type="dxa" w:w="80"/>
+              <w:bottom w:type="dxa" w:w="20"/>
+              <w:right w:type="dxa" w:w="80"/>
+            </w:tcMar>
+          </w:tcPr>
+          <w:p>
+            <w:pPr>
+              <w:spacing w:before="12" w:after="12"/>
+            </w:pPr>
+            <w:r>
+              <w:rPr>
+                <w:b/>
+                <w:bCs/>
+                <w:color w:val="8186EF"/>
+                <w:sz w:val="16"/>
+                <w:szCs w:val="16"/>
+              </w:rPr>
+              <w:t xml:space="preserve">7  </w:t>
+            </w:r>
+            <w:r>
+              <w:rPr>
+                <w:sz w:val="16"/>
+                <w:szCs w:val="16"/>
+              </w:rPr>
+              <w:t xml:space="preserve">Staff time (8,000 orders)</w:t>
+            </w:r>
+          </w:p>
+        </w:tc>
+        <w:tc>
+          <w:tcPr>
+            <w:tcW w:type="pct" w:w="2500"/>
+            <w:tcMar>
+              <w:top w:type="dxa" w:w="20"/>
+              <w:left w:type="dxa" w:w="80"/>
+              <w:bottom w:type="dxa" w:w="20"/>
+              <w:right w:type="dxa" w:w="80"/>
+            </w:tcMar>
+          </w:tcPr>
+          <w:p>
+            <w:pPr>
+              <w:spacing w:before="12" w:after="12"/>
+            </w:pPr>
+            <w:r>
+              <w:rPr>
+                <w:b/>
+                <w:bCs/>
+                <w:color w:val="8186EF"/>
+                <w:sz w:val="16"/>
+                <w:szCs w:val="16"/>
+              </w:rPr>
+              <w:t xml:space="preserve">14  </w:t>
+            </w:r>
+            <w:r>
+              <w:rPr>
+                <w:sz w:val="16"/>
+                <w:szCs w:val="16"/>
+              </w:rPr>
+              <w:t xml:space="preserve">cycle time</w:t>
             </w:r>
           </w:p>
         </w:tc>
@@ -4004,7 +4520,7 @@
           <w:sz w:val="19"/>
           <w:szCs w:val="19"/>
         </w:rPr>
-        <w:t xml:space="preserve">Best practice analysis finds the practices that make the best performers better and adapts them to one's own </w:t>
+        <w:t xml:space="preserve">Best practice analysis finds the practices that make the best </w:t>
       </w:r>
       <w:r>
         <w:rPr>
@@ -4022,7 +4538,7 @@
           <w:sz w:val="19"/>
           <w:szCs w:val="19"/>
         </w:rPr>
-        <w:t xml:space="preserve">              </w:t>
+        <w:t xml:space="preserve">            </w:t>
       </w:r>
       <w:r>
         <w:rPr>
@@ -4036,7 +4552,7 @@
           <w:sz w:val="19"/>
           <w:szCs w:val="19"/>
         </w:rPr>
-        <w:t xml:space="preserve">. </w:t>
+        <w:t xml:space="preserve"> better and adapts them to one's own organization. </w:t>
       </w:r>
       <w:r>
         <w:rPr>
@@ -4172,7 +4688,7 @@
                 <w:sz w:val="16"/>
                 <w:szCs w:val="16"/>
               </w:rPr>
-              <w:t xml:space="preserve">organization   ·   non-value-added   ·   channel   ·   understand</w:t>
+              <w:t xml:space="preserve">performers   ·   non-value-added   ·   analysis   ·   understand</w:t>
             </w:r>
           </w:p>
         </w:tc>
@@ -4711,7 +5227,14 @@
           <w:sz w:val="19"/>
           <w:szCs w:val="19"/>
         </w:rPr>
-        <w:t xml:space="preserve">A practice must fit the </w:t>
+        <w:t xml:space="preserve">A practice must fit the organization. </w:t>
+      </w:r>
+      <w:r>
+        <w:rPr>
+          <w:sz w:val="19"/>
+          <w:szCs w:val="19"/>
+        </w:rPr>
+        <w:t xml:space="preserve">Online </w:t>
       </w:r>
       <w:r>
         <w:rPr>
@@ -4729,7 +5252,7 @@
           <w:sz w:val="19"/>
           <w:szCs w:val="19"/>
         </w:rPr>
-        <w:t xml:space="preserve">              </w:t>
+        <w:t xml:space="preserve">           </w:t>
       </w:r>
       <w:r>
         <w:rPr>
@@ -4743,14 +5266,7 @@
           <w:sz w:val="19"/>
           <w:szCs w:val="19"/>
         </w:rPr>
-        <w:t xml:space="preserve">. </w:t>
-      </w:r>
-      <w:r>
-        <w:rPr>
-          <w:sz w:val="19"/>
-          <w:szCs w:val="19"/>
-        </w:rPr>
-        <w:t xml:space="preserve">Online ordering works for Barada and the </w:t>
+        <w:t xml:space="preserve"> works for Barada and the </w:t>
       </w:r>
       <w:r>
         <w:rPr>
@@ -4840,7 +5356,7 @@
                 <w:sz w:val="16"/>
                 <w:szCs w:val="16"/>
               </w:rPr>
-              <w:t xml:space="preserve">supermarkets   ·   organization   ·   benchmarking</w:t>
+              <w:t xml:space="preserve">supermarkets   ·   ordering   ·   benchmarking</w:t>
             </w:r>
           </w:p>
         </w:tc>
@@ -5097,7 +5613,7 @@
                 <w:sz w:val="16"/>
                 <w:szCs w:val="16"/>
               </w:rPr>
-              <w:t xml:space="preserve">organization</w:t>
+              <w:t xml:space="preserve">performers</w:t>
             </w:r>
           </w:p>
         </w:tc>
@@ -5266,7 +5782,7 @@
                 <w:sz w:val="16"/>
                 <w:szCs w:val="16"/>
               </w:rPr>
-              <w:t xml:space="preserve">organization</w:t>
+              <w:t xml:space="preserve">ordering</w:t>
             </w:r>
           </w:p>
         </w:tc>
@@ -5618,7 +6134,7 @@
           <w:sz w:val="19"/>
           <w:szCs w:val="19"/>
         </w:rPr>
-        <w:t xml:space="preserve">There are four common types: internal benchmarking, </w:t>
+        <w:t xml:space="preserve">There are four </w:t>
       </w:r>
       <w:r>
         <w:rPr>
@@ -5636,7 +6152,7 @@
           <w:sz w:val="19"/>
           <w:szCs w:val="19"/>
         </w:rPr>
-        <w:t xml:space="preserve">             </w:t>
+        <w:t xml:space="preserve">           </w:t>
       </w:r>
       <w:r>
         <w:rPr>
@@ -5650,7 +6166,7 @@
           <w:sz w:val="19"/>
           <w:szCs w:val="19"/>
         </w:rPr>
-        <w:t xml:space="preserve"> benchmarking, functional benchmarking and generic benchmarking. </w:t>
+        <w:t xml:space="preserve"> types: internal benchmarking, competitive benchmarking, functional benchmarking and generic benchmarking. </w:t>
       </w:r>
     </w:p>
     <w:tbl>
@@ -5708,7 +6224,7 @@
                 <w:sz w:val="16"/>
                 <w:szCs w:val="16"/>
               </w:rPr>
-              <w:t xml:space="preserve">correction   ·   performers   ·   competitive</w:t>
+              <w:t xml:space="preserve">practices   ·   performers   ·   common</w:t>
             </w:r>
           </w:p>
         </w:tc>
@@ -6207,7 +6723,7 @@
                 <w:sz w:val="16"/>
                 <w:szCs w:val="16"/>
               </w:rPr>
-              <w:t xml:space="preserve">Order handling at a pharmaceutical distributor   ·   Units of the same organization   ·   Invoice-to-cash at a global retailer   ·   Another Jordanian tahini maker   ·   The same function in other industries</w:t>
+              <w:t xml:space="preserve">Cost per order (all-in)   ·   Units of the same organization   ·   Invoice-to-cash at a global retailer   ·   Another Jordanian tahini maker   ·   The same function in other industries</w:t>
             </w:r>
           </w:p>
         </w:tc>
@@ -7196,7 +7712,7 @@
                     </pic:cNvPicPr>
                   </pic:nvPicPr>
                   <pic:blipFill>
-                    <a:blip r:embed="rId106" cstate="none"/>
+                    <a:blip r:embed="rId105" cstate="none"/>
                     <a:srcRect/>
                     <a:stretch>
                       <a:fillRect/>
@@ -7802,7 +8318,7 @@
                 <w:sz w:val="16"/>
                 <w:szCs w:val="16"/>
               </w:rPr>
-              <w:t xml:space="preserve">competitive</w:t>
+              <w:t xml:space="preserve">common</w:t>
             </w:r>
           </w:p>
         </w:tc>
@@ -8454,7 +8970,7 @@
           <w:sz w:val="19"/>
           <w:szCs w:val="19"/>
         </w:rPr>
-        <w:t xml:space="preserve">Benchmarking helps create an </w:t>
+        <w:t xml:space="preserve">Benchmarking helps </w:t>
       </w:r>
       <w:r>
         <w:rPr>
@@ -8486,7 +9002,7 @@
           <w:sz w:val="19"/>
           <w:szCs w:val="19"/>
         </w:rPr>
-        <w:t xml:space="preserve"> in four ways. </w:t>
+        <w:t xml:space="preserve"> an advantage in four ways. </w:t>
       </w:r>
       <w:r>
         <w:rPr>
@@ -8583,377 +9099,7 @@
                 <w:sz w:val="16"/>
                 <w:szCs w:val="16"/>
               </w:rPr>
-              <w:t xml:space="preserve">customers   ·   advantage   ·   tomorrow's</w:t>
-            </w:r>
-          </w:p>
-        </w:tc>
-      </w:tr>
-    </w:tbl>
-    <w:p/>
-    <w:tbl>
-      <w:tblPr>
-        <w:tblW w:type="pct" w:w="100%"/>
-        <w:tblLayout w:type="fixed"/>
-        <w:tblBorders>
-          <w:top w:val="single" w:color="353A7C" w:sz="6"/>
-          <w:left w:val="single" w:color="353A7C" w:sz="6"/>
-          <w:bottom w:val="single" w:color="353A7C" w:sz="6"/>
-          <w:right w:val="single" w:color="353A7C" w:sz="6"/>
-          <w:insideH w:val="single" w:color="353A7C" w:sz="6"/>
-          <w:insideV w:val="single" w:color="353A7C" w:sz="6"/>
-        </w:tblBorders>
-      </w:tblPr>
-      <w:tblGrid>
-        <w:gridCol w:w="4608"/>
-        <w:gridCol w:w="4992"/>
-      </w:tblGrid>
-      <w:tr>
-        <w:tc>
-          <w:tcPr>
-            <w:tcW w:type="pct" w:w="5000"/>
-            <w:gridSpan w:val="2"/>
-            <w:shd w:fill="353A7C" w:val="clear"/>
-            <w:tcMar>
-              <w:top w:type="dxa" w:w="60"/>
-              <w:left w:type="dxa" w:w="120"/>
-              <w:bottom w:type="dxa" w:w="60"/>
-              <w:right w:type="dxa" w:w="120"/>
-            </w:tcMar>
-          </w:tcPr>
-          <w:p>
-            <w:pPr>
-              <w:spacing w:before="40" w:after="40"/>
-            </w:pPr>
-            <w:r>
-              <w:rPr>
-                <w:b/>
-                <w:bCs/>
-                <w:color w:val="FFFFFF"/>
-                <w:sz w:val="17"/>
-                <w:szCs w:val="17"/>
-              </w:rPr>
-              <w:t xml:space="preserve">Benefits of benchmarking for competitive advantage</w:t>
-            </w:r>
-          </w:p>
-        </w:tc>
-      </w:tr>
-      <w:tr>
-        <w:tc>
-          <w:tcPr>
-            <w:tcW w:type="pct" w:w="2400"/>
-            <w:shd w:fill="353A7C" w:val="clear"/>
-            <w:tcMar>
-              <w:top w:type="dxa" w:w="50"/>
-              <w:left w:type="dxa" w:w="110"/>
-              <w:bottom w:type="dxa" w:w="50"/>
-              <w:right w:type="dxa" w:w="110"/>
-            </w:tcMar>
-          </w:tcPr>
-          <w:p>
-            <w:pPr>
-              <w:spacing w:before="30" w:after="30"/>
-            </w:pPr>
-            <w:r>
-              <w:rPr>
-                <w:b/>
-                <w:bCs/>
-                <w:color w:val="FFFFFF"/>
-                <w:sz w:val="15"/>
-                <w:szCs w:val="15"/>
-              </w:rPr>
-              <w:t xml:space="preserve">Benefit</w:t>
-            </w:r>
-          </w:p>
-        </w:tc>
-        <w:tc>
-          <w:tcPr>
-            <w:tcW w:type="pct" w:w="2600"/>
-            <w:shd w:fill="353A7C" w:val="clear"/>
-            <w:tcMar>
-              <w:top w:type="dxa" w:w="50"/>
-              <w:left w:type="dxa" w:w="110"/>
-              <w:bottom w:type="dxa" w:w="50"/>
-              <w:right w:type="dxa" w:w="110"/>
-            </w:tcMar>
-          </w:tcPr>
-          <w:p>
-            <w:pPr>
-              <w:spacing w:before="30" w:after="30"/>
-            </w:pPr>
-            <w:r>
-              <w:rPr>
-                <w:b/>
-                <w:bCs/>
-                <w:color w:val="FFFFFF"/>
-                <w:sz w:val="15"/>
-                <w:szCs w:val="15"/>
-              </w:rPr>
-              <w:t xml:space="preserve">What it gives the company</w:t>
-            </w:r>
-          </w:p>
-        </w:tc>
-      </w:tr>
-      <w:tr>
-        <w:tc>
-          <w:tcPr>
-            <w:tcW w:type="pct" w:w="2400"/>
-            <w:tcMar>
-              <w:top w:type="dxa" w:w="50"/>
-              <w:left w:type="dxa" w:w="110"/>
-              <w:bottom w:type="dxa" w:w="50"/>
-              <w:right w:type="dxa" w:w="110"/>
-            </w:tcMar>
-          </w:tcPr>
-          <w:p>
-            <w:pPr>
-              <w:spacing w:before="28" w:after="28"/>
-            </w:pPr>
-            <w:r>
-              <w:rPr>
-                <w:sz w:val="15"/>
-                <w:szCs w:val="15"/>
-              </w:rPr>
-              <w:t xml:space="preserve">Realistic targets</w:t>
-            </w:r>
-          </w:p>
-        </w:tc>
-        <w:tc>
-          <w:tcPr>
-            <w:tcW w:type="pct" w:w="2600"/>
-            <w:tcMar>
-              <w:top w:type="dxa" w:w="50"/>
-              <w:left w:type="dxa" w:w="110"/>
-              <w:bottom w:type="dxa" w:w="50"/>
-              <w:right w:type="dxa" w:w="110"/>
-            </w:tcMar>
-          </w:tcPr>
-          <w:p>
-            <w:pPr>
-              <w:spacing w:before="28" w:after="28"/>
-            </w:pPr>
-            <w:r>
-              <w:rPr>
-                <w:sz w:val="15"/>
-                <w:szCs w:val="15"/>
-              </w:rPr>
-              <w:t xml:space="preserve">Targets based on what others already achieve</w:t>
-            </w:r>
-          </w:p>
-        </w:tc>
-      </w:tr>
-      <w:tr>
-        <w:tc>
-          <w:tcPr>
-            <w:tcW w:type="pct" w:w="2400"/>
-            <w:shd w:fill="FBFAF6" w:val="clear"/>
-            <w:tcMar>
-              <w:top w:type="dxa" w:w="50"/>
-              <w:left w:type="dxa" w:w="110"/>
-              <w:bottom w:type="dxa" w:w="50"/>
-              <w:right w:type="dxa" w:w="110"/>
-            </w:tcMar>
-          </w:tcPr>
-          <w:p>
-            <w:pPr>
-              <w:spacing w:before="28" w:after="28"/>
-            </w:pPr>
-            <w:r>
-              <w:rPr>
-                <w:sz w:val="15"/>
-                <w:szCs w:val="15"/>
-              </w:rPr>
-              <w:t xml:space="preserve">New ideas</w:t>
-            </w:r>
-          </w:p>
-        </w:tc>
-        <w:tc>
-          <w:tcPr>
-            <w:tcW w:type="pct" w:w="2600"/>
-            <w:shd w:fill="FFFFFF" w:val="clear"/>
-            <w:tcMar>
-              <w:top w:type="dxa" w:w="50"/>
-              <w:left w:type="dxa" w:w="110"/>
-              <w:bottom w:type="dxa" w:w="50"/>
-              <w:right w:type="dxa" w:w="110"/>
-            </w:tcMar>
-          </w:tcPr>
-          <w:p>
-            <w:pPr>
-              <w:spacing w:before="46" w:after="46"/>
-            </w:pPr>
-            <w:r>
-              <w:rPr>
-                <w:b/>
-                <w:bCs/>
-                <w:color w:val="8186EF"/>
-                <w:sz w:val="14"/>
-                <w:szCs w:val="14"/>
-              </w:rPr>
-              <w:t xml:space="preserve">(3)</w:t>
-            </w:r>
-          </w:p>
-        </w:tc>
-      </w:tr>
-      <w:tr>
-        <w:tc>
-          <w:tcPr>
-            <w:tcW w:type="pct" w:w="2400"/>
-            <w:tcMar>
-              <w:top w:type="dxa" w:w="50"/>
-              <w:left w:type="dxa" w:w="110"/>
-              <w:bottom w:type="dxa" w:w="50"/>
-              <w:right w:type="dxa" w:w="110"/>
-            </w:tcMar>
-          </w:tcPr>
-          <w:p>
-            <w:pPr>
-              <w:spacing w:before="28" w:after="28"/>
-            </w:pPr>
-            <w:r>
-              <w:rPr>
-                <w:sz w:val="15"/>
-                <w:szCs w:val="15"/>
-              </w:rPr>
-              <w:t xml:space="preserve">Customer focus</w:t>
-            </w:r>
-          </w:p>
-        </w:tc>
-        <w:tc>
-          <w:tcPr>
-            <w:tcW w:type="pct" w:w="2600"/>
-            <w:shd w:fill="FFFFFF" w:val="clear"/>
-            <w:tcMar>
-              <w:top w:type="dxa" w:w="50"/>
-              <w:left w:type="dxa" w:w="110"/>
-              <w:bottom w:type="dxa" w:w="50"/>
-              <w:right w:type="dxa" w:w="110"/>
-            </w:tcMar>
-          </w:tcPr>
-          <w:p>
-            <w:pPr>
-              <w:spacing w:before="46" w:after="46"/>
-            </w:pPr>
-            <w:r>
-              <w:rPr>
-                <w:b/>
-                <w:bCs/>
-                <w:color w:val="8186EF"/>
-                <w:sz w:val="14"/>
-                <w:szCs w:val="14"/>
-              </w:rPr>
-              <w:t xml:space="preserve">(4)</w:t>
-            </w:r>
-          </w:p>
-        </w:tc>
-      </w:tr>
-      <w:tr>
-        <w:tc>
-          <w:tcPr>
-            <w:tcW w:type="pct" w:w="2400"/>
-            <w:shd w:fill="FBFAF6" w:val="clear"/>
-            <w:tcMar>
-              <w:top w:type="dxa" w:w="50"/>
-              <w:left w:type="dxa" w:w="110"/>
-              <w:bottom w:type="dxa" w:w="50"/>
-              <w:right w:type="dxa" w:w="110"/>
-            </w:tcMar>
-          </w:tcPr>
-          <w:p>
-            <w:pPr>
-              <w:spacing w:before="28" w:after="28"/>
-            </w:pPr>
-            <w:r>
-              <w:rPr>
-                <w:sz w:val="15"/>
-                <w:szCs w:val="15"/>
-              </w:rPr>
-              <w:t xml:space="preserve">Lasting advantage</w:t>
-            </w:r>
-          </w:p>
-        </w:tc>
-        <w:tc>
-          <w:tcPr>
-            <w:tcW w:type="pct" w:w="2600"/>
-            <w:shd w:fill="FBFAF6" w:val="clear"/>
-            <w:tcMar>
-              <w:top w:type="dxa" w:w="50"/>
-              <w:left w:type="dxa" w:w="110"/>
-              <w:bottom w:type="dxa" w:w="50"/>
-              <w:right w:type="dxa" w:w="110"/>
-            </w:tcMar>
-          </w:tcPr>
-          <w:p>
-            <w:pPr>
-              <w:spacing w:before="28" w:after="28"/>
-            </w:pPr>
-            <w:r>
-              <w:rPr>
-                <w:sz w:val="15"/>
-                <w:szCs w:val="15"/>
-              </w:rPr>
-              <w:t xml:space="preserve">A habit of improving faster than rivals</w:t>
-            </w:r>
-          </w:p>
-        </w:tc>
-      </w:tr>
-    </w:tbl>
-    <w:p/>
-    <w:tbl>
-      <w:tblPr>
-        <w:tblW w:type="pct" w:w="100%"/>
-        <w:tblLayout w:type="fixed"/>
-        <w:tblBorders>
-          <w:top w:val="single" w:color="FBFAF6" w:sz="4"/>
-          <w:left w:val="single" w:color="FBFAF6" w:sz="4"/>
-          <w:bottom w:val="single" w:color="FBFAF6" w:sz="4"/>
-          <w:right w:val="single" w:color="FBFAF6" w:sz="4"/>
-          <w:insideH w:val="single" w:color="FBFAF6" w:sz="4"/>
-          <w:insideV w:val="single" w:color="FBFAF6" w:sz="4"/>
-        </w:tblBorders>
-      </w:tblPr>
-      <w:tblGrid>
-        <w:gridCol w:w="9600"/>
-      </w:tblGrid>
-      <w:tr>
-        <w:tc>
-          <w:tcPr>
-            <w:tcW w:type="pct" w:w="5000"/>
-            <w:shd w:fill="FBFAF6" w:val="clear"/>
-            <w:tcMar>
-              <w:top w:type="dxa" w:w="40"/>
-              <w:left w:type="dxa" w:w="100"/>
-              <w:bottom w:type="dxa" w:w="40"/>
-              <w:right w:type="dxa" w:w="100"/>
-            </w:tcMar>
-          </w:tcPr>
-          <w:p>
-            <w:pPr>
-              <w:spacing w:before="18" w:after="6"/>
-            </w:pPr>
-            <w:r>
-              <w:rPr>
-                <w:b/>
-                <w:bCs/>
-                <w:color w:val="6B7280"/>
-                <w:sz w:val="14"/>
-                <w:szCs w:val="14"/>
-              </w:rPr>
-              <w:t xml:space="preserve">word list</w:t>
-            </w:r>
-          </w:p>
-          <w:p>
-            <w:pPr>
-              <w:spacing w:before="0" w:after="18"/>
-            </w:pPr>
-            <w:r>
-              <w:rPr>
-                <w:b/>
-                <w:bCs/>
-                <w:color w:val="353A7C"/>
-                <w:sz w:val="16"/>
-                <w:szCs w:val="16"/>
-              </w:rPr>
-              <w:t xml:space="preserve">A habit of improving faster than rivals   ·   Measures such as cycle time that customers feel   ·   Practices the company would not have thought of</w:t>
+              <w:t xml:space="preserve">customers   ·   create   ·   four-day</w:t>
             </w:r>
           </w:p>
         </w:tc>
@@ -8980,7 +9126,7 @@
           <w:sz w:val="16"/>
           <w:szCs w:val="16"/>
         </w:rPr>
-        <w:t xml:space="preserve">      gaps 5–8</w:t>
+        <w:t xml:space="preserve">      gaps 3–6</w:t>
       </w:r>
     </w:p>
     <w:p>
@@ -9003,7 +9149,7 @@
           <w:sz w:val="15"/>
           <w:szCs w:val="15"/>
         </w:rPr>
-        <w:t xml:space="preserve"> (5) </w:t>
+        <w:t xml:space="preserve"> (3) </w:t>
       </w:r>
       <w:r>
         <w:rPr>
@@ -9032,7 +9178,7 @@
           <w:sz w:val="19"/>
           <w:szCs w:val="19"/>
         </w:rPr>
-        <w:t xml:space="preserve">The </w:t>
+        <w:t xml:space="preserve">The advantage lasts only if benchmarking </w:t>
       </w:r>
       <w:r>
         <w:rPr>
@@ -9042,7 +9188,7 @@
           <w:sz w:val="15"/>
           <w:szCs w:val="15"/>
         </w:rPr>
-        <w:t xml:space="preserve"> (6) </w:t>
+        <w:t xml:space="preserve"> (4) </w:t>
       </w:r>
       <w:r>
         <w:rPr>
@@ -9064,7 +9210,7 @@
           <w:sz w:val="19"/>
           <w:szCs w:val="19"/>
         </w:rPr>
-        <w:t xml:space="preserve"> lasts only if benchmarking continues. </w:t>
+        <w:t xml:space="preserve">. </w:t>
       </w:r>
       <w:r>
         <w:rPr>
@@ -9081,7 +9227,7 @@
           <w:sz w:val="15"/>
           <w:szCs w:val="15"/>
         </w:rPr>
-        <w:t xml:space="preserve"> (7) </w:t>
+        <w:t xml:space="preserve"> (5) </w:t>
       </w:r>
       <w:r>
         <w:rPr>
@@ -9120,7 +9266,7 @@
           <w:sz w:val="15"/>
           <w:szCs w:val="15"/>
         </w:rPr>
-        <w:t xml:space="preserve"> (8) </w:t>
+        <w:t xml:space="preserve"> (6) </w:t>
       </w:r>
       <w:r>
         <w:rPr>
@@ -9200,7 +9346,7 @@
                 <w:sz w:val="16"/>
                 <w:szCs w:val="16"/>
               </w:rPr>
-              <w:t xml:space="preserve">Competitors   ·   advantage   ·   improve   ·   management   ·   correcting</w:t>
+              <w:t xml:space="preserve">correcting   ·   Competitors   ·   continues   ·   improve   ·   management</w:t>
             </w:r>
           </w:p>
         </w:tc>
@@ -9259,7 +9405,7 @@
                     </pic:cNvPicPr>
                   </pic:nvPicPr>
                   <pic:blipFill>
-                    <a:blip r:embed="rId107" cstate="none"/>
+                    <a:blip r:embed="rId106" cstate="none"/>
                     <a:srcRect/>
                     <a:stretch>
                       <a:fillRect/>
@@ -9440,7 +9586,7 @@
                 <w:sz w:val="16"/>
                 <w:szCs w:val="16"/>
               </w:rPr>
-              <w:t xml:space="preserve">advantage</w:t>
+              <w:t xml:space="preserve">create</w:t>
             </w:r>
           </w:p>
         </w:tc>
@@ -9466,14 +9612,14 @@
                 <w:sz w:val="16"/>
                 <w:szCs w:val="16"/>
               </w:rPr>
-              <w:t xml:space="preserve">6  </w:t>
-            </w:r>
-            <w:r>
-              <w:rPr>
-                <w:sz w:val="16"/>
-                <w:szCs w:val="16"/>
-              </w:rPr>
-              <w:t xml:space="preserve">advantage</w:t>
+              <w:t xml:space="preserve">5  </w:t>
+            </w:r>
+            <w:r>
+              <w:rPr>
+                <w:sz w:val="16"/>
+                <w:szCs w:val="16"/>
+              </w:rPr>
+              <w:t xml:space="preserve">Competitors</w:t>
             </w:r>
           </w:p>
         </w:tc>
@@ -9534,14 +9680,14 @@
                 <w:sz w:val="16"/>
                 <w:szCs w:val="16"/>
               </w:rPr>
-              <w:t xml:space="preserve">7  </w:t>
-            </w:r>
-            <w:r>
-              <w:rPr>
-                <w:sz w:val="16"/>
-                <w:szCs w:val="16"/>
-              </w:rPr>
-              <w:t xml:space="preserve">Competitors</w:t>
+              <w:t xml:space="preserve">6  </w:t>
+            </w:r>
+            <w:r>
+              <w:rPr>
+                <w:sz w:val="16"/>
+                <w:szCs w:val="16"/>
+              </w:rPr>
+              <w:t xml:space="preserve">management</w:t>
             </w:r>
           </w:p>
         </w:tc>
@@ -9576,7 +9722,7 @@
                 <w:sz w:val="16"/>
                 <w:szCs w:val="16"/>
               </w:rPr>
-              <w:t xml:space="preserve">Practices the company would not have thought of</w:t>
+              <w:t xml:space="preserve">correcting</w:t>
             </w:r>
           </w:p>
         </w:tc>
@@ -9602,14 +9748,14 @@
                 <w:sz w:val="16"/>
                 <w:szCs w:val="16"/>
               </w:rPr>
-              <w:t xml:space="preserve">8  </w:t>
-            </w:r>
-            <w:r>
-              <w:rPr>
-                <w:sz w:val="16"/>
-                <w:szCs w:val="16"/>
-              </w:rPr>
-              <w:t xml:space="preserve">management</w:t>
+              <w:t xml:space="preserve">7  </w:t>
+            </w:r>
+            <w:r>
+              <w:rPr>
+                <w:sz w:val="16"/>
+                <w:szCs w:val="16"/>
+              </w:rPr>
+              <w:t xml:space="preserve">Realistic targets</w:t>
             </w:r>
           </w:p>
         </w:tc>
@@ -9644,7 +9790,7 @@
                 <w:sz w:val="16"/>
                 <w:szCs w:val="16"/>
               </w:rPr>
-              <w:t xml:space="preserve">Measures such as cycle time that customers feel</w:t>
+              <w:t xml:space="preserve">continues</w:t>
             </w:r>
           </w:p>
         </w:tc>
@@ -9670,75 +9816,7 @@
                 <w:sz w:val="16"/>
                 <w:szCs w:val="16"/>
               </w:rPr>
-              <w:t xml:space="preserve">9  </w:t>
-            </w:r>
-            <w:r>
-              <w:rPr>
-                <w:sz w:val="16"/>
-                <w:szCs w:val="16"/>
-              </w:rPr>
-              <w:t xml:space="preserve">Realistic targets</w:t>
-            </w:r>
-          </w:p>
-        </w:tc>
-      </w:tr>
-      <w:tr>
-        <w:tc>
-          <w:tcPr>
-            <w:tcW w:type="pct" w:w="2500"/>
-            <w:tcMar>
-              <w:top w:type="dxa" w:w="20"/>
-              <w:left w:type="dxa" w:w="80"/>
-              <w:bottom w:type="dxa" w:w="20"/>
-              <w:right w:type="dxa" w:w="80"/>
-            </w:tcMar>
-          </w:tcPr>
-          <w:p>
-            <w:pPr>
-              <w:spacing w:before="12" w:after="12"/>
-            </w:pPr>
-            <w:r>
-              <w:rPr>
-                <w:b/>
-                <w:bCs/>
-                <w:color w:val="8186EF"/>
-                <w:sz w:val="16"/>
-                <w:szCs w:val="16"/>
-              </w:rPr>
-              <w:t xml:space="preserve">5  </w:t>
-            </w:r>
-            <w:r>
-              <w:rPr>
-                <w:sz w:val="16"/>
-                <w:szCs w:val="16"/>
-              </w:rPr>
-              <w:t xml:space="preserve">correcting</w:t>
-            </w:r>
-          </w:p>
-        </w:tc>
-        <w:tc>
-          <w:tcPr>
-            <w:tcW w:type="pct" w:w="2500"/>
-            <w:tcMar>
-              <w:top w:type="dxa" w:w="20"/>
-              <w:left w:type="dxa" w:w="80"/>
-              <w:bottom w:type="dxa" w:w="20"/>
-              <w:right w:type="dxa" w:w="80"/>
-            </w:tcMar>
-          </w:tcPr>
-          <w:p>
-            <w:pPr>
-              <w:spacing w:before="12" w:after="12"/>
-            </w:pPr>
-            <w:r>
-              <w:rPr>
-                <w:b/>
-                <w:bCs/>
-                <w:color w:val="8186EF"/>
-                <w:sz w:val="16"/>
-                <w:szCs w:val="16"/>
-              </w:rPr>
-              <w:t xml:space="preserve">10  </w:t>
+              <w:t xml:space="preserve">8  </w:t>
             </w:r>
             <w:r>
               <w:rPr>
@@ -9919,7 +9997,7 @@
           <w:sz w:val="16"/>
           <w:szCs w:val="16"/>
         </w:rPr>
-        <w:t xml:space="preserve">      gaps 1–7</w:t>
+        <w:t xml:space="preserve">      gaps 1–5</w:t>
       </w:r>
     </w:p>
     <w:p>
@@ -9964,7 +10042,7 @@
           <w:sz w:val="19"/>
           <w:szCs w:val="19"/>
         </w:rPr>
-        <w:t xml:space="preserve"> business case the </w:t>
+        <w:t xml:space="preserve"> business case the division </w:t>
       </w:r>
       <w:r>
         <w:rPr>
@@ -9996,14 +10074,14 @@
           <w:sz w:val="19"/>
           <w:szCs w:val="19"/>
         </w:rPr>
-        <w:t xml:space="preserve"> manager signed. </w:t>
-      </w:r>
-      <w:r>
-        <w:rPr>
-          <w:sz w:val="19"/>
-          <w:szCs w:val="19"/>
-        </w:rPr>
-        <w:t xml:space="preserve"/>
+        <w:t xml:space="preserve"> signed. </w:t>
+      </w:r>
+      <w:r>
+        <w:rPr>
+          <w:sz w:val="19"/>
+          <w:szCs w:val="19"/>
+        </w:rPr>
+        <w:t xml:space="preserve">Volume: 8,000 </w:t>
       </w:r>
       <w:r>
         <w:rPr>
@@ -10035,7 +10113,7 @@
           <w:sz w:val="19"/>
           <w:szCs w:val="19"/>
         </w:rPr>
-        <w:t xml:space="preserve">: 8,000 orders a year; staff cost $20 an hour; </w:t>
+        <w:t xml:space="preserve"> a year; staff cost $20 an hour; </w:t>
       </w:r>
       <w:r>
         <w:rPr>
@@ -10074,7 +10152,35 @@
           <w:sz w:val="19"/>
           <w:szCs w:val="19"/>
         </w:rPr>
-        <w:t xml:space="preserve">Change: one-off cost $150,000; </w:t>
+        <w:t xml:space="preserve">Change: one-off cost $150,000; running cost $12,800 a year. </w:t>
+      </w:r>
+      <w:r>
+        <w:rPr>
+          <w:sz w:val="19"/>
+          <w:szCs w:val="19"/>
+        </w:rPr>
+        <w:t xml:space="preserve">Old process: staff $336,000 + corrections $20,000 = $356,000 a year. </w:t>
+      </w:r>
+      <w:r>
+        <w:rPr>
+          <w:sz w:val="19"/>
+          <w:szCs w:val="19"/>
+        </w:rPr>
+        <w:t xml:space="preserve">New process: staff $139,200 + corrections $4,000 = $143,200 a year. </w:t>
+      </w:r>
+      <w:r>
+        <w:rPr>
+          <w:sz w:val="19"/>
+          <w:szCs w:val="19"/>
+        </w:rPr>
+        <w:t xml:space="preserve">Net yearly saving: $212,800 − $12,800 = $200,000. </w:t>
+      </w:r>
+      <w:r>
+        <w:rPr>
+          <w:sz w:val="19"/>
+          <w:szCs w:val="19"/>
+        </w:rPr>
+        <w:t xml:space="preserve">The one-off cost is </w:t>
       </w:r>
       <w:r>
         <w:rPr>
@@ -10085,98 +10191,6 @@
           <w:szCs w:val="15"/>
         </w:rPr>
         <w:t xml:space="preserve"> (5) </w:t>
-      </w:r>
-      <w:r>
-        <w:rPr>
-          <w:u w:val="single"/>
-          <w:sz w:val="19"/>
-          <w:szCs w:val="19"/>
-        </w:rPr>
-        <w:t xml:space="preserve">           </w:t>
-      </w:r>
-      <w:r>
-        <w:rPr>
-          <w:sz w:val="19"/>
-          <w:szCs w:val="19"/>
-        </w:rPr>
-        <w:t xml:space="preserve"> </w:t>
-      </w:r>
-      <w:r>
-        <w:rPr>
-          <w:sz w:val="19"/>
-          <w:szCs w:val="19"/>
-        </w:rPr>
-        <w:t xml:space="preserve"> cost $12,800 a year. </w:t>
-      </w:r>
-      <w:r>
-        <w:rPr>
-          <w:sz w:val="19"/>
-          <w:szCs w:val="19"/>
-        </w:rPr>
-        <w:t xml:space="preserve">Old process: staff $336,000 + corrections $20,000 = $356,000 a year. </w:t>
-      </w:r>
-      <w:r>
-        <w:rPr>
-          <w:sz w:val="19"/>
-          <w:szCs w:val="19"/>
-        </w:rPr>
-        <w:t xml:space="preserve">New process: staff $139,200 + corrections $4,000 = $143,200 a year. </w:t>
-      </w:r>
-      <w:r>
-        <w:rPr>
-          <w:sz w:val="19"/>
-          <w:szCs w:val="19"/>
-        </w:rPr>
-        <w:t xml:space="preserve">Net </w:t>
-      </w:r>
-      <w:r>
-        <w:rPr>
-          <w:b/>
-          <w:bCs/>
-          <w:color w:val="8186EF"/>
-          <w:sz w:val="15"/>
-          <w:szCs w:val="15"/>
-        </w:rPr>
-        <w:t xml:space="preserve"> (6) </w:t>
-      </w:r>
-      <w:r>
-        <w:rPr>
-          <w:u w:val="single"/>
-          <w:sz w:val="19"/>
-          <w:szCs w:val="19"/>
-        </w:rPr>
-        <w:t xml:space="preserve">           </w:t>
-      </w:r>
-      <w:r>
-        <w:rPr>
-          <w:sz w:val="19"/>
-          <w:szCs w:val="19"/>
-        </w:rPr>
-        <w:t xml:space="preserve"> </w:t>
-      </w:r>
-      <w:r>
-        <w:rPr>
-          <w:sz w:val="19"/>
-          <w:szCs w:val="19"/>
-        </w:rPr>
-        <w:t xml:space="preserve"> saving: $212,800 − $12,800 = $200,000. </w:t>
-      </w:r>
-      <w:r>
-        <w:rPr>
-          <w:sz w:val="19"/>
-          <w:szCs w:val="19"/>
-        </w:rPr>
-        <w:t xml:space="preserve">The one-off cost is </w:t>
-      </w:r>
-      <w:r>
-        <w:rPr>
-          <w:b/>
-          <w:bCs/>
-          <w:color w:val="8186EF"/>
-          <w:sz w:val="15"/>
-          <w:szCs w:val="15"/>
-        </w:rPr>
-        <w:t xml:space="preserve"> (7) </w:t>
       </w:r>
       <w:r>
         <w:rPr>
@@ -10256,7 +10270,7 @@
                 <w:sz w:val="16"/>
                 <w:szCs w:val="16"/>
               </w:rPr>
-              <w:t xml:space="preserve">business   ·   recovered   ·   division   ·   yearly   ·   three-year   ·   Volume   ·   correcting   ·   running</w:t>
+              <w:t xml:space="preserve">orders   ·   division   ·   three-year   ·   correcting   ·   recovered   ·   manager</w:t>
             </w:r>
           </w:p>
         </w:tc>
@@ -10299,7 +10313,2063 @@
       <w:r>
         <w:drawing>
           <wp:inline distT="0" distB="0" distL="0" distR="0">
-            <wp:extent cx="5734050" cy="1871100"/>
+            <wp:extent cx="5734050" cy="2897200"/>
+            <wp:effectExtent t="0" r="0" b="0" l="0"/>
+            <wp:docPr id="1" name="" descr="" title=""/>
+            <wp:cNvGraphicFramePr>
+              <a:graphicFrameLocks xmlns:a="http://schemas.openxmlformats.org/drawingml/2006/main" noChangeAspect="1"/>
+            </wp:cNvGraphicFramePr>
+            <a:graphic xmlns:a="http://schemas.openxmlformats.org/drawingml/2006/main">
+              <a:graphicData uri="http://schemas.openxmlformats.org/drawingml/2006/picture">
+                <pic:pic xmlns:pic="http://schemas.openxmlformats.org/drawingml/2006/picture">
+                  <pic:nvPicPr>
+                    <pic:cNvPr id="0" name="" descr=""/>
+                    <pic:cNvPicPr>
+                      <a:picLocks noChangeAspect="1" noChangeArrowheads="1"/>
+                    </pic:cNvPicPr>
+                  </pic:nvPicPr>
+                  <pic:blipFill>
+                    <a:blip r:embed="rId107" cstate="none"/>
+                    <a:srcRect/>
+                    <a:stretch>
+                      <a:fillRect/>
+                    </a:stretch>
+                  </pic:blipFill>
+                  <pic:spPr bwMode="auto">
+                    <a:xfrm>
+                      <a:off x="0" y="0"/>
+                      <a:ext cx="5734050" cy="2897200"/>
+                    </a:xfrm>
+                    <a:prstGeom prst="rect">
+                      <a:avLst/>
+                    </a:prstGeom>
+                  </pic:spPr>
+                </pic:pic>
+              </a:graphicData>
+            </a:graphic>
+          </wp:inline>
+        </w:drawing>
+      </w:r>
+    </w:p>
+    <w:tbl>
+      <w:tblPr>
+        <w:tblW w:type="pct" w:w="100%"/>
+        <w:tblLayout w:type="fixed"/>
+        <w:tblBorders>
+          <w:top w:val="single" w:color="FBFAF6" w:sz="4"/>
+          <w:left w:val="single" w:color="FBFAF6" w:sz="4"/>
+          <w:bottom w:val="single" w:color="FBFAF6" w:sz="4"/>
+          <w:right w:val="single" w:color="FBFAF6" w:sz="4"/>
+          <w:insideH w:val="single" w:color="FBFAF6" w:sz="4"/>
+          <w:insideV w:val="single" w:color="FBFAF6" w:sz="4"/>
+        </w:tblBorders>
+      </w:tblPr>
+      <w:tblGrid>
+        <w:gridCol w:w="9600"/>
+      </w:tblGrid>
+      <w:tr>
+        <w:tc>
+          <w:tcPr>
+            <w:tcW w:type="pct" w:w="5000"/>
+            <w:shd w:fill="FBFAF6" w:val="clear"/>
+            <w:tcMar>
+              <w:top w:type="dxa" w:w="40"/>
+              <w:left w:type="dxa" w:w="100"/>
+              <w:bottom w:type="dxa" w:w="40"/>
+              <w:right w:type="dxa" w:w="100"/>
+            </w:tcMar>
+          </w:tcPr>
+          <w:p>
+            <w:pPr>
+              <w:spacing w:before="18" w:after="6"/>
+            </w:pPr>
+            <w:r>
+              <w:rPr>
+                <w:b/>
+                <w:bCs/>
+                <w:color w:val="6B7280"/>
+                <w:sz w:val="14"/>
+                <w:szCs w:val="14"/>
+              </w:rPr>
+              <w:t xml:space="preserve">word list</w:t>
+            </w:r>
+          </w:p>
+          <w:p>
+            <w:pPr>
+              <w:spacing w:before="0" w:after="18"/>
+            </w:pPr>
+            <w:r>
+              <w:rPr>
+                <w:b/>
+                <w:bCs/>
+                <w:color w:val="353A7C"/>
+                <w:sz w:val="16"/>
+                <w:szCs w:val="16"/>
+              </w:rPr>
+              <w:t xml:space="preserve">functional benchmarking   ·   Year 3   ·   Year 1</w:t>
+            </w:r>
+          </w:p>
+        </w:tc>
+      </w:tr>
+    </w:tbl>
+    <w:p/>
+    <w:tbl>
+      <w:tblPr>
+        <w:tblW w:type="pct" w:w="100%"/>
+        <w:tblLayout w:type="fixed"/>
+        <w:tblBorders>
+          <w:top w:val="single" w:color="353A7C" w:sz="4"/>
+          <w:left w:val="single" w:color="353A7C" w:sz="4"/>
+          <w:bottom w:val="single" w:color="353A7C" w:sz="4"/>
+          <w:right w:val="single" w:color="353A7C" w:sz="4"/>
+          <w:insideH w:val="single" w:color="353A7C" w:sz="4"/>
+          <w:insideV w:val="single" w:color="353A7C" w:sz="4"/>
+        </w:tblBorders>
+      </w:tblPr>
+      <w:tblGrid>
+        <w:gridCol w:w="9600"/>
+      </w:tblGrid>
+      <w:tr>
+        <w:tc>
+          <w:tcPr>
+            <w:tcW w:type="pct" w:w="5000"/>
+            <w:shd w:fill="F2F4FB" w:val="clear"/>
+            <w:tcMar>
+              <w:top w:type="dxa" w:w="50"/>
+              <w:left w:type="dxa" w:w="110"/>
+              <w:bottom w:type="dxa" w:w="50"/>
+              <w:right w:type="dxa" w:w="110"/>
+            </w:tcMar>
+          </w:tcPr>
+          <w:p>
+            <w:pPr>
+              <w:spacing w:before="30" w:after="30"/>
+            </w:pPr>
+            <w:r>
+              <w:rPr>
+                <w:b/>
+                <w:bCs/>
+                <w:color w:val="353A7C"/>
+                <w:sz w:val="19"/>
+                <w:szCs w:val="19"/>
+              </w:rPr>
+              <w:t xml:space="preserve">Everything ties</w:t>
+            </w:r>
+          </w:p>
+        </w:tc>
+      </w:tr>
+    </w:tbl>
+    <w:p/>
+    <w:p>
+      <w:pPr>
+        <w:spacing w:before="44" w:after="14"/>
+      </w:pPr>
+      <w:r>
+        <w:rPr>
+          <w:b/>
+          <w:bCs/>
+          <w:color w:val="353A7C"/>
+          <w:sz w:val="18"/>
+          <w:szCs w:val="18"/>
+        </w:rPr>
+        <w:t xml:space="preserve">Summary 2</w:t>
+      </w:r>
+      <w:r>
+        <w:rPr>
+          <w:color w:val="6B7280"/>
+          <w:sz w:val="16"/>
+          <w:szCs w:val="16"/>
+        </w:rPr>
+        <w:t xml:space="preserve">      gaps 8–9</w:t>
+      </w:r>
+    </w:p>
+    <w:p>
+      <w:pPr>
+        <w:spacing w:before="20" w:after="20" w:line="360" w:lineRule="auto"/>
+        <w:ind w:left="200"/>
+      </w:pPr>
+      <w:r>
+        <w:rPr>
+          <w:sz w:val="19"/>
+          <w:szCs w:val="19"/>
+        </w:rPr>
+        <w:t xml:space="preserve">Three net yearly savings of $200,000 minus the one-off $150,000 = $450,000, the last </w:t>
+      </w:r>
+      <w:r>
+        <w:rPr>
+          <w:b/>
+          <w:bCs/>
+          <w:color w:val="8186EF"/>
+          <w:sz w:val="15"/>
+          <w:szCs w:val="15"/>
+        </w:rPr>
+        <w:t xml:space="preserve"> (8) </w:t>
+      </w:r>
+      <w:r>
+        <w:rPr>
+          <w:u w:val="single"/>
+          <w:sz w:val="19"/>
+          <w:szCs w:val="19"/>
+        </w:rPr>
+        <w:t xml:space="preserve">            </w:t>
+      </w:r>
+      <w:r>
+        <w:rPr>
+          <w:sz w:val="19"/>
+          <w:szCs w:val="19"/>
+        </w:rPr>
+        <w:t xml:space="preserve"> </w:t>
+      </w:r>
+      <w:r>
+        <w:rPr>
+          <w:sz w:val="19"/>
+          <w:szCs w:val="19"/>
+        </w:rPr>
+        <w:t xml:space="preserve"> figure. </w:t>
+      </w:r>
+      <w:r>
+        <w:rPr>
+          <w:sz w:val="19"/>
+          <w:szCs w:val="19"/>
+        </w:rPr>
+        <w:t xml:space="preserve"/>
+      </w:r>
+      <w:r>
+        <w:rPr>
+          <w:b/>
+          <w:bCs/>
+          <w:color w:val="8186EF"/>
+          <w:sz w:val="15"/>
+          <w:szCs w:val="15"/>
+        </w:rPr>
+        <w:t xml:space="preserve"> (9) </w:t>
+      </w:r>
+      <w:r>
+        <w:rPr>
+          <w:u w:val="single"/>
+          <w:sz w:val="19"/>
+          <w:szCs w:val="19"/>
+        </w:rPr>
+        <w:t xml:space="preserve">           </w:t>
+      </w:r>
+      <w:r>
+        <w:rPr>
+          <w:sz w:val="19"/>
+          <w:szCs w:val="19"/>
+        </w:rPr>
+        <w:t xml:space="preserve"> </w:t>
+      </w:r>
+      <w:r>
+        <w:rPr>
+          <w:sz w:val="19"/>
+          <w:szCs w:val="19"/>
+        </w:rPr>
+        <w:t xml:space="preserve"> cost per order after the change: ($143,200 + $12,800) ÷ 8,000 = $19.50. </w:t>
+      </w:r>
+    </w:p>
+    <w:tbl>
+      <w:tblPr>
+        <w:tblW w:type="pct" w:w="100%"/>
+        <w:tblLayout w:type="fixed"/>
+        <w:tblBorders>
+          <w:top w:val="single" w:color="FBFAF6" w:sz="4"/>
+          <w:left w:val="single" w:color="FBFAF6" w:sz="4"/>
+          <w:bottom w:val="single" w:color="FBFAF6" w:sz="4"/>
+          <w:right w:val="single" w:color="FBFAF6" w:sz="4"/>
+          <w:insideH w:val="single" w:color="FBFAF6" w:sz="4"/>
+          <w:insideV w:val="single" w:color="FBFAF6" w:sz="4"/>
+        </w:tblBorders>
+      </w:tblPr>
+      <w:tblGrid>
+        <w:gridCol w:w="9600"/>
+      </w:tblGrid>
+      <w:tr>
+        <w:tc>
+          <w:tcPr>
+            <w:tcW w:type="pct" w:w="5000"/>
+            <w:shd w:fill="FBFAF6" w:val="clear"/>
+            <w:tcMar>
+              <w:top w:type="dxa" w:w="40"/>
+              <w:left w:type="dxa" w:w="100"/>
+              <w:bottom w:type="dxa" w:w="40"/>
+              <w:right w:type="dxa" w:w="100"/>
+            </w:tcMar>
+          </w:tcPr>
+          <w:p>
+            <w:pPr>
+              <w:spacing w:before="18" w:after="6"/>
+            </w:pPr>
+            <w:r>
+              <w:rPr>
+                <w:b/>
+                <w:bCs/>
+                <w:color w:val="6B7280"/>
+                <w:sz w:val="14"/>
+                <w:szCs w:val="14"/>
+              </w:rPr>
+              <w:t xml:space="preserve">word list</w:t>
+            </w:r>
+          </w:p>
+          <w:p>
+            <w:pPr>
+              <w:spacing w:before="0" w:after="18"/>
+            </w:pPr>
+            <w:r>
+              <w:rPr>
+                <w:b/>
+                <w:bCs/>
+                <w:color w:val="353A7C"/>
+                <w:sz w:val="16"/>
+                <w:szCs w:val="16"/>
+              </w:rPr>
+              <w:t xml:space="preserve">All-in   ·   process   ·   cumulative</w:t>
+            </w:r>
+          </w:p>
+        </w:tc>
+      </w:tr>
+    </w:tbl>
+    <w:p/>
+    <w:tbl>
+      <w:tblPr>
+        <w:tblW w:type="pct" w:w="100%"/>
+        <w:tblLayout w:type="fixed"/>
+        <w:tblBorders>
+          <w:top w:val="single" w:color="353A7C" w:sz="4"/>
+          <w:left w:val="single" w:color="353A7C" w:sz="4"/>
+          <w:bottom w:val="single" w:color="353A7C" w:sz="4"/>
+          <w:right w:val="single" w:color="353A7C" w:sz="4"/>
+          <w:insideH w:val="single" w:color="353A7C" w:sz="4"/>
+          <w:insideV w:val="single" w:color="353A7C" w:sz="4"/>
+        </w:tblBorders>
+      </w:tblPr>
+      <w:tblGrid>
+        <w:gridCol w:w="9600"/>
+      </w:tblGrid>
+      <w:tr>
+        <w:tc>
+          <w:tcPr>
+            <w:tcW w:type="pct" w:w="5000"/>
+            <w:shd w:fill="F2F4FB" w:val="clear"/>
+            <w:tcMar>
+              <w:top w:type="dxa" w:w="50"/>
+              <w:left w:type="dxa" w:w="110"/>
+              <w:bottom w:type="dxa" w:w="50"/>
+              <w:right w:type="dxa" w:w="110"/>
+            </w:tcMar>
+          </w:tcPr>
+          <w:p>
+            <w:pPr>
+              <w:spacing w:before="30" w:after="30"/>
+            </w:pPr>
+            <w:r>
+              <w:rPr>
+                <w:b/>
+                <w:bCs/>
+                <w:color w:val="353A7C"/>
+                <w:sz w:val="19"/>
+                <w:szCs w:val="19"/>
+              </w:rPr>
+              <w:t xml:space="preserve">Exam view</w:t>
+            </w:r>
+          </w:p>
+        </w:tc>
+      </w:tr>
+    </w:tbl>
+    <w:p/>
+    <w:p>
+      <w:pPr>
+        <w:pageBreakBefore w:val="true"/>
+        <w:spacing w:after="0"/>
+      </w:pPr>
+      <w:r>
+        <w:rPr>
+          <w:sz w:val="2"/>
+        </w:rPr>
+        <w:t xml:space="preserve"> </w:t>
+      </w:r>
+    </w:p>
+    <w:p>
+      <w:pPr>
+        <w:spacing w:before="44" w:after="14"/>
+      </w:pPr>
+      <w:r>
+        <w:rPr>
+          <w:b/>
+          <w:bCs/>
+          <w:color w:val="353A7C"/>
+          <w:sz w:val="18"/>
+          <w:szCs w:val="18"/>
+        </w:rPr>
+        <w:t xml:space="preserve">Summary 3</w:t>
+      </w:r>
+      <w:r>
+        <w:rPr>
+          <w:color w:val="6B7280"/>
+          <w:sz w:val="16"/>
+          <w:szCs w:val="16"/>
+        </w:rPr>
+        <w:t xml:space="preserve">      gaps 10–12</w:t>
+      </w:r>
+    </w:p>
+    <w:p>
+      <w:pPr>
+        <w:spacing w:before="20" w:after="20" w:line="360" w:lineRule="auto"/>
+        <w:ind w:left="200"/>
+      </w:pPr>
+      <w:r>
+        <w:rPr>
+          <w:sz w:val="19"/>
+          <w:szCs w:val="19"/>
+        </w:rPr>
+        <w:t xml:space="preserve">Expect hours or costs per step </w:t>
+      </w:r>
+      <w:r>
+        <w:rPr>
+          <w:b/>
+          <w:bCs/>
+          <w:color w:val="8186EF"/>
+          <w:sz w:val="15"/>
+          <w:szCs w:val="15"/>
+        </w:rPr>
+        <w:t xml:space="preserve"> (10) </w:t>
+      </w:r>
+      <w:r>
+        <w:rPr>
+          <w:u w:val="single"/>
+          <w:sz w:val="19"/>
+          <w:szCs w:val="19"/>
+        </w:rPr>
+        <w:t xml:space="preserve">           </w:t>
+      </w:r>
+      <w:r>
+        <w:rPr>
+          <w:sz w:val="19"/>
+          <w:szCs w:val="19"/>
+        </w:rPr>
+        <w:t xml:space="preserve"> </w:t>
+      </w:r>
+      <w:r>
+        <w:rPr>
+          <w:sz w:val="19"/>
+          <w:szCs w:val="19"/>
+        </w:rPr>
+        <w:t xml:space="preserve"> and after a </w:t>
+      </w:r>
+      <w:r>
+        <w:rPr>
+          <w:b/>
+          <w:bCs/>
+          <w:color w:val="8186EF"/>
+          <w:sz w:val="15"/>
+          <w:szCs w:val="15"/>
+        </w:rPr>
+        <w:t xml:space="preserve"> (11) </w:t>
+      </w:r>
+      <w:r>
+        <w:rPr>
+          <w:u w:val="single"/>
+          <w:sz w:val="19"/>
+          <w:szCs w:val="19"/>
+        </w:rPr>
+        <w:t xml:space="preserve">           </w:t>
+      </w:r>
+      <w:r>
+        <w:rPr>
+          <w:sz w:val="19"/>
+          <w:szCs w:val="19"/>
+        </w:rPr>
+        <w:t xml:space="preserve"> </w:t>
+      </w:r>
+      <w:r>
+        <w:rPr>
+          <w:sz w:val="19"/>
+          <w:szCs w:val="19"/>
+        </w:rPr>
+        <w:t xml:space="preserve">, a volume, and the costs of the change. </w:t>
+      </w:r>
+      <w:r>
+        <w:rPr>
+          <w:sz w:val="19"/>
+          <w:szCs w:val="19"/>
+        </w:rPr>
+        <w:t xml:space="preserve"/>
+      </w:r>
+      <w:r>
+        <w:rPr>
+          <w:b/>
+          <w:bCs/>
+          <w:color w:val="8186EF"/>
+          <w:sz w:val="15"/>
+          <w:szCs w:val="15"/>
+        </w:rPr>
+        <w:t xml:space="preserve"> (12) </w:t>
+      </w:r>
+      <w:r>
+        <w:rPr>
+          <w:u w:val="single"/>
+          <w:sz w:val="19"/>
+          <w:szCs w:val="19"/>
+        </w:rPr>
+        <w:t xml:space="preserve">           </w:t>
+      </w:r>
+      <w:r>
+        <w:rPr>
+          <w:sz w:val="19"/>
+          <w:szCs w:val="19"/>
+        </w:rPr>
+        <w:t xml:space="preserve"> </w:t>
+      </w:r>
+      <w:r>
+        <w:rPr>
+          <w:sz w:val="19"/>
+          <w:szCs w:val="19"/>
+        </w:rPr>
+        <w:t xml:space="preserve"> the yearly cost of each process, deduct the running cost, then deduct the one-off cost once over the period asked. </w:t>
+      </w:r>
+    </w:p>
+    <w:tbl>
+      <w:tblPr>
+        <w:tblW w:type="pct" w:w="100%"/>
+        <w:tblLayout w:type="fixed"/>
+        <w:tblBorders>
+          <w:top w:val="single" w:color="FBFAF6" w:sz="4"/>
+          <w:left w:val="single" w:color="FBFAF6" w:sz="4"/>
+          <w:bottom w:val="single" w:color="FBFAF6" w:sz="4"/>
+          <w:right w:val="single" w:color="FBFAF6" w:sz="4"/>
+          <w:insideH w:val="single" w:color="FBFAF6" w:sz="4"/>
+          <w:insideV w:val="single" w:color="FBFAF6" w:sz="4"/>
+        </w:tblBorders>
+      </w:tblPr>
+      <w:tblGrid>
+        <w:gridCol w:w="9600"/>
+      </w:tblGrid>
+      <w:tr>
+        <w:tc>
+          <w:tcPr>
+            <w:tcW w:type="pct" w:w="5000"/>
+            <w:shd w:fill="FBFAF6" w:val="clear"/>
+            <w:tcMar>
+              <w:top w:type="dxa" w:w="40"/>
+              <w:left w:type="dxa" w:w="100"/>
+              <w:bottom w:type="dxa" w:w="40"/>
+              <w:right w:type="dxa" w:w="100"/>
+            </w:tcMar>
+          </w:tcPr>
+          <w:p>
+            <w:pPr>
+              <w:spacing w:before="18" w:after="6"/>
+            </w:pPr>
+            <w:r>
+              <w:rPr>
+                <w:b/>
+                <w:bCs/>
+                <w:color w:val="6B7280"/>
+                <w:sz w:val="14"/>
+                <w:szCs w:val="14"/>
+              </w:rPr>
+              <w:t xml:space="preserve">word list</w:t>
+            </w:r>
+          </w:p>
+          <w:p>
+            <w:pPr>
+              <w:spacing w:before="0" w:after="18"/>
+            </w:pPr>
+            <w:r>
+              <w:rPr>
+                <w:b/>
+                <w:bCs/>
+                <w:color w:val="353A7C"/>
+                <w:sz w:val="16"/>
+                <w:szCs w:val="16"/>
+              </w:rPr>
+              <w:t xml:space="preserve">Compute   ·   savings   ·   before   ·   redesign</w:t>
+            </w:r>
+          </w:p>
+        </w:tc>
+      </w:tr>
+    </w:tbl>
+    <w:p/>
+    <w:tbl>
+      <w:tblPr>
+        <w:tblW w:type="pct" w:w="100%"/>
+        <w:tblLayout w:type="fixed"/>
+        <w:tblBorders>
+          <w:top w:val="single" w:color="353A7C" w:sz="6"/>
+          <w:left w:val="single" w:color="353A7C" w:sz="6"/>
+          <w:bottom w:val="single" w:color="353A7C" w:sz="6"/>
+          <w:right w:val="single" w:color="353A7C" w:sz="6"/>
+          <w:insideH w:val="single" w:color="353A7C" w:sz="6"/>
+          <w:insideV w:val="single" w:color="353A7C" w:sz="6"/>
+        </w:tblBorders>
+      </w:tblPr>
+      <w:tblGrid>
+        <w:gridCol w:w="4224"/>
+        <w:gridCol w:w="2688"/>
+        <w:gridCol w:w="2688"/>
+      </w:tblGrid>
+      <w:tr>
+        <w:tc>
+          <w:tcPr>
+            <w:tcW w:type="pct" w:w="5000"/>
+            <w:gridSpan w:val="3"/>
+            <w:shd w:fill="353A7C" w:val="clear"/>
+            <w:tcMar>
+              <w:top w:type="dxa" w:w="60"/>
+              <w:left w:type="dxa" w:w="120"/>
+              <w:bottom w:type="dxa" w:w="60"/>
+              <w:right w:type="dxa" w:w="120"/>
+            </w:tcMar>
+          </w:tcPr>
+          <w:p>
+            <w:pPr>
+              <w:spacing w:before="40" w:after="40"/>
+            </w:pPr>
+            <w:r>
+              <w:rPr>
+                <w:b/>
+                <w:bCs/>
+                <w:color w:val="FFFFFF"/>
+                <w:sz w:val="17"/>
+                <w:szCs w:val="17"/>
+              </w:rPr>
+              <w:t xml:space="preserve">Exam view</w:t>
+            </w:r>
+          </w:p>
+        </w:tc>
+      </w:tr>
+      <w:tr>
+        <w:tc>
+          <w:tcPr>
+            <w:tcW w:type="pct" w:w="2200"/>
+            <w:shd w:fill="353A7C" w:val="clear"/>
+            <w:tcMar>
+              <w:top w:type="dxa" w:w="50"/>
+              <w:left w:type="dxa" w:w="110"/>
+              <w:bottom w:type="dxa" w:w="50"/>
+              <w:right w:type="dxa" w:w="110"/>
+            </w:tcMar>
+          </w:tcPr>
+          <w:p>
+            <w:pPr>
+              <w:spacing w:before="30" w:after="30"/>
+            </w:pPr>
+            <w:r>
+              <w:rPr>
+                <w:b/>
+                <w:bCs/>
+                <w:color w:val="FFFFFF"/>
+                <w:sz w:val="15"/>
+                <w:szCs w:val="15"/>
+              </w:rPr>
+              <w:t xml:space="preserve">Levant receiving, 2027</w:t>
+            </w:r>
+          </w:p>
+        </w:tc>
+        <w:tc>
+          <w:tcPr>
+            <w:tcW w:type="pct" w:w="1400"/>
+            <w:shd w:fill="353A7C" w:val="clear"/>
+            <w:tcMar>
+              <w:top w:type="dxa" w:w="50"/>
+              <w:left w:type="dxa" w:w="110"/>
+              <w:bottom w:type="dxa" w:w="50"/>
+              <w:right w:type="dxa" w:w="110"/>
+            </w:tcMar>
+          </w:tcPr>
+          <w:p>
+            <w:pPr>
+              <w:spacing w:before="30" w:after="30"/>
+            </w:pPr>
+            <w:r>
+              <w:rPr>
+                <w:b/>
+                <w:bCs/>
+                <w:color w:val="FFFFFF"/>
+                <w:sz w:val="15"/>
+                <w:szCs w:val="15"/>
+              </w:rPr>
+              <w:t xml:space="preserve">Now</w:t>
+            </w:r>
+          </w:p>
+        </w:tc>
+        <w:tc>
+          <w:tcPr>
+            <w:tcW w:type="pct" w:w="1400"/>
+            <w:shd w:fill="353A7C" w:val="clear"/>
+            <w:tcMar>
+              <w:top w:type="dxa" w:w="50"/>
+              <w:left w:type="dxa" w:w="110"/>
+              <w:bottom w:type="dxa" w:w="50"/>
+              <w:right w:type="dxa" w:w="110"/>
+            </w:tcMar>
+          </w:tcPr>
+          <w:p>
+            <w:pPr>
+              <w:spacing w:before="30" w:after="30"/>
+            </w:pPr>
+            <w:r>
+              <w:rPr>
+                <w:b/>
+                <w:bCs/>
+                <w:color w:val="FFFFFF"/>
+                <w:sz w:val="15"/>
+                <w:szCs w:val="15"/>
+              </w:rPr>
+              <w:t xml:space="preserve">Redesigned</w:t>
+            </w:r>
+          </w:p>
+        </w:tc>
+      </w:tr>
+      <w:tr>
+        <w:tc>
+          <w:tcPr>
+            <w:tcW w:type="pct" w:w="2200"/>
+            <w:tcMar>
+              <w:top w:type="dxa" w:w="50"/>
+              <w:left w:type="dxa" w:w="110"/>
+              <w:bottom w:type="dxa" w:w="50"/>
+              <w:right w:type="dxa" w:w="110"/>
+            </w:tcMar>
+          </w:tcPr>
+          <w:p>
+            <w:pPr>
+              <w:spacing w:before="28" w:after="28"/>
+            </w:pPr>
+            <w:r>
+              <w:rPr>
+                <w:sz w:val="15"/>
+                <w:szCs w:val="15"/>
+              </w:rPr>
+              <w:t xml:space="preserve">Unload</w:t>
+            </w:r>
+          </w:p>
+        </w:tc>
+        <w:tc>
+          <w:tcPr>
+            <w:tcW w:type="pct" w:w="1400"/>
+            <w:tcMar>
+              <w:top w:type="dxa" w:w="50"/>
+              <w:left w:type="dxa" w:w="110"/>
+              <w:bottom w:type="dxa" w:w="50"/>
+              <w:right w:type="dxa" w:w="110"/>
+            </w:tcMar>
+          </w:tcPr>
+          <w:p>
+            <w:pPr>
+              <w:spacing w:before="28" w:after="28"/>
+            </w:pPr>
+            <w:r>
+              <w:rPr>
+                <w:sz w:val="15"/>
+                <w:szCs w:val="15"/>
+              </w:rPr>
+              <w:t xml:space="preserve">1.0</w:t>
+            </w:r>
+          </w:p>
+        </w:tc>
+        <w:tc>
+          <w:tcPr>
+            <w:tcW w:type="pct" w:w="1400"/>
+            <w:tcMar>
+              <w:top w:type="dxa" w:w="50"/>
+              <w:left w:type="dxa" w:w="110"/>
+              <w:bottom w:type="dxa" w:w="50"/>
+              <w:right w:type="dxa" w:w="110"/>
+            </w:tcMar>
+          </w:tcPr>
+          <w:p>
+            <w:pPr>
+              <w:spacing w:before="28" w:after="28"/>
+            </w:pPr>
+            <w:r>
+              <w:rPr>
+                <w:sz w:val="15"/>
+                <w:szCs w:val="15"/>
+              </w:rPr>
+              <w:t xml:space="preserve">1.0</w:t>
+            </w:r>
+          </w:p>
+        </w:tc>
+      </w:tr>
+      <w:tr>
+        <w:tc>
+          <w:tcPr>
+            <w:tcW w:type="pct" w:w="2200"/>
+            <w:shd w:fill="FBFAF6" w:val="clear"/>
+            <w:tcMar>
+              <w:top w:type="dxa" w:w="50"/>
+              <w:left w:type="dxa" w:w="110"/>
+              <w:bottom w:type="dxa" w:w="50"/>
+              <w:right w:type="dxa" w:w="110"/>
+            </w:tcMar>
+          </w:tcPr>
+          <w:p>
+            <w:pPr>
+              <w:spacing w:before="28" w:after="28"/>
+            </w:pPr>
+            <w:r>
+              <w:rPr>
+                <w:sz w:val="15"/>
+                <w:szCs w:val="15"/>
+              </w:rPr>
+              <w:t xml:space="preserve">Count every carton</w:t>
+            </w:r>
+          </w:p>
+        </w:tc>
+        <w:tc>
+          <w:tcPr>
+            <w:tcW w:type="pct" w:w="1400"/>
+            <w:shd w:fill="FBFAF6" w:val="clear"/>
+            <w:tcMar>
+              <w:top w:type="dxa" w:w="50"/>
+              <w:left w:type="dxa" w:w="110"/>
+              <w:bottom w:type="dxa" w:w="50"/>
+              <w:right w:type="dxa" w:w="110"/>
+            </w:tcMar>
+          </w:tcPr>
+          <w:p>
+            <w:pPr>
+              <w:spacing w:before="28" w:after="28"/>
+            </w:pPr>
+            <w:r>
+              <w:rPr>
+                <w:sz w:val="15"/>
+                <w:szCs w:val="15"/>
+              </w:rPr>
+              <w:t xml:space="preserve">1.2</w:t>
+            </w:r>
+          </w:p>
+        </w:tc>
+        <w:tc>
+          <w:tcPr>
+            <w:tcW w:type="pct" w:w="1400"/>
+            <w:shd w:fill="FBFAF6" w:val="clear"/>
+            <w:tcMar>
+              <w:top w:type="dxa" w:w="50"/>
+              <w:left w:type="dxa" w:w="110"/>
+              <w:bottom w:type="dxa" w:w="50"/>
+              <w:right w:type="dxa" w:w="110"/>
+            </w:tcMar>
+          </w:tcPr>
+          <w:p>
+            <w:pPr>
+              <w:spacing w:before="28" w:after="28"/>
+            </w:pPr>
+            <w:r>
+              <w:rPr>
+                <w:sz w:val="15"/>
+                <w:szCs w:val="15"/>
+              </w:rPr>
+              <w:t xml:space="preserve">0.1</w:t>
+            </w:r>
+          </w:p>
+        </w:tc>
+      </w:tr>
+      <w:tr>
+        <w:tc>
+          <w:tcPr>
+            <w:tcW w:type="pct" w:w="2200"/>
+            <w:shd w:fill="FFFFFF" w:val="clear"/>
+            <w:tcMar>
+              <w:top w:type="dxa" w:w="50"/>
+              <w:left w:type="dxa" w:w="110"/>
+              <w:bottom w:type="dxa" w:w="50"/>
+              <w:right w:type="dxa" w:w="110"/>
+            </w:tcMar>
+          </w:tcPr>
+          <w:p>
+            <w:pPr>
+              <w:spacing w:before="46" w:after="46"/>
+            </w:pPr>
+            <w:r>
+              <w:rPr>
+                <w:b/>
+                <w:bCs/>
+                <w:color w:val="8186EF"/>
+                <w:sz w:val="14"/>
+                <w:szCs w:val="14"/>
+              </w:rPr>
+              <w:t xml:space="preserve">(13)</w:t>
+            </w:r>
+          </w:p>
+        </w:tc>
+        <w:tc>
+          <w:tcPr>
+            <w:tcW w:type="pct" w:w="1400"/>
+            <w:tcMar>
+              <w:top w:type="dxa" w:w="50"/>
+              <w:left w:type="dxa" w:w="110"/>
+              <w:bottom w:type="dxa" w:w="50"/>
+              <w:right w:type="dxa" w:w="110"/>
+            </w:tcMar>
+          </w:tcPr>
+          <w:p>
+            <w:pPr>
+              <w:spacing w:before="28" w:after="28"/>
+            </w:pPr>
+            <w:r>
+              <w:rPr>
+                <w:sz w:val="15"/>
+                <w:szCs w:val="15"/>
+              </w:rPr>
+              <w:t xml:space="preserve">0.5</w:t>
+            </w:r>
+          </w:p>
+        </w:tc>
+        <w:tc>
+          <w:tcPr>
+            <w:tcW w:type="pct" w:w="1400"/>
+            <w:tcMar>
+              <w:top w:type="dxa" w:w="50"/>
+              <w:left w:type="dxa" w:w="110"/>
+              <w:bottom w:type="dxa" w:w="50"/>
+              <w:right w:type="dxa" w:w="110"/>
+            </w:tcMar>
+          </w:tcPr>
+          <w:p>
+            <w:pPr>
+              <w:spacing w:before="28" w:after="28"/>
+            </w:pPr>
+            <w:r>
+              <w:rPr>
+                <w:sz w:val="15"/>
+                <w:szCs w:val="15"/>
+              </w:rPr>
+              <w:t xml:space="preserve">0.3</w:t>
+            </w:r>
+          </w:p>
+        </w:tc>
+      </w:tr>
+      <w:tr>
+        <w:tc>
+          <w:tcPr>
+            <w:tcW w:type="pct" w:w="2200"/>
+            <w:shd w:fill="FBFAF6" w:val="clear"/>
+            <w:tcMar>
+              <w:top w:type="dxa" w:w="50"/>
+              <w:left w:type="dxa" w:w="110"/>
+              <w:bottom w:type="dxa" w:w="50"/>
+              <w:right w:type="dxa" w:w="110"/>
+            </w:tcMar>
+          </w:tcPr>
+          <w:p>
+            <w:pPr>
+              <w:spacing w:before="28" w:after="28"/>
+            </w:pPr>
+            <w:r>
+              <w:rPr>
+                <w:sz w:val="15"/>
+                <w:szCs w:val="15"/>
+              </w:rPr>
+              <w:t xml:space="preserve">Type the receipt into the records</w:t>
+            </w:r>
+          </w:p>
+        </w:tc>
+        <w:tc>
+          <w:tcPr>
+            <w:tcW w:type="pct" w:w="1400"/>
+            <w:shd w:fill="FBFAF6" w:val="clear"/>
+            <w:tcMar>
+              <w:top w:type="dxa" w:w="50"/>
+              <w:left w:type="dxa" w:w="110"/>
+              <w:bottom w:type="dxa" w:w="50"/>
+              <w:right w:type="dxa" w:w="110"/>
+            </w:tcMar>
+          </w:tcPr>
+          <w:p>
+            <w:pPr>
+              <w:spacing w:before="28" w:after="28"/>
+            </w:pPr>
+            <w:r>
+              <w:rPr>
+                <w:sz w:val="15"/>
+                <w:szCs w:val="15"/>
+              </w:rPr>
+              <w:t xml:space="preserve">0.8</w:t>
+            </w:r>
+          </w:p>
+        </w:tc>
+        <w:tc>
+          <w:tcPr>
+            <w:tcW w:type="pct" w:w="1400"/>
+            <w:shd w:fill="FBFAF6" w:val="clear"/>
+            <w:tcMar>
+              <w:top w:type="dxa" w:w="50"/>
+              <w:left w:type="dxa" w:w="110"/>
+              <w:bottom w:type="dxa" w:w="50"/>
+              <w:right w:type="dxa" w:w="110"/>
+            </w:tcMar>
+          </w:tcPr>
+          <w:p>
+            <w:pPr>
+              <w:spacing w:before="28" w:after="28"/>
+            </w:pPr>
+            <w:r>
+              <w:rPr>
+                <w:sz w:val="15"/>
+                <w:szCs w:val="15"/>
+              </w:rPr>
+              <w:t xml:space="preserve">0.0</w:t>
+            </w:r>
+          </w:p>
+        </w:tc>
+      </w:tr>
+      <w:tr>
+        <w:tc>
+          <w:tcPr>
+            <w:tcW w:type="pct" w:w="2200"/>
+            <w:shd w:fill="FFFFFF" w:val="clear"/>
+            <w:tcMar>
+              <w:top w:type="dxa" w:w="50"/>
+              <w:left w:type="dxa" w:w="110"/>
+              <w:bottom w:type="dxa" w:w="50"/>
+              <w:right w:type="dxa" w:w="110"/>
+            </w:tcMar>
+          </w:tcPr>
+          <w:p>
+            <w:pPr>
+              <w:spacing w:before="46" w:after="46"/>
+            </w:pPr>
+            <w:r>
+              <w:rPr>
+                <w:b/>
+                <w:bCs/>
+                <w:color w:val="8186EF"/>
+                <w:sz w:val="14"/>
+                <w:szCs w:val="14"/>
+              </w:rPr>
+              <w:t xml:space="preserve">(14)</w:t>
+            </w:r>
+          </w:p>
+        </w:tc>
+        <w:tc>
+          <w:tcPr>
+            <w:tcW w:type="pct" w:w="1400"/>
+            <w:tcMar>
+              <w:top w:type="dxa" w:w="50"/>
+              <w:left w:type="dxa" w:w="110"/>
+              <w:bottom w:type="dxa" w:w="50"/>
+              <w:right w:type="dxa" w:w="110"/>
+            </w:tcMar>
+          </w:tcPr>
+          <w:p>
+            <w:pPr>
+              <w:spacing w:before="28" w:after="28"/>
+            </w:pPr>
+            <w:r>
+              <w:rPr>
+                <w:sz w:val="15"/>
+                <w:szCs w:val="15"/>
+              </w:rPr>
+              <w:t xml:space="preserve">0.5</w:t>
+            </w:r>
+          </w:p>
+        </w:tc>
+        <w:tc>
+          <w:tcPr>
+            <w:tcW w:type="pct" w:w="1400"/>
+            <w:tcMar>
+              <w:top w:type="dxa" w:w="50"/>
+              <w:left w:type="dxa" w:w="110"/>
+              <w:bottom w:type="dxa" w:w="50"/>
+              <w:right w:type="dxa" w:w="110"/>
+            </w:tcMar>
+          </w:tcPr>
+          <w:p>
+            <w:pPr>
+              <w:spacing w:before="28" w:after="28"/>
+            </w:pPr>
+            <w:r>
+              <w:rPr>
+                <w:sz w:val="15"/>
+                <w:szCs w:val="15"/>
+              </w:rPr>
+              <w:t xml:space="preserve">0.5</w:t>
+            </w:r>
+          </w:p>
+        </w:tc>
+      </w:tr>
+      <w:tr>
+        <w:tc>
+          <w:tcPr>
+            <w:tcW w:type="pct" w:w="2200"/>
+            <w:shd w:fill="FBFAF6" w:val="clear"/>
+            <w:tcMar>
+              <w:top w:type="dxa" w:w="50"/>
+              <w:left w:type="dxa" w:w="110"/>
+              <w:bottom w:type="dxa" w:w="50"/>
+              <w:right w:type="dxa" w:w="110"/>
+            </w:tcMar>
+          </w:tcPr>
+          <w:p>
+            <w:pPr>
+              <w:spacing w:before="28" w:after="28"/>
+            </w:pPr>
+            <w:r>
+              <w:rPr>
+                <w:sz w:val="15"/>
+                <w:szCs w:val="15"/>
+              </w:rPr>
+              <w:t xml:space="preserve">Hours per truck</w:t>
+            </w:r>
+          </w:p>
+        </w:tc>
+        <w:tc>
+          <w:tcPr>
+            <w:tcW w:type="pct" w:w="1400"/>
+            <w:shd w:fill="FBFAF6" w:val="clear"/>
+            <w:tcMar>
+              <w:top w:type="dxa" w:w="50"/>
+              <w:left w:type="dxa" w:w="110"/>
+              <w:bottom w:type="dxa" w:w="50"/>
+              <w:right w:type="dxa" w:w="110"/>
+            </w:tcMar>
+          </w:tcPr>
+          <w:p>
+            <w:pPr>
+              <w:spacing w:before="28" w:after="28"/>
+            </w:pPr>
+            <w:r>
+              <w:rPr>
+                <w:sz w:val="15"/>
+                <w:szCs w:val="15"/>
+              </w:rPr>
+              <w:t xml:space="preserve">4.0</w:t>
+            </w:r>
+          </w:p>
+        </w:tc>
+        <w:tc>
+          <w:tcPr>
+            <w:tcW w:type="pct" w:w="1400"/>
+            <w:shd w:fill="FBFAF6" w:val="clear"/>
+            <w:tcMar>
+              <w:top w:type="dxa" w:w="50"/>
+              <w:left w:type="dxa" w:w="110"/>
+              <w:bottom w:type="dxa" w:w="50"/>
+              <w:right w:type="dxa" w:w="110"/>
+            </w:tcMar>
+          </w:tcPr>
+          <w:p>
+            <w:pPr>
+              <w:spacing w:before="28" w:after="28"/>
+            </w:pPr>
+            <w:r>
+              <w:rPr>
+                <w:sz w:val="15"/>
+                <w:szCs w:val="15"/>
+              </w:rPr>
+              <w:t xml:space="preserve">1.9</w:t>
+            </w:r>
+          </w:p>
+        </w:tc>
+      </w:tr>
+      <w:tr>
+        <w:tc>
+          <w:tcPr>
+            <w:tcW w:type="pct" w:w="2200"/>
+            <w:tcMar>
+              <w:top w:type="dxa" w:w="50"/>
+              <w:left w:type="dxa" w:w="110"/>
+              <w:bottom w:type="dxa" w:w="50"/>
+              <w:right w:type="dxa" w:w="110"/>
+            </w:tcMar>
+          </w:tcPr>
+          <w:p>
+            <w:pPr>
+              <w:spacing w:before="28" w:after="28"/>
+            </w:pPr>
+            <w:r>
+              <w:rPr>
+                <w:sz w:val="15"/>
+                <w:szCs w:val="15"/>
+              </w:rPr>
+              <w:t xml:space="preserve">Trucks received per year</w:t>
+            </w:r>
+          </w:p>
+        </w:tc>
+        <w:tc>
+          <w:tcPr>
+            <w:tcW w:type="pct" w:w="1400"/>
+            <w:tcMar>
+              <w:top w:type="dxa" w:w="50"/>
+              <w:left w:type="dxa" w:w="110"/>
+              <w:bottom w:type="dxa" w:w="50"/>
+              <w:right w:type="dxa" w:w="110"/>
+            </w:tcMar>
+          </w:tcPr>
+          <w:p>
+            <w:pPr>
+              <w:spacing w:before="28" w:after="28"/>
+            </w:pPr>
+            <w:r>
+              <w:rPr>
+                <w:sz w:val="15"/>
+                <w:szCs w:val="15"/>
+              </w:rPr>
+              <w:t xml:space="preserve">2,000</w:t>
+            </w:r>
+          </w:p>
+        </w:tc>
+        <w:tc>
+          <w:tcPr>
+            <w:tcW w:type="pct" w:w="1400"/>
+            <w:tcMar>
+              <w:top w:type="dxa" w:w="50"/>
+              <w:left w:type="dxa" w:w="110"/>
+              <w:bottom w:type="dxa" w:w="50"/>
+              <w:right w:type="dxa" w:w="110"/>
+            </w:tcMar>
+          </w:tcPr>
+          <w:p>
+            <w:pPr>
+              <w:spacing w:before="28" w:after="28"/>
+            </w:pPr>
+            <w:r>
+              <w:rPr>
+                <w:sz w:val="15"/>
+                <w:szCs w:val="15"/>
+              </w:rPr>
+              <w:t xml:space="preserve">2,000</w:t>
+            </w:r>
+          </w:p>
+        </w:tc>
+      </w:tr>
+      <w:tr>
+        <w:tc>
+          <w:tcPr>
+            <w:tcW w:type="pct" w:w="2200"/>
+            <w:shd w:fill="FFFFFF" w:val="clear"/>
+            <w:tcMar>
+              <w:top w:type="dxa" w:w="50"/>
+              <w:left w:type="dxa" w:w="110"/>
+              <w:bottom w:type="dxa" w:w="50"/>
+              <w:right w:type="dxa" w:w="110"/>
+            </w:tcMar>
+          </w:tcPr>
+          <w:p>
+            <w:pPr>
+              <w:spacing w:before="46" w:after="46"/>
+            </w:pPr>
+            <w:r>
+              <w:rPr>
+                <w:b/>
+                <w:bCs/>
+                <w:color w:val="8186EF"/>
+                <w:sz w:val="14"/>
+                <w:szCs w:val="14"/>
+              </w:rPr>
+              <w:t xml:space="preserve">(15)</w:t>
+            </w:r>
+          </w:p>
+        </w:tc>
+        <w:tc>
+          <w:tcPr>
+            <w:tcW w:type="pct" w:w="1400"/>
+            <w:shd w:fill="FBFAF6" w:val="clear"/>
+            <w:tcMar>
+              <w:top w:type="dxa" w:w="50"/>
+              <w:left w:type="dxa" w:w="110"/>
+              <w:bottom w:type="dxa" w:w="50"/>
+              <w:right w:type="dxa" w:w="110"/>
+            </w:tcMar>
+          </w:tcPr>
+          <w:p>
+            <w:pPr>
+              <w:spacing w:before="28" w:after="28"/>
+            </w:pPr>
+            <w:r>
+              <w:rPr>
+                <w:sz w:val="15"/>
+                <w:szCs w:val="15"/>
+              </w:rPr>
+              <w:t xml:space="preserve">$18</w:t>
+            </w:r>
+          </w:p>
+        </w:tc>
+        <w:tc>
+          <w:tcPr>
+            <w:tcW w:type="pct" w:w="1400"/>
+            <w:shd w:fill="FBFAF6" w:val="clear"/>
+            <w:tcMar>
+              <w:top w:type="dxa" w:w="50"/>
+              <w:left w:type="dxa" w:w="110"/>
+              <w:bottom w:type="dxa" w:w="50"/>
+              <w:right w:type="dxa" w:w="110"/>
+            </w:tcMar>
+          </w:tcPr>
+          <w:p>
+            <w:pPr>
+              <w:spacing w:before="28" w:after="28"/>
+            </w:pPr>
+            <w:r>
+              <w:rPr>
+                <w:sz w:val="15"/>
+                <w:szCs w:val="15"/>
+              </w:rPr>
+              <w:t xml:space="preserve">$18</w:t>
+            </w:r>
+          </w:p>
+        </w:tc>
+      </w:tr>
+      <w:tr>
+        <w:tc>
+          <w:tcPr>
+            <w:tcW w:type="pct" w:w="2200"/>
+            <w:shd w:fill="FFFFFF" w:val="clear"/>
+            <w:tcMar>
+              <w:top w:type="dxa" w:w="50"/>
+              <w:left w:type="dxa" w:w="110"/>
+              <w:bottom w:type="dxa" w:w="50"/>
+              <w:right w:type="dxa" w:w="110"/>
+            </w:tcMar>
+          </w:tcPr>
+          <w:p>
+            <w:pPr>
+              <w:spacing w:before="46" w:after="46"/>
+            </w:pPr>
+            <w:r>
+              <w:rPr>
+                <w:b/>
+                <w:bCs/>
+                <w:color w:val="8186EF"/>
+                <w:sz w:val="14"/>
+                <w:szCs w:val="14"/>
+              </w:rPr>
+              <w:t xml:space="preserve">(16)</w:t>
+            </w:r>
+          </w:p>
+        </w:tc>
+        <w:tc>
+          <w:tcPr>
+            <w:tcW w:type="pct" w:w="1400"/>
+            <w:tcMar>
+              <w:top w:type="dxa" w:w="50"/>
+              <w:left w:type="dxa" w:w="110"/>
+              <w:bottom w:type="dxa" w:w="50"/>
+              <w:right w:type="dxa" w:w="110"/>
+            </w:tcMar>
+          </w:tcPr>
+          <w:p>
+            <w:pPr>
+              <w:spacing w:before="28" w:after="28"/>
+            </w:pPr>
+            <w:r>
+              <w:rPr>
+                <w:sz w:val="15"/>
+                <w:szCs w:val="15"/>
+              </w:rPr>
+              <w:t xml:space="preserve"> </w:t>
+            </w:r>
+          </w:p>
+        </w:tc>
+        <w:tc>
+          <w:tcPr>
+            <w:tcW w:type="pct" w:w="1400"/>
+            <w:tcMar>
+              <w:top w:type="dxa" w:w="50"/>
+              <w:left w:type="dxa" w:w="110"/>
+              <w:bottom w:type="dxa" w:w="50"/>
+              <w:right w:type="dxa" w:w="110"/>
+            </w:tcMar>
+          </w:tcPr>
+          <w:p>
+            <w:pPr>
+              <w:spacing w:before="28" w:after="28"/>
+            </w:pPr>
+            <w:r>
+              <w:rPr>
+                <w:sz w:val="15"/>
+                <w:szCs w:val="15"/>
+              </w:rPr>
+              <w:t xml:space="preserve">60,000</w:t>
+            </w:r>
+          </w:p>
+        </w:tc>
+      </w:tr>
+      <w:tr>
+        <w:tc>
+          <w:tcPr>
+            <w:tcW w:type="pct" w:w="2200"/>
+            <w:shd w:fill="FBFAF6" w:val="clear"/>
+            <w:tcMar>
+              <w:top w:type="dxa" w:w="50"/>
+              <w:left w:type="dxa" w:w="110"/>
+              <w:bottom w:type="dxa" w:w="50"/>
+              <w:right w:type="dxa" w:w="110"/>
+            </w:tcMar>
+          </w:tcPr>
+          <w:p>
+            <w:pPr>
+              <w:spacing w:before="28" w:after="28"/>
+            </w:pPr>
+            <w:r>
+              <w:rPr>
+                <w:sz w:val="15"/>
+                <w:szCs w:val="15"/>
+              </w:rPr>
+              <w:t xml:space="preserve">Yearly running cost (scanners, advance notices)</w:t>
+            </w:r>
+          </w:p>
+        </w:tc>
+        <w:tc>
+          <w:tcPr>
+            <w:tcW w:type="pct" w:w="1400"/>
+            <w:shd w:fill="FBFAF6" w:val="clear"/>
+            <w:tcMar>
+              <w:top w:type="dxa" w:w="50"/>
+              <w:left w:type="dxa" w:w="110"/>
+              <w:bottom w:type="dxa" w:w="50"/>
+              <w:right w:type="dxa" w:w="110"/>
+            </w:tcMar>
+          </w:tcPr>
+          <w:p>
+            <w:pPr>
+              <w:spacing w:before="28" w:after="28"/>
+            </w:pPr>
+            <w:r>
+              <w:rPr>
+                <w:sz w:val="15"/>
+                <w:szCs w:val="15"/>
+              </w:rPr>
+              <w:t xml:space="preserve"> </w:t>
+            </w:r>
+          </w:p>
+        </w:tc>
+        <w:tc>
+          <w:tcPr>
+            <w:tcW w:type="pct" w:w="1400"/>
+            <w:shd w:fill="FBFAF6" w:val="clear"/>
+            <w:tcMar>
+              <w:top w:type="dxa" w:w="50"/>
+              <w:left w:type="dxa" w:w="110"/>
+              <w:bottom w:type="dxa" w:w="50"/>
+              <w:right w:type="dxa" w:w="110"/>
+            </w:tcMar>
+          </w:tcPr>
+          <w:p>
+            <w:pPr>
+              <w:spacing w:before="28" w:after="28"/>
+            </w:pPr>
+            <w:r>
+              <w:rPr>
+                <w:sz w:val="15"/>
+                <w:szCs w:val="15"/>
+              </w:rPr>
+              <w:t xml:space="preserve">5,600</w:t>
+            </w:r>
+          </w:p>
+        </w:tc>
+      </w:tr>
+      <w:tr>
+        <w:tc>
+          <w:tcPr>
+            <w:tcW w:type="pct" w:w="2200"/>
+            <w:shd w:fill="FFFFFF" w:val="clear"/>
+            <w:tcMar>
+              <w:top w:type="dxa" w:w="50"/>
+              <w:left w:type="dxa" w:w="110"/>
+              <w:bottom w:type="dxa" w:w="50"/>
+              <w:right w:type="dxa" w:w="110"/>
+            </w:tcMar>
+          </w:tcPr>
+          <w:p>
+            <w:pPr>
+              <w:spacing w:before="46" w:after="46"/>
+            </w:pPr>
+            <w:r>
+              <w:rPr>
+                <w:b/>
+                <w:bCs/>
+                <w:color w:val="8186EF"/>
+                <w:sz w:val="14"/>
+                <w:szCs w:val="14"/>
+              </w:rPr>
+              <w:t xml:space="preserve">(17)</w:t>
+            </w:r>
+          </w:p>
+        </w:tc>
+        <w:tc>
+          <w:tcPr>
+            <w:tcW w:type="pct" w:w="1400"/>
+            <w:tcMar>
+              <w:top w:type="dxa" w:w="50"/>
+              <w:left w:type="dxa" w:w="110"/>
+              <w:bottom w:type="dxa" w:w="50"/>
+              <w:right w:type="dxa" w:w="110"/>
+            </w:tcMar>
+          </w:tcPr>
+          <w:p>
+            <w:pPr>
+              <w:spacing w:before="28" w:after="28"/>
+            </w:pPr>
+            <w:r>
+              <w:rPr>
+                <w:sz w:val="15"/>
+                <w:szCs w:val="15"/>
+              </w:rPr>
+              <w:t xml:space="preserve"> </w:t>
+            </w:r>
+          </w:p>
+        </w:tc>
+        <w:tc>
+          <w:tcPr>
+            <w:tcW w:type="pct" w:w="1400"/>
+            <w:tcMar>
+              <w:top w:type="dxa" w:w="50"/>
+              <w:left w:type="dxa" w:w="110"/>
+              <w:bottom w:type="dxa" w:w="50"/>
+              <w:right w:type="dxa" w:w="110"/>
+            </w:tcMar>
+          </w:tcPr>
+          <w:p>
+            <w:pPr>
+              <w:spacing w:before="28" w:after="28"/>
+            </w:pPr>
+            <w:r>
+              <w:rPr>
+                <w:sz w:val="15"/>
+                <w:szCs w:val="15"/>
+              </w:rPr>
+              <w:t xml:space="preserve">1.5</w:t>
+            </w:r>
+          </w:p>
+        </w:tc>
+      </w:tr>
+    </w:tbl>
+    <w:p/>
+    <w:tbl>
+      <w:tblPr>
+        <w:tblW w:type="pct" w:w="100%"/>
+        <w:tblLayout w:type="fixed"/>
+        <w:tblBorders>
+          <w:top w:val="single" w:color="FBFAF6" w:sz="4"/>
+          <w:left w:val="single" w:color="FBFAF6" w:sz="4"/>
+          <w:bottom w:val="single" w:color="FBFAF6" w:sz="4"/>
+          <w:right w:val="single" w:color="FBFAF6" w:sz="4"/>
+          <w:insideH w:val="single" w:color="FBFAF6" w:sz="4"/>
+          <w:insideV w:val="single" w:color="FBFAF6" w:sz="4"/>
+        </w:tblBorders>
+      </w:tblPr>
+      <w:tblGrid>
+        <w:gridCol w:w="9600"/>
+      </w:tblGrid>
+      <w:tr>
+        <w:tc>
+          <w:tcPr>
+            <w:tcW w:type="pct" w:w="5000"/>
+            <w:shd w:fill="FBFAF6" w:val="clear"/>
+            <w:tcMar>
+              <w:top w:type="dxa" w:w="40"/>
+              <w:left w:type="dxa" w:w="100"/>
+              <w:bottom w:type="dxa" w:w="40"/>
+              <w:right w:type="dxa" w:w="100"/>
+            </w:tcMar>
+          </w:tcPr>
+          <w:p>
+            <w:pPr>
+              <w:spacing w:before="18" w:after="6"/>
+            </w:pPr>
+            <w:r>
+              <w:rPr>
+                <w:b/>
+                <w:bCs/>
+                <w:color w:val="6B7280"/>
+                <w:sz w:val="14"/>
+                <w:szCs w:val="14"/>
+              </w:rPr>
+              <w:t xml:space="preserve">word list</w:t>
+            </w:r>
+          </w:p>
+          <w:p>
+            <w:pPr>
+              <w:spacing w:before="0" w:after="18"/>
+            </w:pPr>
+            <w:r>
+              <w:rPr>
+                <w:b/>
+                <w:bCs/>
+                <w:color w:val="353A7C"/>
+                <w:sz w:val="16"/>
+                <w:szCs w:val="16"/>
+              </w:rPr>
+              <w:t xml:space="preserve">business process reengineering   ·   Put away   ·   Best-practice distributor, hours per truck   ·   Staff cost per hour   ·   One-off cost of the change   ·   Inspect</w:t>
+            </w:r>
+          </w:p>
+        </w:tc>
+      </w:tr>
+    </w:tbl>
+    <w:p/>
+    <w:tbl>
+      <w:tblPr>
+        <w:tblW w:type="pct" w:w="100%"/>
+        <w:tblLayout w:type="fixed"/>
+        <w:tblBorders>
+          <w:top w:val="single" w:color="353A7C" w:sz="6"/>
+          <w:left w:val="single" w:color="353A7C" w:sz="6"/>
+          <w:bottom w:val="single" w:color="353A7C" w:sz="6"/>
+          <w:right w:val="single" w:color="353A7C" w:sz="6"/>
+          <w:insideH w:val="single" w:color="353A7C" w:sz="6"/>
+          <w:insideV w:val="single" w:color="353A7C" w:sz="6"/>
+        </w:tblBorders>
+      </w:tblPr>
+      <w:tblGrid>
+        <w:gridCol w:w="4992"/>
+        <w:gridCol w:w="4608"/>
+      </w:tblGrid>
+      <w:tr>
+        <w:tc>
+          <w:tcPr>
+            <w:tcW w:type="pct" w:w="5000"/>
+            <w:gridSpan w:val="2"/>
+            <w:shd w:fill="353A7C" w:val="clear"/>
+            <w:tcMar>
+              <w:top w:type="dxa" w:w="60"/>
+              <w:left w:type="dxa" w:w="120"/>
+              <w:bottom w:type="dxa" w:w="60"/>
+              <w:right w:type="dxa" w:w="120"/>
+            </w:tcMar>
+          </w:tcPr>
+          <w:p>
+            <w:pPr>
+              <w:spacing w:before="40" w:after="40"/>
+            </w:pPr>
+            <w:r>
+              <w:rPr>
+                <w:b/>
+                <w:bCs/>
+                <w:color w:val="FFFFFF"/>
+                <w:sz w:val="17"/>
+                <w:szCs w:val="17"/>
+              </w:rPr>
+              <w:t xml:space="preserve">Comparison — Category</w:t>
+            </w:r>
+          </w:p>
+        </w:tc>
+      </w:tr>
+      <w:tr>
+        <w:tc>
+          <w:tcPr>
+            <w:tcW w:type="pct" w:w="2600"/>
+            <w:shd w:fill="353A7C" w:val="clear"/>
+            <w:tcMar>
+              <w:top w:type="dxa" w:w="50"/>
+              <w:left w:type="dxa" w:w="110"/>
+              <w:bottom w:type="dxa" w:w="50"/>
+              <w:right w:type="dxa" w:w="110"/>
+            </w:tcMar>
+          </w:tcPr>
+          <w:p>
+            <w:pPr>
+              <w:spacing w:before="30" w:after="30"/>
+            </w:pPr>
+            <w:r>
+              <w:rPr>
+                <w:b/>
+                <w:bCs/>
+                <w:color w:val="FFFFFF"/>
+                <w:sz w:val="15"/>
+                <w:szCs w:val="15"/>
+              </w:rPr>
+              <w:t xml:space="preserve">Comparison</w:t>
+            </w:r>
+          </w:p>
+        </w:tc>
+        <w:tc>
+          <w:tcPr>
+            <w:tcW w:type="pct" w:w="2400"/>
+            <w:shd w:fill="353A7C" w:val="clear"/>
+            <w:tcMar>
+              <w:top w:type="dxa" w:w="50"/>
+              <w:left w:type="dxa" w:w="110"/>
+              <w:bottom w:type="dxa" w:w="50"/>
+              <w:right w:type="dxa" w:w="110"/>
+            </w:tcMar>
+          </w:tcPr>
+          <w:p>
+            <w:pPr>
+              <w:spacing w:before="30" w:after="30"/>
+            </w:pPr>
+            <w:r>
+              <w:rPr>
+                <w:b/>
+                <w:bCs/>
+                <w:color w:val="FFFFFF"/>
+                <w:sz w:val="15"/>
+                <w:szCs w:val="15"/>
+              </w:rPr>
+              <w:t xml:space="preserve">Category</w:t>
+            </w:r>
+          </w:p>
+        </w:tc>
+      </w:tr>
+      <w:tr>
+        <w:tc>
+          <w:tcPr>
+            <w:tcW w:type="pct" w:w="2600"/>
+            <w:tcMar>
+              <w:top w:type="dxa" w:w="50"/>
+              <w:left w:type="dxa" w:w="110"/>
+              <w:bottom w:type="dxa" w:w="50"/>
+              <w:right w:type="dxa" w:w="110"/>
+            </w:tcMar>
+          </w:tcPr>
+          <w:p>
+            <w:pPr>
+              <w:spacing w:before="28" w:after="28"/>
+            </w:pPr>
+            <w:r>
+              <w:rPr>
+                <w:sz w:val="15"/>
+                <w:szCs w:val="15"/>
+              </w:rPr>
+              <w:t xml:space="preserve">Levant's two warehouses</w:t>
+            </w:r>
+          </w:p>
+        </w:tc>
+        <w:tc>
+          <w:tcPr>
+            <w:tcW w:type="pct" w:w="2400"/>
+            <w:tcMar>
+              <w:top w:type="dxa" w:w="50"/>
+              <w:left w:type="dxa" w:w="110"/>
+              <w:bottom w:type="dxa" w:w="50"/>
+              <w:right w:type="dxa" w:w="110"/>
+            </w:tcMar>
+          </w:tcPr>
+          <w:p>
+            <w:pPr>
+              <w:spacing w:before="28" w:after="28"/>
+            </w:pPr>
+            <w:r>
+              <w:rPr>
+                <w:sz w:val="15"/>
+                <w:szCs w:val="15"/>
+              </w:rPr>
+              <w:t xml:space="preserve">Internal</w:t>
+            </w:r>
+          </w:p>
+        </w:tc>
+      </w:tr>
+      <w:tr>
+        <w:tc>
+          <w:tcPr>
+            <w:tcW w:type="pct" w:w="2600"/>
+            <w:shd w:fill="FBFAF6" w:val="clear"/>
+            <w:tcMar>
+              <w:top w:type="dxa" w:w="50"/>
+              <w:left w:type="dxa" w:w="110"/>
+              <w:bottom w:type="dxa" w:w="50"/>
+              <w:right w:type="dxa" w:w="110"/>
+            </w:tcMar>
+          </w:tcPr>
+          <w:p>
+            <w:pPr>
+              <w:spacing w:before="28" w:after="28"/>
+            </w:pPr>
+            <w:r>
+              <w:rPr>
+                <w:sz w:val="15"/>
+                <w:szCs w:val="15"/>
+              </w:rPr>
+              <w:t xml:space="preserve">The Oils division's receiving dock</w:t>
+            </w:r>
+          </w:p>
+        </w:tc>
+        <w:tc>
+          <w:tcPr>
+            <w:tcW w:type="pct" w:w="2400"/>
+            <w:shd w:fill="FFFFFF" w:val="clear"/>
+            <w:tcMar>
+              <w:top w:type="dxa" w:w="50"/>
+              <w:left w:type="dxa" w:w="110"/>
+              <w:bottom w:type="dxa" w:w="50"/>
+              <w:right w:type="dxa" w:w="110"/>
+            </w:tcMar>
+          </w:tcPr>
+          <w:p>
+            <w:pPr>
+              <w:spacing w:before="46" w:after="46"/>
+            </w:pPr>
+            <w:r>
+              <w:rPr>
+                <w:b/>
+                <w:bCs/>
+                <w:color w:val="8186EF"/>
+                <w:sz w:val="14"/>
+                <w:szCs w:val="14"/>
+              </w:rPr>
+              <w:t xml:space="preserve">(18)</w:t>
+            </w:r>
+          </w:p>
+        </w:tc>
+      </w:tr>
+      <w:tr>
+        <w:tc>
+          <w:tcPr>
+            <w:tcW w:type="pct" w:w="2600"/>
+            <w:tcMar>
+              <w:top w:type="dxa" w:w="50"/>
+              <w:left w:type="dxa" w:w="110"/>
+              <w:bottom w:type="dxa" w:w="50"/>
+              <w:right w:type="dxa" w:w="110"/>
+            </w:tcMar>
+          </w:tcPr>
+          <w:p>
+            <w:pPr>
+              <w:spacing w:before="28" w:after="28"/>
+            </w:pPr>
+            <w:r>
+              <w:rPr>
+                <w:sz w:val="15"/>
+                <w:szCs w:val="15"/>
+              </w:rPr>
+              <w:t xml:space="preserve">Another juice distributor in Amman</w:t>
+            </w:r>
+          </w:p>
+        </w:tc>
+        <w:tc>
+          <w:tcPr>
+            <w:tcW w:type="pct" w:w="2400"/>
+            <w:shd w:fill="FFFFFF" w:val="clear"/>
+            <w:tcMar>
+              <w:top w:type="dxa" w:w="50"/>
+              <w:left w:type="dxa" w:w="110"/>
+              <w:bottom w:type="dxa" w:w="50"/>
+              <w:right w:type="dxa" w:w="110"/>
+            </w:tcMar>
+          </w:tcPr>
+          <w:p>
+            <w:pPr>
+              <w:spacing w:before="46" w:after="46"/>
+            </w:pPr>
+            <w:r>
+              <w:rPr>
+                <w:b/>
+                <w:bCs/>
+                <w:color w:val="8186EF"/>
+                <w:sz w:val="14"/>
+                <w:szCs w:val="14"/>
+              </w:rPr>
+              <w:t xml:space="preserve">(19)</w:t>
+            </w:r>
+          </w:p>
+        </w:tc>
+      </w:tr>
+      <w:tr>
+        <w:tc>
+          <w:tcPr>
+            <w:tcW w:type="pct" w:w="2600"/>
+            <w:shd w:fill="FBFAF6" w:val="clear"/>
+            <w:tcMar>
+              <w:top w:type="dxa" w:w="50"/>
+              <w:left w:type="dxa" w:w="110"/>
+              <w:bottom w:type="dxa" w:w="50"/>
+              <w:right w:type="dxa" w:w="110"/>
+            </w:tcMar>
+          </w:tcPr>
+          <w:p>
+            <w:pPr>
+              <w:spacing w:before="28" w:after="28"/>
+            </w:pPr>
+            <w:r>
+              <w:rPr>
+                <w:sz w:val="15"/>
+                <w:szCs w:val="15"/>
+              </w:rPr>
+              <w:t xml:space="preserve">Receiving at a pharmaceutical distributor</w:t>
+            </w:r>
+          </w:p>
+        </w:tc>
+        <w:tc>
+          <w:tcPr>
+            <w:tcW w:type="pct" w:w="2400"/>
+            <w:shd w:fill="FBFAF6" w:val="clear"/>
+            <w:tcMar>
+              <w:top w:type="dxa" w:w="50"/>
+              <w:left w:type="dxa" w:w="110"/>
+              <w:bottom w:type="dxa" w:w="50"/>
+              <w:right w:type="dxa" w:w="110"/>
+            </w:tcMar>
+          </w:tcPr>
+          <w:p>
+            <w:pPr>
+              <w:spacing w:before="28" w:after="28"/>
+            </w:pPr>
+            <w:r>
+              <w:rPr>
+                <w:sz w:val="15"/>
+                <w:szCs w:val="15"/>
+              </w:rPr>
+              <w:t xml:space="preserve">Functional</w:t>
+            </w:r>
+          </w:p>
+        </w:tc>
+      </w:tr>
+      <w:tr>
+        <w:tc>
+          <w:tcPr>
+            <w:tcW w:type="pct" w:w="2600"/>
+            <w:tcMar>
+              <w:top w:type="dxa" w:w="50"/>
+              <w:left w:type="dxa" w:w="110"/>
+              <w:bottom w:type="dxa" w:w="50"/>
+              <w:right w:type="dxa" w:w="110"/>
+            </w:tcMar>
+          </w:tcPr>
+          <w:p>
+            <w:pPr>
+              <w:spacing w:before="28" w:after="28"/>
+            </w:pPr>
+            <w:r>
+              <w:rPr>
+                <w:sz w:val="15"/>
+                <w:szCs w:val="15"/>
+              </w:rPr>
+              <w:t xml:space="preserve">The best receiving process in any industry</w:t>
+            </w:r>
+          </w:p>
+        </w:tc>
+        <w:tc>
+          <w:tcPr>
+            <w:tcW w:type="pct" w:w="2400"/>
+            <w:shd w:fill="FFFFFF" w:val="clear"/>
+            <w:tcMar>
+              <w:top w:type="dxa" w:w="50"/>
+              <w:left w:type="dxa" w:w="110"/>
+              <w:bottom w:type="dxa" w:w="50"/>
+              <w:right w:type="dxa" w:w="110"/>
+            </w:tcMar>
+          </w:tcPr>
+          <w:p>
+            <w:pPr>
+              <w:spacing w:before="46" w:after="46"/>
+            </w:pPr>
+            <w:r>
+              <w:rPr>
+                <w:b/>
+                <w:bCs/>
+                <w:color w:val="8186EF"/>
+                <w:sz w:val="14"/>
+                <w:szCs w:val="14"/>
+              </w:rPr>
+              <w:t xml:space="preserve">(20)</w:t>
+            </w:r>
+          </w:p>
+        </w:tc>
+      </w:tr>
+    </w:tbl>
+    <w:p/>
+    <w:tbl>
+      <w:tblPr>
+        <w:tblW w:type="pct" w:w="100%"/>
+        <w:tblLayout w:type="fixed"/>
+        <w:tblBorders>
+          <w:top w:val="single" w:color="FBFAF6" w:sz="4"/>
+          <w:left w:val="single" w:color="FBFAF6" w:sz="4"/>
+          <w:bottom w:val="single" w:color="FBFAF6" w:sz="4"/>
+          <w:right w:val="single" w:color="FBFAF6" w:sz="4"/>
+          <w:insideH w:val="single" w:color="FBFAF6" w:sz="4"/>
+          <w:insideV w:val="single" w:color="FBFAF6" w:sz="4"/>
+        </w:tblBorders>
+      </w:tblPr>
+      <w:tblGrid>
+        <w:gridCol w:w="9600"/>
+      </w:tblGrid>
+      <w:tr>
+        <w:tc>
+          <w:tcPr>
+            <w:tcW w:type="pct" w:w="5000"/>
+            <w:shd w:fill="FBFAF6" w:val="clear"/>
+            <w:tcMar>
+              <w:top w:type="dxa" w:w="40"/>
+              <w:left w:type="dxa" w:w="100"/>
+              <w:bottom w:type="dxa" w:w="40"/>
+              <w:right w:type="dxa" w:w="100"/>
+            </w:tcMar>
+          </w:tcPr>
+          <w:p>
+            <w:pPr>
+              <w:spacing w:before="18" w:after="6"/>
+            </w:pPr>
+            <w:r>
+              <w:rPr>
+                <w:b/>
+                <w:bCs/>
+                <w:color w:val="6B7280"/>
+                <w:sz w:val="14"/>
+                <w:szCs w:val="14"/>
+              </w:rPr>
+              <w:t xml:space="preserve">word list</w:t>
+            </w:r>
+          </w:p>
+          <w:p>
+            <w:pPr>
+              <w:spacing w:before="0" w:after="18"/>
+            </w:pPr>
+            <w:r>
+              <w:rPr>
+                <w:b/>
+                <w:bCs/>
+                <w:color w:val="353A7C"/>
+                <w:sz w:val="16"/>
+                <w:szCs w:val="16"/>
+              </w:rPr>
+              <w:t xml:space="preserve">Competitive   ·   Internal   ·   benchmarking   ·   Generic</w:t>
+            </w:r>
+          </w:p>
+        </w:tc>
+      </w:tr>
+    </w:tbl>
+    <w:p/>
+    <w:p>
+      <w:pPr>
+        <w:pageBreakBefore w:val="true"/>
+        <w:spacing w:after="0"/>
+      </w:pPr>
+      <w:r>
+        <w:rPr>
+          <w:sz w:val="2"/>
+        </w:rPr>
+        <w:t xml:space="preserve"> </w:t>
+      </w:r>
+    </w:p>
+    <w:p>
+      <w:pPr>
+        <w:spacing w:before="44" w:after="10"/>
+      </w:pPr>
+      <w:r>
+        <w:rPr>
+          <w:b/>
+          <w:bCs/>
+          <w:color w:val="353A7C"/>
+          <w:sz w:val="18"/>
+          <w:szCs w:val="18"/>
+        </w:rPr>
+        <w:t xml:space="preserve">The English this section uses, and its Arabic</w:t>
+      </w:r>
+    </w:p>
+    <w:p>
+      <w:pPr>
+        <w:spacing w:before="0" w:after="12"/>
+      </w:pPr>
+      <w:r>
+        <w:rPr>
+          <w:color w:val="6B7280"/>
+          <w:sz w:val="15"/>
+          <w:szCs w:val="15"/>
+        </w:rPr>
+        <w:t xml:space="preserve">Each term sits against what it means.</w:t>
+      </w:r>
+    </w:p>
+    <w:p>
+      <w:pPr>
+        <w:spacing w:after="40" w:before="90"/>
+        <w:jc w:val="center"/>
+      </w:pPr>
+      <w:r>
+        <w:drawing>
+          <wp:inline distT="0" distB="0" distL="0" distR="0">
+            <wp:extent cx="5734050" cy="2074825"/>
             <wp:effectExtent t="0" r="0" b="0" l="0"/>
             <wp:docPr id="1" name="" descr="" title=""/>
             <wp:cNvGraphicFramePr>
@@ -10324,7 +12394,7 @@
                   <pic:spPr bwMode="auto">
                     <a:xfrm>
                       <a:off x="0" y="0"/>
-                      <a:ext cx="5734050" cy="1871100"/>
+                      <a:ext cx="5734050" cy="2074825"/>
                     </a:xfrm>
                     <a:prstGeom prst="rect">
                       <a:avLst/>
@@ -10392,2330 +12462,7 @@
                 <w:sz w:val="16"/>
                 <w:szCs w:val="16"/>
               </w:rPr>
-              <w:t xml:space="preserve">Year 2   ·   cycle time   ·   Year 1</w:t>
-            </w:r>
-          </w:p>
-        </w:tc>
-      </w:tr>
-    </w:tbl>
-    <w:p/>
-    <w:tbl>
-      <w:tblPr>
-        <w:tblW w:type="pct" w:w="100%"/>
-        <w:tblLayout w:type="fixed"/>
-        <w:tblBorders>
-          <w:top w:val="single" w:color="353A7C" w:sz="4"/>
-          <w:left w:val="single" w:color="353A7C" w:sz="4"/>
-          <w:bottom w:val="single" w:color="353A7C" w:sz="4"/>
-          <w:right w:val="single" w:color="353A7C" w:sz="4"/>
-          <w:insideH w:val="single" w:color="353A7C" w:sz="4"/>
-          <w:insideV w:val="single" w:color="353A7C" w:sz="4"/>
-        </w:tblBorders>
-      </w:tblPr>
-      <w:tblGrid>
-        <w:gridCol w:w="9600"/>
-      </w:tblGrid>
-      <w:tr>
-        <w:tc>
-          <w:tcPr>
-            <w:tcW w:type="pct" w:w="5000"/>
-            <w:shd w:fill="F2F4FB" w:val="clear"/>
-            <w:tcMar>
-              <w:top w:type="dxa" w:w="50"/>
-              <w:left w:type="dxa" w:w="110"/>
-              <w:bottom w:type="dxa" w:w="50"/>
-              <w:right w:type="dxa" w:w="110"/>
-            </w:tcMar>
-          </w:tcPr>
-          <w:p>
-            <w:pPr>
-              <w:spacing w:before="30" w:after="30"/>
-            </w:pPr>
-            <w:r>
-              <w:rPr>
-                <w:b/>
-                <w:bCs/>
-                <w:color w:val="353A7C"/>
-                <w:sz w:val="19"/>
-                <w:szCs w:val="19"/>
-              </w:rPr>
-              <w:t xml:space="preserve">Everything ties</w:t>
-            </w:r>
-          </w:p>
-        </w:tc>
-      </w:tr>
-    </w:tbl>
-    <w:p/>
-    <w:p>
-      <w:pPr>
-        <w:spacing w:before="44" w:after="14"/>
-      </w:pPr>
-      <w:r>
-        <w:rPr>
-          <w:b/>
-          <w:bCs/>
-          <w:color w:val="353A7C"/>
-          <w:sz w:val="18"/>
-          <w:szCs w:val="18"/>
-        </w:rPr>
-        <w:t xml:space="preserve">Summary 2</w:t>
-      </w:r>
-      <w:r>
-        <w:rPr>
-          <w:color w:val="6B7280"/>
-          <w:sz w:val="16"/>
-          <w:szCs w:val="16"/>
-        </w:rPr>
-        <w:t xml:space="preserve">      gaps 10–11</w:t>
-      </w:r>
-    </w:p>
-    <w:p>
-      <w:pPr>
-        <w:spacing w:before="20" w:after="20" w:line="360" w:lineRule="auto"/>
-        <w:ind w:left="200"/>
-      </w:pPr>
-      <w:r>
-        <w:rPr>
-          <w:sz w:val="19"/>
-          <w:szCs w:val="19"/>
-        </w:rPr>
-        <w:t xml:space="preserve">Three net yearly savings of $200,000 minus the one-off $150,000 = $450,000, the last </w:t>
-      </w:r>
-      <w:r>
-        <w:rPr>
-          <w:b/>
-          <w:bCs/>
-          <w:color w:val="8186EF"/>
-          <w:sz w:val="15"/>
-          <w:szCs w:val="15"/>
-        </w:rPr>
-        <w:t xml:space="preserve"> (10) </w:t>
-      </w:r>
-      <w:r>
-        <w:rPr>
-          <w:u w:val="single"/>
-          <w:sz w:val="19"/>
-          <w:szCs w:val="19"/>
-        </w:rPr>
-        <w:t xml:space="preserve">            </w:t>
-      </w:r>
-      <w:r>
-        <w:rPr>
-          <w:sz w:val="19"/>
-          <w:szCs w:val="19"/>
-        </w:rPr>
-        <w:t xml:space="preserve"> </w:t>
-      </w:r>
-      <w:r>
-        <w:rPr>
-          <w:sz w:val="19"/>
-          <w:szCs w:val="19"/>
-        </w:rPr>
-        <w:t xml:space="preserve"> figure. </w:t>
-      </w:r>
-      <w:r>
-        <w:rPr>
-          <w:sz w:val="19"/>
-          <w:szCs w:val="19"/>
-        </w:rPr>
-        <w:t xml:space="preserve"/>
-      </w:r>
-      <w:r>
-        <w:rPr>
-          <w:b/>
-          <w:bCs/>
-          <w:color w:val="8186EF"/>
-          <w:sz w:val="15"/>
-          <w:szCs w:val="15"/>
-        </w:rPr>
-        <w:t xml:space="preserve"> (11) </w:t>
-      </w:r>
-      <w:r>
-        <w:rPr>
-          <w:u w:val="single"/>
-          <w:sz w:val="19"/>
-          <w:szCs w:val="19"/>
-        </w:rPr>
-        <w:t xml:space="preserve">           </w:t>
-      </w:r>
-      <w:r>
-        <w:rPr>
-          <w:sz w:val="19"/>
-          <w:szCs w:val="19"/>
-        </w:rPr>
-        <w:t xml:space="preserve"> </w:t>
-      </w:r>
-      <w:r>
-        <w:rPr>
-          <w:sz w:val="19"/>
-          <w:szCs w:val="19"/>
-        </w:rPr>
-        <w:t xml:space="preserve"> cost per order after the change: ($143,200 + $12,800) ÷ 8,000 = $19.50. </w:t>
-      </w:r>
-    </w:p>
-    <w:tbl>
-      <w:tblPr>
-        <w:tblW w:type="pct" w:w="100%"/>
-        <w:tblLayout w:type="fixed"/>
-        <w:tblBorders>
-          <w:top w:val="single" w:color="FBFAF6" w:sz="4"/>
-          <w:left w:val="single" w:color="FBFAF6" w:sz="4"/>
-          <w:bottom w:val="single" w:color="FBFAF6" w:sz="4"/>
-          <w:right w:val="single" w:color="FBFAF6" w:sz="4"/>
-          <w:insideH w:val="single" w:color="FBFAF6" w:sz="4"/>
-          <w:insideV w:val="single" w:color="FBFAF6" w:sz="4"/>
-        </w:tblBorders>
-      </w:tblPr>
-      <w:tblGrid>
-        <w:gridCol w:w="9600"/>
-      </w:tblGrid>
-      <w:tr>
-        <w:tc>
-          <w:tcPr>
-            <w:tcW w:type="pct" w:w="5000"/>
-            <w:shd w:fill="FBFAF6" w:val="clear"/>
-            <w:tcMar>
-              <w:top w:type="dxa" w:w="40"/>
-              <w:left w:type="dxa" w:w="100"/>
-              <w:bottom w:type="dxa" w:w="40"/>
-              <w:right w:type="dxa" w:w="100"/>
-            </w:tcMar>
-          </w:tcPr>
-          <w:p>
-            <w:pPr>
-              <w:spacing w:before="18" w:after="6"/>
-            </w:pPr>
-            <w:r>
-              <w:rPr>
-                <w:b/>
-                <w:bCs/>
-                <w:color w:val="6B7280"/>
-                <w:sz w:val="14"/>
-                <w:szCs w:val="14"/>
-              </w:rPr>
-              <w:t xml:space="preserve">word list</w:t>
-            </w:r>
-          </w:p>
-          <w:p>
-            <w:pPr>
-              <w:spacing w:before="0" w:after="18"/>
-            </w:pPr>
-            <w:r>
-              <w:rPr>
-                <w:b/>
-                <w:bCs/>
-                <w:color w:val="353A7C"/>
-                <w:sz w:val="16"/>
-                <w:szCs w:val="16"/>
-              </w:rPr>
-              <w:t xml:space="preserve">corrections   ·   All-in   ·   cumulative</w:t>
-            </w:r>
-          </w:p>
-        </w:tc>
-      </w:tr>
-    </w:tbl>
-    <w:p/>
-    <w:tbl>
-      <w:tblPr>
-        <w:tblW w:type="pct" w:w="100%"/>
-        <w:tblLayout w:type="fixed"/>
-        <w:tblBorders>
-          <w:top w:val="single" w:color="353A7C" w:sz="4"/>
-          <w:left w:val="single" w:color="353A7C" w:sz="4"/>
-          <w:bottom w:val="single" w:color="353A7C" w:sz="4"/>
-          <w:right w:val="single" w:color="353A7C" w:sz="4"/>
-          <w:insideH w:val="single" w:color="353A7C" w:sz="4"/>
-          <w:insideV w:val="single" w:color="353A7C" w:sz="4"/>
-        </w:tblBorders>
-      </w:tblPr>
-      <w:tblGrid>
-        <w:gridCol w:w="9600"/>
-      </w:tblGrid>
-      <w:tr>
-        <w:tc>
-          <w:tcPr>
-            <w:tcW w:type="pct" w:w="5000"/>
-            <w:shd w:fill="F2F4FB" w:val="clear"/>
-            <w:tcMar>
-              <w:top w:type="dxa" w:w="50"/>
-              <w:left w:type="dxa" w:w="110"/>
-              <w:bottom w:type="dxa" w:w="50"/>
-              <w:right w:type="dxa" w:w="110"/>
-            </w:tcMar>
-          </w:tcPr>
-          <w:p>
-            <w:pPr>
-              <w:spacing w:before="30" w:after="30"/>
-            </w:pPr>
-            <w:r>
-              <w:rPr>
-                <w:b/>
-                <w:bCs/>
-                <w:color w:val="353A7C"/>
-                <w:sz w:val="19"/>
-                <w:szCs w:val="19"/>
-              </w:rPr>
-              <w:t xml:space="preserve">Exam view</w:t>
-            </w:r>
-          </w:p>
-        </w:tc>
-      </w:tr>
-    </w:tbl>
-    <w:p/>
-    <w:p>
-      <w:pPr>
-        <w:spacing w:before="44" w:after="14"/>
-      </w:pPr>
-      <w:r>
-        <w:rPr>
-          <w:b/>
-          <w:bCs/>
-          <w:color w:val="353A7C"/>
-          <w:sz w:val="18"/>
-          <w:szCs w:val="18"/>
-        </w:rPr>
-        <w:t xml:space="preserve">Summary 3</w:t>
-      </w:r>
-      <w:r>
-        <w:rPr>
-          <w:color w:val="6B7280"/>
-          <w:sz w:val="16"/>
-          <w:szCs w:val="16"/>
-        </w:rPr>
-        <w:t xml:space="preserve">      gaps 12–14</w:t>
-      </w:r>
-    </w:p>
-    <w:p>
-      <w:pPr>
-        <w:spacing w:before="20" w:after="20" w:line="360" w:lineRule="auto"/>
-        <w:ind w:left="200"/>
-      </w:pPr>
-      <w:r>
-        <w:rPr>
-          <w:sz w:val="19"/>
-          <w:szCs w:val="19"/>
-        </w:rPr>
-        <w:t xml:space="preserve">Expect hours or costs per step </w:t>
-      </w:r>
-      <w:r>
-        <w:rPr>
-          <w:b/>
-          <w:bCs/>
-          <w:color w:val="8186EF"/>
-          <w:sz w:val="15"/>
-          <w:szCs w:val="15"/>
-        </w:rPr>
-        <w:t xml:space="preserve"> (12) </w:t>
-      </w:r>
-      <w:r>
-        <w:rPr>
-          <w:u w:val="single"/>
-          <w:sz w:val="19"/>
-          <w:szCs w:val="19"/>
-        </w:rPr>
-        <w:t xml:space="preserve">           </w:t>
-      </w:r>
-      <w:r>
-        <w:rPr>
-          <w:sz w:val="19"/>
-          <w:szCs w:val="19"/>
-        </w:rPr>
-        <w:t xml:space="preserve"> </w:t>
-      </w:r>
-      <w:r>
-        <w:rPr>
-          <w:sz w:val="19"/>
-          <w:szCs w:val="19"/>
-        </w:rPr>
-        <w:t xml:space="preserve"> and after a </w:t>
-      </w:r>
-      <w:r>
-        <w:rPr>
-          <w:b/>
-          <w:bCs/>
-          <w:color w:val="8186EF"/>
-          <w:sz w:val="15"/>
-          <w:szCs w:val="15"/>
-        </w:rPr>
-        <w:t xml:space="preserve"> (13) </w:t>
-      </w:r>
-      <w:r>
-        <w:rPr>
-          <w:u w:val="single"/>
-          <w:sz w:val="19"/>
-          <w:szCs w:val="19"/>
-        </w:rPr>
-        <w:t xml:space="preserve">           </w:t>
-      </w:r>
-      <w:r>
-        <w:rPr>
-          <w:sz w:val="19"/>
-          <w:szCs w:val="19"/>
-        </w:rPr>
-        <w:t xml:space="preserve"> </w:t>
-      </w:r>
-      <w:r>
-        <w:rPr>
-          <w:sz w:val="19"/>
-          <w:szCs w:val="19"/>
-        </w:rPr>
-        <w:t xml:space="preserve">, a volume, and the costs of the change. </w:t>
-      </w:r>
-      <w:r>
-        <w:rPr>
-          <w:sz w:val="19"/>
-          <w:szCs w:val="19"/>
-        </w:rPr>
-        <w:t xml:space="preserve"/>
-      </w:r>
-      <w:r>
-        <w:rPr>
-          <w:b/>
-          <w:bCs/>
-          <w:color w:val="8186EF"/>
-          <w:sz w:val="15"/>
-          <w:szCs w:val="15"/>
-        </w:rPr>
-        <w:t xml:space="preserve"> (14) </w:t>
-      </w:r>
-      <w:r>
-        <w:rPr>
-          <w:u w:val="single"/>
-          <w:sz w:val="19"/>
-          <w:szCs w:val="19"/>
-        </w:rPr>
-        <w:t xml:space="preserve">           </w:t>
-      </w:r>
-      <w:r>
-        <w:rPr>
-          <w:sz w:val="19"/>
-          <w:szCs w:val="19"/>
-        </w:rPr>
-        <w:t xml:space="preserve"> </w:t>
-      </w:r>
-      <w:r>
-        <w:rPr>
-          <w:sz w:val="19"/>
-          <w:szCs w:val="19"/>
-        </w:rPr>
-        <w:t xml:space="preserve"> the yearly cost of each process, deduct the running cost, then deduct the one-off cost once over the period asked. </w:t>
-      </w:r>
-    </w:p>
-    <w:tbl>
-      <w:tblPr>
-        <w:tblW w:type="pct" w:w="100%"/>
-        <w:tblLayout w:type="fixed"/>
-        <w:tblBorders>
-          <w:top w:val="single" w:color="FBFAF6" w:sz="4"/>
-          <w:left w:val="single" w:color="FBFAF6" w:sz="4"/>
-          <w:bottom w:val="single" w:color="FBFAF6" w:sz="4"/>
-          <w:right w:val="single" w:color="FBFAF6" w:sz="4"/>
-          <w:insideH w:val="single" w:color="FBFAF6" w:sz="4"/>
-          <w:insideV w:val="single" w:color="FBFAF6" w:sz="4"/>
-        </w:tblBorders>
-      </w:tblPr>
-      <w:tblGrid>
-        <w:gridCol w:w="9600"/>
-      </w:tblGrid>
-      <w:tr>
-        <w:tc>
-          <w:tcPr>
-            <w:tcW w:type="pct" w:w="5000"/>
-            <w:shd w:fill="FBFAF6" w:val="clear"/>
-            <w:tcMar>
-              <w:top w:type="dxa" w:w="40"/>
-              <w:left w:type="dxa" w:w="100"/>
-              <w:bottom w:type="dxa" w:w="40"/>
-              <w:right w:type="dxa" w:w="100"/>
-            </w:tcMar>
-          </w:tcPr>
-          <w:p>
-            <w:pPr>
-              <w:spacing w:before="18" w:after="6"/>
-            </w:pPr>
-            <w:r>
-              <w:rPr>
-                <w:b/>
-                <w:bCs/>
-                <w:color w:val="6B7280"/>
-                <w:sz w:val="14"/>
-                <w:szCs w:val="14"/>
-              </w:rPr>
-              <w:t xml:space="preserve">word list</w:t>
-            </w:r>
-          </w:p>
-          <w:p>
-            <w:pPr>
-              <w:spacing w:before="0" w:after="18"/>
-            </w:pPr>
-            <w:r>
-              <w:rPr>
-                <w:b/>
-                <w:bCs/>
-                <w:color w:val="353A7C"/>
-                <w:sz w:val="16"/>
-                <w:szCs w:val="16"/>
-              </w:rPr>
-              <w:t xml:space="preserve">redesign   ·   Compute   ·   before   ·   three-year</w:t>
-            </w:r>
-          </w:p>
-        </w:tc>
-      </w:tr>
-    </w:tbl>
-    <w:p/>
-    <w:p>
-      <w:pPr>
-        <w:pageBreakBefore w:val="true"/>
-        <w:spacing w:after="0"/>
-      </w:pPr>
-      <w:r>
-        <w:rPr>
-          <w:sz w:val="2"/>
-        </w:rPr>
-        <w:t xml:space="preserve"> </w:t>
-      </w:r>
-    </w:p>
-    <w:tbl>
-      <w:tblPr>
-        <w:tblW w:type="pct" w:w="100%"/>
-        <w:tblLayout w:type="fixed"/>
-        <w:tblBorders>
-          <w:top w:val="single" w:color="353A7C" w:sz="6"/>
-          <w:left w:val="single" w:color="353A7C" w:sz="6"/>
-          <w:bottom w:val="single" w:color="353A7C" w:sz="6"/>
-          <w:right w:val="single" w:color="353A7C" w:sz="6"/>
-          <w:insideH w:val="single" w:color="353A7C" w:sz="6"/>
-          <w:insideV w:val="single" w:color="353A7C" w:sz="6"/>
-        </w:tblBorders>
-      </w:tblPr>
-      <w:tblGrid>
-        <w:gridCol w:w="4224"/>
-        <w:gridCol w:w="2688"/>
-        <w:gridCol w:w="2688"/>
-      </w:tblGrid>
-      <w:tr>
-        <w:tc>
-          <w:tcPr>
-            <w:tcW w:type="pct" w:w="5000"/>
-            <w:gridSpan w:val="3"/>
-            <w:shd w:fill="353A7C" w:val="clear"/>
-            <w:tcMar>
-              <w:top w:type="dxa" w:w="60"/>
-              <w:left w:type="dxa" w:w="120"/>
-              <w:bottom w:type="dxa" w:w="60"/>
-              <w:right w:type="dxa" w:w="120"/>
-            </w:tcMar>
-          </w:tcPr>
-          <w:p>
-            <w:pPr>
-              <w:spacing w:before="40" w:after="40"/>
-            </w:pPr>
-            <w:r>
-              <w:rPr>
-                <w:b/>
-                <w:bCs/>
-                <w:color w:val="FFFFFF"/>
-                <w:sz w:val="17"/>
-                <w:szCs w:val="17"/>
-              </w:rPr>
-              <w:t xml:space="preserve">Exam view</w:t>
-            </w:r>
-          </w:p>
-        </w:tc>
-      </w:tr>
-      <w:tr>
-        <w:tc>
-          <w:tcPr>
-            <w:tcW w:type="pct" w:w="2200"/>
-            <w:shd w:fill="353A7C" w:val="clear"/>
-            <w:tcMar>
-              <w:top w:type="dxa" w:w="50"/>
-              <w:left w:type="dxa" w:w="110"/>
-              <w:bottom w:type="dxa" w:w="50"/>
-              <w:right w:type="dxa" w:w="110"/>
-            </w:tcMar>
-          </w:tcPr>
-          <w:p>
-            <w:pPr>
-              <w:spacing w:before="30" w:after="30"/>
-            </w:pPr>
-            <w:r>
-              <w:rPr>
-                <w:b/>
-                <w:bCs/>
-                <w:color w:val="FFFFFF"/>
-                <w:sz w:val="15"/>
-                <w:szCs w:val="15"/>
-              </w:rPr>
-              <w:t xml:space="preserve">Levant receiving, 2027</w:t>
-            </w:r>
-          </w:p>
-        </w:tc>
-        <w:tc>
-          <w:tcPr>
-            <w:tcW w:type="pct" w:w="1400"/>
-            <w:shd w:fill="353A7C" w:val="clear"/>
-            <w:tcMar>
-              <w:top w:type="dxa" w:w="50"/>
-              <w:left w:type="dxa" w:w="110"/>
-              <w:bottom w:type="dxa" w:w="50"/>
-              <w:right w:type="dxa" w:w="110"/>
-            </w:tcMar>
-          </w:tcPr>
-          <w:p>
-            <w:pPr>
-              <w:spacing w:before="30" w:after="30"/>
-            </w:pPr>
-            <w:r>
-              <w:rPr>
-                <w:b/>
-                <w:bCs/>
-                <w:color w:val="FFFFFF"/>
-                <w:sz w:val="15"/>
-                <w:szCs w:val="15"/>
-              </w:rPr>
-              <w:t xml:space="preserve">Now</w:t>
-            </w:r>
-          </w:p>
-        </w:tc>
-        <w:tc>
-          <w:tcPr>
-            <w:tcW w:type="pct" w:w="1400"/>
-            <w:shd w:fill="353A7C" w:val="clear"/>
-            <w:tcMar>
-              <w:top w:type="dxa" w:w="50"/>
-              <w:left w:type="dxa" w:w="110"/>
-              <w:bottom w:type="dxa" w:w="50"/>
-              <w:right w:type="dxa" w:w="110"/>
-            </w:tcMar>
-          </w:tcPr>
-          <w:p>
-            <w:pPr>
-              <w:spacing w:before="30" w:after="30"/>
-            </w:pPr>
-            <w:r>
-              <w:rPr>
-                <w:b/>
-                <w:bCs/>
-                <w:color w:val="FFFFFF"/>
-                <w:sz w:val="15"/>
-                <w:szCs w:val="15"/>
-              </w:rPr>
-              <w:t xml:space="preserve">Redesigned</w:t>
-            </w:r>
-          </w:p>
-        </w:tc>
-      </w:tr>
-      <w:tr>
-        <w:tc>
-          <w:tcPr>
-            <w:tcW w:type="pct" w:w="2200"/>
-            <w:shd w:fill="FFFFFF" w:val="clear"/>
-            <w:tcMar>
-              <w:top w:type="dxa" w:w="50"/>
-              <w:left w:type="dxa" w:w="110"/>
-              <w:bottom w:type="dxa" w:w="50"/>
-              <w:right w:type="dxa" w:w="110"/>
-            </w:tcMar>
-          </w:tcPr>
-          <w:p>
-            <w:pPr>
-              <w:spacing w:before="46" w:after="46"/>
-            </w:pPr>
-            <w:r>
-              <w:rPr>
-                <w:b/>
-                <w:bCs/>
-                <w:color w:val="8186EF"/>
-                <w:sz w:val="14"/>
-                <w:szCs w:val="14"/>
-              </w:rPr>
-              <w:t xml:space="preserve">(15)</w:t>
-            </w:r>
-          </w:p>
-        </w:tc>
-        <w:tc>
-          <w:tcPr>
-            <w:tcW w:type="pct" w:w="1400"/>
-            <w:tcMar>
-              <w:top w:type="dxa" w:w="50"/>
-              <w:left w:type="dxa" w:w="110"/>
-              <w:bottom w:type="dxa" w:w="50"/>
-              <w:right w:type="dxa" w:w="110"/>
-            </w:tcMar>
-          </w:tcPr>
-          <w:p>
-            <w:pPr>
-              <w:spacing w:before="28" w:after="28"/>
-            </w:pPr>
-            <w:r>
-              <w:rPr>
-                <w:sz w:val="15"/>
-                <w:szCs w:val="15"/>
-              </w:rPr>
-              <w:t xml:space="preserve">1.0</w:t>
-            </w:r>
-          </w:p>
-        </w:tc>
-        <w:tc>
-          <w:tcPr>
-            <w:tcW w:type="pct" w:w="1400"/>
-            <w:tcMar>
-              <w:top w:type="dxa" w:w="50"/>
-              <w:left w:type="dxa" w:w="110"/>
-              <w:bottom w:type="dxa" w:w="50"/>
-              <w:right w:type="dxa" w:w="110"/>
-            </w:tcMar>
-          </w:tcPr>
-          <w:p>
-            <w:pPr>
-              <w:spacing w:before="28" w:after="28"/>
-            </w:pPr>
-            <w:r>
-              <w:rPr>
-                <w:sz w:val="15"/>
-                <w:szCs w:val="15"/>
-              </w:rPr>
-              <w:t xml:space="preserve">1.0</w:t>
-            </w:r>
-          </w:p>
-        </w:tc>
-      </w:tr>
-      <w:tr>
-        <w:tc>
-          <w:tcPr>
-            <w:tcW w:type="pct" w:w="2200"/>
-            <w:shd w:fill="FFFFFF" w:val="clear"/>
-            <w:tcMar>
-              <w:top w:type="dxa" w:w="50"/>
-              <w:left w:type="dxa" w:w="110"/>
-              <w:bottom w:type="dxa" w:w="50"/>
-              <w:right w:type="dxa" w:w="110"/>
-            </w:tcMar>
-          </w:tcPr>
-          <w:p>
-            <w:pPr>
-              <w:spacing w:before="46" w:after="46"/>
-            </w:pPr>
-            <w:r>
-              <w:rPr>
-                <w:b/>
-                <w:bCs/>
-                <w:color w:val="8186EF"/>
-                <w:sz w:val="14"/>
-                <w:szCs w:val="14"/>
-              </w:rPr>
-              <w:t xml:space="preserve">(16)</w:t>
-            </w:r>
-          </w:p>
-        </w:tc>
-        <w:tc>
-          <w:tcPr>
-            <w:tcW w:type="pct" w:w="1400"/>
-            <w:shd w:fill="FBFAF6" w:val="clear"/>
-            <w:tcMar>
-              <w:top w:type="dxa" w:w="50"/>
-              <w:left w:type="dxa" w:w="110"/>
-              <w:bottom w:type="dxa" w:w="50"/>
-              <w:right w:type="dxa" w:w="110"/>
-            </w:tcMar>
-          </w:tcPr>
-          <w:p>
-            <w:pPr>
-              <w:spacing w:before="28" w:after="28"/>
-            </w:pPr>
-            <w:r>
-              <w:rPr>
-                <w:sz w:val="15"/>
-                <w:szCs w:val="15"/>
-              </w:rPr>
-              <w:t xml:space="preserve">1.2</w:t>
-            </w:r>
-          </w:p>
-        </w:tc>
-        <w:tc>
-          <w:tcPr>
-            <w:tcW w:type="pct" w:w="1400"/>
-            <w:shd w:fill="FBFAF6" w:val="clear"/>
-            <w:tcMar>
-              <w:top w:type="dxa" w:w="50"/>
-              <w:left w:type="dxa" w:w="110"/>
-              <w:bottom w:type="dxa" w:w="50"/>
-              <w:right w:type="dxa" w:w="110"/>
-            </w:tcMar>
-          </w:tcPr>
-          <w:p>
-            <w:pPr>
-              <w:spacing w:before="28" w:after="28"/>
-            </w:pPr>
-            <w:r>
-              <w:rPr>
-                <w:sz w:val="15"/>
-                <w:szCs w:val="15"/>
-              </w:rPr>
-              <w:t xml:space="preserve">0.1</w:t>
-            </w:r>
-          </w:p>
-        </w:tc>
-      </w:tr>
-      <w:tr>
-        <w:tc>
-          <w:tcPr>
-            <w:tcW w:type="pct" w:w="2200"/>
-            <w:shd w:fill="FFFFFF" w:val="clear"/>
-            <w:tcMar>
-              <w:top w:type="dxa" w:w="50"/>
-              <w:left w:type="dxa" w:w="110"/>
-              <w:bottom w:type="dxa" w:w="50"/>
-              <w:right w:type="dxa" w:w="110"/>
-            </w:tcMar>
-          </w:tcPr>
-          <w:p>
-            <w:pPr>
-              <w:spacing w:before="46" w:after="46"/>
-            </w:pPr>
-            <w:r>
-              <w:rPr>
-                <w:b/>
-                <w:bCs/>
-                <w:color w:val="8186EF"/>
-                <w:sz w:val="14"/>
-                <w:szCs w:val="14"/>
-              </w:rPr>
-              <w:t xml:space="preserve">(17)</w:t>
-            </w:r>
-          </w:p>
-        </w:tc>
-        <w:tc>
-          <w:tcPr>
-            <w:tcW w:type="pct" w:w="1400"/>
-            <w:tcMar>
-              <w:top w:type="dxa" w:w="50"/>
-              <w:left w:type="dxa" w:w="110"/>
-              <w:bottom w:type="dxa" w:w="50"/>
-              <w:right w:type="dxa" w:w="110"/>
-            </w:tcMar>
-          </w:tcPr>
-          <w:p>
-            <w:pPr>
-              <w:spacing w:before="28" w:after="28"/>
-            </w:pPr>
-            <w:r>
-              <w:rPr>
-                <w:sz w:val="15"/>
-                <w:szCs w:val="15"/>
-              </w:rPr>
-              <w:t xml:space="preserve">0.5</w:t>
-            </w:r>
-          </w:p>
-        </w:tc>
-        <w:tc>
-          <w:tcPr>
-            <w:tcW w:type="pct" w:w="1400"/>
-            <w:tcMar>
-              <w:top w:type="dxa" w:w="50"/>
-              <w:left w:type="dxa" w:w="110"/>
-              <w:bottom w:type="dxa" w:w="50"/>
-              <w:right w:type="dxa" w:w="110"/>
-            </w:tcMar>
-          </w:tcPr>
-          <w:p>
-            <w:pPr>
-              <w:spacing w:before="28" w:after="28"/>
-            </w:pPr>
-            <w:r>
-              <w:rPr>
-                <w:sz w:val="15"/>
-                <w:szCs w:val="15"/>
-              </w:rPr>
-              <w:t xml:space="preserve">0.3</w:t>
-            </w:r>
-          </w:p>
-        </w:tc>
-      </w:tr>
-      <w:tr>
-        <w:tc>
-          <w:tcPr>
-            <w:tcW w:type="pct" w:w="2200"/>
-            <w:shd w:fill="FBFAF6" w:val="clear"/>
-            <w:tcMar>
-              <w:top w:type="dxa" w:w="50"/>
-              <w:left w:type="dxa" w:w="110"/>
-              <w:bottom w:type="dxa" w:w="50"/>
-              <w:right w:type="dxa" w:w="110"/>
-            </w:tcMar>
-          </w:tcPr>
-          <w:p>
-            <w:pPr>
-              <w:spacing w:before="28" w:after="28"/>
-            </w:pPr>
-            <w:r>
-              <w:rPr>
-                <w:sz w:val="15"/>
-                <w:szCs w:val="15"/>
-              </w:rPr>
-              <w:t xml:space="preserve">Type the receipt into the records</w:t>
-            </w:r>
-          </w:p>
-        </w:tc>
-        <w:tc>
-          <w:tcPr>
-            <w:tcW w:type="pct" w:w="1400"/>
-            <w:shd w:fill="FBFAF6" w:val="clear"/>
-            <w:tcMar>
-              <w:top w:type="dxa" w:w="50"/>
-              <w:left w:type="dxa" w:w="110"/>
-              <w:bottom w:type="dxa" w:w="50"/>
-              <w:right w:type="dxa" w:w="110"/>
-            </w:tcMar>
-          </w:tcPr>
-          <w:p>
-            <w:pPr>
-              <w:spacing w:before="28" w:after="28"/>
-            </w:pPr>
-            <w:r>
-              <w:rPr>
-                <w:sz w:val="15"/>
-                <w:szCs w:val="15"/>
-              </w:rPr>
-              <w:t xml:space="preserve">0.8</w:t>
-            </w:r>
-          </w:p>
-        </w:tc>
-        <w:tc>
-          <w:tcPr>
-            <w:tcW w:type="pct" w:w="1400"/>
-            <w:shd w:fill="FBFAF6" w:val="clear"/>
-            <w:tcMar>
-              <w:top w:type="dxa" w:w="50"/>
-              <w:left w:type="dxa" w:w="110"/>
-              <w:bottom w:type="dxa" w:w="50"/>
-              <w:right w:type="dxa" w:w="110"/>
-            </w:tcMar>
-          </w:tcPr>
-          <w:p>
-            <w:pPr>
-              <w:spacing w:before="28" w:after="28"/>
-            </w:pPr>
-            <w:r>
-              <w:rPr>
-                <w:sz w:val="15"/>
-                <w:szCs w:val="15"/>
-              </w:rPr>
-              <w:t xml:space="preserve">0.0</w:t>
-            </w:r>
-          </w:p>
-        </w:tc>
-      </w:tr>
-      <w:tr>
-        <w:tc>
-          <w:tcPr>
-            <w:tcW w:type="pct" w:w="2200"/>
-            <w:tcMar>
-              <w:top w:type="dxa" w:w="50"/>
-              <w:left w:type="dxa" w:w="110"/>
-              <w:bottom w:type="dxa" w:w="50"/>
-              <w:right w:type="dxa" w:w="110"/>
-            </w:tcMar>
-          </w:tcPr>
-          <w:p>
-            <w:pPr>
-              <w:spacing w:before="28" w:after="28"/>
-            </w:pPr>
-            <w:r>
-              <w:rPr>
-                <w:sz w:val="15"/>
-                <w:szCs w:val="15"/>
-              </w:rPr>
-              <w:t xml:space="preserve">Put away</w:t>
-            </w:r>
-          </w:p>
-        </w:tc>
-        <w:tc>
-          <w:tcPr>
-            <w:tcW w:type="pct" w:w="1400"/>
-            <w:tcMar>
-              <w:top w:type="dxa" w:w="50"/>
-              <w:left w:type="dxa" w:w="110"/>
-              <w:bottom w:type="dxa" w:w="50"/>
-              <w:right w:type="dxa" w:w="110"/>
-            </w:tcMar>
-          </w:tcPr>
-          <w:p>
-            <w:pPr>
-              <w:spacing w:before="28" w:after="28"/>
-            </w:pPr>
-            <w:r>
-              <w:rPr>
-                <w:sz w:val="15"/>
-                <w:szCs w:val="15"/>
-              </w:rPr>
-              <w:t xml:space="preserve">0.5</w:t>
-            </w:r>
-          </w:p>
-        </w:tc>
-        <w:tc>
-          <w:tcPr>
-            <w:tcW w:type="pct" w:w="1400"/>
-            <w:tcMar>
-              <w:top w:type="dxa" w:w="50"/>
-              <w:left w:type="dxa" w:w="110"/>
-              <w:bottom w:type="dxa" w:w="50"/>
-              <w:right w:type="dxa" w:w="110"/>
-            </w:tcMar>
-          </w:tcPr>
-          <w:p>
-            <w:pPr>
-              <w:spacing w:before="28" w:after="28"/>
-            </w:pPr>
-            <w:r>
-              <w:rPr>
-                <w:sz w:val="15"/>
-                <w:szCs w:val="15"/>
-              </w:rPr>
-              <w:t xml:space="preserve">0.5</w:t>
-            </w:r>
-          </w:p>
-        </w:tc>
-      </w:tr>
-      <w:tr>
-        <w:tc>
-          <w:tcPr>
-            <w:tcW w:type="pct" w:w="2200"/>
-            <w:shd w:fill="FBFAF6" w:val="clear"/>
-            <w:tcMar>
-              <w:top w:type="dxa" w:w="50"/>
-              <w:left w:type="dxa" w:w="110"/>
-              <w:bottom w:type="dxa" w:w="50"/>
-              <w:right w:type="dxa" w:w="110"/>
-            </w:tcMar>
-          </w:tcPr>
-          <w:p>
-            <w:pPr>
-              <w:spacing w:before="28" w:after="28"/>
-            </w:pPr>
-            <w:r>
-              <w:rPr>
-                <w:sz w:val="15"/>
-                <w:szCs w:val="15"/>
-              </w:rPr>
-              <w:t xml:space="preserve">Hours per truck</w:t>
-            </w:r>
-          </w:p>
-        </w:tc>
-        <w:tc>
-          <w:tcPr>
-            <w:tcW w:type="pct" w:w="1400"/>
-            <w:shd w:fill="FBFAF6" w:val="clear"/>
-            <w:tcMar>
-              <w:top w:type="dxa" w:w="50"/>
-              <w:left w:type="dxa" w:w="110"/>
-              <w:bottom w:type="dxa" w:w="50"/>
-              <w:right w:type="dxa" w:w="110"/>
-            </w:tcMar>
-          </w:tcPr>
-          <w:p>
-            <w:pPr>
-              <w:spacing w:before="28" w:after="28"/>
-            </w:pPr>
-            <w:r>
-              <w:rPr>
-                <w:sz w:val="15"/>
-                <w:szCs w:val="15"/>
-              </w:rPr>
-              <w:t xml:space="preserve">4.0</w:t>
-            </w:r>
-          </w:p>
-        </w:tc>
-        <w:tc>
-          <w:tcPr>
-            <w:tcW w:type="pct" w:w="1400"/>
-            <w:shd w:fill="FBFAF6" w:val="clear"/>
-            <w:tcMar>
-              <w:top w:type="dxa" w:w="50"/>
-              <w:left w:type="dxa" w:w="110"/>
-              <w:bottom w:type="dxa" w:w="50"/>
-              <w:right w:type="dxa" w:w="110"/>
-            </w:tcMar>
-          </w:tcPr>
-          <w:p>
-            <w:pPr>
-              <w:spacing w:before="28" w:after="28"/>
-            </w:pPr>
-            <w:r>
-              <w:rPr>
-                <w:sz w:val="15"/>
-                <w:szCs w:val="15"/>
-              </w:rPr>
-              <w:t xml:space="preserve">1.9</w:t>
-            </w:r>
-          </w:p>
-        </w:tc>
-      </w:tr>
-      <w:tr>
-        <w:tc>
-          <w:tcPr>
-            <w:tcW w:type="pct" w:w="2200"/>
-            <w:tcMar>
-              <w:top w:type="dxa" w:w="50"/>
-              <w:left w:type="dxa" w:w="110"/>
-              <w:bottom w:type="dxa" w:w="50"/>
-              <w:right w:type="dxa" w:w="110"/>
-            </w:tcMar>
-          </w:tcPr>
-          <w:p>
-            <w:pPr>
-              <w:spacing w:before="28" w:after="28"/>
-            </w:pPr>
-            <w:r>
-              <w:rPr>
-                <w:sz w:val="15"/>
-                <w:szCs w:val="15"/>
-              </w:rPr>
-              <w:t xml:space="preserve">Trucks received per year</w:t>
-            </w:r>
-          </w:p>
-        </w:tc>
-        <w:tc>
-          <w:tcPr>
-            <w:tcW w:type="pct" w:w="1400"/>
-            <w:tcMar>
-              <w:top w:type="dxa" w:w="50"/>
-              <w:left w:type="dxa" w:w="110"/>
-              <w:bottom w:type="dxa" w:w="50"/>
-              <w:right w:type="dxa" w:w="110"/>
-            </w:tcMar>
-          </w:tcPr>
-          <w:p>
-            <w:pPr>
-              <w:spacing w:before="28" w:after="28"/>
-            </w:pPr>
-            <w:r>
-              <w:rPr>
-                <w:sz w:val="15"/>
-                <w:szCs w:val="15"/>
-              </w:rPr>
-              <w:t xml:space="preserve">2,000</w:t>
-            </w:r>
-          </w:p>
-        </w:tc>
-        <w:tc>
-          <w:tcPr>
-            <w:tcW w:type="pct" w:w="1400"/>
-            <w:tcMar>
-              <w:top w:type="dxa" w:w="50"/>
-              <w:left w:type="dxa" w:w="110"/>
-              <w:bottom w:type="dxa" w:w="50"/>
-              <w:right w:type="dxa" w:w="110"/>
-            </w:tcMar>
-          </w:tcPr>
-          <w:p>
-            <w:pPr>
-              <w:spacing w:before="28" w:after="28"/>
-            </w:pPr>
-            <w:r>
-              <w:rPr>
-                <w:sz w:val="15"/>
-                <w:szCs w:val="15"/>
-              </w:rPr>
-              <w:t xml:space="preserve">2,000</w:t>
-            </w:r>
-          </w:p>
-        </w:tc>
-      </w:tr>
-      <w:tr>
-        <w:tc>
-          <w:tcPr>
-            <w:tcW w:type="pct" w:w="2200"/>
-            <w:shd w:fill="FFFFFF" w:val="clear"/>
-            <w:tcMar>
-              <w:top w:type="dxa" w:w="50"/>
-              <w:left w:type="dxa" w:w="110"/>
-              <w:bottom w:type="dxa" w:w="50"/>
-              <w:right w:type="dxa" w:w="110"/>
-            </w:tcMar>
-          </w:tcPr>
-          <w:p>
-            <w:pPr>
-              <w:spacing w:before="46" w:after="46"/>
-            </w:pPr>
-            <w:r>
-              <w:rPr>
-                <w:b/>
-                <w:bCs/>
-                <w:color w:val="8186EF"/>
-                <w:sz w:val="14"/>
-                <w:szCs w:val="14"/>
-              </w:rPr>
-              <w:t xml:space="preserve">(18)</w:t>
-            </w:r>
-          </w:p>
-        </w:tc>
-        <w:tc>
-          <w:tcPr>
-            <w:tcW w:type="pct" w:w="1400"/>
-            <w:shd w:fill="FBFAF6" w:val="clear"/>
-            <w:tcMar>
-              <w:top w:type="dxa" w:w="50"/>
-              <w:left w:type="dxa" w:w="110"/>
-              <w:bottom w:type="dxa" w:w="50"/>
-              <w:right w:type="dxa" w:w="110"/>
-            </w:tcMar>
-          </w:tcPr>
-          <w:p>
-            <w:pPr>
-              <w:spacing w:before="28" w:after="28"/>
-            </w:pPr>
-            <w:r>
-              <w:rPr>
-                <w:sz w:val="15"/>
-                <w:szCs w:val="15"/>
-              </w:rPr>
-              <w:t xml:space="preserve">$18</w:t>
-            </w:r>
-          </w:p>
-        </w:tc>
-        <w:tc>
-          <w:tcPr>
-            <w:tcW w:type="pct" w:w="1400"/>
-            <w:shd w:fill="FBFAF6" w:val="clear"/>
-            <w:tcMar>
-              <w:top w:type="dxa" w:w="50"/>
-              <w:left w:type="dxa" w:w="110"/>
-              <w:bottom w:type="dxa" w:w="50"/>
-              <w:right w:type="dxa" w:w="110"/>
-            </w:tcMar>
-          </w:tcPr>
-          <w:p>
-            <w:pPr>
-              <w:spacing w:before="28" w:after="28"/>
-            </w:pPr>
-            <w:r>
-              <w:rPr>
-                <w:sz w:val="15"/>
-                <w:szCs w:val="15"/>
-              </w:rPr>
-              <w:t xml:space="preserve">$18</w:t>
-            </w:r>
-          </w:p>
-        </w:tc>
-      </w:tr>
-      <w:tr>
-        <w:tc>
-          <w:tcPr>
-            <w:tcW w:type="pct" w:w="2200"/>
-            <w:tcMar>
-              <w:top w:type="dxa" w:w="50"/>
-              <w:left w:type="dxa" w:w="110"/>
-              <w:bottom w:type="dxa" w:w="50"/>
-              <w:right w:type="dxa" w:w="110"/>
-            </w:tcMar>
-          </w:tcPr>
-          <w:p>
-            <w:pPr>
-              <w:spacing w:before="28" w:after="28"/>
-            </w:pPr>
-            <w:r>
-              <w:rPr>
-                <w:sz w:val="15"/>
-                <w:szCs w:val="15"/>
-              </w:rPr>
-              <w:t xml:space="preserve">One-off cost of the change</w:t>
-            </w:r>
-          </w:p>
-        </w:tc>
-        <w:tc>
-          <w:tcPr>
-            <w:tcW w:type="pct" w:w="1400"/>
-            <w:tcMar>
-              <w:top w:type="dxa" w:w="50"/>
-              <w:left w:type="dxa" w:w="110"/>
-              <w:bottom w:type="dxa" w:w="50"/>
-              <w:right w:type="dxa" w:w="110"/>
-            </w:tcMar>
-          </w:tcPr>
-          <w:p>
-            <w:pPr>
-              <w:spacing w:before="28" w:after="28"/>
-            </w:pPr>
-            <w:r>
-              <w:rPr>
-                <w:sz w:val="15"/>
-                <w:szCs w:val="15"/>
-              </w:rPr>
-              <w:t xml:space="preserve"> </w:t>
-            </w:r>
-          </w:p>
-        </w:tc>
-        <w:tc>
-          <w:tcPr>
-            <w:tcW w:type="pct" w:w="1400"/>
-            <w:tcMar>
-              <w:top w:type="dxa" w:w="50"/>
-              <w:left w:type="dxa" w:w="110"/>
-              <w:bottom w:type="dxa" w:w="50"/>
-              <w:right w:type="dxa" w:w="110"/>
-            </w:tcMar>
-          </w:tcPr>
-          <w:p>
-            <w:pPr>
-              <w:spacing w:before="28" w:after="28"/>
-            </w:pPr>
-            <w:r>
-              <w:rPr>
-                <w:sz w:val="15"/>
-                <w:szCs w:val="15"/>
-              </w:rPr>
-              <w:t xml:space="preserve">60,000</w:t>
-            </w:r>
-          </w:p>
-        </w:tc>
-      </w:tr>
-      <w:tr>
-        <w:tc>
-          <w:tcPr>
-            <w:tcW w:type="pct" w:w="2200"/>
-            <w:shd w:fill="FBFAF6" w:val="clear"/>
-            <w:tcMar>
-              <w:top w:type="dxa" w:w="50"/>
-              <w:left w:type="dxa" w:w="110"/>
-              <w:bottom w:type="dxa" w:w="50"/>
-              <w:right w:type="dxa" w:w="110"/>
-            </w:tcMar>
-          </w:tcPr>
-          <w:p>
-            <w:pPr>
-              <w:spacing w:before="28" w:after="28"/>
-            </w:pPr>
-            <w:r>
-              <w:rPr>
-                <w:sz w:val="15"/>
-                <w:szCs w:val="15"/>
-              </w:rPr>
-              <w:t xml:space="preserve">Yearly running cost (scanners, advance notices)</w:t>
-            </w:r>
-          </w:p>
-        </w:tc>
-        <w:tc>
-          <w:tcPr>
-            <w:tcW w:type="pct" w:w="1400"/>
-            <w:shd w:fill="FBFAF6" w:val="clear"/>
-            <w:tcMar>
-              <w:top w:type="dxa" w:w="50"/>
-              <w:left w:type="dxa" w:w="110"/>
-              <w:bottom w:type="dxa" w:w="50"/>
-              <w:right w:type="dxa" w:w="110"/>
-            </w:tcMar>
-          </w:tcPr>
-          <w:p>
-            <w:pPr>
-              <w:spacing w:before="28" w:after="28"/>
-            </w:pPr>
-            <w:r>
-              <w:rPr>
-                <w:sz w:val="15"/>
-                <w:szCs w:val="15"/>
-              </w:rPr>
-              <w:t xml:space="preserve"> </w:t>
-            </w:r>
-          </w:p>
-        </w:tc>
-        <w:tc>
-          <w:tcPr>
-            <w:tcW w:type="pct" w:w="1400"/>
-            <w:shd w:fill="FBFAF6" w:val="clear"/>
-            <w:tcMar>
-              <w:top w:type="dxa" w:w="50"/>
-              <w:left w:type="dxa" w:w="110"/>
-              <w:bottom w:type="dxa" w:w="50"/>
-              <w:right w:type="dxa" w:w="110"/>
-            </w:tcMar>
-          </w:tcPr>
-          <w:p>
-            <w:pPr>
-              <w:spacing w:before="28" w:after="28"/>
-            </w:pPr>
-            <w:r>
-              <w:rPr>
-                <w:sz w:val="15"/>
-                <w:szCs w:val="15"/>
-              </w:rPr>
-              <w:t xml:space="preserve">5,600</w:t>
-            </w:r>
-          </w:p>
-        </w:tc>
-      </w:tr>
-      <w:tr>
-        <w:tc>
-          <w:tcPr>
-            <w:tcW w:type="pct" w:w="2200"/>
-            <w:shd w:fill="FFFFFF" w:val="clear"/>
-            <w:tcMar>
-              <w:top w:type="dxa" w:w="50"/>
-              <w:left w:type="dxa" w:w="110"/>
-              <w:bottom w:type="dxa" w:w="50"/>
-              <w:right w:type="dxa" w:w="110"/>
-            </w:tcMar>
-          </w:tcPr>
-          <w:p>
-            <w:pPr>
-              <w:spacing w:before="46" w:after="46"/>
-            </w:pPr>
-            <w:r>
-              <w:rPr>
-                <w:b/>
-                <w:bCs/>
-                <w:color w:val="8186EF"/>
-                <w:sz w:val="14"/>
-                <w:szCs w:val="14"/>
-              </w:rPr>
-              <w:t xml:space="preserve">(19)</w:t>
-            </w:r>
-          </w:p>
-        </w:tc>
-        <w:tc>
-          <w:tcPr>
-            <w:tcW w:type="pct" w:w="1400"/>
-            <w:tcMar>
-              <w:top w:type="dxa" w:w="50"/>
-              <w:left w:type="dxa" w:w="110"/>
-              <w:bottom w:type="dxa" w:w="50"/>
-              <w:right w:type="dxa" w:w="110"/>
-            </w:tcMar>
-          </w:tcPr>
-          <w:p>
-            <w:pPr>
-              <w:spacing w:before="28" w:after="28"/>
-            </w:pPr>
-            <w:r>
-              <w:rPr>
-                <w:sz w:val="15"/>
-                <w:szCs w:val="15"/>
-              </w:rPr>
-              <w:t xml:space="preserve"> </w:t>
-            </w:r>
-          </w:p>
-        </w:tc>
-        <w:tc>
-          <w:tcPr>
-            <w:tcW w:type="pct" w:w="1400"/>
-            <w:tcMar>
-              <w:top w:type="dxa" w:w="50"/>
-              <w:left w:type="dxa" w:w="110"/>
-              <w:bottom w:type="dxa" w:w="50"/>
-              <w:right w:type="dxa" w:w="110"/>
-            </w:tcMar>
-          </w:tcPr>
-          <w:p>
-            <w:pPr>
-              <w:spacing w:before="28" w:after="28"/>
-            </w:pPr>
-            <w:r>
-              <w:rPr>
-                <w:sz w:val="15"/>
-                <w:szCs w:val="15"/>
-              </w:rPr>
-              <w:t xml:space="preserve">1.5</w:t>
-            </w:r>
-          </w:p>
-        </w:tc>
-      </w:tr>
-    </w:tbl>
-    <w:p/>
-    <w:tbl>
-      <w:tblPr>
-        <w:tblW w:type="pct" w:w="100%"/>
-        <w:tblLayout w:type="fixed"/>
-        <w:tblBorders>
-          <w:top w:val="single" w:color="FBFAF6" w:sz="4"/>
-          <w:left w:val="single" w:color="FBFAF6" w:sz="4"/>
-          <w:bottom w:val="single" w:color="FBFAF6" w:sz="4"/>
-          <w:right w:val="single" w:color="FBFAF6" w:sz="4"/>
-          <w:insideH w:val="single" w:color="FBFAF6" w:sz="4"/>
-          <w:insideV w:val="single" w:color="FBFAF6" w:sz="4"/>
-        </w:tblBorders>
-      </w:tblPr>
-      <w:tblGrid>
-        <w:gridCol w:w="9600"/>
-      </w:tblGrid>
-      <w:tr>
-        <w:tc>
-          <w:tcPr>
-            <w:tcW w:type="pct" w:w="5000"/>
-            <w:shd w:fill="FBFAF6" w:val="clear"/>
-            <w:tcMar>
-              <w:top w:type="dxa" w:w="40"/>
-              <w:left w:type="dxa" w:w="100"/>
-              <w:bottom w:type="dxa" w:w="40"/>
-              <w:right w:type="dxa" w:w="100"/>
-            </w:tcMar>
-          </w:tcPr>
-          <w:p>
-            <w:pPr>
-              <w:spacing w:before="18" w:after="6"/>
-            </w:pPr>
-            <w:r>
-              <w:rPr>
-                <w:b/>
-                <w:bCs/>
-                <w:color w:val="6B7280"/>
-                <w:sz w:val="14"/>
-                <w:szCs w:val="14"/>
-              </w:rPr>
-              <w:t xml:space="preserve">word list</w:t>
-            </w:r>
-          </w:p>
-          <w:p>
-            <w:pPr>
-              <w:spacing w:before="0" w:after="18"/>
-            </w:pPr>
-            <w:r>
-              <w:rPr>
-                <w:b/>
-                <w:bCs/>
-                <w:color w:val="353A7C"/>
-                <w:sz w:val="16"/>
-                <w:szCs w:val="16"/>
-              </w:rPr>
-              <w:t xml:space="preserve">Staff cost per hour   ·   Best-practice distributor, hours per truck   ·   Internal   ·   Inspect   ·   Count every carton   ·   Unload</w:t>
-            </w:r>
-          </w:p>
-        </w:tc>
-      </w:tr>
-    </w:tbl>
-    <w:p/>
-    <w:tbl>
-      <w:tblPr>
-        <w:tblW w:type="pct" w:w="100%"/>
-        <w:tblLayout w:type="fixed"/>
-        <w:tblBorders>
-          <w:top w:val="single" w:color="353A7C" w:sz="6"/>
-          <w:left w:val="single" w:color="353A7C" w:sz="6"/>
-          <w:bottom w:val="single" w:color="353A7C" w:sz="6"/>
-          <w:right w:val="single" w:color="353A7C" w:sz="6"/>
-          <w:insideH w:val="single" w:color="353A7C" w:sz="6"/>
-          <w:insideV w:val="single" w:color="353A7C" w:sz="6"/>
-        </w:tblBorders>
-      </w:tblPr>
-      <w:tblGrid>
-        <w:gridCol w:w="4992"/>
-        <w:gridCol w:w="4608"/>
-      </w:tblGrid>
-      <w:tr>
-        <w:tc>
-          <w:tcPr>
-            <w:tcW w:type="pct" w:w="5000"/>
-            <w:gridSpan w:val="2"/>
-            <w:shd w:fill="353A7C" w:val="clear"/>
-            <w:tcMar>
-              <w:top w:type="dxa" w:w="60"/>
-              <w:left w:type="dxa" w:w="120"/>
-              <w:bottom w:type="dxa" w:w="60"/>
-              <w:right w:type="dxa" w:w="120"/>
-            </w:tcMar>
-          </w:tcPr>
-          <w:p>
-            <w:pPr>
-              <w:spacing w:before="40" w:after="40"/>
-            </w:pPr>
-            <w:r>
-              <w:rPr>
-                <w:b/>
-                <w:bCs/>
-                <w:color w:val="FFFFFF"/>
-                <w:sz w:val="17"/>
-                <w:szCs w:val="17"/>
-              </w:rPr>
-              <w:t xml:space="preserve">Item — Answer</w:t>
-            </w:r>
-          </w:p>
-        </w:tc>
-      </w:tr>
-      <w:tr>
-        <w:tc>
-          <w:tcPr>
-            <w:tcW w:type="pct" w:w="2600"/>
-            <w:shd w:fill="353A7C" w:val="clear"/>
-            <w:tcMar>
-              <w:top w:type="dxa" w:w="50"/>
-              <w:left w:type="dxa" w:w="110"/>
-              <w:bottom w:type="dxa" w:w="50"/>
-              <w:right w:type="dxa" w:w="110"/>
-            </w:tcMar>
-          </w:tcPr>
-          <w:p>
-            <w:pPr>
-              <w:spacing w:before="30" w:after="30"/>
-            </w:pPr>
-            <w:r>
-              <w:rPr>
-                <w:b/>
-                <w:bCs/>
-                <w:color w:val="FFFFFF"/>
-                <w:sz w:val="15"/>
-                <w:szCs w:val="15"/>
-              </w:rPr>
-              <w:t xml:space="preserve">Item</w:t>
-            </w:r>
-          </w:p>
-        </w:tc>
-        <w:tc>
-          <w:tcPr>
-            <w:tcW w:type="pct" w:w="2400"/>
-            <w:shd w:fill="353A7C" w:val="clear"/>
-            <w:tcMar>
-              <w:top w:type="dxa" w:w="50"/>
-              <w:left w:type="dxa" w:w="110"/>
-              <w:bottom w:type="dxa" w:w="50"/>
-              <w:right w:type="dxa" w:w="110"/>
-            </w:tcMar>
-          </w:tcPr>
-          <w:p>
-            <w:pPr>
-              <w:spacing w:before="30" w:after="30"/>
-            </w:pPr>
-            <w:r>
-              <w:rPr>
-                <w:b/>
-                <w:bCs/>
-                <w:color w:val="FFFFFF"/>
-                <w:sz w:val="15"/>
-                <w:szCs w:val="15"/>
-              </w:rPr>
-              <w:t xml:space="preserve">Answer</w:t>
-            </w:r>
-          </w:p>
-        </w:tc>
-      </w:tr>
-      <w:tr>
-        <w:tc>
-          <w:tcPr>
-            <w:tcW w:type="pct" w:w="2600"/>
-            <w:tcMar>
-              <w:top w:type="dxa" w:w="50"/>
-              <w:left w:type="dxa" w:w="110"/>
-              <w:bottom w:type="dxa" w:w="50"/>
-              <w:right w:type="dxa" w:w="110"/>
-            </w:tcMar>
-          </w:tcPr>
-          <w:p>
-            <w:pPr>
-              <w:spacing w:before="28" w:after="28"/>
-            </w:pPr>
-            <w:r>
-              <w:rPr>
-                <w:sz w:val="15"/>
-                <w:szCs w:val="15"/>
-              </w:rPr>
-              <w:t xml:space="preserve">Net yearly saving × 3 years</w:t>
-            </w:r>
-          </w:p>
-        </w:tc>
-        <w:tc>
-          <w:tcPr>
-            <w:tcW w:type="pct" w:w="2400"/>
-            <w:tcMar>
-              <w:top w:type="dxa" w:w="50"/>
-              <w:left w:type="dxa" w:w="110"/>
-              <w:bottom w:type="dxa" w:w="50"/>
-              <w:right w:type="dxa" w:w="110"/>
-            </w:tcMar>
-          </w:tcPr>
-          <w:p>
-            <w:pPr>
-              <w:spacing w:before="28" w:after="28"/>
-            </w:pPr>
-            <w:r>
-              <w:rPr>
-                <w:sz w:val="15"/>
-                <w:szCs w:val="15"/>
-              </w:rPr>
-              <w:t xml:space="preserve">$200,000 × 3 = $600,000</w:t>
-            </w:r>
-          </w:p>
-        </w:tc>
-      </w:tr>
-      <w:tr>
-        <w:tc>
-          <w:tcPr>
-            <w:tcW w:type="pct" w:w="2600"/>
-            <w:shd w:fill="FBFAF6" w:val="clear"/>
-            <w:tcMar>
-              <w:top w:type="dxa" w:w="50"/>
-              <w:left w:type="dxa" w:w="110"/>
-              <w:bottom w:type="dxa" w:w="50"/>
-              <w:right w:type="dxa" w:w="110"/>
-            </w:tcMar>
-          </w:tcPr>
-          <w:p>
-            <w:pPr>
-              <w:spacing w:before="28" w:after="28"/>
-            </w:pPr>
-            <w:r>
-              <w:rPr>
-                <w:sz w:val="15"/>
-                <w:szCs w:val="15"/>
-              </w:rPr>
-              <w:t xml:space="preserve">Net saving over three years</w:t>
-            </w:r>
-          </w:p>
-        </w:tc>
-        <w:tc>
-          <w:tcPr>
-            <w:tcW w:type="pct" w:w="2400"/>
-            <w:shd w:fill="FFFFFF" w:val="clear"/>
-            <w:tcMar>
-              <w:top w:type="dxa" w:w="50"/>
-              <w:left w:type="dxa" w:w="110"/>
-              <w:bottom w:type="dxa" w:w="50"/>
-              <w:right w:type="dxa" w:w="110"/>
-            </w:tcMar>
-          </w:tcPr>
-          <w:p>
-            <w:pPr>
-              <w:spacing w:before="46" w:after="46"/>
-            </w:pPr>
-            <w:r>
-              <w:rPr>
-                <w:b/>
-                <w:bCs/>
-                <w:color w:val="8186EF"/>
-                <w:sz w:val="14"/>
-                <w:szCs w:val="14"/>
-              </w:rPr>
-              <w:t xml:space="preserve">(20)</w:t>
-            </w:r>
-          </w:p>
-        </w:tc>
-      </w:tr>
-    </w:tbl>
-    <w:p/>
-    <w:tbl>
-      <w:tblPr>
-        <w:tblW w:type="pct" w:w="100%"/>
-        <w:tblLayout w:type="fixed"/>
-        <w:tblBorders>
-          <w:top w:val="single" w:color="FBFAF6" w:sz="4"/>
-          <w:left w:val="single" w:color="FBFAF6" w:sz="4"/>
-          <w:bottom w:val="single" w:color="FBFAF6" w:sz="4"/>
-          <w:right w:val="single" w:color="FBFAF6" w:sz="4"/>
-          <w:insideH w:val="single" w:color="FBFAF6" w:sz="4"/>
-          <w:insideV w:val="single" w:color="FBFAF6" w:sz="4"/>
-        </w:tblBorders>
-      </w:tblPr>
-      <w:tblGrid>
-        <w:gridCol w:w="9600"/>
-      </w:tblGrid>
-      <w:tr>
-        <w:tc>
-          <w:tcPr>
-            <w:tcW w:type="pct" w:w="5000"/>
-            <w:shd w:fill="FBFAF6" w:val="clear"/>
-            <w:tcMar>
-              <w:top w:type="dxa" w:w="40"/>
-              <w:left w:type="dxa" w:w="100"/>
-              <w:bottom w:type="dxa" w:w="40"/>
-              <w:right w:type="dxa" w:w="100"/>
-            </w:tcMar>
-          </w:tcPr>
-          <w:p>
-            <w:pPr>
-              <w:spacing w:before="18" w:after="6"/>
-            </w:pPr>
-            <w:r>
-              <w:rPr>
-                <w:b/>
-                <w:bCs/>
-                <w:color w:val="6B7280"/>
-                <w:sz w:val="14"/>
-                <w:szCs w:val="14"/>
-              </w:rPr>
-              <w:t xml:space="preserve">word list</w:t>
-            </w:r>
-          </w:p>
-          <w:p>
-            <w:pPr>
-              <w:spacing w:before="0" w:after="18"/>
-            </w:pPr>
-            <w:r>
-              <w:rPr>
-                <w:b/>
-                <w:bCs/>
-                <w:color w:val="353A7C"/>
-                <w:sz w:val="16"/>
-                <w:szCs w:val="16"/>
-              </w:rPr>
-              <w:t xml:space="preserve">One-off cost of the change   ·   $600,000 − $150,000 = $450,000</w:t>
-            </w:r>
-          </w:p>
-        </w:tc>
-      </w:tr>
-    </w:tbl>
-    <w:p/>
-    <w:tbl>
-      <w:tblPr>
-        <w:tblW w:type="pct" w:w="100%"/>
-        <w:tblLayout w:type="fixed"/>
-        <w:tblBorders>
-          <w:top w:val="single" w:color="353A7C" w:sz="6"/>
-          <w:left w:val="single" w:color="353A7C" w:sz="6"/>
-          <w:bottom w:val="single" w:color="353A7C" w:sz="6"/>
-          <w:right w:val="single" w:color="353A7C" w:sz="6"/>
-          <w:insideH w:val="single" w:color="353A7C" w:sz="6"/>
-          <w:insideV w:val="single" w:color="353A7C" w:sz="6"/>
-        </w:tblBorders>
-      </w:tblPr>
-      <w:tblGrid>
-        <w:gridCol w:w="4992"/>
-        <w:gridCol w:w="4608"/>
-      </w:tblGrid>
-      <w:tr>
-        <w:tc>
-          <w:tcPr>
-            <w:tcW w:type="pct" w:w="5000"/>
-            <w:gridSpan w:val="2"/>
-            <w:shd w:fill="353A7C" w:val="clear"/>
-            <w:tcMar>
-              <w:top w:type="dxa" w:w="60"/>
-              <w:left w:type="dxa" w:w="120"/>
-              <w:bottom w:type="dxa" w:w="60"/>
-              <w:right w:type="dxa" w:w="120"/>
-            </w:tcMar>
-          </w:tcPr>
-          <w:p>
-            <w:pPr>
-              <w:spacing w:before="40" w:after="40"/>
-            </w:pPr>
-            <w:r>
-              <w:rPr>
-                <w:b/>
-                <w:bCs/>
-                <w:color w:val="FFFFFF"/>
-                <w:sz w:val="17"/>
-                <w:szCs w:val="17"/>
-              </w:rPr>
-              <w:t xml:space="preserve">Comparison — Category</w:t>
-            </w:r>
-          </w:p>
-        </w:tc>
-      </w:tr>
-      <w:tr>
-        <w:tc>
-          <w:tcPr>
-            <w:tcW w:type="pct" w:w="2600"/>
-            <w:shd w:fill="353A7C" w:val="clear"/>
-            <w:tcMar>
-              <w:top w:type="dxa" w:w="50"/>
-              <w:left w:type="dxa" w:w="110"/>
-              <w:bottom w:type="dxa" w:w="50"/>
-              <w:right w:type="dxa" w:w="110"/>
-            </w:tcMar>
-          </w:tcPr>
-          <w:p>
-            <w:pPr>
-              <w:spacing w:before="30" w:after="30"/>
-            </w:pPr>
-            <w:r>
-              <w:rPr>
-                <w:b/>
-                <w:bCs/>
-                <w:color w:val="FFFFFF"/>
-                <w:sz w:val="15"/>
-                <w:szCs w:val="15"/>
-              </w:rPr>
-              <w:t xml:space="preserve">Comparison</w:t>
-            </w:r>
-          </w:p>
-        </w:tc>
-        <w:tc>
-          <w:tcPr>
-            <w:tcW w:type="pct" w:w="2400"/>
-            <w:shd w:fill="353A7C" w:val="clear"/>
-            <w:tcMar>
-              <w:top w:type="dxa" w:w="50"/>
-              <w:left w:type="dxa" w:w="110"/>
-              <w:bottom w:type="dxa" w:w="50"/>
-              <w:right w:type="dxa" w:w="110"/>
-            </w:tcMar>
-          </w:tcPr>
-          <w:p>
-            <w:pPr>
-              <w:spacing w:before="30" w:after="30"/>
-            </w:pPr>
-            <w:r>
-              <w:rPr>
-                <w:b/>
-                <w:bCs/>
-                <w:color w:val="FFFFFF"/>
-                <w:sz w:val="15"/>
-                <w:szCs w:val="15"/>
-              </w:rPr>
-              <w:t xml:space="preserve">Category</w:t>
-            </w:r>
-          </w:p>
-        </w:tc>
-      </w:tr>
-      <w:tr>
-        <w:tc>
-          <w:tcPr>
-            <w:tcW w:type="pct" w:w="2600"/>
-            <w:tcMar>
-              <w:top w:type="dxa" w:w="50"/>
-              <w:left w:type="dxa" w:w="110"/>
-              <w:bottom w:type="dxa" w:w="50"/>
-              <w:right w:type="dxa" w:w="110"/>
-            </w:tcMar>
-          </w:tcPr>
-          <w:p>
-            <w:pPr>
-              <w:spacing w:before="28" w:after="28"/>
-            </w:pPr>
-            <w:r>
-              <w:rPr>
-                <w:sz w:val="15"/>
-                <w:szCs w:val="15"/>
-              </w:rPr>
-              <w:t xml:space="preserve">Levant's two warehouses</w:t>
-            </w:r>
-          </w:p>
-        </w:tc>
-        <w:tc>
-          <w:tcPr>
-            <w:tcW w:type="pct" w:w="2400"/>
-            <w:shd w:fill="FFFFFF" w:val="clear"/>
-            <w:tcMar>
-              <w:top w:type="dxa" w:w="50"/>
-              <w:left w:type="dxa" w:w="110"/>
-              <w:bottom w:type="dxa" w:w="50"/>
-              <w:right w:type="dxa" w:w="110"/>
-            </w:tcMar>
-          </w:tcPr>
-          <w:p>
-            <w:pPr>
-              <w:spacing w:before="46" w:after="46"/>
-            </w:pPr>
-            <w:r>
-              <w:rPr>
-                <w:b/>
-                <w:bCs/>
-                <w:color w:val="8186EF"/>
-                <w:sz w:val="14"/>
-                <w:szCs w:val="14"/>
-              </w:rPr>
-              <w:t xml:space="preserve">(21)</w:t>
-            </w:r>
-          </w:p>
-        </w:tc>
-      </w:tr>
-      <w:tr>
-        <w:tc>
-          <w:tcPr>
-            <w:tcW w:type="pct" w:w="2600"/>
-            <w:shd w:fill="FBFAF6" w:val="clear"/>
-            <w:tcMar>
-              <w:top w:type="dxa" w:w="50"/>
-              <w:left w:type="dxa" w:w="110"/>
-              <w:bottom w:type="dxa" w:w="50"/>
-              <w:right w:type="dxa" w:w="110"/>
-            </w:tcMar>
-          </w:tcPr>
-          <w:p>
-            <w:pPr>
-              <w:spacing w:before="28" w:after="28"/>
-            </w:pPr>
-            <w:r>
-              <w:rPr>
-                <w:sz w:val="15"/>
-                <w:szCs w:val="15"/>
-              </w:rPr>
-              <w:t xml:space="preserve">The Oils division's receiving dock</w:t>
-            </w:r>
-          </w:p>
-        </w:tc>
-        <w:tc>
-          <w:tcPr>
-            <w:tcW w:type="pct" w:w="2400"/>
-            <w:shd w:fill="FBFAF6" w:val="clear"/>
-            <w:tcMar>
-              <w:top w:type="dxa" w:w="50"/>
-              <w:left w:type="dxa" w:w="110"/>
-              <w:bottom w:type="dxa" w:w="50"/>
-              <w:right w:type="dxa" w:w="110"/>
-            </w:tcMar>
-          </w:tcPr>
-          <w:p>
-            <w:pPr>
-              <w:spacing w:before="28" w:after="28"/>
-            </w:pPr>
-            <w:r>
-              <w:rPr>
-                <w:sz w:val="15"/>
-                <w:szCs w:val="15"/>
-              </w:rPr>
-              <w:t xml:space="preserve">Internal</w:t>
-            </w:r>
-          </w:p>
-        </w:tc>
-      </w:tr>
-      <w:tr>
-        <w:tc>
-          <w:tcPr>
-            <w:tcW w:type="pct" w:w="2600"/>
-            <w:tcMar>
-              <w:top w:type="dxa" w:w="50"/>
-              <w:left w:type="dxa" w:w="110"/>
-              <w:bottom w:type="dxa" w:w="50"/>
-              <w:right w:type="dxa" w:w="110"/>
-            </w:tcMar>
-          </w:tcPr>
-          <w:p>
-            <w:pPr>
-              <w:spacing w:before="28" w:after="28"/>
-            </w:pPr>
-            <w:r>
-              <w:rPr>
-                <w:sz w:val="15"/>
-                <w:szCs w:val="15"/>
-              </w:rPr>
-              <w:t xml:space="preserve">Another juice distributor in Amman</w:t>
-            </w:r>
-          </w:p>
-        </w:tc>
-        <w:tc>
-          <w:tcPr>
-            <w:tcW w:type="pct" w:w="2400"/>
-            <w:shd w:fill="FFFFFF" w:val="clear"/>
-            <w:tcMar>
-              <w:top w:type="dxa" w:w="50"/>
-              <w:left w:type="dxa" w:w="110"/>
-              <w:bottom w:type="dxa" w:w="50"/>
-              <w:right w:type="dxa" w:w="110"/>
-            </w:tcMar>
-          </w:tcPr>
-          <w:p>
-            <w:pPr>
-              <w:spacing w:before="46" w:after="46"/>
-            </w:pPr>
-            <w:r>
-              <w:rPr>
-                <w:b/>
-                <w:bCs/>
-                <w:color w:val="8186EF"/>
-                <w:sz w:val="14"/>
-                <w:szCs w:val="14"/>
-              </w:rPr>
-              <w:t xml:space="preserve">(22)</w:t>
-            </w:r>
-          </w:p>
-        </w:tc>
-      </w:tr>
-      <w:tr>
-        <w:tc>
-          <w:tcPr>
-            <w:tcW w:type="pct" w:w="2600"/>
-            <w:shd w:fill="FBFAF6" w:val="clear"/>
-            <w:tcMar>
-              <w:top w:type="dxa" w:w="50"/>
-              <w:left w:type="dxa" w:w="110"/>
-              <w:bottom w:type="dxa" w:w="50"/>
-              <w:right w:type="dxa" w:w="110"/>
-            </w:tcMar>
-          </w:tcPr>
-          <w:p>
-            <w:pPr>
-              <w:spacing w:before="28" w:after="28"/>
-            </w:pPr>
-            <w:r>
-              <w:rPr>
-                <w:sz w:val="15"/>
-                <w:szCs w:val="15"/>
-              </w:rPr>
-              <w:t xml:space="preserve">Receiving at a pharmaceutical distributor</w:t>
-            </w:r>
-          </w:p>
-        </w:tc>
-        <w:tc>
-          <w:tcPr>
-            <w:tcW w:type="pct" w:w="2400"/>
-            <w:shd w:fill="FFFFFF" w:val="clear"/>
-            <w:tcMar>
-              <w:top w:type="dxa" w:w="50"/>
-              <w:left w:type="dxa" w:w="110"/>
-              <w:bottom w:type="dxa" w:w="50"/>
-              <w:right w:type="dxa" w:w="110"/>
-            </w:tcMar>
-          </w:tcPr>
-          <w:p>
-            <w:pPr>
-              <w:spacing w:before="46" w:after="46"/>
-            </w:pPr>
-            <w:r>
-              <w:rPr>
-                <w:b/>
-                <w:bCs/>
-                <w:color w:val="8186EF"/>
-                <w:sz w:val="14"/>
-                <w:szCs w:val="14"/>
-              </w:rPr>
-              <w:t xml:space="preserve">(23)</w:t>
-            </w:r>
-          </w:p>
-        </w:tc>
-      </w:tr>
-      <w:tr>
-        <w:tc>
-          <w:tcPr>
-            <w:tcW w:type="pct" w:w="2600"/>
-            <w:tcMar>
-              <w:top w:type="dxa" w:w="50"/>
-              <w:left w:type="dxa" w:w="110"/>
-              <w:bottom w:type="dxa" w:w="50"/>
-              <w:right w:type="dxa" w:w="110"/>
-            </w:tcMar>
-          </w:tcPr>
-          <w:p>
-            <w:pPr>
-              <w:spacing w:before="28" w:after="28"/>
-            </w:pPr>
-            <w:r>
-              <w:rPr>
-                <w:sz w:val="15"/>
-                <w:szCs w:val="15"/>
-              </w:rPr>
-              <w:t xml:space="preserve">The best receiving process in any industry</w:t>
-            </w:r>
-          </w:p>
-        </w:tc>
-        <w:tc>
-          <w:tcPr>
-            <w:tcW w:type="pct" w:w="2400"/>
-            <w:tcMar>
-              <w:top w:type="dxa" w:w="50"/>
-              <w:left w:type="dxa" w:w="110"/>
-              <w:bottom w:type="dxa" w:w="50"/>
-              <w:right w:type="dxa" w:w="110"/>
-            </w:tcMar>
-          </w:tcPr>
-          <w:p>
-            <w:pPr>
-              <w:spacing w:before="28" w:after="28"/>
-            </w:pPr>
-            <w:r>
-              <w:rPr>
-                <w:sz w:val="15"/>
-                <w:szCs w:val="15"/>
-              </w:rPr>
-              <w:t xml:space="preserve">Generic</w:t>
-            </w:r>
-          </w:p>
-        </w:tc>
-      </w:tr>
-    </w:tbl>
-    <w:p/>
-    <w:tbl>
-      <w:tblPr>
-        <w:tblW w:type="pct" w:w="100%"/>
-        <w:tblLayout w:type="fixed"/>
-        <w:tblBorders>
-          <w:top w:val="single" w:color="FBFAF6" w:sz="4"/>
-          <w:left w:val="single" w:color="FBFAF6" w:sz="4"/>
-          <w:bottom w:val="single" w:color="FBFAF6" w:sz="4"/>
-          <w:right w:val="single" w:color="FBFAF6" w:sz="4"/>
-          <w:insideH w:val="single" w:color="FBFAF6" w:sz="4"/>
-          <w:insideV w:val="single" w:color="FBFAF6" w:sz="4"/>
-        </w:tblBorders>
-      </w:tblPr>
-      <w:tblGrid>
-        <w:gridCol w:w="9600"/>
-      </w:tblGrid>
-      <w:tr>
-        <w:tc>
-          <w:tcPr>
-            <w:tcW w:type="pct" w:w="5000"/>
-            <w:shd w:fill="FBFAF6" w:val="clear"/>
-            <w:tcMar>
-              <w:top w:type="dxa" w:w="40"/>
-              <w:left w:type="dxa" w:w="100"/>
-              <w:bottom w:type="dxa" w:w="40"/>
-              <w:right w:type="dxa" w:w="100"/>
-            </w:tcMar>
-          </w:tcPr>
-          <w:p>
-            <w:pPr>
-              <w:spacing w:before="18" w:after="6"/>
-            </w:pPr>
-            <w:r>
-              <w:rPr>
-                <w:b/>
-                <w:bCs/>
-                <w:color w:val="6B7280"/>
-                <w:sz w:val="14"/>
-                <w:szCs w:val="14"/>
-              </w:rPr>
-              <w:t xml:space="preserve">word list</w:t>
-            </w:r>
-          </w:p>
-          <w:p>
-            <w:pPr>
-              <w:spacing w:before="0" w:after="18"/>
-            </w:pPr>
-            <w:r>
-              <w:rPr>
-                <w:b/>
-                <w:bCs/>
-                <w:color w:val="353A7C"/>
-                <w:sz w:val="16"/>
-                <w:szCs w:val="16"/>
-              </w:rPr>
-              <w:t xml:space="preserve">Internal   ·   Functional   ·   Competitive   ·   Generic</w:t>
-            </w:r>
-          </w:p>
-        </w:tc>
-      </w:tr>
-    </w:tbl>
-    <w:p/>
-    <w:p>
-      <w:pPr>
-        <w:pageBreakBefore w:val="true"/>
-        <w:spacing w:after="0"/>
-      </w:pPr>
-      <w:r>
-        <w:rPr>
-          <w:sz w:val="2"/>
-        </w:rPr>
-        <w:t xml:space="preserve"> </w:t>
-      </w:r>
-    </w:p>
-    <w:p>
-      <w:pPr>
-        <w:spacing w:before="44" w:after="10"/>
-      </w:pPr>
-      <w:r>
-        <w:rPr>
-          <w:b/>
-          <w:bCs/>
-          <w:color w:val="353A7C"/>
-          <w:sz w:val="18"/>
-          <w:szCs w:val="18"/>
-        </w:rPr>
-        <w:t xml:space="preserve">The English this section uses, and its Arabic</w:t>
-      </w:r>
-    </w:p>
-    <w:p>
-      <w:pPr>
-        <w:spacing w:before="0" w:after="12"/>
-      </w:pPr>
-      <w:r>
-        <w:rPr>
-          <w:color w:val="6B7280"/>
-          <w:sz w:val="15"/>
-          <w:szCs w:val="15"/>
-        </w:rPr>
-        <w:t xml:space="preserve">Each term sits against what it means.</w:t>
-      </w:r>
-    </w:p>
-    <w:p>
-      <w:pPr>
-        <w:spacing w:after="40" w:before="90"/>
-        <w:jc w:val="center"/>
-      </w:pPr>
-      <w:r>
-        <w:drawing>
-          <wp:inline distT="0" distB="0" distL="0" distR="0">
-            <wp:extent cx="5734050" cy="2074825"/>
-            <wp:effectExtent t="0" r="0" b="0" l="0"/>
-            <wp:docPr id="1" name="" descr="" title=""/>
-            <wp:cNvGraphicFramePr>
-              <a:graphicFrameLocks xmlns:a="http://schemas.openxmlformats.org/drawingml/2006/main" noChangeAspect="1"/>
-            </wp:cNvGraphicFramePr>
-            <a:graphic xmlns:a="http://schemas.openxmlformats.org/drawingml/2006/main">
-              <a:graphicData uri="http://schemas.openxmlformats.org/drawingml/2006/picture">
-                <pic:pic xmlns:pic="http://schemas.openxmlformats.org/drawingml/2006/picture">
-                  <pic:nvPicPr>
-                    <pic:cNvPr id="0" name="" descr=""/>
-                    <pic:cNvPicPr>
-                      <a:picLocks noChangeAspect="1" noChangeArrowheads="1"/>
-                    </pic:cNvPicPr>
-                  </pic:nvPicPr>
-                  <pic:blipFill>
-                    <a:blip r:embed="rId109" cstate="none"/>
-                    <a:srcRect/>
-                    <a:stretch>
-                      <a:fillRect/>
-                    </a:stretch>
-                  </pic:blipFill>
-                  <pic:spPr bwMode="auto">
-                    <a:xfrm>
-                      <a:off x="0" y="0"/>
-                      <a:ext cx="5734050" cy="2074825"/>
-                    </a:xfrm>
-                    <a:prstGeom prst="rect">
-                      <a:avLst/>
-                    </a:prstGeom>
-                  </pic:spPr>
-                </pic:pic>
-              </a:graphicData>
-            </a:graphic>
-          </wp:inline>
-        </w:drawing>
-      </w:r>
-    </w:p>
-    <w:tbl>
-      <w:tblPr>
-        <w:tblW w:type="pct" w:w="100%"/>
-        <w:tblLayout w:type="fixed"/>
-        <w:tblBorders>
-          <w:top w:val="single" w:color="FBFAF6" w:sz="4"/>
-          <w:left w:val="single" w:color="FBFAF6" w:sz="4"/>
-          <w:bottom w:val="single" w:color="FBFAF6" w:sz="4"/>
-          <w:right w:val="single" w:color="FBFAF6" w:sz="4"/>
-          <w:insideH w:val="single" w:color="FBFAF6" w:sz="4"/>
-          <w:insideV w:val="single" w:color="FBFAF6" w:sz="4"/>
-        </w:tblBorders>
-      </w:tblPr>
-      <w:tblGrid>
-        <w:gridCol w:w="9600"/>
-      </w:tblGrid>
-      <w:tr>
-        <w:tc>
-          <w:tcPr>
-            <w:tcW w:type="pct" w:w="5000"/>
-            <w:shd w:fill="FBFAF6" w:val="clear"/>
-            <w:tcMar>
-              <w:top w:type="dxa" w:w="40"/>
-              <w:left w:type="dxa" w:w="100"/>
-              <w:bottom w:type="dxa" w:w="40"/>
-              <w:right w:type="dxa" w:w="100"/>
-            </w:tcMar>
-          </w:tcPr>
-          <w:p>
-            <w:pPr>
-              <w:spacing w:before="18" w:after="6"/>
-            </w:pPr>
-            <w:r>
-              <w:rPr>
-                <w:b/>
-                <w:bCs/>
-                <w:color w:val="6B7280"/>
-                <w:sz w:val="14"/>
-                <w:szCs w:val="14"/>
-              </w:rPr>
-              <w:t xml:space="preserve">word list</w:t>
-            </w:r>
-          </w:p>
-          <w:p>
-            <w:pPr>
-              <w:spacing w:before="0" w:after="18"/>
-            </w:pPr>
-            <w:r>
-              <w:rPr>
-                <w:b/>
-                <w:bCs/>
-                <w:color w:val="353A7C"/>
-                <w:sz w:val="16"/>
-                <w:szCs w:val="16"/>
-              </w:rPr>
-              <w:t xml:space="preserve">business process reengineering   ·   internal benchmarking   ·   cycle time</w:t>
+              <w:t xml:space="preserve">cycle time   ·   benchmarking   ·   process analysis</w:t>
             </w:r>
           </w:p>
         </w:tc>
@@ -13100,7 +12847,7 @@
                 <w:sz w:val="16"/>
                 <w:szCs w:val="16"/>
               </w:rPr>
-              <w:t xml:space="preserve">14  </w:t>
+              <w:t xml:space="preserve">12  </w:t>
             </w:r>
             <w:r>
               <w:rPr>
@@ -13142,7 +12889,7 @@
                 <w:sz w:val="16"/>
                 <w:szCs w:val="16"/>
               </w:rPr>
-              <w:t xml:space="preserve">division</w:t>
+              <w:t xml:space="preserve">manager</w:t>
             </w:r>
           </w:p>
         </w:tc>
@@ -13168,14 +12915,14 @@
                 <w:sz w:val="16"/>
                 <w:szCs w:val="16"/>
               </w:rPr>
-              <w:t xml:space="preserve">15  </w:t>
-            </w:r>
-            <w:r>
-              <w:rPr>
-                <w:sz w:val="16"/>
-                <w:szCs w:val="16"/>
-              </w:rPr>
-              <w:t xml:space="preserve">Unload</w:t>
+              <w:t xml:space="preserve">13  </w:t>
+            </w:r>
+            <w:r>
+              <w:rPr>
+                <w:sz w:val="16"/>
+                <w:szCs w:val="16"/>
+              </w:rPr>
+              <w:t xml:space="preserve">Inspect</w:t>
             </w:r>
           </w:p>
         </w:tc>
@@ -13210,7 +12957,7 @@
                 <w:sz w:val="16"/>
                 <w:szCs w:val="16"/>
               </w:rPr>
-              <w:t xml:space="preserve">Volume</w:t>
+              <w:t xml:space="preserve">orders</w:t>
             </w:r>
           </w:p>
         </w:tc>
@@ -13236,14 +12983,14 @@
                 <w:sz w:val="16"/>
                 <w:szCs w:val="16"/>
               </w:rPr>
-              <w:t xml:space="preserve">16  </w:t>
-            </w:r>
-            <w:r>
-              <w:rPr>
-                <w:sz w:val="16"/>
-                <w:szCs w:val="16"/>
-              </w:rPr>
-              <w:t xml:space="preserve">Count every carton</w:t>
+              <w:t xml:space="preserve">14  </w:t>
+            </w:r>
+            <w:r>
+              <w:rPr>
+                <w:sz w:val="16"/>
+                <w:szCs w:val="16"/>
+              </w:rPr>
+              <w:t xml:space="preserve">Put away</w:t>
             </w:r>
           </w:p>
         </w:tc>
@@ -13304,14 +13051,14 @@
                 <w:sz w:val="16"/>
                 <w:szCs w:val="16"/>
               </w:rPr>
-              <w:t xml:space="preserve">17  </w:t>
-            </w:r>
-            <w:r>
-              <w:rPr>
-                <w:sz w:val="16"/>
-                <w:szCs w:val="16"/>
-              </w:rPr>
-              <w:t xml:space="preserve">Inspect</w:t>
+              <w:t xml:space="preserve">15  </w:t>
+            </w:r>
+            <w:r>
+              <w:rPr>
+                <w:sz w:val="16"/>
+                <w:szCs w:val="16"/>
+              </w:rPr>
+              <w:t xml:space="preserve">Staff cost per hour</w:t>
             </w:r>
           </w:p>
         </w:tc>
@@ -13346,7 +13093,7 @@
                 <w:sz w:val="16"/>
                 <w:szCs w:val="16"/>
               </w:rPr>
-              <w:t xml:space="preserve">running</w:t>
+              <w:t xml:space="preserve">recovered</w:t>
             </w:r>
           </w:p>
         </w:tc>
@@ -13372,14 +13119,14 @@
                 <w:sz w:val="16"/>
                 <w:szCs w:val="16"/>
               </w:rPr>
-              <w:t xml:space="preserve">18  </w:t>
-            </w:r>
-            <w:r>
-              <w:rPr>
-                <w:sz w:val="16"/>
-                <w:szCs w:val="16"/>
-              </w:rPr>
-              <w:t xml:space="preserve">Staff cost per hour</w:t>
+              <w:t xml:space="preserve">16  </w:t>
+            </w:r>
+            <w:r>
+              <w:rPr>
+                <w:sz w:val="16"/>
+                <w:szCs w:val="16"/>
+              </w:rPr>
+              <w:t xml:space="preserve">One-off cost of the change</w:t>
             </w:r>
           </w:p>
         </w:tc>
@@ -13414,7 +13161,7 @@
                 <w:sz w:val="16"/>
                 <w:szCs w:val="16"/>
               </w:rPr>
-              <w:t xml:space="preserve">yearly</w:t>
+              <w:t xml:space="preserve">Year 1</w:t>
             </w:r>
           </w:p>
         </w:tc>
@@ -13440,7 +13187,7 @@
                 <w:sz w:val="16"/>
                 <w:szCs w:val="16"/>
               </w:rPr>
-              <w:t xml:space="preserve">19  </w:t>
+              <w:t xml:space="preserve">17  </w:t>
             </w:r>
             <w:r>
               <w:rPr>
@@ -13482,7 +13229,7 @@
                 <w:sz w:val="16"/>
                 <w:szCs w:val="16"/>
               </w:rPr>
-              <w:t xml:space="preserve">recovered</w:t>
+              <w:t xml:space="preserve">Year 3</w:t>
             </w:r>
           </w:p>
         </w:tc>
@@ -13508,14 +13255,14 @@
                 <w:sz w:val="16"/>
                 <w:szCs w:val="16"/>
               </w:rPr>
-              <w:t xml:space="preserve">20  </w:t>
-            </w:r>
-            <w:r>
-              <w:rPr>
-                <w:sz w:val="16"/>
-                <w:szCs w:val="16"/>
-              </w:rPr>
-              <w:t xml:space="preserve">$600,000 − $150,000 = $450,000</w:t>
+              <w:t xml:space="preserve">18  </w:t>
+            </w:r>
+            <w:r>
+              <w:rPr>
+                <w:sz w:val="16"/>
+                <w:szCs w:val="16"/>
+              </w:rPr>
+              <w:t xml:space="preserve">Internal</w:t>
             </w:r>
           </w:p>
         </w:tc>
@@ -13550,7 +13297,7 @@
                 <w:sz w:val="16"/>
                 <w:szCs w:val="16"/>
               </w:rPr>
-              <w:t xml:space="preserve">Year 1</w:t>
+              <w:t xml:space="preserve">cumulative</w:t>
             </w:r>
           </w:p>
         </w:tc>
@@ -13576,14 +13323,14 @@
                 <w:sz w:val="16"/>
                 <w:szCs w:val="16"/>
               </w:rPr>
-              <w:t xml:space="preserve">21  </w:t>
-            </w:r>
-            <w:r>
-              <w:rPr>
-                <w:sz w:val="16"/>
-                <w:szCs w:val="16"/>
-              </w:rPr>
-              <w:t xml:space="preserve">Internal</w:t>
+              <w:t xml:space="preserve">19  </w:t>
+            </w:r>
+            <w:r>
+              <w:rPr>
+                <w:sz w:val="16"/>
+                <w:szCs w:val="16"/>
+              </w:rPr>
+              <w:t xml:space="preserve">Competitive</w:t>
             </w:r>
           </w:p>
         </w:tc>
@@ -13618,7 +13365,7 @@
                 <w:sz w:val="16"/>
                 <w:szCs w:val="16"/>
               </w:rPr>
-              <w:t xml:space="preserve">Year 2</w:t>
+              <w:t xml:space="preserve">All-in</w:t>
             </w:r>
           </w:p>
         </w:tc>
@@ -13644,14 +13391,14 @@
                 <w:sz w:val="16"/>
                 <w:szCs w:val="16"/>
               </w:rPr>
-              <w:t xml:space="preserve">22  </w:t>
-            </w:r>
-            <w:r>
-              <w:rPr>
-                <w:sz w:val="16"/>
-                <w:szCs w:val="16"/>
-              </w:rPr>
-              <w:t xml:space="preserve">Competitive</w:t>
+              <w:t xml:space="preserve">20  </w:t>
+            </w:r>
+            <w:r>
+              <w:rPr>
+                <w:sz w:val="16"/>
+                <w:szCs w:val="16"/>
+              </w:rPr>
+              <w:t xml:space="preserve">Generic</w:t>
             </w:r>
           </w:p>
         </w:tc>
@@ -13686,7 +13433,7 @@
                 <w:sz w:val="16"/>
                 <w:szCs w:val="16"/>
               </w:rPr>
-              <w:t xml:space="preserve">cumulative</w:t>
+              <w:t xml:space="preserve">before</w:t>
             </w:r>
           </w:p>
         </w:tc>
@@ -13712,14 +13459,14 @@
                 <w:sz w:val="16"/>
                 <w:szCs w:val="16"/>
               </w:rPr>
-              <w:t xml:space="preserve">23  </w:t>
-            </w:r>
-            <w:r>
-              <w:rPr>
-                <w:sz w:val="16"/>
-                <w:szCs w:val="16"/>
-              </w:rPr>
-              <w:t xml:space="preserve">Functional</w:t>
+              <w:t xml:space="preserve">21  </w:t>
+            </w:r>
+            <w:r>
+              <w:rPr>
+                <w:sz w:val="16"/>
+                <w:szCs w:val="16"/>
+              </w:rPr>
+              <w:t xml:space="preserve">cycle time</w:t>
             </w:r>
           </w:p>
         </w:tc>
@@ -13754,7 +13501,7 @@
                 <w:sz w:val="16"/>
                 <w:szCs w:val="16"/>
               </w:rPr>
-              <w:t xml:space="preserve">All-in</w:t>
+              <w:t xml:space="preserve">redesign</w:t>
             </w:r>
           </w:p>
         </w:tc>
@@ -13780,140 +13527,14 @@
                 <w:sz w:val="16"/>
                 <w:szCs w:val="16"/>
               </w:rPr>
-              <w:t xml:space="preserve">24  </w:t>
-            </w:r>
-            <w:r>
-              <w:rPr>
-                <w:sz w:val="16"/>
-                <w:szCs w:val="16"/>
-              </w:rPr>
-              <w:t xml:space="preserve">business process reengineering</w:t>
-            </w:r>
-          </w:p>
-        </w:tc>
-      </w:tr>
-      <w:tr>
-        <w:tc>
-          <w:tcPr>
-            <w:tcW w:type="pct" w:w="2500"/>
-            <w:tcMar>
-              <w:top w:type="dxa" w:w="20"/>
-              <w:left w:type="dxa" w:w="80"/>
-              <w:bottom w:type="dxa" w:w="20"/>
-              <w:right w:type="dxa" w:w="80"/>
-            </w:tcMar>
-          </w:tcPr>
-          <w:p>
-            <w:pPr>
-              <w:spacing w:before="12" w:after="12"/>
-            </w:pPr>
-            <w:r>
-              <w:rPr>
-                <w:b/>
-                <w:bCs/>
-                <w:color w:val="8186EF"/>
-                <w:sz w:val="16"/>
-                <w:szCs w:val="16"/>
-              </w:rPr>
-              <w:t xml:space="preserve">12  </w:t>
-            </w:r>
-            <w:r>
-              <w:rPr>
-                <w:sz w:val="16"/>
-                <w:szCs w:val="16"/>
-              </w:rPr>
-              <w:t xml:space="preserve">before</w:t>
-            </w:r>
-          </w:p>
-        </w:tc>
-        <w:tc>
-          <w:tcPr>
-            <w:tcW w:type="pct" w:w="2500"/>
-            <w:tcMar>
-              <w:top w:type="dxa" w:w="20"/>
-              <w:left w:type="dxa" w:w="80"/>
-              <w:bottom w:type="dxa" w:w="20"/>
-              <w:right w:type="dxa" w:w="80"/>
-            </w:tcMar>
-          </w:tcPr>
-          <w:p>
-            <w:pPr>
-              <w:spacing w:before="12" w:after="12"/>
-            </w:pPr>
-            <w:r>
-              <w:rPr>
-                <w:b/>
-                <w:bCs/>
-                <w:color w:val="8186EF"/>
-                <w:sz w:val="16"/>
-                <w:szCs w:val="16"/>
-              </w:rPr>
-              <w:t xml:space="preserve">25  </w:t>
-            </w:r>
-            <w:r>
-              <w:rPr>
-                <w:sz w:val="16"/>
-                <w:szCs w:val="16"/>
-              </w:rPr>
-              <w:t xml:space="preserve">cycle time</w:t>
-            </w:r>
-          </w:p>
-        </w:tc>
-      </w:tr>
-      <w:tr>
-        <w:tc>
-          <w:tcPr>
-            <w:tcW w:type="pct" w:w="2500"/>
-            <w:tcMar>
-              <w:top w:type="dxa" w:w="20"/>
-              <w:left w:type="dxa" w:w="80"/>
-              <w:bottom w:type="dxa" w:w="20"/>
-              <w:right w:type="dxa" w:w="80"/>
-            </w:tcMar>
-          </w:tcPr>
-          <w:p>
-            <w:pPr>
-              <w:spacing w:before="12" w:after="12"/>
-            </w:pPr>
-            <w:r>
-              <w:rPr>
-                <w:b/>
-                <w:bCs/>
-                <w:color w:val="8186EF"/>
-                <w:sz w:val="16"/>
-                <w:szCs w:val="16"/>
-              </w:rPr>
-              <w:t xml:space="preserve">13  </w:t>
-            </w:r>
-            <w:r>
-              <w:rPr>
-                <w:sz w:val="16"/>
-                <w:szCs w:val="16"/>
-              </w:rPr>
-              <w:t xml:space="preserve">redesign</w:t>
-            </w:r>
-          </w:p>
-        </w:tc>
-        <w:tc>
-          <w:tcPr>
-            <w:tcW w:type="pct" w:w="2500"/>
-            <w:tcMar>
-              <w:top w:type="dxa" w:w="20"/>
-              <w:left w:type="dxa" w:w="80"/>
-              <w:bottom w:type="dxa" w:w="20"/>
-              <w:right w:type="dxa" w:w="80"/>
-            </w:tcMar>
-          </w:tcPr>
-          <w:p>
-            <w:pPr>
-              <w:spacing w:before="24" w:after="24"/>
-            </w:pPr>
-            <w:r>
-              <w:rPr>
-                <w:sz w:val="16"/>
-                <w:szCs w:val="16"/>
-              </w:rPr>
-              <w:t xml:space="preserve"/>
+              <w:t xml:space="preserve">22  </w:t>
+            </w:r>
+            <w:r>
+              <w:rPr>
+                <w:sz w:val="16"/>
+                <w:szCs w:val="16"/>
+              </w:rPr>
+              <w:t xml:space="preserve">benchmarking</w:t>
             </w:r>
           </w:p>
         </w:tc>
